--- a/atlas/Registries/Pattern-Registry.docx
+++ b/atlas/Registries/Pattern-Registry.docx
@@ -2,6 +2,118 @@
 <file path=word/document.xml><?xml version="1.0" encoding="utf-8"?>
 <w:document xmlns:wpc="http://schemas.microsoft.com/office/word/2010/wordprocessingCanvas" xmlns:cx="http://schemas.microsoft.com/office/drawing/2014/chartex" xmlns:cx1="http://schemas.microsoft.com/office/drawing/2015/9/8/chartex" xmlns:cx2="http://schemas.microsoft.com/office/drawing/2015/10/21/chartex" xmlns:cx3="http://schemas.microsoft.com/office/drawing/2016/5/9/chartex" xmlns:cx4="http://schemas.microsoft.com/office/drawing/2016/5/10/chartex" xmlns:cx5="http://schemas.microsoft.com/office/drawing/2016/5/11/chartex" xmlns:cx6="http://schemas.microsoft.com/office/drawing/2016/5/12/chartex" xmlns:cx7="http://schemas.microsoft.com/office/drawing/2016/5/13/chartex" xmlns:cx8="http://schemas.microsoft.com/office/drawing/2016/5/14/chartex" xmlns:mc="http://schemas.openxmlformats.org/markup-compatibility/2006" xmlns:aink="http://schemas.microsoft.com/office/drawing/2016/ink" xmlns:am3d="http://schemas.microsoft.com/office/drawing/2017/model3d" xmlns:o="urn:schemas-microsoft-com:office:office" xmlns:oel="http://schemas.microsoft.com/office/2019/extlst" xmlns:r="http://schemas.openxmlformats.org/officeDocument/2006/relationships" xmlns:m="http://schemas.openxmlformats.org/officeDocument/2006/math" xmlns:v="urn:schemas-microsoft-com:vml" xmlns:wp14="http://schemas.microsoft.com/office/word/2010/wordprocessingDrawing" xmlns:wp="http://schemas.openxmlformats.org/drawingml/2006/wordprocessingDrawing" xmlns:w10="urn:schemas-microsoft-com:office:word" xmlns:w="http://schemas.openxmlformats.org/wordprocessingml/2006/main" xmlns:w14="http://schemas.microsoft.com/office/word/2010/wordml" xmlns:w15="http://schemas.microsoft.com/office/word/2012/wordml" xmlns:w16cex="http://schemas.microsoft.com/office/word/2018/wordml/cex" xmlns:w16cid="http://schemas.microsoft.com/office/word/2016/wordml/cid" xmlns:w16="http://schemas.microsoft.com/office/word/2018/wordml" xmlns:w16du="http://schemas.microsoft.com/office/word/2023/wordml/word16du" xmlns:w16sdtdh="http://schemas.microsoft.com/office/word/2020/wordml/sdtdatahash" xmlns:w16sdtfl="http://schemas.microsoft.com/office/word/2024/wordml/sdtformatlock" xmlns:w16se="http://schemas.microsoft.com/office/word/2015/wordml/symex" xmlns:wpg="http://schemas.microsoft.com/office/word/2010/wordprocessingGroup" xmlns:wpi="http://schemas.microsoft.com/office/word/2010/wordprocessingInk" xmlns:wne="http://schemas.microsoft.com/office/word/2006/wordml" xmlns:wps="http://schemas.microsoft.com/office/word/2010/wordprocessingShape" mc:Ignorable="w14 w15 w16se w16cid w16 w16cex w16sdtdh w16sdtfl w16du wp14">
   <w:body>
+    <w:p>
+      <w:pPr>
+        <w:rPr>
+          <w:b/>
+          <w:bCs/>
+        </w:rPr>
+      </w:pPr>
+      <w:r>
+        <w:rPr>
+          <w:b/>
+          <w:bCs/>
+        </w:rPr>
+        <w:t>Pattern Registry</w:t>
+      </w:r>
+    </w:p>
+    <w:p>
+      <w:pPr>
+        <w:rPr>
+          <w:b/>
+          <w:bCs/>
+        </w:rPr>
+      </w:pPr>
+      <w:r>
+        <w:rPr>
+          <w:b/>
+          <w:bCs/>
+        </w:rPr>
+        <w:t>Purpose</w:t>
+      </w:r>
+    </w:p>
+    <w:p>
+      <w:r>
+        <w:t xml:space="preserve">The </w:t>
+      </w:r>
+      <w:r>
+        <w:rPr>
+          <w:b/>
+          <w:bCs/>
+        </w:rPr>
+        <w:t>Pattern Registry</w:t>
+      </w:r>
+      <w:r>
+        <w:t xml:space="preserve"> serves as the authoritative master index of all </w:t>
+      </w:r>
+      <w:r>
+        <w:rPr>
+          <w:b/>
+          <w:bCs/>
+        </w:rPr>
+        <w:t>Patterns</w:t>
+      </w:r>
+      <w:r>
+        <w:t xml:space="preserve"> documented within the </w:t>
+      </w:r>
+      <w:r>
+        <w:rPr>
+          <w:b/>
+          <w:bCs/>
+        </w:rPr>
+        <w:t>ATLAS</w:t>
+      </w:r>
+      <w:r>
+        <w:t xml:space="preserve"> repository. It provides a centralized reference for tracking every </w:t>
+      </w:r>
+      <w:r>
+        <w:rPr>
+          <w:b/>
+          <w:bCs/>
+        </w:rPr>
+        <w:t>Pattern Identifier (PTID)</w:t>
+      </w:r>
+      <w:r>
+        <w:t>, ensuring each Pattern can be uniquely identified, referenced, and maintained throughout its lifecycle.</w:t>
+      </w:r>
+    </w:p>
+    <w:p>
+      <w:r>
+        <w:t xml:space="preserve">The Registry functions as the </w:t>
+      </w:r>
+      <w:r>
+        <w:rPr>
+          <w:b/>
+          <w:bCs/>
+        </w:rPr>
+        <w:t>single source of truth</w:t>
+      </w:r>
+      <w:r>
+        <w:t xml:space="preserve"> for Pattern identification. Detailed information—including supporting APIDs, evidence, research notes, validation confidence, revision history, and document metadata—is maintained within the corresponding Pattern document.</w:t>
+      </w:r>
+    </w:p>
+    <w:p>
+      <w:r>
+        <w:pict w14:anchorId="1ACE3E13">
+          <v:rect id="_x0000_i1321" style="width:0;height:1.5pt" o:hralign="center" o:hrstd="t" o:hr="t" fillcolor="#a0a0a0" stroked="f"/>
+        </w:pict>
+      </w:r>
+    </w:p>
+    <w:p>
+      <w:pPr>
+        <w:rPr>
+          <w:b/>
+          <w:bCs/>
+        </w:rPr>
+      </w:pPr>
+      <w:r>
+        <w:rPr>
+          <w:b/>
+          <w:bCs/>
+        </w:rPr>
+        <w:t>Registry Fields</w:t>
+      </w:r>
+    </w:p>
     <w:tbl>
       <w:tblPr>
         <w:tblW w:w="0" w:type="auto"/>
@@ -15,10 +127,8 @@
         <w:tblLook w:val="04A0" w:firstRow="1" w:lastRow="0" w:firstColumn="1" w:lastColumn="0" w:noHBand="0" w:noVBand="1"/>
       </w:tblPr>
       <w:tblGrid>
-        <w:gridCol w:w="900"/>
-        <w:gridCol w:w="2821"/>
-        <w:gridCol w:w="1141"/>
-        <w:gridCol w:w="3913"/>
+        <w:gridCol w:w="1399"/>
+        <w:gridCol w:w="6135"/>
       </w:tblGrid>
       <w:tr>
         <w:trPr>
@@ -43,7 +153,7 @@
                 <w:b/>
                 <w:bCs/>
               </w:rPr>
-              <w:t>PTID</w:t>
+              <w:t>Field</w:t>
             </w:r>
           </w:p>
         </w:tc>
@@ -65,51 +175,7 @@
                 <w:b/>
                 <w:bCs/>
               </w:rPr>
-              <w:t>Pattern Title</w:t>
-            </w:r>
-          </w:p>
-        </w:tc>
-        <w:tc>
-          <w:tcPr>
-            <w:tcW w:w="0" w:type="auto"/>
-            <w:vAlign w:val="center"/>
-            <w:hideMark/>
-          </w:tcPr>
-          <w:p>
-            <w:pPr>
-              <w:rPr>
-                <w:b/>
-                <w:bCs/>
-              </w:rPr>
-            </w:pPr>
-            <w:r>
-              <w:rPr>
-                <w:b/>
-                <w:bCs/>
-              </w:rPr>
-              <w:t>Status</w:t>
-            </w:r>
-          </w:p>
-        </w:tc>
-        <w:tc>
-          <w:tcPr>
-            <w:tcW w:w="0" w:type="auto"/>
-            <w:vAlign w:val="center"/>
-            <w:hideMark/>
-          </w:tcPr>
-          <w:p>
-            <w:pPr>
-              <w:rPr>
-                <w:b/>
-                <w:bCs/>
-              </w:rPr>
-            </w:pPr>
-            <w:r>
-              <w:rPr>
-                <w:b/>
-                <w:bCs/>
-              </w:rPr>
-              <w:t>Category</w:t>
+              <w:t>Description</w:t>
             </w:r>
           </w:p>
         </w:tc>
@@ -126,43 +192,23 @@
           </w:tcPr>
           <w:p>
             <w:r>
-              <w:t>PAT-001</w:t>
-            </w:r>
-          </w:p>
-        </w:tc>
-        <w:tc>
-          <w:tcPr>
-            <w:tcW w:w="0" w:type="auto"/>
-            <w:vAlign w:val="center"/>
-            <w:hideMark/>
-          </w:tcPr>
-          <w:p>
-            <w:r>
-              <w:t>Context Loss Over Time</w:t>
-            </w:r>
-          </w:p>
-        </w:tc>
-        <w:tc>
-          <w:tcPr>
-            <w:tcW w:w="0" w:type="auto"/>
-            <w:vAlign w:val="center"/>
-            <w:hideMark/>
-          </w:tcPr>
-          <w:p>
-            <w:r>
-              <w:t>Accepted</w:t>
-            </w:r>
-          </w:p>
-        </w:tc>
-        <w:tc>
-          <w:tcPr>
-            <w:tcW w:w="0" w:type="auto"/>
-            <w:vAlign w:val="center"/>
-            <w:hideMark/>
-          </w:tcPr>
-          <w:p>
-            <w:r>
-              <w:t>Cognitive &amp; Information Management</w:t>
+              <w:rPr>
+                <w:b/>
+                <w:bCs/>
+              </w:rPr>
+              <w:t>PTID</w:t>
+            </w:r>
+          </w:p>
+        </w:tc>
+        <w:tc>
+          <w:tcPr>
+            <w:tcW w:w="0" w:type="auto"/>
+            <w:vAlign w:val="center"/>
+            <w:hideMark/>
+          </w:tcPr>
+          <w:p>
+            <w:r>
+              <w:t>Unique Pattern identifier.</w:t>
             </w:r>
           </w:p>
         </w:tc>
@@ -179,43 +225,23 @@
           </w:tcPr>
           <w:p>
             <w:r>
-              <w:t>PAT-002</w:t>
-            </w:r>
-          </w:p>
-        </w:tc>
-        <w:tc>
-          <w:tcPr>
-            <w:tcW w:w="0" w:type="auto"/>
-            <w:vAlign w:val="center"/>
-            <w:hideMark/>
-          </w:tcPr>
-          <w:p>
-            <w:r>
-              <w:t>Information Fragmentation</w:t>
-            </w:r>
-          </w:p>
-        </w:tc>
-        <w:tc>
-          <w:tcPr>
-            <w:tcW w:w="0" w:type="auto"/>
-            <w:vAlign w:val="center"/>
-            <w:hideMark/>
-          </w:tcPr>
-          <w:p>
-            <w:r>
-              <w:t>Candidate</w:t>
-            </w:r>
-          </w:p>
-        </w:tc>
-        <w:tc>
-          <w:tcPr>
-            <w:tcW w:w="0" w:type="auto"/>
-            <w:vAlign w:val="center"/>
-            <w:hideMark/>
-          </w:tcPr>
-          <w:p>
-            <w:r>
-              <w:t>Information Architecture</w:t>
+              <w:rPr>
+                <w:b/>
+                <w:bCs/>
+              </w:rPr>
+              <w:t>Pattern Title</w:t>
+            </w:r>
+          </w:p>
+        </w:tc>
+        <w:tc>
+          <w:tcPr>
+            <w:tcW w:w="0" w:type="auto"/>
+            <w:vAlign w:val="center"/>
+            <w:hideMark/>
+          </w:tcPr>
+          <w:p>
+            <w:r>
+              <w:t>Official Pattern title.</w:t>
             </w:r>
           </w:p>
         </w:tc>
@@ -232,6 +258,245 @@
           </w:tcPr>
           <w:p>
             <w:r>
+              <w:rPr>
+                <w:b/>
+                <w:bCs/>
+              </w:rPr>
+              <w:t>Status</w:t>
+            </w:r>
+          </w:p>
+        </w:tc>
+        <w:tc>
+          <w:tcPr>
+            <w:tcW w:w="0" w:type="auto"/>
+            <w:vAlign w:val="center"/>
+            <w:hideMark/>
+          </w:tcPr>
+          <w:p>
+            <w:r>
+              <w:t>Current Pattern status (Candidate, Accepted, Deprecated).</w:t>
+            </w:r>
+          </w:p>
+        </w:tc>
+      </w:tr>
+    </w:tbl>
+    <w:p>
+      <w:r>
+        <w:pict w14:anchorId="75300C4E">
+          <v:rect id="_x0000_i1322" style="width:0;height:1.5pt" o:hralign="center" o:hrstd="t" o:hr="t" fillcolor="#a0a0a0" stroked="f"/>
+        </w:pict>
+      </w:r>
+    </w:p>
+    <w:p>
+      <w:pPr>
+        <w:rPr>
+          <w:b/>
+          <w:bCs/>
+        </w:rPr>
+      </w:pPr>
+      <w:r>
+        <w:rPr>
+          <w:b/>
+          <w:bCs/>
+        </w:rPr>
+        <w:t>Pattern Registry</w:t>
+      </w:r>
+    </w:p>
+    <w:tbl>
+      <w:tblPr>
+        <w:tblW w:w="0" w:type="auto"/>
+        <w:tblCellSpacing w:w="15" w:type="dxa"/>
+        <w:tblCellMar>
+          <w:top w:w="15" w:type="dxa"/>
+          <w:left w:w="15" w:type="dxa"/>
+          <w:bottom w:w="15" w:type="dxa"/>
+          <w:right w:w="15" w:type="dxa"/>
+        </w:tblCellMar>
+        <w:tblLook w:val="04A0" w:firstRow="1" w:lastRow="0" w:firstColumn="1" w:lastColumn="0" w:noHBand="0" w:noVBand="1"/>
+      </w:tblPr>
+      <w:tblGrid>
+        <w:gridCol w:w="923"/>
+        <w:gridCol w:w="3294"/>
+        <w:gridCol w:w="1156"/>
+      </w:tblGrid>
+      <w:tr>
+        <w:trPr>
+          <w:tblHeader/>
+          <w:tblCellSpacing w:w="15" w:type="dxa"/>
+        </w:trPr>
+        <w:tc>
+          <w:tcPr>
+            <w:tcW w:w="0" w:type="auto"/>
+            <w:vAlign w:val="center"/>
+            <w:hideMark/>
+          </w:tcPr>
+          <w:p>
+            <w:pPr>
+              <w:rPr>
+                <w:b/>
+                <w:bCs/>
+              </w:rPr>
+            </w:pPr>
+            <w:r>
+              <w:rPr>
+                <w:b/>
+                <w:bCs/>
+              </w:rPr>
+              <w:t>PTID</w:t>
+            </w:r>
+          </w:p>
+        </w:tc>
+        <w:tc>
+          <w:tcPr>
+            <w:tcW w:w="0" w:type="auto"/>
+            <w:vAlign w:val="center"/>
+            <w:hideMark/>
+          </w:tcPr>
+          <w:p>
+            <w:pPr>
+              <w:rPr>
+                <w:b/>
+                <w:bCs/>
+              </w:rPr>
+            </w:pPr>
+            <w:r>
+              <w:rPr>
+                <w:b/>
+                <w:bCs/>
+              </w:rPr>
+              <w:t>Pattern Title</w:t>
+            </w:r>
+          </w:p>
+        </w:tc>
+        <w:tc>
+          <w:tcPr>
+            <w:tcW w:w="0" w:type="auto"/>
+            <w:vAlign w:val="center"/>
+            <w:hideMark/>
+          </w:tcPr>
+          <w:p>
+            <w:pPr>
+              <w:rPr>
+                <w:b/>
+                <w:bCs/>
+              </w:rPr>
+            </w:pPr>
+            <w:r>
+              <w:rPr>
+                <w:b/>
+                <w:bCs/>
+              </w:rPr>
+              <w:t>Status</w:t>
+            </w:r>
+          </w:p>
+        </w:tc>
+      </w:tr>
+      <w:tr>
+        <w:trPr>
+          <w:tblCellSpacing w:w="15" w:type="dxa"/>
+        </w:trPr>
+        <w:tc>
+          <w:tcPr>
+            <w:tcW w:w="0" w:type="auto"/>
+            <w:vAlign w:val="center"/>
+            <w:hideMark/>
+          </w:tcPr>
+          <w:p>
+            <w:r>
+              <w:rPr>
+                <w:b/>
+                <w:bCs/>
+              </w:rPr>
+              <w:t>PAT-001</w:t>
+            </w:r>
+          </w:p>
+        </w:tc>
+        <w:tc>
+          <w:tcPr>
+            <w:tcW w:w="0" w:type="auto"/>
+            <w:vAlign w:val="center"/>
+            <w:hideMark/>
+          </w:tcPr>
+          <w:p>
+            <w:r>
+              <w:t>Context Loss Over Time</w:t>
+            </w:r>
+          </w:p>
+        </w:tc>
+        <w:tc>
+          <w:tcPr>
+            <w:tcW w:w="0" w:type="auto"/>
+            <w:vAlign w:val="center"/>
+            <w:hideMark/>
+          </w:tcPr>
+          <w:p>
+            <w:r>
+              <w:t>Candidate</w:t>
+            </w:r>
+          </w:p>
+        </w:tc>
+      </w:tr>
+      <w:tr>
+        <w:trPr>
+          <w:tblCellSpacing w:w="15" w:type="dxa"/>
+        </w:trPr>
+        <w:tc>
+          <w:tcPr>
+            <w:tcW w:w="0" w:type="auto"/>
+            <w:vAlign w:val="center"/>
+            <w:hideMark/>
+          </w:tcPr>
+          <w:p>
+            <w:r>
+              <w:rPr>
+                <w:b/>
+                <w:bCs/>
+              </w:rPr>
+              <w:t>PAT-002</w:t>
+            </w:r>
+          </w:p>
+        </w:tc>
+        <w:tc>
+          <w:tcPr>
+            <w:tcW w:w="0" w:type="auto"/>
+            <w:vAlign w:val="center"/>
+            <w:hideMark/>
+          </w:tcPr>
+          <w:p>
+            <w:r>
+              <w:t>Memory Dependency</w:t>
+            </w:r>
+          </w:p>
+        </w:tc>
+        <w:tc>
+          <w:tcPr>
+            <w:tcW w:w="0" w:type="auto"/>
+            <w:vAlign w:val="center"/>
+            <w:hideMark/>
+          </w:tcPr>
+          <w:p>
+            <w:r>
+              <w:t>Candidate</w:t>
+            </w:r>
+          </w:p>
+        </w:tc>
+      </w:tr>
+      <w:tr>
+        <w:trPr>
+          <w:tblCellSpacing w:w="15" w:type="dxa"/>
+        </w:trPr>
+        <w:tc>
+          <w:tcPr>
+            <w:tcW w:w="0" w:type="auto"/>
+            <w:vAlign w:val="center"/>
+            <w:hideMark/>
+          </w:tcPr>
+          <w:p>
+            <w:r>
+              <w:rPr>
+                <w:b/>
+                <w:bCs/>
+              </w:rPr>
               <w:t>PAT-003</w:t>
             </w:r>
           </w:p>
@@ -244,18 +509,252 @@
           </w:tcPr>
           <w:p>
             <w:r>
-              <w:t>Decision Fatigue</w:t>
-            </w:r>
-          </w:p>
-        </w:tc>
-        <w:tc>
-          <w:tcPr>
-            <w:tcW w:w="0" w:type="auto"/>
-            <w:vAlign w:val="center"/>
-            <w:hideMark/>
-          </w:tcPr>
-          <w:p>
-            <w:r>
+              <w:t>Relationship Blindness</w:t>
+            </w:r>
+          </w:p>
+        </w:tc>
+        <w:tc>
+          <w:tcPr>
+            <w:tcW w:w="0" w:type="auto"/>
+            <w:vAlign w:val="center"/>
+            <w:hideMark/>
+          </w:tcPr>
+          <w:p>
+            <w:r>
+              <w:t>Candidate</w:t>
+            </w:r>
+          </w:p>
+        </w:tc>
+      </w:tr>
+      <w:tr>
+        <w:trPr>
+          <w:tblCellSpacing w:w="15" w:type="dxa"/>
+        </w:trPr>
+        <w:tc>
+          <w:tcPr>
+            <w:tcW w:w="0" w:type="auto"/>
+            <w:vAlign w:val="center"/>
+            <w:hideMark/>
+          </w:tcPr>
+          <w:p>
+            <w:r>
+              <w:rPr>
+                <w:b/>
+                <w:bCs/>
+              </w:rPr>
+              <w:t>PAT-004</w:t>
+            </w:r>
+          </w:p>
+        </w:tc>
+        <w:tc>
+          <w:tcPr>
+            <w:tcW w:w="0" w:type="auto"/>
+            <w:vAlign w:val="center"/>
+            <w:hideMark/>
+          </w:tcPr>
+          <w:p>
+            <w:r>
+              <w:t>Storage Without Understanding</w:t>
+            </w:r>
+          </w:p>
+        </w:tc>
+        <w:tc>
+          <w:tcPr>
+            <w:tcW w:w="0" w:type="auto"/>
+            <w:vAlign w:val="center"/>
+            <w:hideMark/>
+          </w:tcPr>
+          <w:p>
+            <w:r>
+              <w:t>Candidate</w:t>
+            </w:r>
+          </w:p>
+        </w:tc>
+      </w:tr>
+      <w:tr>
+        <w:trPr>
+          <w:tblCellSpacing w:w="15" w:type="dxa"/>
+        </w:trPr>
+        <w:tc>
+          <w:tcPr>
+            <w:tcW w:w="0" w:type="auto"/>
+            <w:vAlign w:val="center"/>
+            <w:hideMark/>
+          </w:tcPr>
+          <w:p>
+            <w:r>
+              <w:rPr>
+                <w:b/>
+                <w:bCs/>
+              </w:rPr>
+              <w:t>PAT-005</w:t>
+            </w:r>
+          </w:p>
+        </w:tc>
+        <w:tc>
+          <w:tcPr>
+            <w:tcW w:w="0" w:type="auto"/>
+            <w:vAlign w:val="center"/>
+            <w:hideMark/>
+          </w:tcPr>
+          <w:p>
+            <w:r>
+              <w:t>Complexity Growth</w:t>
+            </w:r>
+          </w:p>
+        </w:tc>
+        <w:tc>
+          <w:tcPr>
+            <w:tcW w:w="0" w:type="auto"/>
+            <w:vAlign w:val="center"/>
+            <w:hideMark/>
+          </w:tcPr>
+          <w:p>
+            <w:r>
+              <w:t>Candidate</w:t>
+            </w:r>
+          </w:p>
+        </w:tc>
+      </w:tr>
+    </w:tbl>
+    <w:p>
+      <w:r>
+        <w:pict w14:anchorId="4F550F63">
+          <v:rect id="_x0000_i1323" style="width:0;height:1.5pt" o:hralign="center" o:hrstd="t" o:hr="t" fillcolor="#a0a0a0" stroked="f"/>
+        </w:pict>
+      </w:r>
+    </w:p>
+    <w:p>
+      <w:pPr>
+        <w:rPr>
+          <w:b/>
+          <w:bCs/>
+        </w:rPr>
+      </w:pPr>
+      <w:r>
+        <w:rPr>
+          <w:b/>
+          <w:bCs/>
+        </w:rPr>
+        <w:t>Registry Statistics</w:t>
+      </w:r>
+    </w:p>
+    <w:tbl>
+      <w:tblPr>
+        <w:tblW w:w="0" w:type="auto"/>
+        <w:tblCellSpacing w:w="15" w:type="dxa"/>
+        <w:tblCellMar>
+          <w:top w:w="15" w:type="dxa"/>
+          <w:left w:w="15" w:type="dxa"/>
+          <w:bottom w:w="15" w:type="dxa"/>
+          <w:right w:w="15" w:type="dxa"/>
+        </w:tblCellMar>
+        <w:tblLook w:val="04A0" w:firstRow="1" w:lastRow="0" w:firstColumn="1" w:lastColumn="0" w:noHBand="0" w:noVBand="1"/>
+      </w:tblPr>
+      <w:tblGrid>
+        <w:gridCol w:w="1575"/>
+        <w:gridCol w:w="687"/>
+      </w:tblGrid>
+      <w:tr>
+        <w:trPr>
+          <w:tblHeader/>
+          <w:tblCellSpacing w:w="15" w:type="dxa"/>
+        </w:trPr>
+        <w:tc>
+          <w:tcPr>
+            <w:tcW w:w="0" w:type="auto"/>
+            <w:vAlign w:val="center"/>
+            <w:hideMark/>
+          </w:tcPr>
+          <w:p>
+            <w:pPr>
+              <w:rPr>
+                <w:b/>
+                <w:bCs/>
+              </w:rPr>
+            </w:pPr>
+            <w:r>
+              <w:rPr>
+                <w:b/>
+                <w:bCs/>
+              </w:rPr>
+              <w:t>Metric</w:t>
+            </w:r>
+          </w:p>
+        </w:tc>
+        <w:tc>
+          <w:tcPr>
+            <w:tcW w:w="0" w:type="auto"/>
+            <w:vAlign w:val="center"/>
+            <w:hideMark/>
+          </w:tcPr>
+          <w:p>
+            <w:pPr>
+              <w:rPr>
+                <w:b/>
+                <w:bCs/>
+              </w:rPr>
+            </w:pPr>
+            <w:r>
+              <w:rPr>
+                <w:b/>
+                <w:bCs/>
+              </w:rPr>
+              <w:t>Value</w:t>
+            </w:r>
+          </w:p>
+        </w:tc>
+      </w:tr>
+      <w:tr>
+        <w:trPr>
+          <w:tblCellSpacing w:w="15" w:type="dxa"/>
+        </w:trPr>
+        <w:tc>
+          <w:tcPr>
+            <w:tcW w:w="0" w:type="auto"/>
+            <w:vAlign w:val="center"/>
+            <w:hideMark/>
+          </w:tcPr>
+          <w:p>
+            <w:r>
+              <w:rPr>
+                <w:b/>
+                <w:bCs/>
+              </w:rPr>
+              <w:t>Total Patterns</w:t>
+            </w:r>
+          </w:p>
+        </w:tc>
+        <w:tc>
+          <w:tcPr>
+            <w:tcW w:w="0" w:type="auto"/>
+            <w:vAlign w:val="center"/>
+            <w:hideMark/>
+          </w:tcPr>
+          <w:p>
+            <w:r>
+              <w:t>5</w:t>
+            </w:r>
+          </w:p>
+        </w:tc>
+      </w:tr>
+      <w:tr>
+        <w:trPr>
+          <w:tblCellSpacing w:w="15" w:type="dxa"/>
+        </w:trPr>
+        <w:tc>
+          <w:tcPr>
+            <w:tcW w:w="0" w:type="auto"/>
+            <w:vAlign w:val="center"/>
+            <w:hideMark/>
+          </w:tcPr>
+          <w:p>
+            <w:r>
+              <w:rPr>
+                <w:b/>
+                <w:bCs/>
+              </w:rPr>
+              <w:lastRenderedPageBreak/>
               <w:t>Accepted</w:t>
             </w:r>
           </w:p>
@@ -268,7 +767,459 @@
           </w:tcPr>
           <w:p>
             <w:r>
-              <w:t>Human Cognition</w:t>
+              <w:t>0</w:t>
+            </w:r>
+          </w:p>
+        </w:tc>
+      </w:tr>
+      <w:tr>
+        <w:trPr>
+          <w:tblCellSpacing w:w="15" w:type="dxa"/>
+        </w:trPr>
+        <w:tc>
+          <w:tcPr>
+            <w:tcW w:w="0" w:type="auto"/>
+            <w:vAlign w:val="center"/>
+            <w:hideMark/>
+          </w:tcPr>
+          <w:p>
+            <w:r>
+              <w:rPr>
+                <w:b/>
+                <w:bCs/>
+              </w:rPr>
+              <w:t>Candidate</w:t>
+            </w:r>
+          </w:p>
+        </w:tc>
+        <w:tc>
+          <w:tcPr>
+            <w:tcW w:w="0" w:type="auto"/>
+            <w:vAlign w:val="center"/>
+            <w:hideMark/>
+          </w:tcPr>
+          <w:p>
+            <w:r>
+              <w:t>5</w:t>
+            </w:r>
+          </w:p>
+        </w:tc>
+      </w:tr>
+      <w:tr>
+        <w:trPr>
+          <w:tblCellSpacing w:w="15" w:type="dxa"/>
+        </w:trPr>
+        <w:tc>
+          <w:tcPr>
+            <w:tcW w:w="0" w:type="auto"/>
+            <w:vAlign w:val="center"/>
+            <w:hideMark/>
+          </w:tcPr>
+          <w:p>
+            <w:r>
+              <w:rPr>
+                <w:b/>
+                <w:bCs/>
+              </w:rPr>
+              <w:t>Deprecated</w:t>
+            </w:r>
+          </w:p>
+        </w:tc>
+        <w:tc>
+          <w:tcPr>
+            <w:tcW w:w="0" w:type="auto"/>
+            <w:vAlign w:val="center"/>
+            <w:hideMark/>
+          </w:tcPr>
+          <w:p>
+            <w:r>
+              <w:t>0</w:t>
+            </w:r>
+          </w:p>
+        </w:tc>
+      </w:tr>
+    </w:tbl>
+    <w:p>
+      <w:r>
+        <w:pict w14:anchorId="0D3C16F8">
+          <v:rect id="_x0000_i1324" style="width:0;height:1.5pt" o:hralign="center" o:hrstd="t" o:hr="t" fillcolor="#a0a0a0" stroked="f"/>
+        </w:pict>
+      </w:r>
+    </w:p>
+    <w:p>
+      <w:pPr>
+        <w:rPr>
+          <w:b/>
+          <w:bCs/>
+        </w:rPr>
+      </w:pPr>
+      <w:r>
+        <w:rPr>
+          <w:b/>
+          <w:bCs/>
+        </w:rPr>
+        <w:t>Registry Rules</w:t>
+      </w:r>
+    </w:p>
+    <w:p>
+      <w:pPr>
+        <w:numPr>
+          <w:ilvl w:val="0"/>
+          <w:numId w:val="4"/>
+        </w:numPr>
+      </w:pPr>
+      <w:r>
+        <w:t xml:space="preserve">Every Pattern shall receive a unique </w:t>
+      </w:r>
+      <w:r>
+        <w:rPr>
+          <w:b/>
+          <w:bCs/>
+        </w:rPr>
+        <w:t>PTID</w:t>
+      </w:r>
+      <w:r>
+        <w:t xml:space="preserve"> before being added to the ATLAS repository. </w:t>
+      </w:r>
+    </w:p>
+    <w:p>
+      <w:pPr>
+        <w:numPr>
+          <w:ilvl w:val="0"/>
+          <w:numId w:val="4"/>
+        </w:numPr>
+      </w:pPr>
+      <w:r>
+        <w:t xml:space="preserve">Each PTID shall appear only once within the Registry. </w:t>
+      </w:r>
+    </w:p>
+    <w:p>
+      <w:pPr>
+        <w:numPr>
+          <w:ilvl w:val="0"/>
+          <w:numId w:val="4"/>
+        </w:numPr>
+      </w:pPr>
+      <w:r>
+        <w:t xml:space="preserve">The Registry shall be updated whenever a Pattern is created, accepted, revised, or deprecated. </w:t>
+      </w:r>
+    </w:p>
+    <w:p>
+      <w:pPr>
+        <w:numPr>
+          <w:ilvl w:val="0"/>
+          <w:numId w:val="4"/>
+        </w:numPr>
+      </w:pPr>
+      <w:r>
+        <w:t xml:space="preserve">PTIDs are permanent identifiers and shall never be reused. </w:t>
+      </w:r>
+    </w:p>
+    <w:p>
+      <w:pPr>
+        <w:numPr>
+          <w:ilvl w:val="0"/>
+          <w:numId w:val="4"/>
+        </w:numPr>
+      </w:pPr>
+      <w:r>
+        <w:t xml:space="preserve">Detailed information—including supporting APIDs, evidence, research notes, validation confidence, and revision history—shall be maintained within the corresponding Pattern document. </w:t>
+      </w:r>
+    </w:p>
+    <w:p>
+      <w:pPr>
+        <w:numPr>
+          <w:ilvl w:val="0"/>
+          <w:numId w:val="4"/>
+        </w:numPr>
+      </w:pPr>
+      <w:r>
+        <w:t xml:space="preserve">The Pattern Registry serves solely as the authoritative index for identifying and locating Patterns. </w:t>
+      </w:r>
+    </w:p>
+    <w:p>
+      <w:pPr>
+        <w:numPr>
+          <w:ilvl w:val="0"/>
+          <w:numId w:val="4"/>
+        </w:numPr>
+      </w:pPr>
+      <w:r>
+        <w:t xml:space="preserve">Patterns shall be listed in ascending PTID order. </w:t>
+      </w:r>
+    </w:p>
+    <w:p>
+      <w:pPr>
+        <w:numPr>
+          <w:ilvl w:val="0"/>
+          <w:numId w:val="4"/>
+        </w:numPr>
+      </w:pPr>
+      <w:r>
+        <w:t xml:space="preserve">Every Pattern shall reference one or more supporting Human Frictions (APIDs) within its corresponding Pattern document. </w:t>
+      </w:r>
+    </w:p>
+    <w:p>
+      <w:pPr>
+        <w:numPr>
+          <w:ilvl w:val="0"/>
+          <w:numId w:val="4"/>
+        </w:numPr>
+      </w:pPr>
+      <w:r>
+        <w:t xml:space="preserve">Changes to a Pattern's title or status shall be reflected in this Registry. </w:t>
+      </w:r>
+    </w:p>
+    <w:p>
+      <w:r>
+        <w:pict w14:anchorId="5549DEF1">
+          <v:rect id="_x0000_i1325" style="width:0;height:1.5pt" o:hralign="center" o:hrstd="t" o:hr="t" fillcolor="#a0a0a0" stroked="f"/>
+        </w:pict>
+      </w:r>
+    </w:p>
+    <w:p>
+      <w:pPr>
+        <w:rPr>
+          <w:b/>
+          <w:bCs/>
+        </w:rPr>
+      </w:pPr>
+      <w:r>
+        <w:rPr>
+          <w:b/>
+          <w:bCs/>
+        </w:rPr>
+        <w:t>Document Information</w:t>
+      </w:r>
+    </w:p>
+    <w:tbl>
+      <w:tblPr>
+        <w:tblW w:w="0" w:type="auto"/>
+        <w:tblCellSpacing w:w="15" w:type="dxa"/>
+        <w:tblCellMar>
+          <w:top w:w="15" w:type="dxa"/>
+          <w:left w:w="15" w:type="dxa"/>
+          <w:bottom w:w="15" w:type="dxa"/>
+          <w:right w:w="15" w:type="dxa"/>
+        </w:tblCellMar>
+        <w:tblLook w:val="04A0" w:firstRow="1" w:lastRow="0" w:firstColumn="1" w:lastColumn="0" w:noHBand="0" w:noVBand="1"/>
+      </w:tblPr>
+      <w:tblGrid>
+        <w:gridCol w:w="1926"/>
+        <w:gridCol w:w="1703"/>
+      </w:tblGrid>
+      <w:tr>
+        <w:trPr>
+          <w:tblHeader/>
+          <w:tblCellSpacing w:w="15" w:type="dxa"/>
+        </w:trPr>
+        <w:tc>
+          <w:tcPr>
+            <w:tcW w:w="0" w:type="auto"/>
+            <w:vAlign w:val="center"/>
+            <w:hideMark/>
+          </w:tcPr>
+          <w:p>
+            <w:pPr>
+              <w:rPr>
+                <w:b/>
+                <w:bCs/>
+              </w:rPr>
+            </w:pPr>
+            <w:r>
+              <w:rPr>
+                <w:b/>
+                <w:bCs/>
+              </w:rPr>
+              <w:t>Field</w:t>
+            </w:r>
+          </w:p>
+        </w:tc>
+        <w:tc>
+          <w:tcPr>
+            <w:tcW w:w="0" w:type="auto"/>
+            <w:vAlign w:val="center"/>
+            <w:hideMark/>
+          </w:tcPr>
+          <w:p>
+            <w:pPr>
+              <w:rPr>
+                <w:b/>
+                <w:bCs/>
+              </w:rPr>
+            </w:pPr>
+            <w:r>
+              <w:rPr>
+                <w:b/>
+                <w:bCs/>
+              </w:rPr>
+              <w:t>Value</w:t>
+            </w:r>
+          </w:p>
+        </w:tc>
+      </w:tr>
+      <w:tr>
+        <w:trPr>
+          <w:tblCellSpacing w:w="15" w:type="dxa"/>
+        </w:trPr>
+        <w:tc>
+          <w:tcPr>
+            <w:tcW w:w="0" w:type="auto"/>
+            <w:vAlign w:val="center"/>
+            <w:hideMark/>
+          </w:tcPr>
+          <w:p>
+            <w:r>
+              <w:rPr>
+                <w:b/>
+                <w:bCs/>
+              </w:rPr>
+              <w:t>Document Name</w:t>
+            </w:r>
+          </w:p>
+        </w:tc>
+        <w:tc>
+          <w:tcPr>
+            <w:tcW w:w="0" w:type="auto"/>
+            <w:vAlign w:val="center"/>
+            <w:hideMark/>
+          </w:tcPr>
+          <w:p>
+            <w:r>
+              <w:t>Pattern Registry</w:t>
+            </w:r>
+          </w:p>
+        </w:tc>
+      </w:tr>
+      <w:tr>
+        <w:trPr>
+          <w:tblCellSpacing w:w="15" w:type="dxa"/>
+        </w:trPr>
+        <w:tc>
+          <w:tcPr>
+            <w:tcW w:w="0" w:type="auto"/>
+            <w:vAlign w:val="center"/>
+            <w:hideMark/>
+          </w:tcPr>
+          <w:p>
+            <w:r>
+              <w:rPr>
+                <w:b/>
+                <w:bCs/>
+              </w:rPr>
+              <w:t>Repository</w:t>
+            </w:r>
+          </w:p>
+        </w:tc>
+        <w:tc>
+          <w:tcPr>
+            <w:tcW w:w="0" w:type="auto"/>
+            <w:vAlign w:val="center"/>
+            <w:hideMark/>
+          </w:tcPr>
+          <w:p>
+            <w:r>
+              <w:t>ATLAS</w:t>
+            </w:r>
+          </w:p>
+        </w:tc>
+      </w:tr>
+      <w:tr>
+        <w:trPr>
+          <w:tblCellSpacing w:w="15" w:type="dxa"/>
+        </w:trPr>
+        <w:tc>
+          <w:tcPr>
+            <w:tcW w:w="0" w:type="auto"/>
+            <w:vAlign w:val="center"/>
+            <w:hideMark/>
+          </w:tcPr>
+          <w:p>
+            <w:r>
+              <w:rPr>
+                <w:b/>
+                <w:bCs/>
+              </w:rPr>
+              <w:t>Version</w:t>
+            </w:r>
+          </w:p>
+        </w:tc>
+        <w:tc>
+          <w:tcPr>
+            <w:tcW w:w="0" w:type="auto"/>
+            <w:vAlign w:val="center"/>
+            <w:hideMark/>
+          </w:tcPr>
+          <w:p>
+            <w:r>
+              <w:t>1.0</w:t>
+            </w:r>
+          </w:p>
+        </w:tc>
+      </w:tr>
+      <w:tr>
+        <w:trPr>
+          <w:tblCellSpacing w:w="15" w:type="dxa"/>
+        </w:trPr>
+        <w:tc>
+          <w:tcPr>
+            <w:tcW w:w="0" w:type="auto"/>
+            <w:vAlign w:val="center"/>
+            <w:hideMark/>
+          </w:tcPr>
+          <w:p>
+            <w:r>
+              <w:rPr>
+                <w:b/>
+                <w:bCs/>
+              </w:rPr>
+              <w:t>Status</w:t>
+            </w:r>
+          </w:p>
+        </w:tc>
+        <w:tc>
+          <w:tcPr>
+            <w:tcW w:w="0" w:type="auto"/>
+            <w:vAlign w:val="center"/>
+            <w:hideMark/>
+          </w:tcPr>
+          <w:p>
+            <w:r>
+              <w:t>Active</w:t>
+            </w:r>
+          </w:p>
+        </w:tc>
+      </w:tr>
+      <w:tr>
+        <w:trPr>
+          <w:tblCellSpacing w:w="15" w:type="dxa"/>
+        </w:trPr>
+        <w:tc>
+          <w:tcPr>
+            <w:tcW w:w="0" w:type="auto"/>
+            <w:vAlign w:val="center"/>
+            <w:hideMark/>
+          </w:tcPr>
+          <w:p>
+            <w:r>
+              <w:rPr>
+                <w:b/>
+                <w:bCs/>
+              </w:rPr>
+              <w:lastRenderedPageBreak/>
+              <w:t>Last Updated</w:t>
+            </w:r>
+          </w:p>
+        </w:tc>
+        <w:tc>
+          <w:tcPr>
+            <w:tcW w:w="0" w:type="auto"/>
+            <w:vAlign w:val="center"/>
+            <w:hideMark/>
+          </w:tcPr>
+          <w:p>
+            <w:r>
+              <w:t>2026-07-28</w:t>
             </w:r>
           </w:p>
         </w:tc>
@@ -283,6 +1234,475 @@
     </w:sectPr>
   </w:body>
 </w:document>
+</file>
+
+<file path=word/numbering.xml><?xml version="1.0" encoding="utf-8"?>
+<w:numbering xmlns:wpc="http://schemas.microsoft.com/office/word/2010/wordprocessingCanvas" xmlns:cx="http://schemas.microsoft.com/office/drawing/2014/chartex" xmlns:cx1="http://schemas.microsoft.com/office/drawing/2015/9/8/chartex" xmlns:cx2="http://schemas.microsoft.com/office/drawing/2015/10/21/chartex" xmlns:cx3="http://schemas.microsoft.com/office/drawing/2016/5/9/chartex" xmlns:cx4="http://schemas.microsoft.com/office/drawing/2016/5/10/chartex" xmlns:cx5="http://schemas.microsoft.com/office/drawing/2016/5/11/chartex" xmlns:cx6="http://schemas.microsoft.com/office/drawing/2016/5/12/chartex" xmlns:cx7="http://schemas.microsoft.com/office/drawing/2016/5/13/chartex" xmlns:cx8="http://schemas.microsoft.com/office/drawing/2016/5/14/chartex" xmlns:mc="http://schemas.openxmlformats.org/markup-compatibility/2006" xmlns:aink="http://schemas.microsoft.com/office/drawing/2016/ink" xmlns:am3d="http://schemas.microsoft.com/office/drawing/2017/model3d" xmlns:o="urn:schemas-microsoft-com:office:office" xmlns:oel="http://schemas.microsoft.com/office/2019/extlst" xmlns:r="http://schemas.openxmlformats.org/officeDocument/2006/relationships" xmlns:m="http://schemas.openxmlformats.org/officeDocument/2006/math" xmlns:v="urn:schemas-microsoft-com:vml" xmlns:wp14="http://schemas.microsoft.com/office/word/2010/wordprocessingDrawing" xmlns:wp="http://schemas.openxmlformats.org/drawingml/2006/wordprocessingDrawing" xmlns:w10="urn:schemas-microsoft-com:office:word" xmlns:w="http://schemas.openxmlformats.org/wordprocessingml/2006/main" xmlns:w14="http://schemas.microsoft.com/office/word/2010/wordml" xmlns:w15="http://schemas.microsoft.com/office/word/2012/wordml" xmlns:w16cex="http://schemas.microsoft.com/office/word/2018/wordml/cex" xmlns:w16cid="http://schemas.microsoft.com/office/word/2016/wordml/cid" xmlns:w16="http://schemas.microsoft.com/office/word/2018/wordml" xmlns:w16du="http://schemas.microsoft.com/office/word/2023/wordml/word16du" xmlns:w16sdtdh="http://schemas.microsoft.com/office/word/2020/wordml/sdtdatahash" xmlns:w16sdtfl="http://schemas.microsoft.com/office/word/2024/wordml/sdtformatlock" xmlns:w16se="http://schemas.microsoft.com/office/word/2015/wordml/symex" xmlns:wpg="http://schemas.microsoft.com/office/word/2010/wordprocessingGroup" xmlns:wpi="http://schemas.microsoft.com/office/word/2010/wordprocessingInk" xmlns:wne="http://schemas.microsoft.com/office/word/2006/wordml" xmlns:wps="http://schemas.microsoft.com/office/word/2010/wordprocessingShape" mc:Ignorable="w14 w15 w16se w16cid w16 w16cex w16sdtdh w16sdtfl w16du wp14">
+  <w:abstractNum w:abstractNumId="0" w15:restartNumberingAfterBreak="0">
+    <w:nsid w:val="27662B50"/>
+    <w:multiLevelType w:val="multilevel"/>
+    <w:tmpl w:val="AB3E18B0"/>
+    <w:lvl w:ilvl="0">
+      <w:start w:val="1"/>
+      <w:numFmt w:val="decimal"/>
+      <w:lvlText w:val="%1."/>
+      <w:lvlJc w:val="left"/>
+      <w:pPr>
+        <w:tabs>
+          <w:tab w:val="num" w:pos="720"/>
+        </w:tabs>
+        <w:ind w:left="720" w:hanging="360"/>
+      </w:pPr>
+    </w:lvl>
+    <w:lvl w:ilvl="1" w:tentative="1">
+      <w:start w:val="1"/>
+      <w:numFmt w:val="decimal"/>
+      <w:lvlText w:val="%2."/>
+      <w:lvlJc w:val="left"/>
+      <w:pPr>
+        <w:tabs>
+          <w:tab w:val="num" w:pos="1440"/>
+        </w:tabs>
+        <w:ind w:left="1440" w:hanging="360"/>
+      </w:pPr>
+    </w:lvl>
+    <w:lvl w:ilvl="2" w:tentative="1">
+      <w:start w:val="1"/>
+      <w:numFmt w:val="decimal"/>
+      <w:lvlText w:val="%3."/>
+      <w:lvlJc w:val="left"/>
+      <w:pPr>
+        <w:tabs>
+          <w:tab w:val="num" w:pos="2160"/>
+        </w:tabs>
+        <w:ind w:left="2160" w:hanging="360"/>
+      </w:pPr>
+    </w:lvl>
+    <w:lvl w:ilvl="3" w:tentative="1">
+      <w:start w:val="1"/>
+      <w:numFmt w:val="decimal"/>
+      <w:lvlText w:val="%4."/>
+      <w:lvlJc w:val="left"/>
+      <w:pPr>
+        <w:tabs>
+          <w:tab w:val="num" w:pos="2880"/>
+        </w:tabs>
+        <w:ind w:left="2880" w:hanging="360"/>
+      </w:pPr>
+    </w:lvl>
+    <w:lvl w:ilvl="4" w:tentative="1">
+      <w:start w:val="1"/>
+      <w:numFmt w:val="decimal"/>
+      <w:lvlText w:val="%5."/>
+      <w:lvlJc w:val="left"/>
+      <w:pPr>
+        <w:tabs>
+          <w:tab w:val="num" w:pos="3600"/>
+        </w:tabs>
+        <w:ind w:left="3600" w:hanging="360"/>
+      </w:pPr>
+    </w:lvl>
+    <w:lvl w:ilvl="5" w:tentative="1">
+      <w:start w:val="1"/>
+      <w:numFmt w:val="decimal"/>
+      <w:lvlText w:val="%6."/>
+      <w:lvlJc w:val="left"/>
+      <w:pPr>
+        <w:tabs>
+          <w:tab w:val="num" w:pos="4320"/>
+        </w:tabs>
+        <w:ind w:left="4320" w:hanging="360"/>
+      </w:pPr>
+    </w:lvl>
+    <w:lvl w:ilvl="6" w:tentative="1">
+      <w:start w:val="1"/>
+      <w:numFmt w:val="decimal"/>
+      <w:lvlText w:val="%7."/>
+      <w:lvlJc w:val="left"/>
+      <w:pPr>
+        <w:tabs>
+          <w:tab w:val="num" w:pos="5040"/>
+        </w:tabs>
+        <w:ind w:left="5040" w:hanging="360"/>
+      </w:pPr>
+    </w:lvl>
+    <w:lvl w:ilvl="7" w:tentative="1">
+      <w:start w:val="1"/>
+      <w:numFmt w:val="decimal"/>
+      <w:lvlText w:val="%8."/>
+      <w:lvlJc w:val="left"/>
+      <w:pPr>
+        <w:tabs>
+          <w:tab w:val="num" w:pos="5760"/>
+        </w:tabs>
+        <w:ind w:left="5760" w:hanging="360"/>
+      </w:pPr>
+    </w:lvl>
+    <w:lvl w:ilvl="8" w:tentative="1">
+      <w:start w:val="1"/>
+      <w:numFmt w:val="decimal"/>
+      <w:lvlText w:val="%9."/>
+      <w:lvlJc w:val="left"/>
+      <w:pPr>
+        <w:tabs>
+          <w:tab w:val="num" w:pos="6480"/>
+        </w:tabs>
+        <w:ind w:left="6480" w:hanging="360"/>
+      </w:pPr>
+    </w:lvl>
+  </w:abstractNum>
+  <w:abstractNum w:abstractNumId="1" w15:restartNumberingAfterBreak="0">
+    <w:nsid w:val="3916339B"/>
+    <w:multiLevelType w:val="multilevel"/>
+    <w:tmpl w:val="05A4A862"/>
+    <w:lvl w:ilvl="0">
+      <w:start w:val="1"/>
+      <w:numFmt w:val="decimal"/>
+      <w:lvlText w:val="%1."/>
+      <w:lvlJc w:val="left"/>
+      <w:pPr>
+        <w:tabs>
+          <w:tab w:val="num" w:pos="720"/>
+        </w:tabs>
+        <w:ind w:left="720" w:hanging="360"/>
+      </w:pPr>
+    </w:lvl>
+    <w:lvl w:ilvl="1" w:tentative="1">
+      <w:start w:val="1"/>
+      <w:numFmt w:val="decimal"/>
+      <w:lvlText w:val="%2."/>
+      <w:lvlJc w:val="left"/>
+      <w:pPr>
+        <w:tabs>
+          <w:tab w:val="num" w:pos="1440"/>
+        </w:tabs>
+        <w:ind w:left="1440" w:hanging="360"/>
+      </w:pPr>
+    </w:lvl>
+    <w:lvl w:ilvl="2" w:tentative="1">
+      <w:start w:val="1"/>
+      <w:numFmt w:val="decimal"/>
+      <w:lvlText w:val="%3."/>
+      <w:lvlJc w:val="left"/>
+      <w:pPr>
+        <w:tabs>
+          <w:tab w:val="num" w:pos="2160"/>
+        </w:tabs>
+        <w:ind w:left="2160" w:hanging="360"/>
+      </w:pPr>
+    </w:lvl>
+    <w:lvl w:ilvl="3" w:tentative="1">
+      <w:start w:val="1"/>
+      <w:numFmt w:val="decimal"/>
+      <w:lvlText w:val="%4."/>
+      <w:lvlJc w:val="left"/>
+      <w:pPr>
+        <w:tabs>
+          <w:tab w:val="num" w:pos="2880"/>
+        </w:tabs>
+        <w:ind w:left="2880" w:hanging="360"/>
+      </w:pPr>
+    </w:lvl>
+    <w:lvl w:ilvl="4" w:tentative="1">
+      <w:start w:val="1"/>
+      <w:numFmt w:val="decimal"/>
+      <w:lvlText w:val="%5."/>
+      <w:lvlJc w:val="left"/>
+      <w:pPr>
+        <w:tabs>
+          <w:tab w:val="num" w:pos="3600"/>
+        </w:tabs>
+        <w:ind w:left="3600" w:hanging="360"/>
+      </w:pPr>
+    </w:lvl>
+    <w:lvl w:ilvl="5" w:tentative="1">
+      <w:start w:val="1"/>
+      <w:numFmt w:val="decimal"/>
+      <w:lvlText w:val="%6."/>
+      <w:lvlJc w:val="left"/>
+      <w:pPr>
+        <w:tabs>
+          <w:tab w:val="num" w:pos="4320"/>
+        </w:tabs>
+        <w:ind w:left="4320" w:hanging="360"/>
+      </w:pPr>
+    </w:lvl>
+    <w:lvl w:ilvl="6" w:tentative="1">
+      <w:start w:val="1"/>
+      <w:numFmt w:val="decimal"/>
+      <w:lvlText w:val="%7."/>
+      <w:lvlJc w:val="left"/>
+      <w:pPr>
+        <w:tabs>
+          <w:tab w:val="num" w:pos="5040"/>
+        </w:tabs>
+        <w:ind w:left="5040" w:hanging="360"/>
+      </w:pPr>
+    </w:lvl>
+    <w:lvl w:ilvl="7" w:tentative="1">
+      <w:start w:val="1"/>
+      <w:numFmt w:val="decimal"/>
+      <w:lvlText w:val="%8."/>
+      <w:lvlJc w:val="left"/>
+      <w:pPr>
+        <w:tabs>
+          <w:tab w:val="num" w:pos="5760"/>
+        </w:tabs>
+        <w:ind w:left="5760" w:hanging="360"/>
+      </w:pPr>
+    </w:lvl>
+    <w:lvl w:ilvl="8" w:tentative="1">
+      <w:start w:val="1"/>
+      <w:numFmt w:val="decimal"/>
+      <w:lvlText w:val="%9."/>
+      <w:lvlJc w:val="left"/>
+      <w:pPr>
+        <w:tabs>
+          <w:tab w:val="num" w:pos="6480"/>
+        </w:tabs>
+        <w:ind w:left="6480" w:hanging="360"/>
+      </w:pPr>
+    </w:lvl>
+  </w:abstractNum>
+  <w:abstractNum w:abstractNumId="2" w15:restartNumberingAfterBreak="0">
+    <w:nsid w:val="70BB186F"/>
+    <w:multiLevelType w:val="multilevel"/>
+    <w:tmpl w:val="39225390"/>
+    <w:lvl w:ilvl="0">
+      <w:start w:val="1"/>
+      <w:numFmt w:val="decimal"/>
+      <w:lvlText w:val="%1."/>
+      <w:lvlJc w:val="left"/>
+      <w:pPr>
+        <w:tabs>
+          <w:tab w:val="num" w:pos="720"/>
+        </w:tabs>
+        <w:ind w:left="720" w:hanging="360"/>
+      </w:pPr>
+    </w:lvl>
+    <w:lvl w:ilvl="1" w:tentative="1">
+      <w:start w:val="1"/>
+      <w:numFmt w:val="decimal"/>
+      <w:lvlText w:val="%2."/>
+      <w:lvlJc w:val="left"/>
+      <w:pPr>
+        <w:tabs>
+          <w:tab w:val="num" w:pos="1440"/>
+        </w:tabs>
+        <w:ind w:left="1440" w:hanging="360"/>
+      </w:pPr>
+    </w:lvl>
+    <w:lvl w:ilvl="2" w:tentative="1">
+      <w:start w:val="1"/>
+      <w:numFmt w:val="decimal"/>
+      <w:lvlText w:val="%3."/>
+      <w:lvlJc w:val="left"/>
+      <w:pPr>
+        <w:tabs>
+          <w:tab w:val="num" w:pos="2160"/>
+        </w:tabs>
+        <w:ind w:left="2160" w:hanging="360"/>
+      </w:pPr>
+    </w:lvl>
+    <w:lvl w:ilvl="3" w:tentative="1">
+      <w:start w:val="1"/>
+      <w:numFmt w:val="decimal"/>
+      <w:lvlText w:val="%4."/>
+      <w:lvlJc w:val="left"/>
+      <w:pPr>
+        <w:tabs>
+          <w:tab w:val="num" w:pos="2880"/>
+        </w:tabs>
+        <w:ind w:left="2880" w:hanging="360"/>
+      </w:pPr>
+    </w:lvl>
+    <w:lvl w:ilvl="4" w:tentative="1">
+      <w:start w:val="1"/>
+      <w:numFmt w:val="decimal"/>
+      <w:lvlText w:val="%5."/>
+      <w:lvlJc w:val="left"/>
+      <w:pPr>
+        <w:tabs>
+          <w:tab w:val="num" w:pos="3600"/>
+        </w:tabs>
+        <w:ind w:left="3600" w:hanging="360"/>
+      </w:pPr>
+    </w:lvl>
+    <w:lvl w:ilvl="5" w:tentative="1">
+      <w:start w:val="1"/>
+      <w:numFmt w:val="decimal"/>
+      <w:lvlText w:val="%6."/>
+      <w:lvlJc w:val="left"/>
+      <w:pPr>
+        <w:tabs>
+          <w:tab w:val="num" w:pos="4320"/>
+        </w:tabs>
+        <w:ind w:left="4320" w:hanging="360"/>
+      </w:pPr>
+    </w:lvl>
+    <w:lvl w:ilvl="6" w:tentative="1">
+      <w:start w:val="1"/>
+      <w:numFmt w:val="decimal"/>
+      <w:lvlText w:val="%7."/>
+      <w:lvlJc w:val="left"/>
+      <w:pPr>
+        <w:tabs>
+          <w:tab w:val="num" w:pos="5040"/>
+        </w:tabs>
+        <w:ind w:left="5040" w:hanging="360"/>
+      </w:pPr>
+    </w:lvl>
+    <w:lvl w:ilvl="7" w:tentative="1">
+      <w:start w:val="1"/>
+      <w:numFmt w:val="decimal"/>
+      <w:lvlText w:val="%8."/>
+      <w:lvlJc w:val="left"/>
+      <w:pPr>
+        <w:tabs>
+          <w:tab w:val="num" w:pos="5760"/>
+        </w:tabs>
+        <w:ind w:left="5760" w:hanging="360"/>
+      </w:pPr>
+    </w:lvl>
+    <w:lvl w:ilvl="8" w:tentative="1">
+      <w:start w:val="1"/>
+      <w:numFmt w:val="decimal"/>
+      <w:lvlText w:val="%9."/>
+      <w:lvlJc w:val="left"/>
+      <w:pPr>
+        <w:tabs>
+          <w:tab w:val="num" w:pos="6480"/>
+        </w:tabs>
+        <w:ind w:left="6480" w:hanging="360"/>
+      </w:pPr>
+    </w:lvl>
+  </w:abstractNum>
+  <w:abstractNum w:abstractNumId="3" w15:restartNumberingAfterBreak="0">
+    <w:nsid w:val="75DC39E6"/>
+    <w:multiLevelType w:val="multilevel"/>
+    <w:tmpl w:val="EC32B9C4"/>
+    <w:lvl w:ilvl="0">
+      <w:start w:val="1"/>
+      <w:numFmt w:val="decimal"/>
+      <w:lvlText w:val="%1."/>
+      <w:lvlJc w:val="left"/>
+      <w:pPr>
+        <w:tabs>
+          <w:tab w:val="num" w:pos="720"/>
+        </w:tabs>
+        <w:ind w:left="720" w:hanging="360"/>
+      </w:pPr>
+    </w:lvl>
+    <w:lvl w:ilvl="1" w:tentative="1">
+      <w:start w:val="1"/>
+      <w:numFmt w:val="decimal"/>
+      <w:lvlText w:val="%2."/>
+      <w:lvlJc w:val="left"/>
+      <w:pPr>
+        <w:tabs>
+          <w:tab w:val="num" w:pos="1440"/>
+        </w:tabs>
+        <w:ind w:left="1440" w:hanging="360"/>
+      </w:pPr>
+    </w:lvl>
+    <w:lvl w:ilvl="2" w:tentative="1">
+      <w:start w:val="1"/>
+      <w:numFmt w:val="decimal"/>
+      <w:lvlText w:val="%3."/>
+      <w:lvlJc w:val="left"/>
+      <w:pPr>
+        <w:tabs>
+          <w:tab w:val="num" w:pos="2160"/>
+        </w:tabs>
+        <w:ind w:left="2160" w:hanging="360"/>
+      </w:pPr>
+    </w:lvl>
+    <w:lvl w:ilvl="3" w:tentative="1">
+      <w:start w:val="1"/>
+      <w:numFmt w:val="decimal"/>
+      <w:lvlText w:val="%4."/>
+      <w:lvlJc w:val="left"/>
+      <w:pPr>
+        <w:tabs>
+          <w:tab w:val="num" w:pos="2880"/>
+        </w:tabs>
+        <w:ind w:left="2880" w:hanging="360"/>
+      </w:pPr>
+    </w:lvl>
+    <w:lvl w:ilvl="4" w:tentative="1">
+      <w:start w:val="1"/>
+      <w:numFmt w:val="decimal"/>
+      <w:lvlText w:val="%5."/>
+      <w:lvlJc w:val="left"/>
+      <w:pPr>
+        <w:tabs>
+          <w:tab w:val="num" w:pos="3600"/>
+        </w:tabs>
+        <w:ind w:left="3600" w:hanging="360"/>
+      </w:pPr>
+    </w:lvl>
+    <w:lvl w:ilvl="5" w:tentative="1">
+      <w:start w:val="1"/>
+      <w:numFmt w:val="decimal"/>
+      <w:lvlText w:val="%6."/>
+      <w:lvlJc w:val="left"/>
+      <w:pPr>
+        <w:tabs>
+          <w:tab w:val="num" w:pos="4320"/>
+        </w:tabs>
+        <w:ind w:left="4320" w:hanging="360"/>
+      </w:pPr>
+    </w:lvl>
+    <w:lvl w:ilvl="6" w:tentative="1">
+      <w:start w:val="1"/>
+      <w:numFmt w:val="decimal"/>
+      <w:lvlText w:val="%7."/>
+      <w:lvlJc w:val="left"/>
+      <w:pPr>
+        <w:tabs>
+          <w:tab w:val="num" w:pos="5040"/>
+        </w:tabs>
+        <w:ind w:left="5040" w:hanging="360"/>
+      </w:pPr>
+    </w:lvl>
+    <w:lvl w:ilvl="7" w:tentative="1">
+      <w:start w:val="1"/>
+      <w:numFmt w:val="decimal"/>
+      <w:lvlText w:val="%8."/>
+      <w:lvlJc w:val="left"/>
+      <w:pPr>
+        <w:tabs>
+          <w:tab w:val="num" w:pos="5760"/>
+        </w:tabs>
+        <w:ind w:left="5760" w:hanging="360"/>
+      </w:pPr>
+    </w:lvl>
+    <w:lvl w:ilvl="8" w:tentative="1">
+      <w:start w:val="1"/>
+      <w:numFmt w:val="decimal"/>
+      <w:lvlText w:val="%9."/>
+      <w:lvlJc w:val="left"/>
+      <w:pPr>
+        <w:tabs>
+          <w:tab w:val="num" w:pos="6480"/>
+        </w:tabs>
+        <w:ind w:left="6480" w:hanging="360"/>
+      </w:pPr>
+    </w:lvl>
+  </w:abstractNum>
+  <w:num w:numId="1" w16cid:durableId="809784725">
+    <w:abstractNumId w:val="0"/>
+  </w:num>
+  <w:num w:numId="2" w16cid:durableId="134880570">
+    <w:abstractNumId w:val="2"/>
+  </w:num>
+  <w:num w:numId="3" w16cid:durableId="298078257">
+    <w:abstractNumId w:val="3"/>
+  </w:num>
+  <w:num w:numId="4" w16cid:durableId="669992744">
+    <w:abstractNumId w:val="1"/>
+  </w:num>
+</w:numbering>
 </file>
 
 <file path=word/styles.xml><?xml version="1.0" encoding="utf-8"?>
@@ -685,6 +2105,7 @@
   <w:style w:type="paragraph" w:default="1" w:styleId="Normal">
     <w:name w:val="Normal"/>
     <w:qFormat/>
+    <w:rsid w:val="00B3574E"/>
   </w:style>
   <w:style w:type="paragraph" w:styleId="Heading1">
     <w:name w:val="heading 1"/>

--- a/atlas/Registries/Pattern-Registry.docx
+++ b/atlas/Registries/Pattern-Registry.docx
@@ -34,69 +34,12 @@
     </w:p>
     <w:p>
       <w:r>
-        <w:t xml:space="preserve">The </w:t>
-      </w:r>
-      <w:r>
-        <w:rPr>
-          <w:b/>
-          <w:bCs/>
-        </w:rPr>
-        <w:t>Pattern Registry</w:t>
-      </w:r>
-      <w:r>
-        <w:t xml:space="preserve"> serves as the authoritative master index of all </w:t>
-      </w:r>
-      <w:r>
-        <w:rPr>
-          <w:b/>
-          <w:bCs/>
-        </w:rPr>
-        <w:t>Patterns</w:t>
-      </w:r>
-      <w:r>
-        <w:t xml:space="preserve"> documented within the </w:t>
-      </w:r>
-      <w:r>
-        <w:rPr>
-          <w:b/>
-          <w:bCs/>
-        </w:rPr>
-        <w:t>ATLAS</w:t>
-      </w:r>
-      <w:r>
-        <w:t xml:space="preserve"> repository. It provides a centralized reference for tracking every </w:t>
-      </w:r>
-      <w:r>
-        <w:rPr>
-          <w:b/>
-          <w:bCs/>
-        </w:rPr>
-        <w:t>Pattern Identifier (PTID)</w:t>
-      </w:r>
-      <w:r>
-        <w:t>, ensuring each Pattern can be uniquely identified, referenced, and maintained throughout its lifecycle.</w:t>
+        <w:t>The Pattern Registry serves as the authoritative master index of all Patterns documented within the ATLAS repository. It provides a centralized reference for tracking every Pattern Identifier (PTID), ensuring each Pattern can be uniquely identified, referenced, and maintained throughout its lifecycle.</w:t>
       </w:r>
     </w:p>
     <w:p>
       <w:r>
-        <w:t xml:space="preserve">The Registry functions as the </w:t>
-      </w:r>
-      <w:r>
-        <w:rPr>
-          <w:b/>
-          <w:bCs/>
-        </w:rPr>
-        <w:t>single source of truth</w:t>
-      </w:r>
-      <w:r>
-        <w:t xml:space="preserve"> for Pattern identification. Detailed information—including supporting APIDs, evidence, research notes, validation confidence, revision history, and document metadata—is maintained within the corresponding Pattern document.</w:t>
-      </w:r>
-    </w:p>
-    <w:p>
-      <w:r>
-        <w:pict w14:anchorId="1ACE3E13">
-          <v:rect id="_x0000_i1321" style="width:0;height:1.5pt" o:hralign="center" o:hrstd="t" o:hr="t" fillcolor="#a0a0a0" stroked="f"/>
-        </w:pict>
+        <w:t>The Registry functions as the single source of truth for Pattern identification. Detailed information—including supporting APIDs, evidence, research notes, validation confidence, revision history, and document metadata—is maintained within the corresponding Pattern document.</w:t>
       </w:r>
     </w:p>
     <w:p>
@@ -127,8 +70,8 @@
         <w:tblLook w:val="04A0" w:firstRow="1" w:lastRow="0" w:firstColumn="1" w:lastColumn="0" w:noHBand="0" w:noVBand="1"/>
       </w:tblPr>
       <w:tblGrid>
-        <w:gridCol w:w="1399"/>
-        <w:gridCol w:w="6135"/>
+        <w:gridCol w:w="1759"/>
+        <w:gridCol w:w="6495"/>
       </w:tblGrid>
       <w:tr>
         <w:trPr>
@@ -138,16 +81,22 @@
         <w:tc>
           <w:tcPr>
             <w:tcW w:w="0" w:type="auto"/>
-            <w:vAlign w:val="center"/>
-            <w:hideMark/>
-          </w:tcPr>
-          <w:p>
-            <w:pPr>
-              <w:rPr>
-                <w:b/>
-                <w:bCs/>
-              </w:rPr>
-            </w:pPr>
+            <w:tcBorders>
+              <w:top w:val="single" w:sz="6" w:space="0" w:color="C4C7C5"/>
+              <w:left w:val="single" w:sz="6" w:space="0" w:color="C4C7C5"/>
+              <w:bottom w:val="single" w:sz="6" w:space="0" w:color="C4C7C5"/>
+              <w:right w:val="single" w:sz="6" w:space="0" w:color="C4C7C5"/>
+            </w:tcBorders>
+            <w:tcMar>
+              <w:top w:w="120" w:type="dxa"/>
+              <w:left w:w="180" w:type="dxa"/>
+              <w:bottom w:w="120" w:type="dxa"/>
+              <w:right w:w="180" w:type="dxa"/>
+            </w:tcMar>
+            <w:vAlign w:val="center"/>
+            <w:hideMark/>
+          </w:tcPr>
+          <w:p>
             <w:r>
               <w:rPr>
                 <w:b/>
@@ -160,16 +109,22 @@
         <w:tc>
           <w:tcPr>
             <w:tcW w:w="0" w:type="auto"/>
-            <w:vAlign w:val="center"/>
-            <w:hideMark/>
-          </w:tcPr>
-          <w:p>
-            <w:pPr>
-              <w:rPr>
-                <w:b/>
-                <w:bCs/>
-              </w:rPr>
-            </w:pPr>
+            <w:tcBorders>
+              <w:top w:val="single" w:sz="6" w:space="0" w:color="C4C7C5"/>
+              <w:left w:val="single" w:sz="6" w:space="0" w:color="C4C7C5"/>
+              <w:bottom w:val="single" w:sz="6" w:space="0" w:color="C4C7C5"/>
+              <w:right w:val="single" w:sz="6" w:space="0" w:color="C4C7C5"/>
+            </w:tcBorders>
+            <w:tcMar>
+              <w:top w:w="120" w:type="dxa"/>
+              <w:left w:w="180" w:type="dxa"/>
+              <w:bottom w:w="120" w:type="dxa"/>
+              <w:right w:w="180" w:type="dxa"/>
+            </w:tcMar>
+            <w:vAlign w:val="center"/>
+            <w:hideMark/>
+          </w:tcPr>
+          <w:p>
             <w:r>
               <w:rPr>
                 <w:b/>
@@ -187,6 +142,18 @@
         <w:tc>
           <w:tcPr>
             <w:tcW w:w="0" w:type="auto"/>
+            <w:tcBorders>
+              <w:top w:val="single" w:sz="6" w:space="0" w:color="C4C7C5"/>
+              <w:left w:val="single" w:sz="6" w:space="0" w:color="C4C7C5"/>
+              <w:bottom w:val="single" w:sz="6" w:space="0" w:color="C4C7C5"/>
+              <w:right w:val="single" w:sz="6" w:space="0" w:color="C4C7C5"/>
+            </w:tcBorders>
+            <w:tcMar>
+              <w:top w:w="120" w:type="dxa"/>
+              <w:left w:w="180" w:type="dxa"/>
+              <w:bottom w:w="120" w:type="dxa"/>
+              <w:right w:w="180" w:type="dxa"/>
+            </w:tcMar>
             <w:vAlign w:val="center"/>
             <w:hideMark/>
           </w:tcPr>
@@ -203,6 +170,18 @@
         <w:tc>
           <w:tcPr>
             <w:tcW w:w="0" w:type="auto"/>
+            <w:tcBorders>
+              <w:top w:val="single" w:sz="6" w:space="0" w:color="C4C7C5"/>
+              <w:left w:val="single" w:sz="6" w:space="0" w:color="C4C7C5"/>
+              <w:bottom w:val="single" w:sz="6" w:space="0" w:color="C4C7C5"/>
+              <w:right w:val="single" w:sz="6" w:space="0" w:color="C4C7C5"/>
+            </w:tcBorders>
+            <w:tcMar>
+              <w:top w:w="120" w:type="dxa"/>
+              <w:left w:w="180" w:type="dxa"/>
+              <w:bottom w:w="120" w:type="dxa"/>
+              <w:right w:w="180" w:type="dxa"/>
+            </w:tcMar>
             <w:vAlign w:val="center"/>
             <w:hideMark/>
           </w:tcPr>
@@ -220,6 +199,18 @@
         <w:tc>
           <w:tcPr>
             <w:tcW w:w="0" w:type="auto"/>
+            <w:tcBorders>
+              <w:top w:val="single" w:sz="6" w:space="0" w:color="C4C7C5"/>
+              <w:left w:val="single" w:sz="6" w:space="0" w:color="C4C7C5"/>
+              <w:bottom w:val="single" w:sz="6" w:space="0" w:color="C4C7C5"/>
+              <w:right w:val="single" w:sz="6" w:space="0" w:color="C4C7C5"/>
+            </w:tcBorders>
+            <w:tcMar>
+              <w:top w:w="120" w:type="dxa"/>
+              <w:left w:w="180" w:type="dxa"/>
+              <w:bottom w:w="120" w:type="dxa"/>
+              <w:right w:w="180" w:type="dxa"/>
+            </w:tcMar>
             <w:vAlign w:val="center"/>
             <w:hideMark/>
           </w:tcPr>
@@ -236,6 +227,18 @@
         <w:tc>
           <w:tcPr>
             <w:tcW w:w="0" w:type="auto"/>
+            <w:tcBorders>
+              <w:top w:val="single" w:sz="6" w:space="0" w:color="C4C7C5"/>
+              <w:left w:val="single" w:sz="6" w:space="0" w:color="C4C7C5"/>
+              <w:bottom w:val="single" w:sz="6" w:space="0" w:color="C4C7C5"/>
+              <w:right w:val="single" w:sz="6" w:space="0" w:color="C4C7C5"/>
+            </w:tcBorders>
+            <w:tcMar>
+              <w:top w:w="120" w:type="dxa"/>
+              <w:left w:w="180" w:type="dxa"/>
+              <w:bottom w:w="120" w:type="dxa"/>
+              <w:right w:w="180" w:type="dxa"/>
+            </w:tcMar>
             <w:vAlign w:val="center"/>
             <w:hideMark/>
           </w:tcPr>
@@ -253,6 +256,18 @@
         <w:tc>
           <w:tcPr>
             <w:tcW w:w="0" w:type="auto"/>
+            <w:tcBorders>
+              <w:top w:val="single" w:sz="6" w:space="0" w:color="C4C7C5"/>
+              <w:left w:val="single" w:sz="6" w:space="0" w:color="C4C7C5"/>
+              <w:bottom w:val="single" w:sz="6" w:space="0" w:color="C4C7C5"/>
+              <w:right w:val="single" w:sz="6" w:space="0" w:color="C4C7C5"/>
+            </w:tcBorders>
+            <w:tcMar>
+              <w:top w:w="120" w:type="dxa"/>
+              <w:left w:w="180" w:type="dxa"/>
+              <w:bottom w:w="120" w:type="dxa"/>
+              <w:right w:w="180" w:type="dxa"/>
+            </w:tcMar>
             <w:vAlign w:val="center"/>
             <w:hideMark/>
           </w:tcPr>
@@ -269,6 +284,18 @@
         <w:tc>
           <w:tcPr>
             <w:tcW w:w="0" w:type="auto"/>
+            <w:tcBorders>
+              <w:top w:val="single" w:sz="6" w:space="0" w:color="C4C7C5"/>
+              <w:left w:val="single" w:sz="6" w:space="0" w:color="C4C7C5"/>
+              <w:bottom w:val="single" w:sz="6" w:space="0" w:color="C4C7C5"/>
+              <w:right w:val="single" w:sz="6" w:space="0" w:color="C4C7C5"/>
+            </w:tcBorders>
+            <w:tcMar>
+              <w:top w:w="120" w:type="dxa"/>
+              <w:left w:w="180" w:type="dxa"/>
+              <w:bottom w:w="120" w:type="dxa"/>
+              <w:right w:w="180" w:type="dxa"/>
+            </w:tcMar>
             <w:vAlign w:val="center"/>
             <w:hideMark/>
           </w:tcPr>
@@ -280,13 +307,6 @@
         </w:tc>
       </w:tr>
     </w:tbl>
-    <w:p>
-      <w:r>
-        <w:pict w14:anchorId="75300C4E">
-          <v:rect id="_x0000_i1322" style="width:0;height:1.5pt" o:hralign="center" o:hrstd="t" o:hr="t" fillcolor="#a0a0a0" stroked="f"/>
-        </w:pict>
-      </w:r>
-    </w:p>
     <w:p>
       <w:pPr>
         <w:rPr>
@@ -299,7 +319,7 @@
           <w:b/>
           <w:bCs/>
         </w:rPr>
-        <w:t>Pattern Registry</w:t>
+        <w:t>Pattern Registry Entries</w:t>
       </w:r>
     </w:p>
     <w:tbl>
@@ -315,9 +335,9 @@
         <w:tblLook w:val="04A0" w:firstRow="1" w:lastRow="0" w:firstColumn="1" w:lastColumn="0" w:noHBand="0" w:noVBand="1"/>
       </w:tblPr>
       <w:tblGrid>
-        <w:gridCol w:w="923"/>
-        <w:gridCol w:w="3294"/>
-        <w:gridCol w:w="1156"/>
+        <w:gridCol w:w="1283"/>
+        <w:gridCol w:w="4138"/>
+        <w:gridCol w:w="1516"/>
       </w:tblGrid>
       <w:tr>
         <w:trPr>
@@ -327,16 +347,22 @@
         <w:tc>
           <w:tcPr>
             <w:tcW w:w="0" w:type="auto"/>
-            <w:vAlign w:val="center"/>
-            <w:hideMark/>
-          </w:tcPr>
-          <w:p>
-            <w:pPr>
-              <w:rPr>
-                <w:b/>
-                <w:bCs/>
-              </w:rPr>
-            </w:pPr>
+            <w:tcBorders>
+              <w:top w:val="single" w:sz="6" w:space="0" w:color="C4C7C5"/>
+              <w:left w:val="single" w:sz="6" w:space="0" w:color="C4C7C5"/>
+              <w:bottom w:val="single" w:sz="6" w:space="0" w:color="C4C7C5"/>
+              <w:right w:val="single" w:sz="6" w:space="0" w:color="C4C7C5"/>
+            </w:tcBorders>
+            <w:tcMar>
+              <w:top w:w="120" w:type="dxa"/>
+              <w:left w:w="180" w:type="dxa"/>
+              <w:bottom w:w="120" w:type="dxa"/>
+              <w:right w:w="180" w:type="dxa"/>
+            </w:tcMar>
+            <w:vAlign w:val="center"/>
+            <w:hideMark/>
+          </w:tcPr>
+          <w:p>
             <w:r>
               <w:rPr>
                 <w:b/>
@@ -349,16 +375,22 @@
         <w:tc>
           <w:tcPr>
             <w:tcW w:w="0" w:type="auto"/>
-            <w:vAlign w:val="center"/>
-            <w:hideMark/>
-          </w:tcPr>
-          <w:p>
-            <w:pPr>
-              <w:rPr>
-                <w:b/>
-                <w:bCs/>
-              </w:rPr>
-            </w:pPr>
+            <w:tcBorders>
+              <w:top w:val="single" w:sz="6" w:space="0" w:color="C4C7C5"/>
+              <w:left w:val="single" w:sz="6" w:space="0" w:color="C4C7C5"/>
+              <w:bottom w:val="single" w:sz="6" w:space="0" w:color="C4C7C5"/>
+              <w:right w:val="single" w:sz="6" w:space="0" w:color="C4C7C5"/>
+            </w:tcBorders>
+            <w:tcMar>
+              <w:top w:w="120" w:type="dxa"/>
+              <w:left w:w="180" w:type="dxa"/>
+              <w:bottom w:w="120" w:type="dxa"/>
+              <w:right w:w="180" w:type="dxa"/>
+            </w:tcMar>
+            <w:vAlign w:val="center"/>
+            <w:hideMark/>
+          </w:tcPr>
+          <w:p>
             <w:r>
               <w:rPr>
                 <w:b/>
@@ -371,16 +403,22 @@
         <w:tc>
           <w:tcPr>
             <w:tcW w:w="0" w:type="auto"/>
-            <w:vAlign w:val="center"/>
-            <w:hideMark/>
-          </w:tcPr>
-          <w:p>
-            <w:pPr>
-              <w:rPr>
-                <w:b/>
-                <w:bCs/>
-              </w:rPr>
-            </w:pPr>
+            <w:tcBorders>
+              <w:top w:val="single" w:sz="6" w:space="0" w:color="C4C7C5"/>
+              <w:left w:val="single" w:sz="6" w:space="0" w:color="C4C7C5"/>
+              <w:bottom w:val="single" w:sz="6" w:space="0" w:color="C4C7C5"/>
+              <w:right w:val="single" w:sz="6" w:space="0" w:color="C4C7C5"/>
+            </w:tcBorders>
+            <w:tcMar>
+              <w:top w:w="120" w:type="dxa"/>
+              <w:left w:w="180" w:type="dxa"/>
+              <w:bottom w:w="120" w:type="dxa"/>
+              <w:right w:w="180" w:type="dxa"/>
+            </w:tcMar>
+            <w:vAlign w:val="center"/>
+            <w:hideMark/>
+          </w:tcPr>
+          <w:p>
             <w:r>
               <w:rPr>
                 <w:b/>
@@ -398,6 +436,18 @@
         <w:tc>
           <w:tcPr>
             <w:tcW w:w="0" w:type="auto"/>
+            <w:tcBorders>
+              <w:top w:val="single" w:sz="6" w:space="0" w:color="C4C7C5"/>
+              <w:left w:val="single" w:sz="6" w:space="0" w:color="C4C7C5"/>
+              <w:bottom w:val="single" w:sz="6" w:space="0" w:color="C4C7C5"/>
+              <w:right w:val="single" w:sz="6" w:space="0" w:color="C4C7C5"/>
+            </w:tcBorders>
+            <w:tcMar>
+              <w:top w:w="120" w:type="dxa"/>
+              <w:left w:w="180" w:type="dxa"/>
+              <w:bottom w:w="120" w:type="dxa"/>
+              <w:right w:w="180" w:type="dxa"/>
+            </w:tcMar>
             <w:vAlign w:val="center"/>
             <w:hideMark/>
           </w:tcPr>
@@ -414,6 +464,18 @@
         <w:tc>
           <w:tcPr>
             <w:tcW w:w="0" w:type="auto"/>
+            <w:tcBorders>
+              <w:top w:val="single" w:sz="6" w:space="0" w:color="C4C7C5"/>
+              <w:left w:val="single" w:sz="6" w:space="0" w:color="C4C7C5"/>
+              <w:bottom w:val="single" w:sz="6" w:space="0" w:color="C4C7C5"/>
+              <w:right w:val="single" w:sz="6" w:space="0" w:color="C4C7C5"/>
+            </w:tcBorders>
+            <w:tcMar>
+              <w:top w:w="120" w:type="dxa"/>
+              <w:left w:w="180" w:type="dxa"/>
+              <w:bottom w:w="120" w:type="dxa"/>
+              <w:right w:w="180" w:type="dxa"/>
+            </w:tcMar>
             <w:vAlign w:val="center"/>
             <w:hideMark/>
           </w:tcPr>
@@ -426,6 +488,18 @@
         <w:tc>
           <w:tcPr>
             <w:tcW w:w="0" w:type="auto"/>
+            <w:tcBorders>
+              <w:top w:val="single" w:sz="6" w:space="0" w:color="C4C7C5"/>
+              <w:left w:val="single" w:sz="6" w:space="0" w:color="C4C7C5"/>
+              <w:bottom w:val="single" w:sz="6" w:space="0" w:color="C4C7C5"/>
+              <w:right w:val="single" w:sz="6" w:space="0" w:color="C4C7C5"/>
+            </w:tcBorders>
+            <w:tcMar>
+              <w:top w:w="120" w:type="dxa"/>
+              <w:left w:w="180" w:type="dxa"/>
+              <w:bottom w:w="120" w:type="dxa"/>
+              <w:right w:w="180" w:type="dxa"/>
+            </w:tcMar>
             <w:vAlign w:val="center"/>
             <w:hideMark/>
           </w:tcPr>
@@ -443,6 +517,18 @@
         <w:tc>
           <w:tcPr>
             <w:tcW w:w="0" w:type="auto"/>
+            <w:tcBorders>
+              <w:top w:val="single" w:sz="6" w:space="0" w:color="C4C7C5"/>
+              <w:left w:val="single" w:sz="6" w:space="0" w:color="C4C7C5"/>
+              <w:bottom w:val="single" w:sz="6" w:space="0" w:color="C4C7C5"/>
+              <w:right w:val="single" w:sz="6" w:space="0" w:color="C4C7C5"/>
+            </w:tcBorders>
+            <w:tcMar>
+              <w:top w:w="120" w:type="dxa"/>
+              <w:left w:w="180" w:type="dxa"/>
+              <w:bottom w:w="120" w:type="dxa"/>
+              <w:right w:w="180" w:type="dxa"/>
+            </w:tcMar>
             <w:vAlign w:val="center"/>
             <w:hideMark/>
           </w:tcPr>
@@ -459,6 +545,18 @@
         <w:tc>
           <w:tcPr>
             <w:tcW w:w="0" w:type="auto"/>
+            <w:tcBorders>
+              <w:top w:val="single" w:sz="6" w:space="0" w:color="C4C7C5"/>
+              <w:left w:val="single" w:sz="6" w:space="0" w:color="C4C7C5"/>
+              <w:bottom w:val="single" w:sz="6" w:space="0" w:color="C4C7C5"/>
+              <w:right w:val="single" w:sz="6" w:space="0" w:color="C4C7C5"/>
+            </w:tcBorders>
+            <w:tcMar>
+              <w:top w:w="120" w:type="dxa"/>
+              <w:left w:w="180" w:type="dxa"/>
+              <w:bottom w:w="120" w:type="dxa"/>
+              <w:right w:w="180" w:type="dxa"/>
+            </w:tcMar>
             <w:vAlign w:val="center"/>
             <w:hideMark/>
           </w:tcPr>
@@ -471,6 +569,18 @@
         <w:tc>
           <w:tcPr>
             <w:tcW w:w="0" w:type="auto"/>
+            <w:tcBorders>
+              <w:top w:val="single" w:sz="6" w:space="0" w:color="C4C7C5"/>
+              <w:left w:val="single" w:sz="6" w:space="0" w:color="C4C7C5"/>
+              <w:bottom w:val="single" w:sz="6" w:space="0" w:color="C4C7C5"/>
+              <w:right w:val="single" w:sz="6" w:space="0" w:color="C4C7C5"/>
+            </w:tcBorders>
+            <w:tcMar>
+              <w:top w:w="120" w:type="dxa"/>
+              <w:left w:w="180" w:type="dxa"/>
+              <w:bottom w:w="120" w:type="dxa"/>
+              <w:right w:w="180" w:type="dxa"/>
+            </w:tcMar>
             <w:vAlign w:val="center"/>
             <w:hideMark/>
           </w:tcPr>
@@ -488,6 +598,18 @@
         <w:tc>
           <w:tcPr>
             <w:tcW w:w="0" w:type="auto"/>
+            <w:tcBorders>
+              <w:top w:val="single" w:sz="6" w:space="0" w:color="C4C7C5"/>
+              <w:left w:val="single" w:sz="6" w:space="0" w:color="C4C7C5"/>
+              <w:bottom w:val="single" w:sz="6" w:space="0" w:color="C4C7C5"/>
+              <w:right w:val="single" w:sz="6" w:space="0" w:color="C4C7C5"/>
+            </w:tcBorders>
+            <w:tcMar>
+              <w:top w:w="120" w:type="dxa"/>
+              <w:left w:w="180" w:type="dxa"/>
+              <w:bottom w:w="120" w:type="dxa"/>
+              <w:right w:w="180" w:type="dxa"/>
+            </w:tcMar>
             <w:vAlign w:val="center"/>
             <w:hideMark/>
           </w:tcPr>
@@ -504,6 +626,18 @@
         <w:tc>
           <w:tcPr>
             <w:tcW w:w="0" w:type="auto"/>
+            <w:tcBorders>
+              <w:top w:val="single" w:sz="6" w:space="0" w:color="C4C7C5"/>
+              <w:left w:val="single" w:sz="6" w:space="0" w:color="C4C7C5"/>
+              <w:bottom w:val="single" w:sz="6" w:space="0" w:color="C4C7C5"/>
+              <w:right w:val="single" w:sz="6" w:space="0" w:color="C4C7C5"/>
+            </w:tcBorders>
+            <w:tcMar>
+              <w:top w:w="120" w:type="dxa"/>
+              <w:left w:w="180" w:type="dxa"/>
+              <w:bottom w:w="120" w:type="dxa"/>
+              <w:right w:w="180" w:type="dxa"/>
+            </w:tcMar>
             <w:vAlign w:val="center"/>
             <w:hideMark/>
           </w:tcPr>
@@ -516,6 +650,18 @@
         <w:tc>
           <w:tcPr>
             <w:tcW w:w="0" w:type="auto"/>
+            <w:tcBorders>
+              <w:top w:val="single" w:sz="6" w:space="0" w:color="C4C7C5"/>
+              <w:left w:val="single" w:sz="6" w:space="0" w:color="C4C7C5"/>
+              <w:bottom w:val="single" w:sz="6" w:space="0" w:color="C4C7C5"/>
+              <w:right w:val="single" w:sz="6" w:space="0" w:color="C4C7C5"/>
+            </w:tcBorders>
+            <w:tcMar>
+              <w:top w:w="120" w:type="dxa"/>
+              <w:left w:w="180" w:type="dxa"/>
+              <w:bottom w:w="120" w:type="dxa"/>
+              <w:right w:w="180" w:type="dxa"/>
+            </w:tcMar>
             <w:vAlign w:val="center"/>
             <w:hideMark/>
           </w:tcPr>
@@ -533,6 +679,18 @@
         <w:tc>
           <w:tcPr>
             <w:tcW w:w="0" w:type="auto"/>
+            <w:tcBorders>
+              <w:top w:val="single" w:sz="6" w:space="0" w:color="C4C7C5"/>
+              <w:left w:val="single" w:sz="6" w:space="0" w:color="C4C7C5"/>
+              <w:bottom w:val="single" w:sz="6" w:space="0" w:color="C4C7C5"/>
+              <w:right w:val="single" w:sz="6" w:space="0" w:color="C4C7C5"/>
+            </w:tcBorders>
+            <w:tcMar>
+              <w:top w:w="120" w:type="dxa"/>
+              <w:left w:w="180" w:type="dxa"/>
+              <w:bottom w:w="120" w:type="dxa"/>
+              <w:right w:w="180" w:type="dxa"/>
+            </w:tcMar>
             <w:vAlign w:val="center"/>
             <w:hideMark/>
           </w:tcPr>
@@ -549,6 +707,18 @@
         <w:tc>
           <w:tcPr>
             <w:tcW w:w="0" w:type="auto"/>
+            <w:tcBorders>
+              <w:top w:val="single" w:sz="6" w:space="0" w:color="C4C7C5"/>
+              <w:left w:val="single" w:sz="6" w:space="0" w:color="C4C7C5"/>
+              <w:bottom w:val="single" w:sz="6" w:space="0" w:color="C4C7C5"/>
+              <w:right w:val="single" w:sz="6" w:space="0" w:color="C4C7C5"/>
+            </w:tcBorders>
+            <w:tcMar>
+              <w:top w:w="120" w:type="dxa"/>
+              <w:left w:w="180" w:type="dxa"/>
+              <w:bottom w:w="120" w:type="dxa"/>
+              <w:right w:w="180" w:type="dxa"/>
+            </w:tcMar>
             <w:vAlign w:val="center"/>
             <w:hideMark/>
           </w:tcPr>
@@ -561,6 +731,18 @@
         <w:tc>
           <w:tcPr>
             <w:tcW w:w="0" w:type="auto"/>
+            <w:tcBorders>
+              <w:top w:val="single" w:sz="6" w:space="0" w:color="C4C7C5"/>
+              <w:left w:val="single" w:sz="6" w:space="0" w:color="C4C7C5"/>
+              <w:bottom w:val="single" w:sz="6" w:space="0" w:color="C4C7C5"/>
+              <w:right w:val="single" w:sz="6" w:space="0" w:color="C4C7C5"/>
+            </w:tcBorders>
+            <w:tcMar>
+              <w:top w:w="120" w:type="dxa"/>
+              <w:left w:w="180" w:type="dxa"/>
+              <w:bottom w:w="120" w:type="dxa"/>
+              <w:right w:w="180" w:type="dxa"/>
+            </w:tcMar>
             <w:vAlign w:val="center"/>
             <w:hideMark/>
           </w:tcPr>
@@ -578,6 +760,18 @@
         <w:tc>
           <w:tcPr>
             <w:tcW w:w="0" w:type="auto"/>
+            <w:tcBorders>
+              <w:top w:val="single" w:sz="6" w:space="0" w:color="C4C7C5"/>
+              <w:left w:val="single" w:sz="6" w:space="0" w:color="C4C7C5"/>
+              <w:bottom w:val="single" w:sz="6" w:space="0" w:color="C4C7C5"/>
+              <w:right w:val="single" w:sz="6" w:space="0" w:color="C4C7C5"/>
+            </w:tcBorders>
+            <w:tcMar>
+              <w:top w:w="120" w:type="dxa"/>
+              <w:left w:w="180" w:type="dxa"/>
+              <w:bottom w:w="120" w:type="dxa"/>
+              <w:right w:w="180" w:type="dxa"/>
+            </w:tcMar>
             <w:vAlign w:val="center"/>
             <w:hideMark/>
           </w:tcPr>
@@ -594,6 +788,18 @@
         <w:tc>
           <w:tcPr>
             <w:tcW w:w="0" w:type="auto"/>
+            <w:tcBorders>
+              <w:top w:val="single" w:sz="6" w:space="0" w:color="C4C7C5"/>
+              <w:left w:val="single" w:sz="6" w:space="0" w:color="C4C7C5"/>
+              <w:bottom w:val="single" w:sz="6" w:space="0" w:color="C4C7C5"/>
+              <w:right w:val="single" w:sz="6" w:space="0" w:color="C4C7C5"/>
+            </w:tcBorders>
+            <w:tcMar>
+              <w:top w:w="120" w:type="dxa"/>
+              <w:left w:w="180" w:type="dxa"/>
+              <w:bottom w:w="120" w:type="dxa"/>
+              <w:right w:w="180" w:type="dxa"/>
+            </w:tcMar>
             <w:vAlign w:val="center"/>
             <w:hideMark/>
           </w:tcPr>
@@ -606,6 +812,910 @@
         <w:tc>
           <w:tcPr>
             <w:tcW w:w="0" w:type="auto"/>
+            <w:tcBorders>
+              <w:top w:val="single" w:sz="6" w:space="0" w:color="C4C7C5"/>
+              <w:left w:val="single" w:sz="6" w:space="0" w:color="C4C7C5"/>
+              <w:bottom w:val="single" w:sz="6" w:space="0" w:color="C4C7C5"/>
+              <w:right w:val="single" w:sz="6" w:space="0" w:color="C4C7C5"/>
+            </w:tcBorders>
+            <w:tcMar>
+              <w:top w:w="120" w:type="dxa"/>
+              <w:left w:w="180" w:type="dxa"/>
+              <w:bottom w:w="120" w:type="dxa"/>
+              <w:right w:w="180" w:type="dxa"/>
+            </w:tcMar>
+            <w:vAlign w:val="center"/>
+            <w:hideMark/>
+          </w:tcPr>
+          <w:p>
+            <w:r>
+              <w:t>Candidate</w:t>
+            </w:r>
+          </w:p>
+        </w:tc>
+      </w:tr>
+      <w:tr>
+        <w:trPr>
+          <w:tblCellSpacing w:w="15" w:type="dxa"/>
+        </w:trPr>
+        <w:tc>
+          <w:tcPr>
+            <w:tcW w:w="0" w:type="auto"/>
+            <w:tcBorders>
+              <w:top w:val="single" w:sz="6" w:space="0" w:color="C4C7C5"/>
+              <w:left w:val="single" w:sz="6" w:space="0" w:color="C4C7C5"/>
+              <w:bottom w:val="single" w:sz="6" w:space="0" w:color="C4C7C5"/>
+              <w:right w:val="single" w:sz="6" w:space="0" w:color="C4C7C5"/>
+            </w:tcBorders>
+            <w:tcMar>
+              <w:top w:w="120" w:type="dxa"/>
+              <w:left w:w="180" w:type="dxa"/>
+              <w:bottom w:w="120" w:type="dxa"/>
+              <w:right w:w="180" w:type="dxa"/>
+            </w:tcMar>
+            <w:vAlign w:val="center"/>
+            <w:hideMark/>
+          </w:tcPr>
+          <w:p>
+            <w:r>
+              <w:rPr>
+                <w:b/>
+                <w:bCs/>
+              </w:rPr>
+              <w:t>PAT-006</w:t>
+            </w:r>
+          </w:p>
+        </w:tc>
+        <w:tc>
+          <w:tcPr>
+            <w:tcW w:w="0" w:type="auto"/>
+            <w:tcBorders>
+              <w:top w:val="single" w:sz="6" w:space="0" w:color="C4C7C5"/>
+              <w:left w:val="single" w:sz="6" w:space="0" w:color="C4C7C5"/>
+              <w:bottom w:val="single" w:sz="6" w:space="0" w:color="C4C7C5"/>
+              <w:right w:val="single" w:sz="6" w:space="0" w:color="C4C7C5"/>
+            </w:tcBorders>
+            <w:tcMar>
+              <w:top w:w="120" w:type="dxa"/>
+              <w:left w:w="180" w:type="dxa"/>
+              <w:bottom w:w="120" w:type="dxa"/>
+              <w:right w:w="180" w:type="dxa"/>
+            </w:tcMar>
+            <w:vAlign w:val="center"/>
+            <w:hideMark/>
+          </w:tcPr>
+          <w:p>
+            <w:r>
+              <w:t>Memory Decay</w:t>
+            </w:r>
+          </w:p>
+        </w:tc>
+        <w:tc>
+          <w:tcPr>
+            <w:tcW w:w="0" w:type="auto"/>
+            <w:tcBorders>
+              <w:top w:val="single" w:sz="6" w:space="0" w:color="C4C7C5"/>
+              <w:left w:val="single" w:sz="6" w:space="0" w:color="C4C7C5"/>
+              <w:bottom w:val="single" w:sz="6" w:space="0" w:color="C4C7C5"/>
+              <w:right w:val="single" w:sz="6" w:space="0" w:color="C4C7C5"/>
+            </w:tcBorders>
+            <w:tcMar>
+              <w:top w:w="120" w:type="dxa"/>
+              <w:left w:w="180" w:type="dxa"/>
+              <w:bottom w:w="120" w:type="dxa"/>
+              <w:right w:w="180" w:type="dxa"/>
+            </w:tcMar>
+            <w:vAlign w:val="center"/>
+            <w:hideMark/>
+          </w:tcPr>
+          <w:p>
+            <w:r>
+              <w:t>Candidate</w:t>
+            </w:r>
+          </w:p>
+        </w:tc>
+      </w:tr>
+      <w:tr>
+        <w:trPr>
+          <w:tblCellSpacing w:w="15" w:type="dxa"/>
+        </w:trPr>
+        <w:tc>
+          <w:tcPr>
+            <w:tcW w:w="0" w:type="auto"/>
+            <w:tcBorders>
+              <w:top w:val="single" w:sz="6" w:space="0" w:color="C4C7C5"/>
+              <w:left w:val="single" w:sz="6" w:space="0" w:color="C4C7C5"/>
+              <w:bottom w:val="single" w:sz="6" w:space="0" w:color="C4C7C5"/>
+              <w:right w:val="single" w:sz="6" w:space="0" w:color="C4C7C5"/>
+            </w:tcBorders>
+            <w:tcMar>
+              <w:top w:w="120" w:type="dxa"/>
+              <w:left w:w="180" w:type="dxa"/>
+              <w:bottom w:w="120" w:type="dxa"/>
+              <w:right w:w="180" w:type="dxa"/>
+            </w:tcMar>
+            <w:vAlign w:val="center"/>
+            <w:hideMark/>
+          </w:tcPr>
+          <w:p>
+            <w:r>
+              <w:rPr>
+                <w:b/>
+                <w:bCs/>
+              </w:rPr>
+              <w:lastRenderedPageBreak/>
+              <w:t>PAT-007</w:t>
+            </w:r>
+          </w:p>
+        </w:tc>
+        <w:tc>
+          <w:tcPr>
+            <w:tcW w:w="0" w:type="auto"/>
+            <w:tcBorders>
+              <w:top w:val="single" w:sz="6" w:space="0" w:color="C4C7C5"/>
+              <w:left w:val="single" w:sz="6" w:space="0" w:color="C4C7C5"/>
+              <w:bottom w:val="single" w:sz="6" w:space="0" w:color="C4C7C5"/>
+              <w:right w:val="single" w:sz="6" w:space="0" w:color="C4C7C5"/>
+            </w:tcBorders>
+            <w:tcMar>
+              <w:top w:w="120" w:type="dxa"/>
+              <w:left w:w="180" w:type="dxa"/>
+              <w:bottom w:w="120" w:type="dxa"/>
+              <w:right w:w="180" w:type="dxa"/>
+            </w:tcMar>
+            <w:vAlign w:val="center"/>
+            <w:hideMark/>
+          </w:tcPr>
+          <w:p>
+            <w:r>
+              <w:t>Relationship Blindness</w:t>
+            </w:r>
+          </w:p>
+        </w:tc>
+        <w:tc>
+          <w:tcPr>
+            <w:tcW w:w="0" w:type="auto"/>
+            <w:tcBorders>
+              <w:top w:val="single" w:sz="6" w:space="0" w:color="C4C7C5"/>
+              <w:left w:val="single" w:sz="6" w:space="0" w:color="C4C7C5"/>
+              <w:bottom w:val="single" w:sz="6" w:space="0" w:color="C4C7C5"/>
+              <w:right w:val="single" w:sz="6" w:space="0" w:color="C4C7C5"/>
+            </w:tcBorders>
+            <w:tcMar>
+              <w:top w:w="120" w:type="dxa"/>
+              <w:left w:w="180" w:type="dxa"/>
+              <w:bottom w:w="120" w:type="dxa"/>
+              <w:right w:w="180" w:type="dxa"/>
+            </w:tcMar>
+            <w:vAlign w:val="center"/>
+            <w:hideMark/>
+          </w:tcPr>
+          <w:p>
+            <w:r>
+              <w:t>Candidate</w:t>
+            </w:r>
+          </w:p>
+        </w:tc>
+      </w:tr>
+      <w:tr>
+        <w:trPr>
+          <w:tblCellSpacing w:w="15" w:type="dxa"/>
+        </w:trPr>
+        <w:tc>
+          <w:tcPr>
+            <w:tcW w:w="0" w:type="auto"/>
+            <w:tcBorders>
+              <w:top w:val="single" w:sz="6" w:space="0" w:color="C4C7C5"/>
+              <w:left w:val="single" w:sz="6" w:space="0" w:color="C4C7C5"/>
+              <w:bottom w:val="single" w:sz="6" w:space="0" w:color="C4C7C5"/>
+              <w:right w:val="single" w:sz="6" w:space="0" w:color="C4C7C5"/>
+            </w:tcBorders>
+            <w:tcMar>
+              <w:top w:w="120" w:type="dxa"/>
+              <w:left w:w="180" w:type="dxa"/>
+              <w:bottom w:w="120" w:type="dxa"/>
+              <w:right w:w="180" w:type="dxa"/>
+            </w:tcMar>
+            <w:vAlign w:val="center"/>
+            <w:hideMark/>
+          </w:tcPr>
+          <w:p>
+            <w:r>
+              <w:rPr>
+                <w:b/>
+                <w:bCs/>
+              </w:rPr>
+              <w:t>PAT-008</w:t>
+            </w:r>
+          </w:p>
+        </w:tc>
+        <w:tc>
+          <w:tcPr>
+            <w:tcW w:w="0" w:type="auto"/>
+            <w:tcBorders>
+              <w:top w:val="single" w:sz="6" w:space="0" w:color="C4C7C5"/>
+              <w:left w:val="single" w:sz="6" w:space="0" w:color="C4C7C5"/>
+              <w:bottom w:val="single" w:sz="6" w:space="0" w:color="C4C7C5"/>
+              <w:right w:val="single" w:sz="6" w:space="0" w:color="C4C7C5"/>
+            </w:tcBorders>
+            <w:tcMar>
+              <w:top w:w="120" w:type="dxa"/>
+              <w:left w:w="180" w:type="dxa"/>
+              <w:bottom w:w="120" w:type="dxa"/>
+              <w:right w:w="180" w:type="dxa"/>
+            </w:tcMar>
+            <w:vAlign w:val="center"/>
+            <w:hideMark/>
+          </w:tcPr>
+          <w:p>
+            <w:r>
+              <w:t>Project Context Loss</w:t>
+            </w:r>
+          </w:p>
+        </w:tc>
+        <w:tc>
+          <w:tcPr>
+            <w:tcW w:w="0" w:type="auto"/>
+            <w:tcBorders>
+              <w:top w:val="single" w:sz="6" w:space="0" w:color="C4C7C5"/>
+              <w:left w:val="single" w:sz="6" w:space="0" w:color="C4C7C5"/>
+              <w:bottom w:val="single" w:sz="6" w:space="0" w:color="C4C7C5"/>
+              <w:right w:val="single" w:sz="6" w:space="0" w:color="C4C7C5"/>
+            </w:tcBorders>
+            <w:tcMar>
+              <w:top w:w="120" w:type="dxa"/>
+              <w:left w:w="180" w:type="dxa"/>
+              <w:bottom w:w="120" w:type="dxa"/>
+              <w:right w:w="180" w:type="dxa"/>
+            </w:tcMar>
+            <w:vAlign w:val="center"/>
+            <w:hideMark/>
+          </w:tcPr>
+          <w:p>
+            <w:r>
+              <w:t>Candidate</w:t>
+            </w:r>
+          </w:p>
+        </w:tc>
+      </w:tr>
+      <w:tr>
+        <w:trPr>
+          <w:tblCellSpacing w:w="15" w:type="dxa"/>
+        </w:trPr>
+        <w:tc>
+          <w:tcPr>
+            <w:tcW w:w="0" w:type="auto"/>
+            <w:tcBorders>
+              <w:top w:val="single" w:sz="6" w:space="0" w:color="C4C7C5"/>
+              <w:left w:val="single" w:sz="6" w:space="0" w:color="C4C7C5"/>
+              <w:bottom w:val="single" w:sz="6" w:space="0" w:color="C4C7C5"/>
+              <w:right w:val="single" w:sz="6" w:space="0" w:color="C4C7C5"/>
+            </w:tcBorders>
+            <w:tcMar>
+              <w:top w:w="120" w:type="dxa"/>
+              <w:left w:w="180" w:type="dxa"/>
+              <w:bottom w:w="120" w:type="dxa"/>
+              <w:right w:w="180" w:type="dxa"/>
+            </w:tcMar>
+            <w:vAlign w:val="center"/>
+            <w:hideMark/>
+          </w:tcPr>
+          <w:p>
+            <w:r>
+              <w:rPr>
+                <w:b/>
+                <w:bCs/>
+              </w:rPr>
+              <w:t>PAT-009</w:t>
+            </w:r>
+          </w:p>
+        </w:tc>
+        <w:tc>
+          <w:tcPr>
+            <w:tcW w:w="0" w:type="auto"/>
+            <w:tcBorders>
+              <w:top w:val="single" w:sz="6" w:space="0" w:color="C4C7C5"/>
+              <w:left w:val="single" w:sz="6" w:space="0" w:color="C4C7C5"/>
+              <w:bottom w:val="single" w:sz="6" w:space="0" w:color="C4C7C5"/>
+              <w:right w:val="single" w:sz="6" w:space="0" w:color="C4C7C5"/>
+            </w:tcBorders>
+            <w:tcMar>
+              <w:top w:w="120" w:type="dxa"/>
+              <w:left w:w="180" w:type="dxa"/>
+              <w:bottom w:w="120" w:type="dxa"/>
+              <w:right w:w="180" w:type="dxa"/>
+            </w:tcMar>
+            <w:vAlign w:val="center"/>
+            <w:hideMark/>
+          </w:tcPr>
+          <w:p>
+            <w:r>
+              <w:t>Knowledge Fragmentation</w:t>
+            </w:r>
+          </w:p>
+        </w:tc>
+        <w:tc>
+          <w:tcPr>
+            <w:tcW w:w="0" w:type="auto"/>
+            <w:tcBorders>
+              <w:top w:val="single" w:sz="6" w:space="0" w:color="C4C7C5"/>
+              <w:left w:val="single" w:sz="6" w:space="0" w:color="C4C7C5"/>
+              <w:bottom w:val="single" w:sz="6" w:space="0" w:color="C4C7C5"/>
+              <w:right w:val="single" w:sz="6" w:space="0" w:color="C4C7C5"/>
+            </w:tcBorders>
+            <w:tcMar>
+              <w:top w:w="120" w:type="dxa"/>
+              <w:left w:w="180" w:type="dxa"/>
+              <w:bottom w:w="120" w:type="dxa"/>
+              <w:right w:w="180" w:type="dxa"/>
+            </w:tcMar>
+            <w:vAlign w:val="center"/>
+            <w:hideMark/>
+          </w:tcPr>
+          <w:p>
+            <w:r>
+              <w:t>Candidate</w:t>
+            </w:r>
+          </w:p>
+        </w:tc>
+      </w:tr>
+      <w:tr>
+        <w:trPr>
+          <w:tblCellSpacing w:w="15" w:type="dxa"/>
+        </w:trPr>
+        <w:tc>
+          <w:tcPr>
+            <w:tcW w:w="0" w:type="auto"/>
+            <w:tcBorders>
+              <w:top w:val="single" w:sz="6" w:space="0" w:color="C4C7C5"/>
+              <w:left w:val="single" w:sz="6" w:space="0" w:color="C4C7C5"/>
+              <w:bottom w:val="single" w:sz="6" w:space="0" w:color="C4C7C5"/>
+              <w:right w:val="single" w:sz="6" w:space="0" w:color="C4C7C5"/>
+            </w:tcBorders>
+            <w:tcMar>
+              <w:top w:w="120" w:type="dxa"/>
+              <w:left w:w="180" w:type="dxa"/>
+              <w:bottom w:w="120" w:type="dxa"/>
+              <w:right w:w="180" w:type="dxa"/>
+            </w:tcMar>
+            <w:vAlign w:val="center"/>
+            <w:hideMark/>
+          </w:tcPr>
+          <w:p>
+            <w:r>
+              <w:rPr>
+                <w:b/>
+                <w:bCs/>
+              </w:rPr>
+              <w:t>PAT-010</w:t>
+            </w:r>
+          </w:p>
+        </w:tc>
+        <w:tc>
+          <w:tcPr>
+            <w:tcW w:w="0" w:type="auto"/>
+            <w:tcBorders>
+              <w:top w:val="single" w:sz="6" w:space="0" w:color="C4C7C5"/>
+              <w:left w:val="single" w:sz="6" w:space="0" w:color="C4C7C5"/>
+              <w:bottom w:val="single" w:sz="6" w:space="0" w:color="C4C7C5"/>
+              <w:right w:val="single" w:sz="6" w:space="0" w:color="C4C7C5"/>
+            </w:tcBorders>
+            <w:tcMar>
+              <w:top w:w="120" w:type="dxa"/>
+              <w:left w:w="180" w:type="dxa"/>
+              <w:bottom w:w="120" w:type="dxa"/>
+              <w:right w:w="180" w:type="dxa"/>
+            </w:tcMar>
+            <w:vAlign w:val="center"/>
+            <w:hideMark/>
+          </w:tcPr>
+          <w:p>
+            <w:r>
+              <w:t>Ownership &amp; Governance Ambiguity</w:t>
+            </w:r>
+          </w:p>
+        </w:tc>
+        <w:tc>
+          <w:tcPr>
+            <w:tcW w:w="0" w:type="auto"/>
+            <w:tcBorders>
+              <w:top w:val="single" w:sz="6" w:space="0" w:color="C4C7C5"/>
+              <w:left w:val="single" w:sz="6" w:space="0" w:color="C4C7C5"/>
+              <w:bottom w:val="single" w:sz="6" w:space="0" w:color="C4C7C5"/>
+              <w:right w:val="single" w:sz="6" w:space="0" w:color="C4C7C5"/>
+            </w:tcBorders>
+            <w:tcMar>
+              <w:top w:w="120" w:type="dxa"/>
+              <w:left w:w="180" w:type="dxa"/>
+              <w:bottom w:w="120" w:type="dxa"/>
+              <w:right w:w="180" w:type="dxa"/>
+            </w:tcMar>
+            <w:vAlign w:val="center"/>
+            <w:hideMark/>
+          </w:tcPr>
+          <w:p>
+            <w:r>
+              <w:t>Candidate</w:t>
+            </w:r>
+          </w:p>
+        </w:tc>
+      </w:tr>
+      <w:tr>
+        <w:trPr>
+          <w:tblCellSpacing w:w="15" w:type="dxa"/>
+        </w:trPr>
+        <w:tc>
+          <w:tcPr>
+            <w:tcW w:w="0" w:type="auto"/>
+            <w:tcBorders>
+              <w:top w:val="single" w:sz="6" w:space="0" w:color="C4C7C5"/>
+              <w:left w:val="single" w:sz="6" w:space="0" w:color="C4C7C5"/>
+              <w:bottom w:val="single" w:sz="6" w:space="0" w:color="C4C7C5"/>
+              <w:right w:val="single" w:sz="6" w:space="0" w:color="C4C7C5"/>
+            </w:tcBorders>
+            <w:tcMar>
+              <w:top w:w="120" w:type="dxa"/>
+              <w:left w:w="180" w:type="dxa"/>
+              <w:bottom w:w="120" w:type="dxa"/>
+              <w:right w:w="180" w:type="dxa"/>
+            </w:tcMar>
+            <w:vAlign w:val="center"/>
+            <w:hideMark/>
+          </w:tcPr>
+          <w:p>
+            <w:r>
+              <w:rPr>
+                <w:b/>
+                <w:bCs/>
+              </w:rPr>
+              <w:t>PAT-011</w:t>
+            </w:r>
+          </w:p>
+        </w:tc>
+        <w:tc>
+          <w:tcPr>
+            <w:tcW w:w="0" w:type="auto"/>
+            <w:tcBorders>
+              <w:top w:val="single" w:sz="6" w:space="0" w:color="C4C7C5"/>
+              <w:left w:val="single" w:sz="6" w:space="0" w:color="C4C7C5"/>
+              <w:bottom w:val="single" w:sz="6" w:space="0" w:color="C4C7C5"/>
+              <w:right w:val="single" w:sz="6" w:space="0" w:color="C4C7C5"/>
+            </w:tcBorders>
+            <w:tcMar>
+              <w:top w:w="120" w:type="dxa"/>
+              <w:left w:w="180" w:type="dxa"/>
+              <w:bottom w:w="120" w:type="dxa"/>
+              <w:right w:w="180" w:type="dxa"/>
+            </w:tcMar>
+            <w:vAlign w:val="center"/>
+            <w:hideMark/>
+          </w:tcPr>
+          <w:p>
+            <w:r>
+              <w:t>Lifecycle Management Complexity</w:t>
+            </w:r>
+          </w:p>
+        </w:tc>
+        <w:tc>
+          <w:tcPr>
+            <w:tcW w:w="0" w:type="auto"/>
+            <w:tcBorders>
+              <w:top w:val="single" w:sz="6" w:space="0" w:color="C4C7C5"/>
+              <w:left w:val="single" w:sz="6" w:space="0" w:color="C4C7C5"/>
+              <w:bottom w:val="single" w:sz="6" w:space="0" w:color="C4C7C5"/>
+              <w:right w:val="single" w:sz="6" w:space="0" w:color="C4C7C5"/>
+            </w:tcBorders>
+            <w:tcMar>
+              <w:top w:w="120" w:type="dxa"/>
+              <w:left w:w="180" w:type="dxa"/>
+              <w:bottom w:w="120" w:type="dxa"/>
+              <w:right w:w="180" w:type="dxa"/>
+            </w:tcMar>
+            <w:vAlign w:val="center"/>
+            <w:hideMark/>
+          </w:tcPr>
+          <w:p>
+            <w:r>
+              <w:t>Candidate</w:t>
+            </w:r>
+          </w:p>
+        </w:tc>
+      </w:tr>
+      <w:tr>
+        <w:trPr>
+          <w:tblCellSpacing w:w="15" w:type="dxa"/>
+        </w:trPr>
+        <w:tc>
+          <w:tcPr>
+            <w:tcW w:w="0" w:type="auto"/>
+            <w:tcBorders>
+              <w:top w:val="single" w:sz="6" w:space="0" w:color="C4C7C5"/>
+              <w:left w:val="single" w:sz="6" w:space="0" w:color="C4C7C5"/>
+              <w:bottom w:val="single" w:sz="6" w:space="0" w:color="C4C7C5"/>
+              <w:right w:val="single" w:sz="6" w:space="0" w:color="C4C7C5"/>
+            </w:tcBorders>
+            <w:tcMar>
+              <w:top w:w="120" w:type="dxa"/>
+              <w:left w:w="180" w:type="dxa"/>
+              <w:bottom w:w="120" w:type="dxa"/>
+              <w:right w:w="180" w:type="dxa"/>
+            </w:tcMar>
+            <w:vAlign w:val="center"/>
+            <w:hideMark/>
+          </w:tcPr>
+          <w:p>
+            <w:r>
+              <w:rPr>
+                <w:b/>
+                <w:bCs/>
+              </w:rPr>
+              <w:t>PAT-012</w:t>
+            </w:r>
+          </w:p>
+        </w:tc>
+        <w:tc>
+          <w:tcPr>
+            <w:tcW w:w="0" w:type="auto"/>
+            <w:tcBorders>
+              <w:top w:val="single" w:sz="6" w:space="0" w:color="C4C7C5"/>
+              <w:left w:val="single" w:sz="6" w:space="0" w:color="C4C7C5"/>
+              <w:bottom w:val="single" w:sz="6" w:space="0" w:color="C4C7C5"/>
+              <w:right w:val="single" w:sz="6" w:space="0" w:color="C4C7C5"/>
+            </w:tcBorders>
+            <w:tcMar>
+              <w:top w:w="120" w:type="dxa"/>
+              <w:left w:w="180" w:type="dxa"/>
+              <w:bottom w:w="120" w:type="dxa"/>
+              <w:right w:w="180" w:type="dxa"/>
+            </w:tcMar>
+            <w:vAlign w:val="center"/>
+            <w:hideMark/>
+          </w:tcPr>
+          <w:p>
+            <w:r>
+              <w:t>Knowledge Uncertainty</w:t>
+            </w:r>
+          </w:p>
+        </w:tc>
+        <w:tc>
+          <w:tcPr>
+            <w:tcW w:w="0" w:type="auto"/>
+            <w:tcBorders>
+              <w:top w:val="single" w:sz="6" w:space="0" w:color="C4C7C5"/>
+              <w:left w:val="single" w:sz="6" w:space="0" w:color="C4C7C5"/>
+              <w:bottom w:val="single" w:sz="6" w:space="0" w:color="C4C7C5"/>
+              <w:right w:val="single" w:sz="6" w:space="0" w:color="C4C7C5"/>
+            </w:tcBorders>
+            <w:tcMar>
+              <w:top w:w="120" w:type="dxa"/>
+              <w:left w:w="180" w:type="dxa"/>
+              <w:bottom w:w="120" w:type="dxa"/>
+              <w:right w:w="180" w:type="dxa"/>
+            </w:tcMar>
+            <w:vAlign w:val="center"/>
+            <w:hideMark/>
+          </w:tcPr>
+          <w:p>
+            <w:r>
+              <w:t>Candidate</w:t>
+            </w:r>
+          </w:p>
+        </w:tc>
+      </w:tr>
+      <w:tr>
+        <w:trPr>
+          <w:tblCellSpacing w:w="15" w:type="dxa"/>
+        </w:trPr>
+        <w:tc>
+          <w:tcPr>
+            <w:tcW w:w="0" w:type="auto"/>
+            <w:tcBorders>
+              <w:top w:val="single" w:sz="6" w:space="0" w:color="C4C7C5"/>
+              <w:left w:val="single" w:sz="6" w:space="0" w:color="C4C7C5"/>
+              <w:bottom w:val="single" w:sz="6" w:space="0" w:color="C4C7C5"/>
+              <w:right w:val="single" w:sz="6" w:space="0" w:color="C4C7C5"/>
+            </w:tcBorders>
+            <w:tcMar>
+              <w:top w:w="120" w:type="dxa"/>
+              <w:left w:w="180" w:type="dxa"/>
+              <w:bottom w:w="120" w:type="dxa"/>
+              <w:right w:w="180" w:type="dxa"/>
+            </w:tcMar>
+            <w:vAlign w:val="center"/>
+            <w:hideMark/>
+          </w:tcPr>
+          <w:p>
+            <w:r>
+              <w:rPr>
+                <w:b/>
+                <w:bCs/>
+              </w:rPr>
+              <w:t>PAT-013</w:t>
+            </w:r>
+          </w:p>
+        </w:tc>
+        <w:tc>
+          <w:tcPr>
+            <w:tcW w:w="0" w:type="auto"/>
+            <w:tcBorders>
+              <w:top w:val="single" w:sz="6" w:space="0" w:color="C4C7C5"/>
+              <w:left w:val="single" w:sz="6" w:space="0" w:color="C4C7C5"/>
+              <w:bottom w:val="single" w:sz="6" w:space="0" w:color="C4C7C5"/>
+              <w:right w:val="single" w:sz="6" w:space="0" w:color="C4C7C5"/>
+            </w:tcBorders>
+            <w:tcMar>
+              <w:top w:w="120" w:type="dxa"/>
+              <w:left w:w="180" w:type="dxa"/>
+              <w:bottom w:w="120" w:type="dxa"/>
+              <w:right w:w="180" w:type="dxa"/>
+            </w:tcMar>
+            <w:vAlign w:val="center"/>
+            <w:hideMark/>
+          </w:tcPr>
+          <w:p>
+            <w:r>
+              <w:t>Knowledge Interpretation</w:t>
+            </w:r>
+          </w:p>
+        </w:tc>
+        <w:tc>
+          <w:tcPr>
+            <w:tcW w:w="0" w:type="auto"/>
+            <w:tcBorders>
+              <w:top w:val="single" w:sz="6" w:space="0" w:color="C4C7C5"/>
+              <w:left w:val="single" w:sz="6" w:space="0" w:color="C4C7C5"/>
+              <w:bottom w:val="single" w:sz="6" w:space="0" w:color="C4C7C5"/>
+              <w:right w:val="single" w:sz="6" w:space="0" w:color="C4C7C5"/>
+            </w:tcBorders>
+            <w:tcMar>
+              <w:top w:w="120" w:type="dxa"/>
+              <w:left w:w="180" w:type="dxa"/>
+              <w:bottom w:w="120" w:type="dxa"/>
+              <w:right w:w="180" w:type="dxa"/>
+            </w:tcMar>
+            <w:vAlign w:val="center"/>
+            <w:hideMark/>
+          </w:tcPr>
+          <w:p>
+            <w:r>
+              <w:t>Candidate</w:t>
+            </w:r>
+          </w:p>
+        </w:tc>
+      </w:tr>
+      <w:tr>
+        <w:trPr>
+          <w:tblCellSpacing w:w="15" w:type="dxa"/>
+        </w:trPr>
+        <w:tc>
+          <w:tcPr>
+            <w:tcW w:w="0" w:type="auto"/>
+            <w:tcBorders>
+              <w:top w:val="single" w:sz="6" w:space="0" w:color="C4C7C5"/>
+              <w:left w:val="single" w:sz="6" w:space="0" w:color="C4C7C5"/>
+              <w:bottom w:val="single" w:sz="6" w:space="0" w:color="C4C7C5"/>
+              <w:right w:val="single" w:sz="6" w:space="0" w:color="C4C7C5"/>
+            </w:tcBorders>
+            <w:tcMar>
+              <w:top w:w="120" w:type="dxa"/>
+              <w:left w:w="180" w:type="dxa"/>
+              <w:bottom w:w="120" w:type="dxa"/>
+              <w:right w:w="180" w:type="dxa"/>
+            </w:tcMar>
+            <w:vAlign w:val="center"/>
+            <w:hideMark/>
+          </w:tcPr>
+          <w:p>
+            <w:r>
+              <w:rPr>
+                <w:b/>
+                <w:bCs/>
+              </w:rPr>
+              <w:t>PAT-014</w:t>
+            </w:r>
+          </w:p>
+        </w:tc>
+        <w:tc>
+          <w:tcPr>
+            <w:tcW w:w="0" w:type="auto"/>
+            <w:tcBorders>
+              <w:top w:val="single" w:sz="6" w:space="0" w:color="C4C7C5"/>
+              <w:left w:val="single" w:sz="6" w:space="0" w:color="C4C7C5"/>
+              <w:bottom w:val="single" w:sz="6" w:space="0" w:color="C4C7C5"/>
+              <w:right w:val="single" w:sz="6" w:space="0" w:color="C4C7C5"/>
+            </w:tcBorders>
+            <w:tcMar>
+              <w:top w:w="120" w:type="dxa"/>
+              <w:left w:w="180" w:type="dxa"/>
+              <w:bottom w:w="120" w:type="dxa"/>
+              <w:right w:w="180" w:type="dxa"/>
+            </w:tcMar>
+            <w:vAlign w:val="center"/>
+            <w:hideMark/>
+          </w:tcPr>
+          <w:p>
+            <w:r>
+              <w:t>Decision Formation</w:t>
+            </w:r>
+          </w:p>
+        </w:tc>
+        <w:tc>
+          <w:tcPr>
+            <w:tcW w:w="0" w:type="auto"/>
+            <w:tcBorders>
+              <w:top w:val="single" w:sz="6" w:space="0" w:color="C4C7C5"/>
+              <w:left w:val="single" w:sz="6" w:space="0" w:color="C4C7C5"/>
+              <w:bottom w:val="single" w:sz="6" w:space="0" w:color="C4C7C5"/>
+              <w:right w:val="single" w:sz="6" w:space="0" w:color="C4C7C5"/>
+            </w:tcBorders>
+            <w:tcMar>
+              <w:top w:w="120" w:type="dxa"/>
+              <w:left w:w="180" w:type="dxa"/>
+              <w:bottom w:w="120" w:type="dxa"/>
+              <w:right w:w="180" w:type="dxa"/>
+            </w:tcMar>
+            <w:vAlign w:val="center"/>
+            <w:hideMark/>
+          </w:tcPr>
+          <w:p>
+            <w:r>
+              <w:t>Candidate</w:t>
+            </w:r>
+          </w:p>
+        </w:tc>
+      </w:tr>
+      <w:tr>
+        <w:trPr>
+          <w:tblCellSpacing w:w="15" w:type="dxa"/>
+        </w:trPr>
+        <w:tc>
+          <w:tcPr>
+            <w:tcW w:w="0" w:type="auto"/>
+            <w:tcBorders>
+              <w:top w:val="single" w:sz="6" w:space="0" w:color="C4C7C5"/>
+              <w:left w:val="single" w:sz="6" w:space="0" w:color="C4C7C5"/>
+              <w:bottom w:val="single" w:sz="6" w:space="0" w:color="C4C7C5"/>
+              <w:right w:val="single" w:sz="6" w:space="0" w:color="C4C7C5"/>
+            </w:tcBorders>
+            <w:tcMar>
+              <w:top w:w="120" w:type="dxa"/>
+              <w:left w:w="180" w:type="dxa"/>
+              <w:bottom w:w="120" w:type="dxa"/>
+              <w:right w:w="180" w:type="dxa"/>
+            </w:tcMar>
+            <w:vAlign w:val="center"/>
+            <w:hideMark/>
+          </w:tcPr>
+          <w:p>
+            <w:r>
+              <w:rPr>
+                <w:b/>
+                <w:bCs/>
+              </w:rPr>
+              <w:t>PAT-015</w:t>
+            </w:r>
+          </w:p>
+        </w:tc>
+        <w:tc>
+          <w:tcPr>
+            <w:tcW w:w="0" w:type="auto"/>
+            <w:tcBorders>
+              <w:top w:val="single" w:sz="6" w:space="0" w:color="C4C7C5"/>
+              <w:left w:val="single" w:sz="6" w:space="0" w:color="C4C7C5"/>
+              <w:bottom w:val="single" w:sz="6" w:space="0" w:color="C4C7C5"/>
+              <w:right w:val="single" w:sz="6" w:space="0" w:color="C4C7C5"/>
+            </w:tcBorders>
+            <w:tcMar>
+              <w:top w:w="120" w:type="dxa"/>
+              <w:left w:w="180" w:type="dxa"/>
+              <w:bottom w:w="120" w:type="dxa"/>
+              <w:right w:w="180" w:type="dxa"/>
+            </w:tcMar>
+            <w:vAlign w:val="center"/>
+            <w:hideMark/>
+          </w:tcPr>
+          <w:p>
+            <w:r>
+              <w:t>Cognitive Adaptation</w:t>
+            </w:r>
+          </w:p>
+        </w:tc>
+        <w:tc>
+          <w:tcPr>
+            <w:tcW w:w="0" w:type="auto"/>
+            <w:tcBorders>
+              <w:top w:val="single" w:sz="6" w:space="0" w:color="C4C7C5"/>
+              <w:left w:val="single" w:sz="6" w:space="0" w:color="C4C7C5"/>
+              <w:bottom w:val="single" w:sz="6" w:space="0" w:color="C4C7C5"/>
+              <w:right w:val="single" w:sz="6" w:space="0" w:color="C4C7C5"/>
+            </w:tcBorders>
+            <w:tcMar>
+              <w:top w:w="120" w:type="dxa"/>
+              <w:left w:w="180" w:type="dxa"/>
+              <w:bottom w:w="120" w:type="dxa"/>
+              <w:right w:w="180" w:type="dxa"/>
+            </w:tcMar>
+            <w:vAlign w:val="center"/>
+            <w:hideMark/>
+          </w:tcPr>
+          <w:p>
+            <w:r>
+              <w:t>Candidate</w:t>
+            </w:r>
+          </w:p>
+        </w:tc>
+      </w:tr>
+      <w:tr>
+        <w:trPr>
+          <w:tblCellSpacing w:w="15" w:type="dxa"/>
+        </w:trPr>
+        <w:tc>
+          <w:tcPr>
+            <w:tcW w:w="0" w:type="auto"/>
+            <w:tcBorders>
+              <w:top w:val="single" w:sz="6" w:space="0" w:color="C4C7C5"/>
+              <w:left w:val="single" w:sz="6" w:space="0" w:color="C4C7C5"/>
+              <w:bottom w:val="single" w:sz="6" w:space="0" w:color="C4C7C5"/>
+              <w:right w:val="single" w:sz="6" w:space="0" w:color="C4C7C5"/>
+            </w:tcBorders>
+            <w:tcMar>
+              <w:top w:w="120" w:type="dxa"/>
+              <w:left w:w="180" w:type="dxa"/>
+              <w:bottom w:w="120" w:type="dxa"/>
+              <w:right w:w="180" w:type="dxa"/>
+            </w:tcMar>
+            <w:vAlign w:val="center"/>
+            <w:hideMark/>
+          </w:tcPr>
+          <w:p>
+            <w:r>
+              <w:rPr>
+                <w:b/>
+                <w:bCs/>
+              </w:rPr>
+              <w:t>PAT-016</w:t>
+            </w:r>
+          </w:p>
+        </w:tc>
+        <w:tc>
+          <w:tcPr>
+            <w:tcW w:w="0" w:type="auto"/>
+            <w:tcBorders>
+              <w:top w:val="single" w:sz="6" w:space="0" w:color="C4C7C5"/>
+              <w:left w:val="single" w:sz="6" w:space="0" w:color="C4C7C5"/>
+              <w:bottom w:val="single" w:sz="6" w:space="0" w:color="C4C7C5"/>
+              <w:right w:val="single" w:sz="6" w:space="0" w:color="C4C7C5"/>
+            </w:tcBorders>
+            <w:tcMar>
+              <w:top w:w="120" w:type="dxa"/>
+              <w:left w:w="180" w:type="dxa"/>
+              <w:bottom w:w="120" w:type="dxa"/>
+              <w:right w:w="180" w:type="dxa"/>
+            </w:tcMar>
+            <w:vAlign w:val="center"/>
+            <w:hideMark/>
+          </w:tcPr>
+          <w:p>
+            <w:r>
+              <w:t>Knowledge Evolution</w:t>
+            </w:r>
+          </w:p>
+        </w:tc>
+        <w:tc>
+          <w:tcPr>
+            <w:tcW w:w="0" w:type="auto"/>
+            <w:tcBorders>
+              <w:top w:val="single" w:sz="6" w:space="0" w:color="C4C7C5"/>
+              <w:left w:val="single" w:sz="6" w:space="0" w:color="C4C7C5"/>
+              <w:bottom w:val="single" w:sz="6" w:space="0" w:color="C4C7C5"/>
+              <w:right w:val="single" w:sz="6" w:space="0" w:color="C4C7C5"/>
+            </w:tcBorders>
+            <w:tcMar>
+              <w:top w:w="120" w:type="dxa"/>
+              <w:left w:w="180" w:type="dxa"/>
+              <w:bottom w:w="120" w:type="dxa"/>
+              <w:right w:w="180" w:type="dxa"/>
+            </w:tcMar>
             <w:vAlign w:val="center"/>
             <w:hideMark/>
           </w:tcPr>
@@ -617,13 +1727,6 @@
         </w:tc>
       </w:tr>
     </w:tbl>
-    <w:p>
-      <w:r>
-        <w:pict w14:anchorId="4F550F63">
-          <v:rect id="_x0000_i1323" style="width:0;height:1.5pt" o:hralign="center" o:hrstd="t" o:hr="t" fillcolor="#a0a0a0" stroked="f"/>
-        </w:pict>
-      </w:r>
-    </w:p>
     <w:p>
       <w:pPr>
         <w:rPr>
@@ -652,8 +1755,8 @@
         <w:tblLook w:val="04A0" w:firstRow="1" w:lastRow="0" w:firstColumn="1" w:lastColumn="0" w:noHBand="0" w:noVBand="1"/>
       </w:tblPr>
       <w:tblGrid>
-        <w:gridCol w:w="1575"/>
-        <w:gridCol w:w="687"/>
+        <w:gridCol w:w="1935"/>
+        <w:gridCol w:w="1047"/>
       </w:tblGrid>
       <w:tr>
         <w:trPr>
@@ -663,16 +1766,22 @@
         <w:tc>
           <w:tcPr>
             <w:tcW w:w="0" w:type="auto"/>
-            <w:vAlign w:val="center"/>
-            <w:hideMark/>
-          </w:tcPr>
-          <w:p>
-            <w:pPr>
-              <w:rPr>
-                <w:b/>
-                <w:bCs/>
-              </w:rPr>
-            </w:pPr>
+            <w:tcBorders>
+              <w:top w:val="single" w:sz="6" w:space="0" w:color="C4C7C5"/>
+              <w:left w:val="single" w:sz="6" w:space="0" w:color="C4C7C5"/>
+              <w:bottom w:val="single" w:sz="6" w:space="0" w:color="C4C7C5"/>
+              <w:right w:val="single" w:sz="6" w:space="0" w:color="C4C7C5"/>
+            </w:tcBorders>
+            <w:tcMar>
+              <w:top w:w="120" w:type="dxa"/>
+              <w:left w:w="180" w:type="dxa"/>
+              <w:bottom w:w="120" w:type="dxa"/>
+              <w:right w:w="180" w:type="dxa"/>
+            </w:tcMar>
+            <w:vAlign w:val="center"/>
+            <w:hideMark/>
+          </w:tcPr>
+          <w:p>
             <w:r>
               <w:rPr>
                 <w:b/>
@@ -685,16 +1794,22 @@
         <w:tc>
           <w:tcPr>
             <w:tcW w:w="0" w:type="auto"/>
-            <w:vAlign w:val="center"/>
-            <w:hideMark/>
-          </w:tcPr>
-          <w:p>
-            <w:pPr>
-              <w:rPr>
-                <w:b/>
-                <w:bCs/>
-              </w:rPr>
-            </w:pPr>
+            <w:tcBorders>
+              <w:top w:val="single" w:sz="6" w:space="0" w:color="C4C7C5"/>
+              <w:left w:val="single" w:sz="6" w:space="0" w:color="C4C7C5"/>
+              <w:bottom w:val="single" w:sz="6" w:space="0" w:color="C4C7C5"/>
+              <w:right w:val="single" w:sz="6" w:space="0" w:color="C4C7C5"/>
+            </w:tcBorders>
+            <w:tcMar>
+              <w:top w:w="120" w:type="dxa"/>
+              <w:left w:w="180" w:type="dxa"/>
+              <w:bottom w:w="120" w:type="dxa"/>
+              <w:right w:w="180" w:type="dxa"/>
+            </w:tcMar>
+            <w:vAlign w:val="center"/>
+            <w:hideMark/>
+          </w:tcPr>
+          <w:p>
             <w:r>
               <w:rPr>
                 <w:b/>
@@ -712,6 +1827,18 @@
         <w:tc>
           <w:tcPr>
             <w:tcW w:w="0" w:type="auto"/>
+            <w:tcBorders>
+              <w:top w:val="single" w:sz="6" w:space="0" w:color="C4C7C5"/>
+              <w:left w:val="single" w:sz="6" w:space="0" w:color="C4C7C5"/>
+              <w:bottom w:val="single" w:sz="6" w:space="0" w:color="C4C7C5"/>
+              <w:right w:val="single" w:sz="6" w:space="0" w:color="C4C7C5"/>
+            </w:tcBorders>
+            <w:tcMar>
+              <w:top w:w="120" w:type="dxa"/>
+              <w:left w:w="180" w:type="dxa"/>
+              <w:bottom w:w="120" w:type="dxa"/>
+              <w:right w:w="180" w:type="dxa"/>
+            </w:tcMar>
             <w:vAlign w:val="center"/>
             <w:hideMark/>
           </w:tcPr>
@@ -728,12 +1855,24 @@
         <w:tc>
           <w:tcPr>
             <w:tcW w:w="0" w:type="auto"/>
-            <w:vAlign w:val="center"/>
-            <w:hideMark/>
-          </w:tcPr>
-          <w:p>
-            <w:r>
-              <w:t>5</w:t>
+            <w:tcBorders>
+              <w:top w:val="single" w:sz="6" w:space="0" w:color="C4C7C5"/>
+              <w:left w:val="single" w:sz="6" w:space="0" w:color="C4C7C5"/>
+              <w:bottom w:val="single" w:sz="6" w:space="0" w:color="C4C7C5"/>
+              <w:right w:val="single" w:sz="6" w:space="0" w:color="C4C7C5"/>
+            </w:tcBorders>
+            <w:tcMar>
+              <w:top w:w="120" w:type="dxa"/>
+              <w:left w:w="180" w:type="dxa"/>
+              <w:bottom w:w="120" w:type="dxa"/>
+              <w:right w:w="180" w:type="dxa"/>
+            </w:tcMar>
+            <w:vAlign w:val="center"/>
+            <w:hideMark/>
+          </w:tcPr>
+          <w:p>
+            <w:r>
+              <w:t>16</w:t>
             </w:r>
           </w:p>
         </w:tc>
@@ -745,6 +1884,18 @@
         <w:tc>
           <w:tcPr>
             <w:tcW w:w="0" w:type="auto"/>
+            <w:tcBorders>
+              <w:top w:val="single" w:sz="6" w:space="0" w:color="C4C7C5"/>
+              <w:left w:val="single" w:sz="6" w:space="0" w:color="C4C7C5"/>
+              <w:bottom w:val="single" w:sz="6" w:space="0" w:color="C4C7C5"/>
+              <w:right w:val="single" w:sz="6" w:space="0" w:color="C4C7C5"/>
+            </w:tcBorders>
+            <w:tcMar>
+              <w:top w:w="120" w:type="dxa"/>
+              <w:left w:w="180" w:type="dxa"/>
+              <w:bottom w:w="120" w:type="dxa"/>
+              <w:right w:w="180" w:type="dxa"/>
+            </w:tcMar>
             <w:vAlign w:val="center"/>
             <w:hideMark/>
           </w:tcPr>
@@ -754,7 +1905,6 @@
                 <w:b/>
                 <w:bCs/>
               </w:rPr>
-              <w:lastRenderedPageBreak/>
               <w:t>Accepted</w:t>
             </w:r>
           </w:p>
@@ -762,6 +1912,18 @@
         <w:tc>
           <w:tcPr>
             <w:tcW w:w="0" w:type="auto"/>
+            <w:tcBorders>
+              <w:top w:val="single" w:sz="6" w:space="0" w:color="C4C7C5"/>
+              <w:left w:val="single" w:sz="6" w:space="0" w:color="C4C7C5"/>
+              <w:bottom w:val="single" w:sz="6" w:space="0" w:color="C4C7C5"/>
+              <w:right w:val="single" w:sz="6" w:space="0" w:color="C4C7C5"/>
+            </w:tcBorders>
+            <w:tcMar>
+              <w:top w:w="120" w:type="dxa"/>
+              <w:left w:w="180" w:type="dxa"/>
+              <w:bottom w:w="120" w:type="dxa"/>
+              <w:right w:w="180" w:type="dxa"/>
+            </w:tcMar>
             <w:vAlign w:val="center"/>
             <w:hideMark/>
           </w:tcPr>
@@ -779,6 +1941,18 @@
         <w:tc>
           <w:tcPr>
             <w:tcW w:w="0" w:type="auto"/>
+            <w:tcBorders>
+              <w:top w:val="single" w:sz="6" w:space="0" w:color="C4C7C5"/>
+              <w:left w:val="single" w:sz="6" w:space="0" w:color="C4C7C5"/>
+              <w:bottom w:val="single" w:sz="6" w:space="0" w:color="C4C7C5"/>
+              <w:right w:val="single" w:sz="6" w:space="0" w:color="C4C7C5"/>
+            </w:tcBorders>
+            <w:tcMar>
+              <w:top w:w="120" w:type="dxa"/>
+              <w:left w:w="180" w:type="dxa"/>
+              <w:bottom w:w="120" w:type="dxa"/>
+              <w:right w:w="180" w:type="dxa"/>
+            </w:tcMar>
             <w:vAlign w:val="center"/>
             <w:hideMark/>
           </w:tcPr>
@@ -795,12 +1969,24 @@
         <w:tc>
           <w:tcPr>
             <w:tcW w:w="0" w:type="auto"/>
-            <w:vAlign w:val="center"/>
-            <w:hideMark/>
-          </w:tcPr>
-          <w:p>
-            <w:r>
-              <w:t>5</w:t>
+            <w:tcBorders>
+              <w:top w:val="single" w:sz="6" w:space="0" w:color="C4C7C5"/>
+              <w:left w:val="single" w:sz="6" w:space="0" w:color="C4C7C5"/>
+              <w:bottom w:val="single" w:sz="6" w:space="0" w:color="C4C7C5"/>
+              <w:right w:val="single" w:sz="6" w:space="0" w:color="C4C7C5"/>
+            </w:tcBorders>
+            <w:tcMar>
+              <w:top w:w="120" w:type="dxa"/>
+              <w:left w:w="180" w:type="dxa"/>
+              <w:bottom w:w="120" w:type="dxa"/>
+              <w:right w:w="180" w:type="dxa"/>
+            </w:tcMar>
+            <w:vAlign w:val="center"/>
+            <w:hideMark/>
+          </w:tcPr>
+          <w:p>
+            <w:r>
+              <w:t>16</w:t>
             </w:r>
           </w:p>
         </w:tc>
@@ -812,6 +1998,18 @@
         <w:tc>
           <w:tcPr>
             <w:tcW w:w="0" w:type="auto"/>
+            <w:tcBorders>
+              <w:top w:val="single" w:sz="6" w:space="0" w:color="C4C7C5"/>
+              <w:left w:val="single" w:sz="6" w:space="0" w:color="C4C7C5"/>
+              <w:bottom w:val="single" w:sz="6" w:space="0" w:color="C4C7C5"/>
+              <w:right w:val="single" w:sz="6" w:space="0" w:color="C4C7C5"/>
+            </w:tcBorders>
+            <w:tcMar>
+              <w:top w:w="120" w:type="dxa"/>
+              <w:left w:w="180" w:type="dxa"/>
+              <w:bottom w:w="120" w:type="dxa"/>
+              <w:right w:w="180" w:type="dxa"/>
+            </w:tcMar>
             <w:vAlign w:val="center"/>
             <w:hideMark/>
           </w:tcPr>
@@ -828,6 +2026,18 @@
         <w:tc>
           <w:tcPr>
             <w:tcW w:w="0" w:type="auto"/>
+            <w:tcBorders>
+              <w:top w:val="single" w:sz="6" w:space="0" w:color="C4C7C5"/>
+              <w:left w:val="single" w:sz="6" w:space="0" w:color="C4C7C5"/>
+              <w:bottom w:val="single" w:sz="6" w:space="0" w:color="C4C7C5"/>
+              <w:right w:val="single" w:sz="6" w:space="0" w:color="C4C7C5"/>
+            </w:tcBorders>
+            <w:tcMar>
+              <w:top w:w="120" w:type="dxa"/>
+              <w:left w:w="180" w:type="dxa"/>
+              <w:bottom w:w="120" w:type="dxa"/>
+              <w:right w:w="180" w:type="dxa"/>
+            </w:tcMar>
             <w:vAlign w:val="center"/>
             <w:hideMark/>
           </w:tcPr>
@@ -839,13 +2049,6 @@
         </w:tc>
       </w:tr>
     </w:tbl>
-    <w:p>
-      <w:r>
-        <w:pict w14:anchorId="0D3C16F8">
-          <v:rect id="_x0000_i1324" style="width:0;height:1.5pt" o:hralign="center" o:hrstd="t" o:hr="t" fillcolor="#a0a0a0" stroked="f"/>
-        </w:pict>
-      </w:r>
-    </w:p>
     <w:p>
       <w:pPr>
         <w:rPr>
@@ -865,116 +2068,100 @@
       <w:pPr>
         <w:numPr>
           <w:ilvl w:val="0"/>
-          <w:numId w:val="4"/>
+          <w:numId w:val="6"/>
         </w:numPr>
       </w:pPr>
       <w:r>
-        <w:t xml:space="preserve">Every Pattern shall receive a unique </w:t>
-      </w:r>
-      <w:r>
-        <w:rPr>
-          <w:b/>
-          <w:bCs/>
-        </w:rPr>
-        <w:t>PTID</w:t>
-      </w:r>
-      <w:r>
-        <w:t xml:space="preserve"> before being added to the ATLAS repository. </w:t>
+        <w:lastRenderedPageBreak/>
+        <w:t>Every Pattern shall receive a unique PTID before being added to the ATLAS repository.</w:t>
       </w:r>
     </w:p>
     <w:p>
       <w:pPr>
         <w:numPr>
           <w:ilvl w:val="0"/>
-          <w:numId w:val="4"/>
+          <w:numId w:val="6"/>
         </w:numPr>
       </w:pPr>
       <w:r>
-        <w:t xml:space="preserve">Each PTID shall appear only once within the Registry. </w:t>
+        <w:t>Each PTID shall appear only once within the Registry.</w:t>
       </w:r>
     </w:p>
     <w:p>
       <w:pPr>
         <w:numPr>
           <w:ilvl w:val="0"/>
-          <w:numId w:val="4"/>
+          <w:numId w:val="6"/>
         </w:numPr>
       </w:pPr>
       <w:r>
-        <w:t xml:space="preserve">The Registry shall be updated whenever a Pattern is created, accepted, revised, or deprecated. </w:t>
+        <w:t>The Registry shall be updated whenever a Pattern is created, accepted, revised, or deprecated.</w:t>
       </w:r>
     </w:p>
     <w:p>
       <w:pPr>
         <w:numPr>
           <w:ilvl w:val="0"/>
-          <w:numId w:val="4"/>
+          <w:numId w:val="6"/>
         </w:numPr>
       </w:pPr>
       <w:r>
-        <w:t xml:space="preserve">PTIDs are permanent identifiers and shall never be reused. </w:t>
+        <w:t>PTIDs are permanent identifiers and shall never be reused.</w:t>
       </w:r>
     </w:p>
     <w:p>
       <w:pPr>
         <w:numPr>
           <w:ilvl w:val="0"/>
-          <w:numId w:val="4"/>
+          <w:numId w:val="6"/>
         </w:numPr>
       </w:pPr>
       <w:r>
-        <w:t xml:space="preserve">Detailed information—including supporting APIDs, evidence, research notes, validation confidence, and revision history—shall be maintained within the corresponding Pattern document. </w:t>
+        <w:t>Detailed information—including supporting APIDs, evidence, research notes, validation confidence, and revision history—shall be maintained within the corresponding Pattern document.</w:t>
       </w:r>
     </w:p>
     <w:p>
       <w:pPr>
         <w:numPr>
           <w:ilvl w:val="0"/>
-          <w:numId w:val="4"/>
+          <w:numId w:val="6"/>
         </w:numPr>
       </w:pPr>
       <w:r>
-        <w:t xml:space="preserve">The Pattern Registry serves solely as the authoritative index for identifying and locating Patterns. </w:t>
+        <w:t>The Pattern Registry serves solely as the authoritative index for identifying and locating Patterns.</w:t>
       </w:r>
     </w:p>
     <w:p>
       <w:pPr>
         <w:numPr>
           <w:ilvl w:val="0"/>
-          <w:numId w:val="4"/>
+          <w:numId w:val="6"/>
         </w:numPr>
       </w:pPr>
       <w:r>
-        <w:t xml:space="preserve">Patterns shall be listed in ascending PTID order. </w:t>
+        <w:t>Patterns shall be listed in ascending PTID order.</w:t>
       </w:r>
     </w:p>
     <w:p>
       <w:pPr>
         <w:numPr>
           <w:ilvl w:val="0"/>
-          <w:numId w:val="4"/>
+          <w:numId w:val="6"/>
         </w:numPr>
       </w:pPr>
       <w:r>
-        <w:t xml:space="preserve">Every Pattern shall reference one or more supporting Human Frictions (APIDs) within its corresponding Pattern document. </w:t>
+        <w:t>Every Pattern shall reference one or more supporting Human Frictions (APIDs) within its corresponding Pattern document.</w:t>
       </w:r>
     </w:p>
     <w:p>
       <w:pPr>
         <w:numPr>
           <w:ilvl w:val="0"/>
-          <w:numId w:val="4"/>
+          <w:numId w:val="6"/>
         </w:numPr>
       </w:pPr>
       <w:r>
-        <w:t xml:space="preserve">Changes to a Pattern's title or status shall be reflected in this Registry. </w:t>
-      </w:r>
-    </w:p>
-    <w:p>
-      <w:r>
-        <w:pict w14:anchorId="5549DEF1">
-          <v:rect id="_x0000_i1325" style="width:0;height:1.5pt" o:hralign="center" o:hrstd="t" o:hr="t" fillcolor="#a0a0a0" stroked="f"/>
-        </w:pict>
+        <w:t>Changes to a Pattern's title or status shall be reflected in this Registry.</w:t>
       </w:r>
     </w:p>
     <w:p>
@@ -1005,8 +2192,8 @@
         <w:tblLook w:val="04A0" w:firstRow="1" w:lastRow="0" w:firstColumn="1" w:lastColumn="0" w:noHBand="0" w:noVBand="1"/>
       </w:tblPr>
       <w:tblGrid>
-        <w:gridCol w:w="1926"/>
-        <w:gridCol w:w="1703"/>
+        <w:gridCol w:w="2286"/>
+        <w:gridCol w:w="2063"/>
       </w:tblGrid>
       <w:tr>
         <w:trPr>
@@ -1016,16 +2203,22 @@
         <w:tc>
           <w:tcPr>
             <w:tcW w:w="0" w:type="auto"/>
-            <w:vAlign w:val="center"/>
-            <w:hideMark/>
-          </w:tcPr>
-          <w:p>
-            <w:pPr>
-              <w:rPr>
-                <w:b/>
-                <w:bCs/>
-              </w:rPr>
-            </w:pPr>
+            <w:tcBorders>
+              <w:top w:val="single" w:sz="6" w:space="0" w:color="C4C7C5"/>
+              <w:left w:val="single" w:sz="6" w:space="0" w:color="C4C7C5"/>
+              <w:bottom w:val="single" w:sz="6" w:space="0" w:color="C4C7C5"/>
+              <w:right w:val="single" w:sz="6" w:space="0" w:color="C4C7C5"/>
+            </w:tcBorders>
+            <w:tcMar>
+              <w:top w:w="120" w:type="dxa"/>
+              <w:left w:w="180" w:type="dxa"/>
+              <w:bottom w:w="120" w:type="dxa"/>
+              <w:right w:w="180" w:type="dxa"/>
+            </w:tcMar>
+            <w:vAlign w:val="center"/>
+            <w:hideMark/>
+          </w:tcPr>
+          <w:p>
             <w:r>
               <w:rPr>
                 <w:b/>
@@ -1038,16 +2231,22 @@
         <w:tc>
           <w:tcPr>
             <w:tcW w:w="0" w:type="auto"/>
-            <w:vAlign w:val="center"/>
-            <w:hideMark/>
-          </w:tcPr>
-          <w:p>
-            <w:pPr>
-              <w:rPr>
-                <w:b/>
-                <w:bCs/>
-              </w:rPr>
-            </w:pPr>
+            <w:tcBorders>
+              <w:top w:val="single" w:sz="6" w:space="0" w:color="C4C7C5"/>
+              <w:left w:val="single" w:sz="6" w:space="0" w:color="C4C7C5"/>
+              <w:bottom w:val="single" w:sz="6" w:space="0" w:color="C4C7C5"/>
+              <w:right w:val="single" w:sz="6" w:space="0" w:color="C4C7C5"/>
+            </w:tcBorders>
+            <w:tcMar>
+              <w:top w:w="120" w:type="dxa"/>
+              <w:left w:w="180" w:type="dxa"/>
+              <w:bottom w:w="120" w:type="dxa"/>
+              <w:right w:w="180" w:type="dxa"/>
+            </w:tcMar>
+            <w:vAlign w:val="center"/>
+            <w:hideMark/>
+          </w:tcPr>
+          <w:p>
             <w:r>
               <w:rPr>
                 <w:b/>
@@ -1065,6 +2264,18 @@
         <w:tc>
           <w:tcPr>
             <w:tcW w:w="0" w:type="auto"/>
+            <w:tcBorders>
+              <w:top w:val="single" w:sz="6" w:space="0" w:color="C4C7C5"/>
+              <w:left w:val="single" w:sz="6" w:space="0" w:color="C4C7C5"/>
+              <w:bottom w:val="single" w:sz="6" w:space="0" w:color="C4C7C5"/>
+              <w:right w:val="single" w:sz="6" w:space="0" w:color="C4C7C5"/>
+            </w:tcBorders>
+            <w:tcMar>
+              <w:top w:w="120" w:type="dxa"/>
+              <w:left w:w="180" w:type="dxa"/>
+              <w:bottom w:w="120" w:type="dxa"/>
+              <w:right w:w="180" w:type="dxa"/>
+            </w:tcMar>
             <w:vAlign w:val="center"/>
             <w:hideMark/>
           </w:tcPr>
@@ -1081,6 +2292,18 @@
         <w:tc>
           <w:tcPr>
             <w:tcW w:w="0" w:type="auto"/>
+            <w:tcBorders>
+              <w:top w:val="single" w:sz="6" w:space="0" w:color="C4C7C5"/>
+              <w:left w:val="single" w:sz="6" w:space="0" w:color="C4C7C5"/>
+              <w:bottom w:val="single" w:sz="6" w:space="0" w:color="C4C7C5"/>
+              <w:right w:val="single" w:sz="6" w:space="0" w:color="C4C7C5"/>
+            </w:tcBorders>
+            <w:tcMar>
+              <w:top w:w="120" w:type="dxa"/>
+              <w:left w:w="180" w:type="dxa"/>
+              <w:bottom w:w="120" w:type="dxa"/>
+              <w:right w:w="180" w:type="dxa"/>
+            </w:tcMar>
             <w:vAlign w:val="center"/>
             <w:hideMark/>
           </w:tcPr>
@@ -1098,6 +2321,18 @@
         <w:tc>
           <w:tcPr>
             <w:tcW w:w="0" w:type="auto"/>
+            <w:tcBorders>
+              <w:top w:val="single" w:sz="6" w:space="0" w:color="C4C7C5"/>
+              <w:left w:val="single" w:sz="6" w:space="0" w:color="C4C7C5"/>
+              <w:bottom w:val="single" w:sz="6" w:space="0" w:color="C4C7C5"/>
+              <w:right w:val="single" w:sz="6" w:space="0" w:color="C4C7C5"/>
+            </w:tcBorders>
+            <w:tcMar>
+              <w:top w:w="120" w:type="dxa"/>
+              <w:left w:w="180" w:type="dxa"/>
+              <w:bottom w:w="120" w:type="dxa"/>
+              <w:right w:w="180" w:type="dxa"/>
+            </w:tcMar>
             <w:vAlign w:val="center"/>
             <w:hideMark/>
           </w:tcPr>
@@ -1114,6 +2349,18 @@
         <w:tc>
           <w:tcPr>
             <w:tcW w:w="0" w:type="auto"/>
+            <w:tcBorders>
+              <w:top w:val="single" w:sz="6" w:space="0" w:color="C4C7C5"/>
+              <w:left w:val="single" w:sz="6" w:space="0" w:color="C4C7C5"/>
+              <w:bottom w:val="single" w:sz="6" w:space="0" w:color="C4C7C5"/>
+              <w:right w:val="single" w:sz="6" w:space="0" w:color="C4C7C5"/>
+            </w:tcBorders>
+            <w:tcMar>
+              <w:top w:w="120" w:type="dxa"/>
+              <w:left w:w="180" w:type="dxa"/>
+              <w:bottom w:w="120" w:type="dxa"/>
+              <w:right w:w="180" w:type="dxa"/>
+            </w:tcMar>
             <w:vAlign w:val="center"/>
             <w:hideMark/>
           </w:tcPr>
@@ -1131,6 +2378,18 @@
         <w:tc>
           <w:tcPr>
             <w:tcW w:w="0" w:type="auto"/>
+            <w:tcBorders>
+              <w:top w:val="single" w:sz="6" w:space="0" w:color="C4C7C5"/>
+              <w:left w:val="single" w:sz="6" w:space="0" w:color="C4C7C5"/>
+              <w:bottom w:val="single" w:sz="6" w:space="0" w:color="C4C7C5"/>
+              <w:right w:val="single" w:sz="6" w:space="0" w:color="C4C7C5"/>
+            </w:tcBorders>
+            <w:tcMar>
+              <w:top w:w="120" w:type="dxa"/>
+              <w:left w:w="180" w:type="dxa"/>
+              <w:bottom w:w="120" w:type="dxa"/>
+              <w:right w:w="180" w:type="dxa"/>
+            </w:tcMar>
             <w:vAlign w:val="center"/>
             <w:hideMark/>
           </w:tcPr>
@@ -1147,12 +2406,24 @@
         <w:tc>
           <w:tcPr>
             <w:tcW w:w="0" w:type="auto"/>
-            <w:vAlign w:val="center"/>
-            <w:hideMark/>
-          </w:tcPr>
-          <w:p>
-            <w:r>
-              <w:t>1.0</w:t>
+            <w:tcBorders>
+              <w:top w:val="single" w:sz="6" w:space="0" w:color="C4C7C5"/>
+              <w:left w:val="single" w:sz="6" w:space="0" w:color="C4C7C5"/>
+              <w:bottom w:val="single" w:sz="6" w:space="0" w:color="C4C7C5"/>
+              <w:right w:val="single" w:sz="6" w:space="0" w:color="C4C7C5"/>
+            </w:tcBorders>
+            <w:tcMar>
+              <w:top w:w="120" w:type="dxa"/>
+              <w:left w:w="180" w:type="dxa"/>
+              <w:bottom w:w="120" w:type="dxa"/>
+              <w:right w:w="180" w:type="dxa"/>
+            </w:tcMar>
+            <w:vAlign w:val="center"/>
+            <w:hideMark/>
+          </w:tcPr>
+          <w:p>
+            <w:r>
+              <w:t>1.1</w:t>
             </w:r>
           </w:p>
         </w:tc>
@@ -1164,6 +2435,18 @@
         <w:tc>
           <w:tcPr>
             <w:tcW w:w="0" w:type="auto"/>
+            <w:tcBorders>
+              <w:top w:val="single" w:sz="6" w:space="0" w:color="C4C7C5"/>
+              <w:left w:val="single" w:sz="6" w:space="0" w:color="C4C7C5"/>
+              <w:bottom w:val="single" w:sz="6" w:space="0" w:color="C4C7C5"/>
+              <w:right w:val="single" w:sz="6" w:space="0" w:color="C4C7C5"/>
+            </w:tcBorders>
+            <w:tcMar>
+              <w:top w:w="120" w:type="dxa"/>
+              <w:left w:w="180" w:type="dxa"/>
+              <w:bottom w:w="120" w:type="dxa"/>
+              <w:right w:w="180" w:type="dxa"/>
+            </w:tcMar>
             <w:vAlign w:val="center"/>
             <w:hideMark/>
           </w:tcPr>
@@ -1180,6 +2463,18 @@
         <w:tc>
           <w:tcPr>
             <w:tcW w:w="0" w:type="auto"/>
+            <w:tcBorders>
+              <w:top w:val="single" w:sz="6" w:space="0" w:color="C4C7C5"/>
+              <w:left w:val="single" w:sz="6" w:space="0" w:color="C4C7C5"/>
+              <w:bottom w:val="single" w:sz="6" w:space="0" w:color="C4C7C5"/>
+              <w:right w:val="single" w:sz="6" w:space="0" w:color="C4C7C5"/>
+            </w:tcBorders>
+            <w:tcMar>
+              <w:top w:w="120" w:type="dxa"/>
+              <w:left w:w="180" w:type="dxa"/>
+              <w:bottom w:w="120" w:type="dxa"/>
+              <w:right w:w="180" w:type="dxa"/>
+            </w:tcMar>
             <w:vAlign w:val="center"/>
             <w:hideMark/>
           </w:tcPr>
@@ -1197,6 +2492,18 @@
         <w:tc>
           <w:tcPr>
             <w:tcW w:w="0" w:type="auto"/>
+            <w:tcBorders>
+              <w:top w:val="single" w:sz="6" w:space="0" w:color="C4C7C5"/>
+              <w:left w:val="single" w:sz="6" w:space="0" w:color="C4C7C5"/>
+              <w:bottom w:val="single" w:sz="6" w:space="0" w:color="C4C7C5"/>
+              <w:right w:val="single" w:sz="6" w:space="0" w:color="C4C7C5"/>
+            </w:tcBorders>
+            <w:tcMar>
+              <w:top w:w="120" w:type="dxa"/>
+              <w:left w:w="180" w:type="dxa"/>
+              <w:bottom w:w="120" w:type="dxa"/>
+              <w:right w:w="180" w:type="dxa"/>
+            </w:tcMar>
             <w:vAlign w:val="center"/>
             <w:hideMark/>
           </w:tcPr>
@@ -1206,7 +2513,6 @@
                 <w:b/>
                 <w:bCs/>
               </w:rPr>
-              <w:lastRenderedPageBreak/>
               <w:t>Last Updated</w:t>
             </w:r>
           </w:p>
@@ -1214,12 +2520,24 @@
         <w:tc>
           <w:tcPr>
             <w:tcW w:w="0" w:type="auto"/>
-            <w:vAlign w:val="center"/>
-            <w:hideMark/>
-          </w:tcPr>
-          <w:p>
-            <w:r>
-              <w:t>2026-07-28</w:t>
+            <w:tcBorders>
+              <w:top w:val="single" w:sz="6" w:space="0" w:color="C4C7C5"/>
+              <w:left w:val="single" w:sz="6" w:space="0" w:color="C4C7C5"/>
+              <w:bottom w:val="single" w:sz="6" w:space="0" w:color="C4C7C5"/>
+              <w:right w:val="single" w:sz="6" w:space="0" w:color="C4C7C5"/>
+            </w:tcBorders>
+            <w:tcMar>
+              <w:top w:w="120" w:type="dxa"/>
+              <w:left w:w="180" w:type="dxa"/>
+              <w:bottom w:w="120" w:type="dxa"/>
+              <w:right w:w="180" w:type="dxa"/>
+            </w:tcMar>
+            <w:vAlign w:val="center"/>
+            <w:hideMark/>
+          </w:tcPr>
+          <w:p>
+            <w:r>
+              <w:t>2026-07-29</w:t>
             </w:r>
           </w:p>
         </w:tc>
@@ -1239,6 +2557,119 @@
 <file path=word/numbering.xml><?xml version="1.0" encoding="utf-8"?>
 <w:numbering xmlns:wpc="http://schemas.microsoft.com/office/word/2010/wordprocessingCanvas" xmlns:cx="http://schemas.microsoft.com/office/drawing/2014/chartex" xmlns:cx1="http://schemas.microsoft.com/office/drawing/2015/9/8/chartex" xmlns:cx2="http://schemas.microsoft.com/office/drawing/2015/10/21/chartex" xmlns:cx3="http://schemas.microsoft.com/office/drawing/2016/5/9/chartex" xmlns:cx4="http://schemas.microsoft.com/office/drawing/2016/5/10/chartex" xmlns:cx5="http://schemas.microsoft.com/office/drawing/2016/5/11/chartex" xmlns:cx6="http://schemas.microsoft.com/office/drawing/2016/5/12/chartex" xmlns:cx7="http://schemas.microsoft.com/office/drawing/2016/5/13/chartex" xmlns:cx8="http://schemas.microsoft.com/office/drawing/2016/5/14/chartex" xmlns:mc="http://schemas.openxmlformats.org/markup-compatibility/2006" xmlns:aink="http://schemas.microsoft.com/office/drawing/2016/ink" xmlns:am3d="http://schemas.microsoft.com/office/drawing/2017/model3d" xmlns:o="urn:schemas-microsoft-com:office:office" xmlns:oel="http://schemas.microsoft.com/office/2019/extlst" xmlns:r="http://schemas.openxmlformats.org/officeDocument/2006/relationships" xmlns:m="http://schemas.openxmlformats.org/officeDocument/2006/math" xmlns:v="urn:schemas-microsoft-com:vml" xmlns:wp14="http://schemas.microsoft.com/office/word/2010/wordprocessingDrawing" xmlns:wp="http://schemas.openxmlformats.org/drawingml/2006/wordprocessingDrawing" xmlns:w10="urn:schemas-microsoft-com:office:word" xmlns:w="http://schemas.openxmlformats.org/wordprocessingml/2006/main" xmlns:w14="http://schemas.microsoft.com/office/word/2010/wordml" xmlns:w15="http://schemas.microsoft.com/office/word/2012/wordml" xmlns:w16cex="http://schemas.microsoft.com/office/word/2018/wordml/cex" xmlns:w16cid="http://schemas.microsoft.com/office/word/2016/wordml/cid" xmlns:w16="http://schemas.microsoft.com/office/word/2018/wordml" xmlns:w16du="http://schemas.microsoft.com/office/word/2023/wordml/word16du" xmlns:w16sdtdh="http://schemas.microsoft.com/office/word/2020/wordml/sdtdatahash" xmlns:w16sdtfl="http://schemas.microsoft.com/office/word/2024/wordml/sdtformatlock" xmlns:w16se="http://schemas.microsoft.com/office/word/2015/wordml/symex" xmlns:wpg="http://schemas.microsoft.com/office/word/2010/wordprocessingGroup" xmlns:wpi="http://schemas.microsoft.com/office/word/2010/wordprocessingInk" xmlns:wne="http://schemas.microsoft.com/office/word/2006/wordml" xmlns:wps="http://schemas.microsoft.com/office/word/2010/wordprocessingShape" mc:Ignorable="w14 w15 w16se w16cid w16 w16cex w16sdtdh w16sdtfl w16du wp14">
   <w:abstractNum w:abstractNumId="0" w15:restartNumberingAfterBreak="0">
+    <w:nsid w:val="15CF4DAE"/>
+    <w:multiLevelType w:val="multilevel"/>
+    <w:tmpl w:val="A95CCA58"/>
+    <w:lvl w:ilvl="0">
+      <w:start w:val="1"/>
+      <w:numFmt w:val="decimal"/>
+      <w:lvlText w:val="%1."/>
+      <w:lvlJc w:val="left"/>
+      <w:pPr>
+        <w:tabs>
+          <w:tab w:val="num" w:pos="720"/>
+        </w:tabs>
+        <w:ind w:left="720" w:hanging="360"/>
+      </w:pPr>
+    </w:lvl>
+    <w:lvl w:ilvl="1" w:tentative="1">
+      <w:start w:val="1"/>
+      <w:numFmt w:val="decimal"/>
+      <w:lvlText w:val="%2."/>
+      <w:lvlJc w:val="left"/>
+      <w:pPr>
+        <w:tabs>
+          <w:tab w:val="num" w:pos="1440"/>
+        </w:tabs>
+        <w:ind w:left="1440" w:hanging="360"/>
+      </w:pPr>
+    </w:lvl>
+    <w:lvl w:ilvl="2" w:tentative="1">
+      <w:start w:val="1"/>
+      <w:numFmt w:val="decimal"/>
+      <w:lvlText w:val="%3."/>
+      <w:lvlJc w:val="left"/>
+      <w:pPr>
+        <w:tabs>
+          <w:tab w:val="num" w:pos="2160"/>
+        </w:tabs>
+        <w:ind w:left="2160" w:hanging="360"/>
+      </w:pPr>
+    </w:lvl>
+    <w:lvl w:ilvl="3" w:tentative="1">
+      <w:start w:val="1"/>
+      <w:numFmt w:val="decimal"/>
+      <w:lvlText w:val="%4."/>
+      <w:lvlJc w:val="left"/>
+      <w:pPr>
+        <w:tabs>
+          <w:tab w:val="num" w:pos="2880"/>
+        </w:tabs>
+        <w:ind w:left="2880" w:hanging="360"/>
+      </w:pPr>
+    </w:lvl>
+    <w:lvl w:ilvl="4" w:tentative="1">
+      <w:start w:val="1"/>
+      <w:numFmt w:val="decimal"/>
+      <w:lvlText w:val="%5."/>
+      <w:lvlJc w:val="left"/>
+      <w:pPr>
+        <w:tabs>
+          <w:tab w:val="num" w:pos="3600"/>
+        </w:tabs>
+        <w:ind w:left="3600" w:hanging="360"/>
+      </w:pPr>
+    </w:lvl>
+    <w:lvl w:ilvl="5" w:tentative="1">
+      <w:start w:val="1"/>
+      <w:numFmt w:val="decimal"/>
+      <w:lvlText w:val="%6."/>
+      <w:lvlJc w:val="left"/>
+      <w:pPr>
+        <w:tabs>
+          <w:tab w:val="num" w:pos="4320"/>
+        </w:tabs>
+        <w:ind w:left="4320" w:hanging="360"/>
+      </w:pPr>
+    </w:lvl>
+    <w:lvl w:ilvl="6" w:tentative="1">
+      <w:start w:val="1"/>
+      <w:numFmt w:val="decimal"/>
+      <w:lvlText w:val="%7."/>
+      <w:lvlJc w:val="left"/>
+      <w:pPr>
+        <w:tabs>
+          <w:tab w:val="num" w:pos="5040"/>
+        </w:tabs>
+        <w:ind w:left="5040" w:hanging="360"/>
+      </w:pPr>
+    </w:lvl>
+    <w:lvl w:ilvl="7" w:tentative="1">
+      <w:start w:val="1"/>
+      <w:numFmt w:val="decimal"/>
+      <w:lvlText w:val="%8."/>
+      <w:lvlJc w:val="left"/>
+      <w:pPr>
+        <w:tabs>
+          <w:tab w:val="num" w:pos="5760"/>
+        </w:tabs>
+        <w:ind w:left="5760" w:hanging="360"/>
+      </w:pPr>
+    </w:lvl>
+    <w:lvl w:ilvl="8" w:tentative="1">
+      <w:start w:val="1"/>
+      <w:numFmt w:val="decimal"/>
+      <w:lvlText w:val="%9."/>
+      <w:lvlJc w:val="left"/>
+      <w:pPr>
+        <w:tabs>
+          <w:tab w:val="num" w:pos="6480"/>
+        </w:tabs>
+        <w:ind w:left="6480" w:hanging="360"/>
+      </w:pPr>
+    </w:lvl>
+  </w:abstractNum>
+  <w:abstractNum w:abstractNumId="1" w15:restartNumberingAfterBreak="0">
     <w:nsid w:val="27662B50"/>
     <w:multiLevelType w:val="multilevel"/>
     <w:tmpl w:val="AB3E18B0"/>
@@ -1351,7 +2782,7 @@
       </w:pPr>
     </w:lvl>
   </w:abstractNum>
-  <w:abstractNum w:abstractNumId="1" w15:restartNumberingAfterBreak="0">
+  <w:abstractNum w:abstractNumId="2" w15:restartNumberingAfterBreak="0">
     <w:nsid w:val="3916339B"/>
     <w:multiLevelType w:val="multilevel"/>
     <w:tmpl w:val="05A4A862"/>
@@ -1464,7 +2895,120 @@
       </w:pPr>
     </w:lvl>
   </w:abstractNum>
-  <w:abstractNum w:abstractNumId="2" w15:restartNumberingAfterBreak="0">
+  <w:abstractNum w:abstractNumId="3" w15:restartNumberingAfterBreak="0">
+    <w:nsid w:val="408E4D5B"/>
+    <w:multiLevelType w:val="multilevel"/>
+    <w:tmpl w:val="DDA0CF4A"/>
+    <w:lvl w:ilvl="0">
+      <w:start w:val="1"/>
+      <w:numFmt w:val="decimal"/>
+      <w:lvlText w:val="%1."/>
+      <w:lvlJc w:val="left"/>
+      <w:pPr>
+        <w:tabs>
+          <w:tab w:val="num" w:pos="720"/>
+        </w:tabs>
+        <w:ind w:left="720" w:hanging="360"/>
+      </w:pPr>
+    </w:lvl>
+    <w:lvl w:ilvl="1" w:tentative="1">
+      <w:start w:val="1"/>
+      <w:numFmt w:val="decimal"/>
+      <w:lvlText w:val="%2."/>
+      <w:lvlJc w:val="left"/>
+      <w:pPr>
+        <w:tabs>
+          <w:tab w:val="num" w:pos="1440"/>
+        </w:tabs>
+        <w:ind w:left="1440" w:hanging="360"/>
+      </w:pPr>
+    </w:lvl>
+    <w:lvl w:ilvl="2" w:tentative="1">
+      <w:start w:val="1"/>
+      <w:numFmt w:val="decimal"/>
+      <w:lvlText w:val="%3."/>
+      <w:lvlJc w:val="left"/>
+      <w:pPr>
+        <w:tabs>
+          <w:tab w:val="num" w:pos="2160"/>
+        </w:tabs>
+        <w:ind w:left="2160" w:hanging="360"/>
+      </w:pPr>
+    </w:lvl>
+    <w:lvl w:ilvl="3" w:tentative="1">
+      <w:start w:val="1"/>
+      <w:numFmt w:val="decimal"/>
+      <w:lvlText w:val="%4."/>
+      <w:lvlJc w:val="left"/>
+      <w:pPr>
+        <w:tabs>
+          <w:tab w:val="num" w:pos="2880"/>
+        </w:tabs>
+        <w:ind w:left="2880" w:hanging="360"/>
+      </w:pPr>
+    </w:lvl>
+    <w:lvl w:ilvl="4" w:tentative="1">
+      <w:start w:val="1"/>
+      <w:numFmt w:val="decimal"/>
+      <w:lvlText w:val="%5."/>
+      <w:lvlJc w:val="left"/>
+      <w:pPr>
+        <w:tabs>
+          <w:tab w:val="num" w:pos="3600"/>
+        </w:tabs>
+        <w:ind w:left="3600" w:hanging="360"/>
+      </w:pPr>
+    </w:lvl>
+    <w:lvl w:ilvl="5" w:tentative="1">
+      <w:start w:val="1"/>
+      <w:numFmt w:val="decimal"/>
+      <w:lvlText w:val="%6."/>
+      <w:lvlJc w:val="left"/>
+      <w:pPr>
+        <w:tabs>
+          <w:tab w:val="num" w:pos="4320"/>
+        </w:tabs>
+        <w:ind w:left="4320" w:hanging="360"/>
+      </w:pPr>
+    </w:lvl>
+    <w:lvl w:ilvl="6" w:tentative="1">
+      <w:start w:val="1"/>
+      <w:numFmt w:val="decimal"/>
+      <w:lvlText w:val="%7."/>
+      <w:lvlJc w:val="left"/>
+      <w:pPr>
+        <w:tabs>
+          <w:tab w:val="num" w:pos="5040"/>
+        </w:tabs>
+        <w:ind w:left="5040" w:hanging="360"/>
+      </w:pPr>
+    </w:lvl>
+    <w:lvl w:ilvl="7" w:tentative="1">
+      <w:start w:val="1"/>
+      <w:numFmt w:val="decimal"/>
+      <w:lvlText w:val="%8."/>
+      <w:lvlJc w:val="left"/>
+      <w:pPr>
+        <w:tabs>
+          <w:tab w:val="num" w:pos="5760"/>
+        </w:tabs>
+        <w:ind w:left="5760" w:hanging="360"/>
+      </w:pPr>
+    </w:lvl>
+    <w:lvl w:ilvl="8" w:tentative="1">
+      <w:start w:val="1"/>
+      <w:numFmt w:val="decimal"/>
+      <w:lvlText w:val="%9."/>
+      <w:lvlJc w:val="left"/>
+      <w:pPr>
+        <w:tabs>
+          <w:tab w:val="num" w:pos="6480"/>
+        </w:tabs>
+        <w:ind w:left="6480" w:hanging="360"/>
+      </w:pPr>
+    </w:lvl>
+  </w:abstractNum>
+  <w:abstractNum w:abstractNumId="4" w15:restartNumberingAfterBreak="0">
     <w:nsid w:val="70BB186F"/>
     <w:multiLevelType w:val="multilevel"/>
     <w:tmpl w:val="39225390"/>
@@ -1577,7 +3121,7 @@
       </w:pPr>
     </w:lvl>
   </w:abstractNum>
-  <w:abstractNum w:abstractNumId="3" w15:restartNumberingAfterBreak="0">
+  <w:abstractNum w:abstractNumId="5" w15:restartNumberingAfterBreak="0">
     <w:nsid w:val="75DC39E6"/>
     <w:multiLevelType w:val="multilevel"/>
     <w:tmpl w:val="EC32B9C4"/>
@@ -1691,16 +3235,22 @@
     </w:lvl>
   </w:abstractNum>
   <w:num w:numId="1" w16cid:durableId="809784725">
-    <w:abstractNumId w:val="0"/>
+    <w:abstractNumId w:val="1"/>
   </w:num>
   <w:num w:numId="2" w16cid:durableId="134880570">
+    <w:abstractNumId w:val="4"/>
+  </w:num>
+  <w:num w:numId="3" w16cid:durableId="298078257">
+    <w:abstractNumId w:val="5"/>
+  </w:num>
+  <w:num w:numId="4" w16cid:durableId="669992744">
     <w:abstractNumId w:val="2"/>
   </w:num>
-  <w:num w:numId="3" w16cid:durableId="298078257">
+  <w:num w:numId="5" w16cid:durableId="1786999754">
     <w:abstractNumId w:val="3"/>
   </w:num>
-  <w:num w:numId="4" w16cid:durableId="669992744">
-    <w:abstractNumId w:val="1"/>
+  <w:num w:numId="6" w16cid:durableId="286855976">
+    <w:abstractNumId w:val="0"/>
   </w:num>
 </w:numbering>
 </file>

--- a/atlas/Registries/Pattern-Registry.docx
+++ b/atlas/Registries/Pattern-Registry.docx
@@ -70,7 +70,7 @@
         <w:tblLook w:val="04A0" w:firstRow="1" w:lastRow="0" w:firstColumn="1" w:lastColumn="0" w:noHBand="0" w:noVBand="1"/>
       </w:tblPr>
       <w:tblGrid>
-        <w:gridCol w:w="1759"/>
+        <w:gridCol w:w="1671"/>
         <w:gridCol w:w="6495"/>
       </w:tblGrid>
       <w:tr>
@@ -159,10 +159,6 @@
           </w:tcPr>
           <w:p>
             <w:r>
-              <w:rPr>
-                <w:b/>
-                <w:bCs/>
-              </w:rPr>
               <w:t>PTID</w:t>
             </w:r>
           </w:p>
@@ -216,10 +212,6 @@
           </w:tcPr>
           <w:p>
             <w:r>
-              <w:rPr>
-                <w:b/>
-                <w:bCs/>
-              </w:rPr>
               <w:t>Pattern Title</w:t>
             </w:r>
           </w:p>
@@ -273,10 +265,6 @@
           </w:tcPr>
           <w:p>
             <w:r>
-              <w:rPr>
-                <w:b/>
-                <w:bCs/>
-              </w:rPr>
               <w:t>Status</w:t>
             </w:r>
           </w:p>
@@ -307,6 +295,14 @@
         </w:tc>
       </w:tr>
     </w:tbl>
+    <w:p>
+      <w:pPr>
+        <w:rPr>
+          <w:b/>
+          <w:bCs/>
+        </w:rPr>
+      </w:pPr>
+    </w:p>
     <w:p>
       <w:pPr>
         <w:rPr>
@@ -335,7 +331,7 @@
         <w:tblLook w:val="04A0" w:firstRow="1" w:lastRow="0" w:firstColumn="1" w:lastColumn="0" w:noHBand="0" w:noVBand="1"/>
       </w:tblPr>
       <w:tblGrid>
-        <w:gridCol w:w="1283"/>
+        <w:gridCol w:w="1260"/>
         <w:gridCol w:w="4138"/>
         <w:gridCol w:w="1516"/>
       </w:tblGrid>
@@ -453,10 +449,6 @@
           </w:tcPr>
           <w:p>
             <w:r>
-              <w:rPr>
-                <w:b/>
-                <w:bCs/>
-              </w:rPr>
               <w:t>PAT-001</w:t>
             </w:r>
           </w:p>
@@ -534,10 +526,6 @@
           </w:tcPr>
           <w:p>
             <w:r>
-              <w:rPr>
-                <w:b/>
-                <w:bCs/>
-              </w:rPr>
               <w:t>PAT-002</w:t>
             </w:r>
           </w:p>
@@ -615,10 +603,6 @@
           </w:tcPr>
           <w:p>
             <w:r>
-              <w:rPr>
-                <w:b/>
-                <w:bCs/>
-              </w:rPr>
               <w:t>PAT-003</w:t>
             </w:r>
           </w:p>
@@ -696,10 +680,6 @@
           </w:tcPr>
           <w:p>
             <w:r>
-              <w:rPr>
-                <w:b/>
-                <w:bCs/>
-              </w:rPr>
               <w:t>PAT-004</w:t>
             </w:r>
           </w:p>
@@ -777,10 +757,6 @@
           </w:tcPr>
           <w:p>
             <w:r>
-              <w:rPr>
-                <w:b/>
-                <w:bCs/>
-              </w:rPr>
               <w:t>PAT-005</w:t>
             </w:r>
           </w:p>
@@ -858,10 +834,7 @@
           </w:tcPr>
           <w:p>
             <w:r>
-              <w:rPr>
-                <w:b/>
-                <w:bCs/>
-              </w:rPr>
+              <w:lastRenderedPageBreak/>
               <w:t>PAT-006</w:t>
             </w:r>
           </w:p>
@@ -939,11 +912,6 @@
           </w:tcPr>
           <w:p>
             <w:r>
-              <w:rPr>
-                <w:b/>
-                <w:bCs/>
-              </w:rPr>
-              <w:lastRenderedPageBreak/>
               <w:t>PAT-007</w:t>
             </w:r>
           </w:p>
@@ -1021,10 +989,6 @@
           </w:tcPr>
           <w:p>
             <w:r>
-              <w:rPr>
-                <w:b/>
-                <w:bCs/>
-              </w:rPr>
               <w:t>PAT-008</w:t>
             </w:r>
           </w:p>
@@ -1102,10 +1066,6 @@
           </w:tcPr>
           <w:p>
             <w:r>
-              <w:rPr>
-                <w:b/>
-                <w:bCs/>
-              </w:rPr>
               <w:t>PAT-009</w:t>
             </w:r>
           </w:p>
@@ -1183,10 +1143,6 @@
           </w:tcPr>
           <w:p>
             <w:r>
-              <w:rPr>
-                <w:b/>
-                <w:bCs/>
-              </w:rPr>
               <w:t>PAT-010</w:t>
             </w:r>
           </w:p>
@@ -1264,10 +1220,6 @@
           </w:tcPr>
           <w:p>
             <w:r>
-              <w:rPr>
-                <w:b/>
-                <w:bCs/>
-              </w:rPr>
               <w:t>PAT-011</w:t>
             </w:r>
           </w:p>
@@ -1345,10 +1297,6 @@
           </w:tcPr>
           <w:p>
             <w:r>
-              <w:rPr>
-                <w:b/>
-                <w:bCs/>
-              </w:rPr>
               <w:t>PAT-012</w:t>
             </w:r>
           </w:p>
@@ -1426,10 +1374,6 @@
           </w:tcPr>
           <w:p>
             <w:r>
-              <w:rPr>
-                <w:b/>
-                <w:bCs/>
-              </w:rPr>
               <w:t>PAT-013</w:t>
             </w:r>
           </w:p>
@@ -1507,10 +1451,6 @@
           </w:tcPr>
           <w:p>
             <w:r>
-              <w:rPr>
-                <w:b/>
-                <w:bCs/>
-              </w:rPr>
               <w:t>PAT-014</w:t>
             </w:r>
           </w:p>
@@ -1588,10 +1528,6 @@
           </w:tcPr>
           <w:p>
             <w:r>
-              <w:rPr>
-                <w:b/>
-                <w:bCs/>
-              </w:rPr>
               <w:t>PAT-015</w:t>
             </w:r>
           </w:p>
@@ -1669,10 +1605,6 @@
           </w:tcPr>
           <w:p>
             <w:r>
-              <w:rPr>
-                <w:b/>
-                <w:bCs/>
-              </w:rPr>
               <w:t>PAT-016</w:t>
             </w:r>
           </w:p>
@@ -1698,6 +1630,314 @@
           <w:p>
             <w:r>
               <w:t>Knowledge Evolution</w:t>
+            </w:r>
+          </w:p>
+        </w:tc>
+        <w:tc>
+          <w:tcPr>
+            <w:tcW w:w="0" w:type="auto"/>
+            <w:tcBorders>
+              <w:top w:val="single" w:sz="6" w:space="0" w:color="C4C7C5"/>
+              <w:left w:val="single" w:sz="6" w:space="0" w:color="C4C7C5"/>
+              <w:bottom w:val="single" w:sz="6" w:space="0" w:color="C4C7C5"/>
+              <w:right w:val="single" w:sz="6" w:space="0" w:color="C4C7C5"/>
+            </w:tcBorders>
+            <w:tcMar>
+              <w:top w:w="120" w:type="dxa"/>
+              <w:left w:w="180" w:type="dxa"/>
+              <w:bottom w:w="120" w:type="dxa"/>
+              <w:right w:w="180" w:type="dxa"/>
+            </w:tcMar>
+            <w:vAlign w:val="center"/>
+            <w:hideMark/>
+          </w:tcPr>
+          <w:p>
+            <w:r>
+              <w:t>Candidate</w:t>
+            </w:r>
+          </w:p>
+        </w:tc>
+      </w:tr>
+      <w:tr>
+        <w:trPr>
+          <w:tblCellSpacing w:w="15" w:type="dxa"/>
+        </w:trPr>
+        <w:tc>
+          <w:tcPr>
+            <w:tcW w:w="0" w:type="auto"/>
+            <w:tcBorders>
+              <w:top w:val="single" w:sz="6" w:space="0" w:color="C4C7C5"/>
+              <w:left w:val="single" w:sz="6" w:space="0" w:color="C4C7C5"/>
+              <w:bottom w:val="single" w:sz="6" w:space="0" w:color="C4C7C5"/>
+              <w:right w:val="single" w:sz="6" w:space="0" w:color="C4C7C5"/>
+            </w:tcBorders>
+            <w:tcMar>
+              <w:top w:w="120" w:type="dxa"/>
+              <w:left w:w="180" w:type="dxa"/>
+              <w:bottom w:w="120" w:type="dxa"/>
+              <w:right w:w="180" w:type="dxa"/>
+            </w:tcMar>
+            <w:vAlign w:val="center"/>
+            <w:hideMark/>
+          </w:tcPr>
+          <w:p>
+            <w:r>
+              <w:t>PAT-017</w:t>
+            </w:r>
+          </w:p>
+        </w:tc>
+        <w:tc>
+          <w:tcPr>
+            <w:tcW w:w="0" w:type="auto"/>
+            <w:tcBorders>
+              <w:top w:val="single" w:sz="6" w:space="0" w:color="C4C7C5"/>
+              <w:left w:val="single" w:sz="6" w:space="0" w:color="C4C7C5"/>
+              <w:bottom w:val="single" w:sz="6" w:space="0" w:color="C4C7C5"/>
+              <w:right w:val="single" w:sz="6" w:space="0" w:color="C4C7C5"/>
+            </w:tcBorders>
+            <w:tcMar>
+              <w:top w:w="120" w:type="dxa"/>
+              <w:left w:w="180" w:type="dxa"/>
+              <w:bottom w:w="120" w:type="dxa"/>
+              <w:right w:w="180" w:type="dxa"/>
+            </w:tcMar>
+            <w:vAlign w:val="center"/>
+            <w:hideMark/>
+          </w:tcPr>
+          <w:p>
+            <w:r>
+              <w:t>System Orientation</w:t>
+            </w:r>
+          </w:p>
+        </w:tc>
+        <w:tc>
+          <w:tcPr>
+            <w:tcW w:w="0" w:type="auto"/>
+            <w:tcBorders>
+              <w:top w:val="single" w:sz="6" w:space="0" w:color="C4C7C5"/>
+              <w:left w:val="single" w:sz="6" w:space="0" w:color="C4C7C5"/>
+              <w:bottom w:val="single" w:sz="6" w:space="0" w:color="C4C7C5"/>
+              <w:right w:val="single" w:sz="6" w:space="0" w:color="C4C7C5"/>
+            </w:tcBorders>
+            <w:tcMar>
+              <w:top w:w="120" w:type="dxa"/>
+              <w:left w:w="180" w:type="dxa"/>
+              <w:bottom w:w="120" w:type="dxa"/>
+              <w:right w:w="180" w:type="dxa"/>
+            </w:tcMar>
+            <w:vAlign w:val="center"/>
+            <w:hideMark/>
+          </w:tcPr>
+          <w:p>
+            <w:r>
+              <w:t>Candidate</w:t>
+            </w:r>
+          </w:p>
+        </w:tc>
+      </w:tr>
+      <w:tr>
+        <w:trPr>
+          <w:tblCellSpacing w:w="15" w:type="dxa"/>
+        </w:trPr>
+        <w:tc>
+          <w:tcPr>
+            <w:tcW w:w="0" w:type="auto"/>
+            <w:tcBorders>
+              <w:top w:val="single" w:sz="6" w:space="0" w:color="C4C7C5"/>
+              <w:left w:val="single" w:sz="6" w:space="0" w:color="C4C7C5"/>
+              <w:bottom w:val="single" w:sz="6" w:space="0" w:color="C4C7C5"/>
+              <w:right w:val="single" w:sz="6" w:space="0" w:color="C4C7C5"/>
+            </w:tcBorders>
+            <w:tcMar>
+              <w:top w:w="120" w:type="dxa"/>
+              <w:left w:w="180" w:type="dxa"/>
+              <w:bottom w:w="120" w:type="dxa"/>
+              <w:right w:w="180" w:type="dxa"/>
+            </w:tcMar>
+            <w:vAlign w:val="center"/>
+            <w:hideMark/>
+          </w:tcPr>
+          <w:p>
+            <w:r>
+              <w:t>PAT-018</w:t>
+            </w:r>
+          </w:p>
+        </w:tc>
+        <w:tc>
+          <w:tcPr>
+            <w:tcW w:w="0" w:type="auto"/>
+            <w:tcBorders>
+              <w:top w:val="single" w:sz="6" w:space="0" w:color="C4C7C5"/>
+              <w:left w:val="single" w:sz="6" w:space="0" w:color="C4C7C5"/>
+              <w:bottom w:val="single" w:sz="6" w:space="0" w:color="C4C7C5"/>
+              <w:right w:val="single" w:sz="6" w:space="0" w:color="C4C7C5"/>
+            </w:tcBorders>
+            <w:tcMar>
+              <w:top w:w="120" w:type="dxa"/>
+              <w:left w:w="180" w:type="dxa"/>
+              <w:bottom w:w="120" w:type="dxa"/>
+              <w:right w:w="180" w:type="dxa"/>
+            </w:tcMar>
+            <w:vAlign w:val="center"/>
+            <w:hideMark/>
+          </w:tcPr>
+          <w:p>
+            <w:r>
+              <w:t>Software Lifecycle Understanding</w:t>
+            </w:r>
+          </w:p>
+        </w:tc>
+        <w:tc>
+          <w:tcPr>
+            <w:tcW w:w="0" w:type="auto"/>
+            <w:tcBorders>
+              <w:top w:val="single" w:sz="6" w:space="0" w:color="C4C7C5"/>
+              <w:left w:val="single" w:sz="6" w:space="0" w:color="C4C7C5"/>
+              <w:bottom w:val="single" w:sz="6" w:space="0" w:color="C4C7C5"/>
+              <w:right w:val="single" w:sz="6" w:space="0" w:color="C4C7C5"/>
+            </w:tcBorders>
+            <w:tcMar>
+              <w:top w:w="120" w:type="dxa"/>
+              <w:left w:w="180" w:type="dxa"/>
+              <w:bottom w:w="120" w:type="dxa"/>
+              <w:right w:w="180" w:type="dxa"/>
+            </w:tcMar>
+            <w:vAlign w:val="center"/>
+            <w:hideMark/>
+          </w:tcPr>
+          <w:p>
+            <w:r>
+              <w:t>Candidate</w:t>
+            </w:r>
+          </w:p>
+        </w:tc>
+      </w:tr>
+      <w:tr>
+        <w:trPr>
+          <w:tblCellSpacing w:w="15" w:type="dxa"/>
+        </w:trPr>
+        <w:tc>
+          <w:tcPr>
+            <w:tcW w:w="0" w:type="auto"/>
+            <w:tcBorders>
+              <w:top w:val="single" w:sz="6" w:space="0" w:color="C4C7C5"/>
+              <w:left w:val="single" w:sz="6" w:space="0" w:color="C4C7C5"/>
+              <w:bottom w:val="single" w:sz="6" w:space="0" w:color="C4C7C5"/>
+              <w:right w:val="single" w:sz="6" w:space="0" w:color="C4C7C5"/>
+            </w:tcBorders>
+            <w:tcMar>
+              <w:top w:w="120" w:type="dxa"/>
+              <w:left w:w="180" w:type="dxa"/>
+              <w:bottom w:w="120" w:type="dxa"/>
+              <w:right w:w="180" w:type="dxa"/>
+            </w:tcMar>
+            <w:vAlign w:val="center"/>
+            <w:hideMark/>
+          </w:tcPr>
+          <w:p>
+            <w:r>
+              <w:t>PAT-019</w:t>
+            </w:r>
+          </w:p>
+        </w:tc>
+        <w:tc>
+          <w:tcPr>
+            <w:tcW w:w="0" w:type="auto"/>
+            <w:tcBorders>
+              <w:top w:val="single" w:sz="6" w:space="0" w:color="C4C7C5"/>
+              <w:left w:val="single" w:sz="6" w:space="0" w:color="C4C7C5"/>
+              <w:bottom w:val="single" w:sz="6" w:space="0" w:color="C4C7C5"/>
+              <w:right w:val="single" w:sz="6" w:space="0" w:color="C4C7C5"/>
+            </w:tcBorders>
+            <w:tcMar>
+              <w:top w:w="120" w:type="dxa"/>
+              <w:left w:w="180" w:type="dxa"/>
+              <w:bottom w:w="120" w:type="dxa"/>
+              <w:right w:w="180" w:type="dxa"/>
+            </w:tcMar>
+            <w:vAlign w:val="center"/>
+            <w:hideMark/>
+          </w:tcPr>
+          <w:p>
+            <w:r>
+              <w:t>System State Awareness</w:t>
+            </w:r>
+          </w:p>
+        </w:tc>
+        <w:tc>
+          <w:tcPr>
+            <w:tcW w:w="0" w:type="auto"/>
+            <w:tcBorders>
+              <w:top w:val="single" w:sz="6" w:space="0" w:color="C4C7C5"/>
+              <w:left w:val="single" w:sz="6" w:space="0" w:color="C4C7C5"/>
+              <w:bottom w:val="single" w:sz="6" w:space="0" w:color="C4C7C5"/>
+              <w:right w:val="single" w:sz="6" w:space="0" w:color="C4C7C5"/>
+            </w:tcBorders>
+            <w:tcMar>
+              <w:top w:w="120" w:type="dxa"/>
+              <w:left w:w="180" w:type="dxa"/>
+              <w:bottom w:w="120" w:type="dxa"/>
+              <w:right w:w="180" w:type="dxa"/>
+            </w:tcMar>
+            <w:vAlign w:val="center"/>
+            <w:hideMark/>
+          </w:tcPr>
+          <w:p>
+            <w:r>
+              <w:t>Candidate</w:t>
+            </w:r>
+          </w:p>
+        </w:tc>
+      </w:tr>
+      <w:tr>
+        <w:trPr>
+          <w:tblCellSpacing w:w="15" w:type="dxa"/>
+        </w:trPr>
+        <w:tc>
+          <w:tcPr>
+            <w:tcW w:w="0" w:type="auto"/>
+            <w:tcBorders>
+              <w:top w:val="single" w:sz="6" w:space="0" w:color="C4C7C5"/>
+              <w:left w:val="single" w:sz="6" w:space="0" w:color="C4C7C5"/>
+              <w:bottom w:val="single" w:sz="6" w:space="0" w:color="C4C7C5"/>
+              <w:right w:val="single" w:sz="6" w:space="0" w:color="C4C7C5"/>
+            </w:tcBorders>
+            <w:tcMar>
+              <w:top w:w="120" w:type="dxa"/>
+              <w:left w:w="180" w:type="dxa"/>
+              <w:bottom w:w="120" w:type="dxa"/>
+              <w:right w:w="180" w:type="dxa"/>
+            </w:tcMar>
+            <w:vAlign w:val="center"/>
+            <w:hideMark/>
+          </w:tcPr>
+          <w:p>
+            <w:r>
+              <w:t>PAT-020</w:t>
+            </w:r>
+          </w:p>
+        </w:tc>
+        <w:tc>
+          <w:tcPr>
+            <w:tcW w:w="0" w:type="auto"/>
+            <w:tcBorders>
+              <w:top w:val="single" w:sz="6" w:space="0" w:color="C4C7C5"/>
+              <w:left w:val="single" w:sz="6" w:space="0" w:color="C4C7C5"/>
+              <w:bottom w:val="single" w:sz="6" w:space="0" w:color="C4C7C5"/>
+              <w:right w:val="single" w:sz="6" w:space="0" w:color="C4C7C5"/>
+            </w:tcBorders>
+            <w:tcMar>
+              <w:top w:w="120" w:type="dxa"/>
+              <w:left w:w="180" w:type="dxa"/>
+              <w:bottom w:w="120" w:type="dxa"/>
+              <w:right w:w="180" w:type="dxa"/>
+            </w:tcMar>
+            <w:vAlign w:val="center"/>
+            <w:hideMark/>
+          </w:tcPr>
+          <w:p>
+            <w:r>
+              <w:t>System Reasoning</w:t>
             </w:r>
           </w:p>
         </w:tc>
@@ -1727,6 +1967,14 @@
         </w:tc>
       </w:tr>
     </w:tbl>
+    <w:p>
+      <w:pPr>
+        <w:rPr>
+          <w:b/>
+          <w:bCs/>
+        </w:rPr>
+      </w:pPr>
+    </w:p>
     <w:p>
       <w:pPr>
         <w:rPr>
@@ -1755,7 +2003,7 @@
         <w:tblLook w:val="04A0" w:firstRow="1" w:lastRow="0" w:firstColumn="1" w:lastColumn="0" w:noHBand="0" w:noVBand="1"/>
       </w:tblPr>
       <w:tblGrid>
-        <w:gridCol w:w="1935"/>
+        <w:gridCol w:w="1844"/>
         <w:gridCol w:w="1047"/>
       </w:tblGrid>
       <w:tr>
@@ -1787,6 +2035,7 @@
                 <w:b/>
                 <w:bCs/>
               </w:rPr>
+              <w:lastRenderedPageBreak/>
               <w:t>Metric</w:t>
             </w:r>
           </w:p>
@@ -1844,10 +2093,6 @@
           </w:tcPr>
           <w:p>
             <w:r>
-              <w:rPr>
-                <w:b/>
-                <w:bCs/>
-              </w:rPr>
               <w:t>Total Patterns</w:t>
             </w:r>
           </w:p>
@@ -1872,7 +2117,7 @@
           </w:tcPr>
           <w:p>
             <w:r>
-              <w:t>16</w:t>
+              <w:t>20</w:t>
             </w:r>
           </w:p>
         </w:tc>
@@ -1901,10 +2146,6 @@
           </w:tcPr>
           <w:p>
             <w:r>
-              <w:rPr>
-                <w:b/>
-                <w:bCs/>
-              </w:rPr>
               <w:t>Accepted</w:t>
             </w:r>
           </w:p>
@@ -1958,10 +2199,6 @@
           </w:tcPr>
           <w:p>
             <w:r>
-              <w:rPr>
-                <w:b/>
-                <w:bCs/>
-              </w:rPr>
               <w:t>Candidate</w:t>
             </w:r>
           </w:p>
@@ -1986,7 +2223,7 @@
           </w:tcPr>
           <w:p>
             <w:r>
-              <w:t>16</w:t>
+              <w:t>20</w:t>
             </w:r>
           </w:p>
         </w:tc>
@@ -2015,10 +2252,6 @@
           </w:tcPr>
           <w:p>
             <w:r>
-              <w:rPr>
-                <w:b/>
-                <w:bCs/>
-              </w:rPr>
               <w:t>Deprecated</w:t>
             </w:r>
           </w:p>
@@ -2049,6 +2282,22 @@
         </w:tc>
       </w:tr>
     </w:tbl>
+    <w:p>
+      <w:pPr>
+        <w:rPr>
+          <w:b/>
+          <w:bCs/>
+        </w:rPr>
+      </w:pPr>
+    </w:p>
+    <w:p>
+      <w:pPr>
+        <w:rPr>
+          <w:b/>
+          <w:bCs/>
+        </w:rPr>
+      </w:pPr>
+    </w:p>
     <w:p>
       <w:pPr>
         <w:rPr>
@@ -2068,11 +2317,10 @@
       <w:pPr>
         <w:numPr>
           <w:ilvl w:val="0"/>
-          <w:numId w:val="6"/>
+          <w:numId w:val="7"/>
         </w:numPr>
       </w:pPr>
       <w:r>
-        <w:lastRenderedPageBreak/>
         <w:t>Every Pattern shall receive a unique PTID before being added to the ATLAS repository.</w:t>
       </w:r>
     </w:p>
@@ -2080,7 +2328,7 @@
       <w:pPr>
         <w:numPr>
           <w:ilvl w:val="0"/>
-          <w:numId w:val="6"/>
+          <w:numId w:val="7"/>
         </w:numPr>
       </w:pPr>
       <w:r>
@@ -2091,7 +2339,7 @@
       <w:pPr>
         <w:numPr>
           <w:ilvl w:val="0"/>
-          <w:numId w:val="6"/>
+          <w:numId w:val="7"/>
         </w:numPr>
       </w:pPr>
       <w:r>
@@ -2102,7 +2350,7 @@
       <w:pPr>
         <w:numPr>
           <w:ilvl w:val="0"/>
-          <w:numId w:val="6"/>
+          <w:numId w:val="7"/>
         </w:numPr>
       </w:pPr>
       <w:r>
@@ -2113,7 +2361,7 @@
       <w:pPr>
         <w:numPr>
           <w:ilvl w:val="0"/>
-          <w:numId w:val="6"/>
+          <w:numId w:val="7"/>
         </w:numPr>
       </w:pPr>
       <w:r>
@@ -2124,7 +2372,7 @@
       <w:pPr>
         <w:numPr>
           <w:ilvl w:val="0"/>
-          <w:numId w:val="6"/>
+          <w:numId w:val="7"/>
         </w:numPr>
       </w:pPr>
       <w:r>
@@ -2135,7 +2383,7 @@
       <w:pPr>
         <w:numPr>
           <w:ilvl w:val="0"/>
-          <w:numId w:val="6"/>
+          <w:numId w:val="7"/>
         </w:numPr>
       </w:pPr>
       <w:r>
@@ -2146,7 +2394,7 @@
       <w:pPr>
         <w:numPr>
           <w:ilvl w:val="0"/>
-          <w:numId w:val="6"/>
+          <w:numId w:val="7"/>
         </w:numPr>
       </w:pPr>
       <w:r>
@@ -2157,12 +2405,36 @@
       <w:pPr>
         <w:numPr>
           <w:ilvl w:val="0"/>
-          <w:numId w:val="6"/>
+          <w:numId w:val="7"/>
         </w:numPr>
       </w:pPr>
       <w:r>
         <w:t>Changes to a Pattern's title or status shall be reflected in this Registry.</w:t>
       </w:r>
+    </w:p>
+    <w:p>
+      <w:pPr>
+        <w:rPr>
+          <w:b/>
+          <w:bCs/>
+        </w:rPr>
+      </w:pPr>
+    </w:p>
+    <w:p>
+      <w:pPr>
+        <w:rPr>
+          <w:b/>
+          <w:bCs/>
+        </w:rPr>
+      </w:pPr>
+    </w:p>
+    <w:p>
+      <w:pPr>
+        <w:rPr>
+          <w:b/>
+          <w:bCs/>
+        </w:rPr>
+      </w:pPr>
     </w:p>
     <w:p>
       <w:pPr>
@@ -2192,7 +2464,7 @@
         <w:tblLook w:val="04A0" w:firstRow="1" w:lastRow="0" w:firstColumn="1" w:lastColumn="0" w:noHBand="0" w:noVBand="1"/>
       </w:tblPr>
       <w:tblGrid>
-        <w:gridCol w:w="2286"/>
+        <w:gridCol w:w="2209"/>
         <w:gridCol w:w="2063"/>
       </w:tblGrid>
       <w:tr>
@@ -2224,6 +2496,7 @@
                 <w:b/>
                 <w:bCs/>
               </w:rPr>
+              <w:lastRenderedPageBreak/>
               <w:t>Field</w:t>
             </w:r>
           </w:p>
@@ -2281,10 +2554,6 @@
           </w:tcPr>
           <w:p>
             <w:r>
-              <w:rPr>
-                <w:b/>
-                <w:bCs/>
-              </w:rPr>
               <w:t>Document Name</w:t>
             </w:r>
           </w:p>
@@ -2338,10 +2607,6 @@
           </w:tcPr>
           <w:p>
             <w:r>
-              <w:rPr>
-                <w:b/>
-                <w:bCs/>
-              </w:rPr>
               <w:t>Repository</w:t>
             </w:r>
           </w:p>
@@ -2395,10 +2660,6 @@
           </w:tcPr>
           <w:p>
             <w:r>
-              <w:rPr>
-                <w:b/>
-                <w:bCs/>
-              </w:rPr>
               <w:t>Version</w:t>
             </w:r>
           </w:p>
@@ -2423,7 +2684,7 @@
           </w:tcPr>
           <w:p>
             <w:r>
-              <w:t>1.1</w:t>
+              <w:t>1.2</w:t>
             </w:r>
           </w:p>
         </w:tc>
@@ -2452,10 +2713,6 @@
           </w:tcPr>
           <w:p>
             <w:r>
-              <w:rPr>
-                <w:b/>
-                <w:bCs/>
-              </w:rPr>
               <w:t>Status</w:t>
             </w:r>
           </w:p>
@@ -2509,10 +2766,6 @@
           </w:tcPr>
           <w:p>
             <w:r>
-              <w:rPr>
-                <w:b/>
-                <w:bCs/>
-              </w:rPr>
               <w:t>Last Updated</w:t>
             </w:r>
           </w:p>
@@ -2537,7 +2790,7 @@
           </w:tcPr>
           <w:p>
             <w:r>
-              <w:t>2026-07-29</w:t>
+              <w:t>2026-07-30</w:t>
             </w:r>
           </w:p>
         </w:tc>
@@ -3122,6 +3375,119 @@
     </w:lvl>
   </w:abstractNum>
   <w:abstractNum w:abstractNumId="5" w15:restartNumberingAfterBreak="0">
+    <w:nsid w:val="71DB38F1"/>
+    <w:multiLevelType w:val="multilevel"/>
+    <w:tmpl w:val="7D86EB56"/>
+    <w:lvl w:ilvl="0">
+      <w:start w:val="1"/>
+      <w:numFmt w:val="decimal"/>
+      <w:lvlText w:val="%1."/>
+      <w:lvlJc w:val="left"/>
+      <w:pPr>
+        <w:tabs>
+          <w:tab w:val="num" w:pos="720"/>
+        </w:tabs>
+        <w:ind w:left="720" w:hanging="360"/>
+      </w:pPr>
+    </w:lvl>
+    <w:lvl w:ilvl="1" w:tentative="1">
+      <w:start w:val="1"/>
+      <w:numFmt w:val="decimal"/>
+      <w:lvlText w:val="%2."/>
+      <w:lvlJc w:val="left"/>
+      <w:pPr>
+        <w:tabs>
+          <w:tab w:val="num" w:pos="1440"/>
+        </w:tabs>
+        <w:ind w:left="1440" w:hanging="360"/>
+      </w:pPr>
+    </w:lvl>
+    <w:lvl w:ilvl="2" w:tentative="1">
+      <w:start w:val="1"/>
+      <w:numFmt w:val="decimal"/>
+      <w:lvlText w:val="%3."/>
+      <w:lvlJc w:val="left"/>
+      <w:pPr>
+        <w:tabs>
+          <w:tab w:val="num" w:pos="2160"/>
+        </w:tabs>
+        <w:ind w:left="2160" w:hanging="360"/>
+      </w:pPr>
+    </w:lvl>
+    <w:lvl w:ilvl="3" w:tentative="1">
+      <w:start w:val="1"/>
+      <w:numFmt w:val="decimal"/>
+      <w:lvlText w:val="%4."/>
+      <w:lvlJc w:val="left"/>
+      <w:pPr>
+        <w:tabs>
+          <w:tab w:val="num" w:pos="2880"/>
+        </w:tabs>
+        <w:ind w:left="2880" w:hanging="360"/>
+      </w:pPr>
+    </w:lvl>
+    <w:lvl w:ilvl="4" w:tentative="1">
+      <w:start w:val="1"/>
+      <w:numFmt w:val="decimal"/>
+      <w:lvlText w:val="%5."/>
+      <w:lvlJc w:val="left"/>
+      <w:pPr>
+        <w:tabs>
+          <w:tab w:val="num" w:pos="3600"/>
+        </w:tabs>
+        <w:ind w:left="3600" w:hanging="360"/>
+      </w:pPr>
+    </w:lvl>
+    <w:lvl w:ilvl="5" w:tentative="1">
+      <w:start w:val="1"/>
+      <w:numFmt w:val="decimal"/>
+      <w:lvlText w:val="%6."/>
+      <w:lvlJc w:val="left"/>
+      <w:pPr>
+        <w:tabs>
+          <w:tab w:val="num" w:pos="4320"/>
+        </w:tabs>
+        <w:ind w:left="4320" w:hanging="360"/>
+      </w:pPr>
+    </w:lvl>
+    <w:lvl w:ilvl="6" w:tentative="1">
+      <w:start w:val="1"/>
+      <w:numFmt w:val="decimal"/>
+      <w:lvlText w:val="%7."/>
+      <w:lvlJc w:val="left"/>
+      <w:pPr>
+        <w:tabs>
+          <w:tab w:val="num" w:pos="5040"/>
+        </w:tabs>
+        <w:ind w:left="5040" w:hanging="360"/>
+      </w:pPr>
+    </w:lvl>
+    <w:lvl w:ilvl="7" w:tentative="1">
+      <w:start w:val="1"/>
+      <w:numFmt w:val="decimal"/>
+      <w:lvlText w:val="%8."/>
+      <w:lvlJc w:val="left"/>
+      <w:pPr>
+        <w:tabs>
+          <w:tab w:val="num" w:pos="5760"/>
+        </w:tabs>
+        <w:ind w:left="5760" w:hanging="360"/>
+      </w:pPr>
+    </w:lvl>
+    <w:lvl w:ilvl="8" w:tentative="1">
+      <w:start w:val="1"/>
+      <w:numFmt w:val="decimal"/>
+      <w:lvlText w:val="%9."/>
+      <w:lvlJc w:val="left"/>
+      <w:pPr>
+        <w:tabs>
+          <w:tab w:val="num" w:pos="6480"/>
+        </w:tabs>
+        <w:ind w:left="6480" w:hanging="360"/>
+      </w:pPr>
+    </w:lvl>
+  </w:abstractNum>
+  <w:abstractNum w:abstractNumId="6" w15:restartNumberingAfterBreak="0">
     <w:nsid w:val="75DC39E6"/>
     <w:multiLevelType w:val="multilevel"/>
     <w:tmpl w:val="EC32B9C4"/>
@@ -3241,7 +3607,7 @@
     <w:abstractNumId w:val="4"/>
   </w:num>
   <w:num w:numId="3" w16cid:durableId="298078257">
-    <w:abstractNumId w:val="5"/>
+    <w:abstractNumId w:val="6"/>
   </w:num>
   <w:num w:numId="4" w16cid:durableId="669992744">
     <w:abstractNumId w:val="2"/>
@@ -3251,6 +3617,9 @@
   </w:num>
   <w:num w:numId="6" w16cid:durableId="286855976">
     <w:abstractNumId w:val="0"/>
+  </w:num>
+  <w:num w:numId="7" w16cid:durableId="1991785932">
+    <w:abstractNumId w:val="5"/>
   </w:num>
 </w:numbering>
 </file>

--- a/atlas/Registries/Pattern-Registry.docx
+++ b/atlas/Registries/Pattern-Registry.docx
@@ -1,7 +1,52 @@
 
 <file path=word/document.xml><?xml version="1.0" encoding="utf-8"?>
-<w:document xmlns:wpc="http://schemas.microsoft.com/office/word/2010/wordprocessingCanvas" xmlns:cx="http://schemas.microsoft.com/office/drawing/2014/chartex" xmlns:cx1="http://schemas.microsoft.com/office/drawing/2015/9/8/chartex" xmlns:cx2="http://schemas.microsoft.com/office/drawing/2015/10/21/chartex" xmlns:cx3="http://schemas.microsoft.com/office/drawing/2016/5/9/chartex" xmlns:cx4="http://schemas.microsoft.com/office/drawing/2016/5/10/chartex" xmlns:cx5="http://schemas.microsoft.com/office/drawing/2016/5/11/chartex" xmlns:cx6="http://schemas.microsoft.com/office/drawing/2016/5/12/chartex" xmlns:cx7="http://schemas.microsoft.com/office/drawing/2016/5/13/chartex" xmlns:cx8="http://schemas.microsoft.com/office/drawing/2016/5/14/chartex" xmlns:mc="http://schemas.openxmlformats.org/markup-compatibility/2006" xmlns:aink="http://schemas.microsoft.com/office/drawing/2016/ink" xmlns:am3d="http://schemas.microsoft.com/office/drawing/2017/model3d" xmlns:o="urn:schemas-microsoft-com:office:office" xmlns:oel="http://schemas.microsoft.com/office/2019/extlst" xmlns:r="http://schemas.openxmlformats.org/officeDocument/2006/relationships" xmlns:m="http://schemas.openxmlformats.org/officeDocument/2006/math" xmlns:v="urn:schemas-microsoft-com:vml" xmlns:wp14="http://schemas.microsoft.com/office/word/2010/wordprocessingDrawing" xmlns:wp="http://schemas.openxmlformats.org/drawingml/2006/wordprocessingDrawing" xmlns:w10="urn:schemas-microsoft-com:office:word" xmlns:w="http://schemas.openxmlformats.org/wordprocessingml/2006/main" xmlns:w14="http://schemas.microsoft.com/office/word/2010/wordml" xmlns:w15="http://schemas.microsoft.com/office/word/2012/wordml" xmlns:w16cex="http://schemas.microsoft.com/office/word/2018/wordml/cex" xmlns:w16cid="http://schemas.microsoft.com/office/word/2016/wordml/cid" xmlns:w16="http://schemas.microsoft.com/office/word/2018/wordml" xmlns:w16du="http://schemas.microsoft.com/office/word/2023/wordml/word16du" xmlns:w16sdtdh="http://schemas.microsoft.com/office/word/2020/wordml/sdtdatahash" xmlns:w16sdtfl="http://schemas.microsoft.com/office/word/2024/wordml/sdtformatlock" xmlns:w16se="http://schemas.microsoft.com/office/word/2015/wordml/symex" xmlns:wpg="http://schemas.microsoft.com/office/word/2010/wordprocessingGroup" xmlns:wpi="http://schemas.microsoft.com/office/word/2010/wordprocessingInk" xmlns:wne="http://schemas.microsoft.com/office/word/2006/wordml" xmlns:wps="http://schemas.microsoft.com/office/word/2010/wordprocessingShape" mc:Ignorable="w14 w15 w16se w16cid w16 w16cex w16sdtdh w16sdtfl w16du wp14">
+<w:document xmlns:wpc="http://schemas.microsoft.com/office/word/2010/wordprocessingCanvas" xmlns:cx="http://schemas.microsoft.com/office/drawing/2014/chartex" xmlns:cx1="http://schemas.microsoft.com/office/drawing/2015/9/8/chartex" xmlns:cx2="http://schemas.microsoft.com/office/drawing/2015/10/21/chartex" xmlns:cx3="http://schemas.microsoft.com/office/drawing/2016/5/9/chartex" xmlns:cx4="http://schemas.microsoft.com/office/drawing/2016/5/10/chartex" xmlns:cx5="http://schemas.microsoft.com/office/drawing/2016/5/11/chartex" xmlns:cx6="http://schemas.microsoft.com/office/drawing/2016/5/12/chartex" xmlns:cx7="http://schemas.microsoft.com/office/drawing/2016/5/13/chartex" xmlns:cx8="http://schemas.microsoft.com/office/drawing/2016/5/14/chartex" xmlns:mc="http://schemas.openxmlformats.org/markup-compatibility/2006" xmlns:aink="http://schemas.microsoft.com/office/drawing/2016/ink" xmlns:am3d="http://schemas.microsoft.com/office/drawing/2017/model3d" xmlns:o="urn:schemas-microsoft-com:office:office" xmlns:oel="http://schemas.microsoft.com/office/2019/extlst" xmlns:r="http://schemas.openxmlformats.org/officeDocument/2006/relationships" xmlns:m="http://schemas.openxmlformats.org/officeDocument/2006/math" xmlns:v="urn:schemas-microsoft-com:vml" xmlns:wp14="http://schemas.microsoft.com/office/word/2010/wordprocessingDrawing" xmlns:wp="http://schemas.openxmlformats.org/drawingml/2006/wordprocessingDrawing" xmlns:w10="urn:schemas-microsoft-com:office:word" xmlns:w="http://schemas.openxmlformats.org/wordprocessingml/2006/main" xmlns:w14="http://schemas.microsoft.com/office/word/2010/wordml" xmlns:w15="http://schemas.microsoft.com/office/word/2012/wordml" xmlns:w16cei="http://schemas.microsoft.com/office/word/2026/wordml/cei" xmlns:w16cex="http://schemas.microsoft.com/office/word/2018/wordml/cex" xmlns:w16cid="http://schemas.microsoft.com/office/word/2016/wordml/cid" xmlns:w16="http://schemas.microsoft.com/office/word/2018/wordml" xmlns:w16du="http://schemas.microsoft.com/office/word/2023/wordml/word16du" xmlns:w16sdtdh="http://schemas.microsoft.com/office/word/2020/wordml/sdtdatahash" xmlns:w16sdtfl="http://schemas.microsoft.com/office/word/2024/wordml/sdtformatlock" xmlns:w16se="http://schemas.microsoft.com/office/word/2015/wordml/symex" xmlns:wpg="http://schemas.microsoft.com/office/word/2010/wordprocessingGroup" xmlns:wpi="http://schemas.microsoft.com/office/word/2010/wordprocessingInk" xmlns:wne="http://schemas.microsoft.com/office/word/2006/wordml" xmlns:wps="http://schemas.microsoft.com/office/word/2010/wordprocessingShape" mc:Ignorable="w14 w15 w16se w16cid w16 w16cex w16sdtdh w16sdtfl w16du wp14">
   <w:body>
+    <w:p>
+      <w:r>
+        <w:t xml:space="preserve">Here is the complete, updated </w:t>
+      </w:r>
+      <w:r>
+        <w:rPr>
+          <w:b/>
+          <w:bCs/>
+        </w:rPr>
+        <w:t>Pattern Registry</w:t>
+      </w:r>
+      <w:r>
+        <w:t xml:space="preserve"> incorporating the 6 new patterns (</w:t>
+      </w:r>
+      <w:r>
+        <w:rPr>
+          <w:b/>
+          <w:bCs/>
+        </w:rPr>
+        <w:t>PAT-021</w:t>
+      </w:r>
+      <w:r>
+        <w:t xml:space="preserve"> through </w:t>
+      </w:r>
+      <w:r>
+        <w:rPr>
+          <w:b/>
+          <w:bCs/>
+        </w:rPr>
+        <w:t>PAT-026</w:t>
+      </w:r>
+      <w:r>
+        <w:t xml:space="preserve">), bringing the total pattern count to </w:t>
+      </w:r>
+      <w:r>
+        <w:rPr>
+          <w:b/>
+          <w:bCs/>
+        </w:rPr>
+        <w:t>26</w:t>
+      </w:r>
+      <w:r>
+        <w:t>.</w:t>
+      </w:r>
+    </w:p>
     <w:p>
       <w:pPr>
         <w:rPr>
@@ -70,7 +115,7 @@
         <w:tblLook w:val="04A0" w:firstRow="1" w:lastRow="0" w:firstColumn="1" w:lastColumn="0" w:noHBand="0" w:noVBand="1"/>
       </w:tblPr>
       <w:tblGrid>
-        <w:gridCol w:w="1671"/>
+        <w:gridCol w:w="1759"/>
         <w:gridCol w:w="6495"/>
       </w:tblGrid>
       <w:tr>
@@ -159,6 +204,10 @@
           </w:tcPr>
           <w:p>
             <w:r>
+              <w:rPr>
+                <w:b/>
+                <w:bCs/>
+              </w:rPr>
               <w:t>PTID</w:t>
             </w:r>
           </w:p>
@@ -212,6 +261,10 @@
           </w:tcPr>
           <w:p>
             <w:r>
+              <w:rPr>
+                <w:b/>
+                <w:bCs/>
+              </w:rPr>
               <w:t>Pattern Title</w:t>
             </w:r>
           </w:p>
@@ -265,6 +318,10 @@
           </w:tcPr>
           <w:p>
             <w:r>
+              <w:rPr>
+                <w:b/>
+                <w:bCs/>
+              </w:rPr>
               <w:t>Status</w:t>
             </w:r>
           </w:p>
@@ -295,14 +352,6 @@
         </w:tc>
       </w:tr>
     </w:tbl>
-    <w:p>
-      <w:pPr>
-        <w:rPr>
-          <w:b/>
-          <w:bCs/>
-        </w:rPr>
-      </w:pPr>
-    </w:p>
     <w:p>
       <w:pPr>
         <w:rPr>
@@ -331,7 +380,7 @@
         <w:tblLook w:val="04A0" w:firstRow="1" w:lastRow="0" w:firstColumn="1" w:lastColumn="0" w:noHBand="0" w:noVBand="1"/>
       </w:tblPr>
       <w:tblGrid>
-        <w:gridCol w:w="1260"/>
+        <w:gridCol w:w="1283"/>
         <w:gridCol w:w="4138"/>
         <w:gridCol w:w="1516"/>
       </w:tblGrid>
@@ -449,6 +498,10 @@
           </w:tcPr>
           <w:p>
             <w:r>
+              <w:rPr>
+                <w:b/>
+                <w:bCs/>
+              </w:rPr>
               <w:t>PAT-001</w:t>
             </w:r>
           </w:p>
@@ -526,6 +579,10 @@
           </w:tcPr>
           <w:p>
             <w:r>
+              <w:rPr>
+                <w:b/>
+                <w:bCs/>
+              </w:rPr>
               <w:t>PAT-002</w:t>
             </w:r>
           </w:p>
@@ -603,6 +660,10 @@
           </w:tcPr>
           <w:p>
             <w:r>
+              <w:rPr>
+                <w:b/>
+                <w:bCs/>
+              </w:rPr>
               <w:t>PAT-003</w:t>
             </w:r>
           </w:p>
@@ -680,6 +741,10 @@
           </w:tcPr>
           <w:p>
             <w:r>
+              <w:rPr>
+                <w:b/>
+                <w:bCs/>
+              </w:rPr>
               <w:t>PAT-004</w:t>
             </w:r>
           </w:p>
@@ -757,6 +822,10 @@
           </w:tcPr>
           <w:p>
             <w:r>
+              <w:rPr>
+                <w:b/>
+                <w:bCs/>
+              </w:rPr>
               <w:t>PAT-005</w:t>
             </w:r>
           </w:p>
@@ -834,6 +903,10 @@
           </w:tcPr>
           <w:p>
             <w:r>
+              <w:rPr>
+                <w:b/>
+                <w:bCs/>
+              </w:rPr>
               <w:lastRenderedPageBreak/>
               <w:t>PAT-006</w:t>
             </w:r>
@@ -912,6 +985,10 @@
           </w:tcPr>
           <w:p>
             <w:r>
+              <w:rPr>
+                <w:b/>
+                <w:bCs/>
+              </w:rPr>
               <w:t>PAT-007</w:t>
             </w:r>
           </w:p>
@@ -989,6 +1066,10 @@
           </w:tcPr>
           <w:p>
             <w:r>
+              <w:rPr>
+                <w:b/>
+                <w:bCs/>
+              </w:rPr>
               <w:t>PAT-008</w:t>
             </w:r>
           </w:p>
@@ -1066,6 +1147,10 @@
           </w:tcPr>
           <w:p>
             <w:r>
+              <w:rPr>
+                <w:b/>
+                <w:bCs/>
+              </w:rPr>
               <w:t>PAT-009</w:t>
             </w:r>
           </w:p>
@@ -1143,6 +1228,10 @@
           </w:tcPr>
           <w:p>
             <w:r>
+              <w:rPr>
+                <w:b/>
+                <w:bCs/>
+              </w:rPr>
               <w:t>PAT-010</w:t>
             </w:r>
           </w:p>
@@ -1220,6 +1309,10 @@
           </w:tcPr>
           <w:p>
             <w:r>
+              <w:rPr>
+                <w:b/>
+                <w:bCs/>
+              </w:rPr>
               <w:t>PAT-011</w:t>
             </w:r>
           </w:p>
@@ -1297,6 +1390,10 @@
           </w:tcPr>
           <w:p>
             <w:r>
+              <w:rPr>
+                <w:b/>
+                <w:bCs/>
+              </w:rPr>
               <w:t>PAT-012</w:t>
             </w:r>
           </w:p>
@@ -1374,6 +1471,10 @@
           </w:tcPr>
           <w:p>
             <w:r>
+              <w:rPr>
+                <w:b/>
+                <w:bCs/>
+              </w:rPr>
               <w:t>PAT-013</w:t>
             </w:r>
           </w:p>
@@ -1451,6 +1552,10 @@
           </w:tcPr>
           <w:p>
             <w:r>
+              <w:rPr>
+                <w:b/>
+                <w:bCs/>
+              </w:rPr>
               <w:t>PAT-014</w:t>
             </w:r>
           </w:p>
@@ -1528,6 +1633,10 @@
           </w:tcPr>
           <w:p>
             <w:r>
+              <w:rPr>
+                <w:b/>
+                <w:bCs/>
+              </w:rPr>
               <w:t>PAT-015</w:t>
             </w:r>
           </w:p>
@@ -1605,6 +1714,10 @@
           </w:tcPr>
           <w:p>
             <w:r>
+              <w:rPr>
+                <w:b/>
+                <w:bCs/>
+              </w:rPr>
               <w:t>PAT-016</w:t>
             </w:r>
           </w:p>
@@ -1682,6 +1795,10 @@
           </w:tcPr>
           <w:p>
             <w:r>
+              <w:rPr>
+                <w:b/>
+                <w:bCs/>
+              </w:rPr>
               <w:t>PAT-017</w:t>
             </w:r>
           </w:p>
@@ -1759,6 +1876,10 @@
           </w:tcPr>
           <w:p>
             <w:r>
+              <w:rPr>
+                <w:b/>
+                <w:bCs/>
+              </w:rPr>
               <w:t>PAT-018</w:t>
             </w:r>
           </w:p>
@@ -1836,6 +1957,10 @@
           </w:tcPr>
           <w:p>
             <w:r>
+              <w:rPr>
+                <w:b/>
+                <w:bCs/>
+              </w:rPr>
               <w:t>PAT-019</w:t>
             </w:r>
           </w:p>
@@ -1913,6 +2038,10 @@
           </w:tcPr>
           <w:p>
             <w:r>
+              <w:rPr>
+                <w:b/>
+                <w:bCs/>
+              </w:rPr>
               <w:t>PAT-020</w:t>
             </w:r>
           </w:p>
@@ -1938,6 +2067,506 @@
           <w:p>
             <w:r>
               <w:t>System Reasoning</w:t>
+            </w:r>
+          </w:p>
+        </w:tc>
+        <w:tc>
+          <w:tcPr>
+            <w:tcW w:w="0" w:type="auto"/>
+            <w:tcBorders>
+              <w:top w:val="single" w:sz="6" w:space="0" w:color="C4C7C5"/>
+              <w:left w:val="single" w:sz="6" w:space="0" w:color="C4C7C5"/>
+              <w:bottom w:val="single" w:sz="6" w:space="0" w:color="C4C7C5"/>
+              <w:right w:val="single" w:sz="6" w:space="0" w:color="C4C7C5"/>
+            </w:tcBorders>
+            <w:tcMar>
+              <w:top w:w="120" w:type="dxa"/>
+              <w:left w:w="180" w:type="dxa"/>
+              <w:bottom w:w="120" w:type="dxa"/>
+              <w:right w:w="180" w:type="dxa"/>
+            </w:tcMar>
+            <w:vAlign w:val="center"/>
+            <w:hideMark/>
+          </w:tcPr>
+          <w:p>
+            <w:r>
+              <w:t>Candidate</w:t>
+            </w:r>
+          </w:p>
+        </w:tc>
+      </w:tr>
+      <w:tr>
+        <w:trPr>
+          <w:tblCellSpacing w:w="15" w:type="dxa"/>
+        </w:trPr>
+        <w:tc>
+          <w:tcPr>
+            <w:tcW w:w="0" w:type="auto"/>
+            <w:tcBorders>
+              <w:top w:val="single" w:sz="6" w:space="0" w:color="C4C7C5"/>
+              <w:left w:val="single" w:sz="6" w:space="0" w:color="C4C7C5"/>
+              <w:bottom w:val="single" w:sz="6" w:space="0" w:color="C4C7C5"/>
+              <w:right w:val="single" w:sz="6" w:space="0" w:color="C4C7C5"/>
+            </w:tcBorders>
+            <w:tcMar>
+              <w:top w:w="120" w:type="dxa"/>
+              <w:left w:w="180" w:type="dxa"/>
+              <w:bottom w:w="120" w:type="dxa"/>
+              <w:right w:w="180" w:type="dxa"/>
+            </w:tcMar>
+            <w:vAlign w:val="center"/>
+            <w:hideMark/>
+          </w:tcPr>
+          <w:p>
+            <w:r>
+              <w:rPr>
+                <w:b/>
+                <w:bCs/>
+              </w:rPr>
+              <w:t>PAT-021</w:t>
+            </w:r>
+          </w:p>
+        </w:tc>
+        <w:tc>
+          <w:tcPr>
+            <w:tcW w:w="0" w:type="auto"/>
+            <w:tcBorders>
+              <w:top w:val="single" w:sz="6" w:space="0" w:color="C4C7C5"/>
+              <w:left w:val="single" w:sz="6" w:space="0" w:color="C4C7C5"/>
+              <w:bottom w:val="single" w:sz="6" w:space="0" w:color="C4C7C5"/>
+              <w:right w:val="single" w:sz="6" w:space="0" w:color="C4C7C5"/>
+            </w:tcBorders>
+            <w:tcMar>
+              <w:top w:w="120" w:type="dxa"/>
+              <w:left w:w="180" w:type="dxa"/>
+              <w:bottom w:w="120" w:type="dxa"/>
+              <w:right w:w="180" w:type="dxa"/>
+            </w:tcMar>
+            <w:vAlign w:val="center"/>
+            <w:hideMark/>
+          </w:tcPr>
+          <w:p>
+            <w:r>
+              <w:t>Task-Centric Work Management</w:t>
+            </w:r>
+          </w:p>
+        </w:tc>
+        <w:tc>
+          <w:tcPr>
+            <w:tcW w:w="0" w:type="auto"/>
+            <w:tcBorders>
+              <w:top w:val="single" w:sz="6" w:space="0" w:color="C4C7C5"/>
+              <w:left w:val="single" w:sz="6" w:space="0" w:color="C4C7C5"/>
+              <w:bottom w:val="single" w:sz="6" w:space="0" w:color="C4C7C5"/>
+              <w:right w:val="single" w:sz="6" w:space="0" w:color="C4C7C5"/>
+            </w:tcBorders>
+            <w:tcMar>
+              <w:top w:w="120" w:type="dxa"/>
+              <w:left w:w="180" w:type="dxa"/>
+              <w:bottom w:w="120" w:type="dxa"/>
+              <w:right w:w="180" w:type="dxa"/>
+            </w:tcMar>
+            <w:vAlign w:val="center"/>
+            <w:hideMark/>
+          </w:tcPr>
+          <w:p>
+            <w:r>
+              <w:t>Candidate</w:t>
+            </w:r>
+          </w:p>
+        </w:tc>
+      </w:tr>
+      <w:tr>
+        <w:trPr>
+          <w:tblCellSpacing w:w="15" w:type="dxa"/>
+        </w:trPr>
+        <w:tc>
+          <w:tcPr>
+            <w:tcW w:w="0" w:type="auto"/>
+            <w:tcBorders>
+              <w:top w:val="single" w:sz="6" w:space="0" w:color="C4C7C5"/>
+              <w:left w:val="single" w:sz="6" w:space="0" w:color="C4C7C5"/>
+              <w:bottom w:val="single" w:sz="6" w:space="0" w:color="C4C7C5"/>
+              <w:right w:val="single" w:sz="6" w:space="0" w:color="C4C7C5"/>
+            </w:tcBorders>
+            <w:tcMar>
+              <w:top w:w="120" w:type="dxa"/>
+              <w:left w:w="180" w:type="dxa"/>
+              <w:bottom w:w="120" w:type="dxa"/>
+              <w:right w:w="180" w:type="dxa"/>
+            </w:tcMar>
+            <w:vAlign w:val="center"/>
+            <w:hideMark/>
+          </w:tcPr>
+          <w:p>
+            <w:r>
+              <w:rPr>
+                <w:b/>
+                <w:bCs/>
+              </w:rPr>
+              <w:lastRenderedPageBreak/>
+              <w:t>PAT-022</w:t>
+            </w:r>
+          </w:p>
+        </w:tc>
+        <w:tc>
+          <w:tcPr>
+            <w:tcW w:w="0" w:type="auto"/>
+            <w:tcBorders>
+              <w:top w:val="single" w:sz="6" w:space="0" w:color="C4C7C5"/>
+              <w:left w:val="single" w:sz="6" w:space="0" w:color="C4C7C5"/>
+              <w:bottom w:val="single" w:sz="6" w:space="0" w:color="C4C7C5"/>
+              <w:right w:val="single" w:sz="6" w:space="0" w:color="C4C7C5"/>
+            </w:tcBorders>
+            <w:tcMar>
+              <w:top w:w="120" w:type="dxa"/>
+              <w:left w:w="180" w:type="dxa"/>
+              <w:bottom w:w="120" w:type="dxa"/>
+              <w:right w:w="180" w:type="dxa"/>
+            </w:tcMar>
+            <w:vAlign w:val="center"/>
+            <w:hideMark/>
+          </w:tcPr>
+          <w:p>
+            <w:r>
+              <w:t>Context Continuity</w:t>
+            </w:r>
+          </w:p>
+        </w:tc>
+        <w:tc>
+          <w:tcPr>
+            <w:tcW w:w="0" w:type="auto"/>
+            <w:tcBorders>
+              <w:top w:val="single" w:sz="6" w:space="0" w:color="C4C7C5"/>
+              <w:left w:val="single" w:sz="6" w:space="0" w:color="C4C7C5"/>
+              <w:bottom w:val="single" w:sz="6" w:space="0" w:color="C4C7C5"/>
+              <w:right w:val="single" w:sz="6" w:space="0" w:color="C4C7C5"/>
+            </w:tcBorders>
+            <w:tcMar>
+              <w:top w:w="120" w:type="dxa"/>
+              <w:left w:w="180" w:type="dxa"/>
+              <w:bottom w:w="120" w:type="dxa"/>
+              <w:right w:w="180" w:type="dxa"/>
+            </w:tcMar>
+            <w:vAlign w:val="center"/>
+            <w:hideMark/>
+          </w:tcPr>
+          <w:p>
+            <w:r>
+              <w:t>Candidate</w:t>
+            </w:r>
+          </w:p>
+        </w:tc>
+      </w:tr>
+      <w:tr>
+        <w:trPr>
+          <w:tblCellSpacing w:w="15" w:type="dxa"/>
+        </w:trPr>
+        <w:tc>
+          <w:tcPr>
+            <w:tcW w:w="0" w:type="auto"/>
+            <w:tcBorders>
+              <w:top w:val="single" w:sz="6" w:space="0" w:color="C4C7C5"/>
+              <w:left w:val="single" w:sz="6" w:space="0" w:color="C4C7C5"/>
+              <w:bottom w:val="single" w:sz="6" w:space="0" w:color="C4C7C5"/>
+              <w:right w:val="single" w:sz="6" w:space="0" w:color="C4C7C5"/>
+            </w:tcBorders>
+            <w:tcMar>
+              <w:top w:w="120" w:type="dxa"/>
+              <w:left w:w="180" w:type="dxa"/>
+              <w:bottom w:w="120" w:type="dxa"/>
+              <w:right w:w="180" w:type="dxa"/>
+            </w:tcMar>
+            <w:vAlign w:val="center"/>
+            <w:hideMark/>
+          </w:tcPr>
+          <w:p>
+            <w:r>
+              <w:rPr>
+                <w:b/>
+                <w:bCs/>
+              </w:rPr>
+              <w:t>PAT-023</w:t>
+            </w:r>
+          </w:p>
+        </w:tc>
+        <w:tc>
+          <w:tcPr>
+            <w:tcW w:w="0" w:type="auto"/>
+            <w:tcBorders>
+              <w:top w:val="single" w:sz="6" w:space="0" w:color="C4C7C5"/>
+              <w:left w:val="single" w:sz="6" w:space="0" w:color="C4C7C5"/>
+              <w:bottom w:val="single" w:sz="6" w:space="0" w:color="C4C7C5"/>
+              <w:right w:val="single" w:sz="6" w:space="0" w:color="C4C7C5"/>
+            </w:tcBorders>
+            <w:tcMar>
+              <w:top w:w="120" w:type="dxa"/>
+              <w:left w:w="180" w:type="dxa"/>
+              <w:bottom w:w="120" w:type="dxa"/>
+              <w:right w:w="180" w:type="dxa"/>
+            </w:tcMar>
+            <w:vAlign w:val="center"/>
+            <w:hideMark/>
+          </w:tcPr>
+          <w:p>
+            <w:r>
+              <w:t xml:space="preserve">Adaptive System </w:t>
+            </w:r>
+            <w:proofErr w:type="spellStart"/>
+            <w:r>
+              <w:t>Behavior</w:t>
+            </w:r>
+            <w:proofErr w:type="spellEnd"/>
+          </w:p>
+        </w:tc>
+        <w:tc>
+          <w:tcPr>
+            <w:tcW w:w="0" w:type="auto"/>
+            <w:tcBorders>
+              <w:top w:val="single" w:sz="6" w:space="0" w:color="C4C7C5"/>
+              <w:left w:val="single" w:sz="6" w:space="0" w:color="C4C7C5"/>
+              <w:bottom w:val="single" w:sz="6" w:space="0" w:color="C4C7C5"/>
+              <w:right w:val="single" w:sz="6" w:space="0" w:color="C4C7C5"/>
+            </w:tcBorders>
+            <w:tcMar>
+              <w:top w:w="120" w:type="dxa"/>
+              <w:left w:w="180" w:type="dxa"/>
+              <w:bottom w:w="120" w:type="dxa"/>
+              <w:right w:w="180" w:type="dxa"/>
+            </w:tcMar>
+            <w:vAlign w:val="center"/>
+            <w:hideMark/>
+          </w:tcPr>
+          <w:p>
+            <w:r>
+              <w:t>Candidate</w:t>
+            </w:r>
+          </w:p>
+        </w:tc>
+      </w:tr>
+      <w:tr>
+        <w:trPr>
+          <w:tblCellSpacing w:w="15" w:type="dxa"/>
+        </w:trPr>
+        <w:tc>
+          <w:tcPr>
+            <w:tcW w:w="0" w:type="auto"/>
+            <w:tcBorders>
+              <w:top w:val="single" w:sz="6" w:space="0" w:color="C4C7C5"/>
+              <w:left w:val="single" w:sz="6" w:space="0" w:color="C4C7C5"/>
+              <w:bottom w:val="single" w:sz="6" w:space="0" w:color="C4C7C5"/>
+              <w:right w:val="single" w:sz="6" w:space="0" w:color="C4C7C5"/>
+            </w:tcBorders>
+            <w:tcMar>
+              <w:top w:w="120" w:type="dxa"/>
+              <w:left w:w="180" w:type="dxa"/>
+              <w:bottom w:w="120" w:type="dxa"/>
+              <w:right w:w="180" w:type="dxa"/>
+            </w:tcMar>
+            <w:vAlign w:val="center"/>
+            <w:hideMark/>
+          </w:tcPr>
+          <w:p>
+            <w:r>
+              <w:rPr>
+                <w:b/>
+                <w:bCs/>
+              </w:rPr>
+              <w:t>PAT-024</w:t>
+            </w:r>
+          </w:p>
+        </w:tc>
+        <w:tc>
+          <w:tcPr>
+            <w:tcW w:w="0" w:type="auto"/>
+            <w:tcBorders>
+              <w:top w:val="single" w:sz="6" w:space="0" w:color="C4C7C5"/>
+              <w:left w:val="single" w:sz="6" w:space="0" w:color="C4C7C5"/>
+              <w:bottom w:val="single" w:sz="6" w:space="0" w:color="C4C7C5"/>
+              <w:right w:val="single" w:sz="6" w:space="0" w:color="C4C7C5"/>
+            </w:tcBorders>
+            <w:tcMar>
+              <w:top w:w="120" w:type="dxa"/>
+              <w:left w:w="180" w:type="dxa"/>
+              <w:bottom w:w="120" w:type="dxa"/>
+              <w:right w:w="180" w:type="dxa"/>
+            </w:tcMar>
+            <w:vAlign w:val="center"/>
+            <w:hideMark/>
+          </w:tcPr>
+          <w:p>
+            <w:r>
+              <w:t>Human-</w:t>
+            </w:r>
+            <w:proofErr w:type="spellStart"/>
+            <w:r>
+              <w:t>Centered</w:t>
+            </w:r>
+            <w:proofErr w:type="spellEnd"/>
+            <w:r>
+              <w:t xml:space="preserve"> Computing</w:t>
+            </w:r>
+          </w:p>
+        </w:tc>
+        <w:tc>
+          <w:tcPr>
+            <w:tcW w:w="0" w:type="auto"/>
+            <w:tcBorders>
+              <w:top w:val="single" w:sz="6" w:space="0" w:color="C4C7C5"/>
+              <w:left w:val="single" w:sz="6" w:space="0" w:color="C4C7C5"/>
+              <w:bottom w:val="single" w:sz="6" w:space="0" w:color="C4C7C5"/>
+              <w:right w:val="single" w:sz="6" w:space="0" w:color="C4C7C5"/>
+            </w:tcBorders>
+            <w:tcMar>
+              <w:top w:w="120" w:type="dxa"/>
+              <w:left w:w="180" w:type="dxa"/>
+              <w:bottom w:w="120" w:type="dxa"/>
+              <w:right w:w="180" w:type="dxa"/>
+            </w:tcMar>
+            <w:vAlign w:val="center"/>
+            <w:hideMark/>
+          </w:tcPr>
+          <w:p>
+            <w:r>
+              <w:t>Candidate</w:t>
+            </w:r>
+          </w:p>
+        </w:tc>
+      </w:tr>
+      <w:tr>
+        <w:trPr>
+          <w:tblCellSpacing w:w="15" w:type="dxa"/>
+        </w:trPr>
+        <w:tc>
+          <w:tcPr>
+            <w:tcW w:w="0" w:type="auto"/>
+            <w:tcBorders>
+              <w:top w:val="single" w:sz="6" w:space="0" w:color="C4C7C5"/>
+              <w:left w:val="single" w:sz="6" w:space="0" w:color="C4C7C5"/>
+              <w:bottom w:val="single" w:sz="6" w:space="0" w:color="C4C7C5"/>
+              <w:right w:val="single" w:sz="6" w:space="0" w:color="C4C7C5"/>
+            </w:tcBorders>
+            <w:tcMar>
+              <w:top w:w="120" w:type="dxa"/>
+              <w:left w:w="180" w:type="dxa"/>
+              <w:bottom w:w="120" w:type="dxa"/>
+              <w:right w:w="180" w:type="dxa"/>
+            </w:tcMar>
+            <w:vAlign w:val="center"/>
+            <w:hideMark/>
+          </w:tcPr>
+          <w:p>
+            <w:r>
+              <w:rPr>
+                <w:b/>
+                <w:bCs/>
+              </w:rPr>
+              <w:t>PAT-025</w:t>
+            </w:r>
+          </w:p>
+        </w:tc>
+        <w:tc>
+          <w:tcPr>
+            <w:tcW w:w="0" w:type="auto"/>
+            <w:tcBorders>
+              <w:top w:val="single" w:sz="6" w:space="0" w:color="C4C7C5"/>
+              <w:left w:val="single" w:sz="6" w:space="0" w:color="C4C7C5"/>
+              <w:bottom w:val="single" w:sz="6" w:space="0" w:color="C4C7C5"/>
+              <w:right w:val="single" w:sz="6" w:space="0" w:color="C4C7C5"/>
+            </w:tcBorders>
+            <w:tcMar>
+              <w:top w:w="120" w:type="dxa"/>
+              <w:left w:w="180" w:type="dxa"/>
+              <w:bottom w:w="120" w:type="dxa"/>
+              <w:right w:w="180" w:type="dxa"/>
+            </w:tcMar>
+            <w:vAlign w:val="center"/>
+            <w:hideMark/>
+          </w:tcPr>
+          <w:p>
+            <w:r>
+              <w:t>Digital Ecosystem Integration</w:t>
+            </w:r>
+          </w:p>
+        </w:tc>
+        <w:tc>
+          <w:tcPr>
+            <w:tcW w:w="0" w:type="auto"/>
+            <w:tcBorders>
+              <w:top w:val="single" w:sz="6" w:space="0" w:color="C4C7C5"/>
+              <w:left w:val="single" w:sz="6" w:space="0" w:color="C4C7C5"/>
+              <w:bottom w:val="single" w:sz="6" w:space="0" w:color="C4C7C5"/>
+              <w:right w:val="single" w:sz="6" w:space="0" w:color="C4C7C5"/>
+            </w:tcBorders>
+            <w:tcMar>
+              <w:top w:w="120" w:type="dxa"/>
+              <w:left w:w="180" w:type="dxa"/>
+              <w:bottom w:w="120" w:type="dxa"/>
+              <w:right w:w="180" w:type="dxa"/>
+            </w:tcMar>
+            <w:vAlign w:val="center"/>
+            <w:hideMark/>
+          </w:tcPr>
+          <w:p>
+            <w:r>
+              <w:t>Candidate</w:t>
+            </w:r>
+          </w:p>
+        </w:tc>
+      </w:tr>
+      <w:tr>
+        <w:trPr>
+          <w:tblCellSpacing w:w="15" w:type="dxa"/>
+        </w:trPr>
+        <w:tc>
+          <w:tcPr>
+            <w:tcW w:w="0" w:type="auto"/>
+            <w:tcBorders>
+              <w:top w:val="single" w:sz="6" w:space="0" w:color="C4C7C5"/>
+              <w:left w:val="single" w:sz="6" w:space="0" w:color="C4C7C5"/>
+              <w:bottom w:val="single" w:sz="6" w:space="0" w:color="C4C7C5"/>
+              <w:right w:val="single" w:sz="6" w:space="0" w:color="C4C7C5"/>
+            </w:tcBorders>
+            <w:tcMar>
+              <w:top w:w="120" w:type="dxa"/>
+              <w:left w:w="180" w:type="dxa"/>
+              <w:bottom w:w="120" w:type="dxa"/>
+              <w:right w:w="180" w:type="dxa"/>
+            </w:tcMar>
+            <w:vAlign w:val="center"/>
+            <w:hideMark/>
+          </w:tcPr>
+          <w:p>
+            <w:r>
+              <w:rPr>
+                <w:b/>
+                <w:bCs/>
+              </w:rPr>
+              <w:t>PAT-026</w:t>
+            </w:r>
+          </w:p>
+        </w:tc>
+        <w:tc>
+          <w:tcPr>
+            <w:tcW w:w="0" w:type="auto"/>
+            <w:tcBorders>
+              <w:top w:val="single" w:sz="6" w:space="0" w:color="C4C7C5"/>
+              <w:left w:val="single" w:sz="6" w:space="0" w:color="C4C7C5"/>
+              <w:bottom w:val="single" w:sz="6" w:space="0" w:color="C4C7C5"/>
+              <w:right w:val="single" w:sz="6" w:space="0" w:color="C4C7C5"/>
+            </w:tcBorders>
+            <w:tcMar>
+              <w:top w:w="120" w:type="dxa"/>
+              <w:left w:w="180" w:type="dxa"/>
+              <w:bottom w:w="120" w:type="dxa"/>
+              <w:right w:w="180" w:type="dxa"/>
+            </w:tcMar>
+            <w:vAlign w:val="center"/>
+            <w:hideMark/>
+          </w:tcPr>
+          <w:p>
+            <w:r>
+              <w:t>Cognitive Offloading</w:t>
             </w:r>
           </w:p>
         </w:tc>
@@ -1967,14 +2596,6 @@
         </w:tc>
       </w:tr>
     </w:tbl>
-    <w:p>
-      <w:pPr>
-        <w:rPr>
-          <w:b/>
-          <w:bCs/>
-        </w:rPr>
-      </w:pPr>
-    </w:p>
     <w:p>
       <w:pPr>
         <w:rPr>
@@ -2003,7 +2624,7 @@
         <w:tblLook w:val="04A0" w:firstRow="1" w:lastRow="0" w:firstColumn="1" w:lastColumn="0" w:noHBand="0" w:noVBand="1"/>
       </w:tblPr>
       <w:tblGrid>
-        <w:gridCol w:w="1844"/>
+        <w:gridCol w:w="1935"/>
         <w:gridCol w:w="1047"/>
       </w:tblGrid>
       <w:tr>
@@ -2035,7 +2656,6 @@
                 <w:b/>
                 <w:bCs/>
               </w:rPr>
-              <w:lastRenderedPageBreak/>
               <w:t>Metric</w:t>
             </w:r>
           </w:p>
@@ -2093,6 +2713,10 @@
           </w:tcPr>
           <w:p>
             <w:r>
+              <w:rPr>
+                <w:b/>
+                <w:bCs/>
+              </w:rPr>
               <w:t>Total Patterns</w:t>
             </w:r>
           </w:p>
@@ -2117,7 +2741,7 @@
           </w:tcPr>
           <w:p>
             <w:r>
-              <w:t>20</w:t>
+              <w:t>26</w:t>
             </w:r>
           </w:p>
         </w:tc>
@@ -2146,6 +2770,10 @@
           </w:tcPr>
           <w:p>
             <w:r>
+              <w:rPr>
+                <w:b/>
+                <w:bCs/>
+              </w:rPr>
               <w:t>Accepted</w:t>
             </w:r>
           </w:p>
@@ -2199,6 +2827,10 @@
           </w:tcPr>
           <w:p>
             <w:r>
+              <w:rPr>
+                <w:b/>
+                <w:bCs/>
+              </w:rPr>
               <w:t>Candidate</w:t>
             </w:r>
           </w:p>
@@ -2223,7 +2855,7 @@
           </w:tcPr>
           <w:p>
             <w:r>
-              <w:t>20</w:t>
+              <w:t>26</w:t>
             </w:r>
           </w:p>
         </w:tc>
@@ -2252,6 +2884,10 @@
           </w:tcPr>
           <w:p>
             <w:r>
+              <w:rPr>
+                <w:b/>
+                <w:bCs/>
+              </w:rPr>
               <w:t>Deprecated</w:t>
             </w:r>
           </w:p>
@@ -2282,22 +2918,6 @@
         </w:tc>
       </w:tr>
     </w:tbl>
-    <w:p>
-      <w:pPr>
-        <w:rPr>
-          <w:b/>
-          <w:bCs/>
-        </w:rPr>
-      </w:pPr>
-    </w:p>
-    <w:p>
-      <w:pPr>
-        <w:rPr>
-          <w:b/>
-          <w:bCs/>
-        </w:rPr>
-      </w:pPr>
-    </w:p>
     <w:p>
       <w:pPr>
         <w:rPr>
@@ -2317,7 +2937,7 @@
       <w:pPr>
         <w:numPr>
           <w:ilvl w:val="0"/>
-          <w:numId w:val="7"/>
+          <w:numId w:val="8"/>
         </w:numPr>
       </w:pPr>
       <w:r>
@@ -2328,7 +2948,7 @@
       <w:pPr>
         <w:numPr>
           <w:ilvl w:val="0"/>
-          <w:numId w:val="7"/>
+          <w:numId w:val="8"/>
         </w:numPr>
       </w:pPr>
       <w:r>
@@ -2339,7 +2959,7 @@
       <w:pPr>
         <w:numPr>
           <w:ilvl w:val="0"/>
-          <w:numId w:val="7"/>
+          <w:numId w:val="8"/>
         </w:numPr>
       </w:pPr>
       <w:r>
@@ -2350,7 +2970,7 @@
       <w:pPr>
         <w:numPr>
           <w:ilvl w:val="0"/>
-          <w:numId w:val="7"/>
+          <w:numId w:val="8"/>
         </w:numPr>
       </w:pPr>
       <w:r>
@@ -2361,7 +2981,7 @@
       <w:pPr>
         <w:numPr>
           <w:ilvl w:val="0"/>
-          <w:numId w:val="7"/>
+          <w:numId w:val="8"/>
         </w:numPr>
       </w:pPr>
       <w:r>
@@ -2372,10 +2992,11 @@
       <w:pPr>
         <w:numPr>
           <w:ilvl w:val="0"/>
-          <w:numId w:val="7"/>
+          <w:numId w:val="8"/>
         </w:numPr>
       </w:pPr>
       <w:r>
+        <w:lastRenderedPageBreak/>
         <w:t>The Pattern Registry serves solely as the authoritative index for identifying and locating Patterns.</w:t>
       </w:r>
     </w:p>
@@ -2383,7 +3004,7 @@
       <w:pPr>
         <w:numPr>
           <w:ilvl w:val="0"/>
-          <w:numId w:val="7"/>
+          <w:numId w:val="8"/>
         </w:numPr>
       </w:pPr>
       <w:r>
@@ -2394,7 +3015,7 @@
       <w:pPr>
         <w:numPr>
           <w:ilvl w:val="0"/>
-          <w:numId w:val="7"/>
+          <w:numId w:val="8"/>
         </w:numPr>
       </w:pPr>
       <w:r>
@@ -2405,36 +3026,12 @@
       <w:pPr>
         <w:numPr>
           <w:ilvl w:val="0"/>
-          <w:numId w:val="7"/>
+          <w:numId w:val="8"/>
         </w:numPr>
       </w:pPr>
       <w:r>
         <w:t>Changes to a Pattern's title or status shall be reflected in this Registry.</w:t>
       </w:r>
-    </w:p>
-    <w:p>
-      <w:pPr>
-        <w:rPr>
-          <w:b/>
-          <w:bCs/>
-        </w:rPr>
-      </w:pPr>
-    </w:p>
-    <w:p>
-      <w:pPr>
-        <w:rPr>
-          <w:b/>
-          <w:bCs/>
-        </w:rPr>
-      </w:pPr>
-    </w:p>
-    <w:p>
-      <w:pPr>
-        <w:rPr>
-          <w:b/>
-          <w:bCs/>
-        </w:rPr>
-      </w:pPr>
     </w:p>
     <w:p>
       <w:pPr>
@@ -2464,7 +3061,7 @@
         <w:tblLook w:val="04A0" w:firstRow="1" w:lastRow="0" w:firstColumn="1" w:lastColumn="0" w:noHBand="0" w:noVBand="1"/>
       </w:tblPr>
       <w:tblGrid>
-        <w:gridCol w:w="2209"/>
+        <w:gridCol w:w="2286"/>
         <w:gridCol w:w="2063"/>
       </w:tblGrid>
       <w:tr>
@@ -2496,7 +3093,6 @@
                 <w:b/>
                 <w:bCs/>
               </w:rPr>
-              <w:lastRenderedPageBreak/>
               <w:t>Field</w:t>
             </w:r>
           </w:p>
@@ -2554,6 +3150,10 @@
           </w:tcPr>
           <w:p>
             <w:r>
+              <w:rPr>
+                <w:b/>
+                <w:bCs/>
+              </w:rPr>
               <w:t>Document Name</w:t>
             </w:r>
           </w:p>
@@ -2607,6 +3207,10 @@
           </w:tcPr>
           <w:p>
             <w:r>
+              <w:rPr>
+                <w:b/>
+                <w:bCs/>
+              </w:rPr>
               <w:t>Repository</w:t>
             </w:r>
           </w:p>
@@ -2660,6 +3264,10 @@
           </w:tcPr>
           <w:p>
             <w:r>
+              <w:rPr>
+                <w:b/>
+                <w:bCs/>
+              </w:rPr>
               <w:t>Version</w:t>
             </w:r>
           </w:p>
@@ -2684,7 +3292,7 @@
           </w:tcPr>
           <w:p>
             <w:r>
-              <w:t>1.2</w:t>
+              <w:t>1.3</w:t>
             </w:r>
           </w:p>
         </w:tc>
@@ -2713,6 +3321,10 @@
           </w:tcPr>
           <w:p>
             <w:r>
+              <w:rPr>
+                <w:b/>
+                <w:bCs/>
+              </w:rPr>
               <w:t>Status</w:t>
             </w:r>
           </w:p>
@@ -2766,6 +3378,10 @@
           </w:tcPr>
           <w:p>
             <w:r>
+              <w:rPr>
+                <w:b/>
+                <w:bCs/>
+              </w:rPr>
               <w:t>Last Updated</w:t>
             </w:r>
           </w:p>
@@ -2790,7 +3406,7 @@
           </w:tcPr>
           <w:p>
             <w:r>
-              <w:t>2026-07-30</w:t>
+              <w:t>2026-07-31</w:t>
             </w:r>
           </w:p>
         </w:tc>
@@ -2808,7 +3424,7 @@
 </file>
 
 <file path=word/numbering.xml><?xml version="1.0" encoding="utf-8"?>
-<w:numbering xmlns:wpc="http://schemas.microsoft.com/office/word/2010/wordprocessingCanvas" xmlns:cx="http://schemas.microsoft.com/office/drawing/2014/chartex" xmlns:cx1="http://schemas.microsoft.com/office/drawing/2015/9/8/chartex" xmlns:cx2="http://schemas.microsoft.com/office/drawing/2015/10/21/chartex" xmlns:cx3="http://schemas.microsoft.com/office/drawing/2016/5/9/chartex" xmlns:cx4="http://schemas.microsoft.com/office/drawing/2016/5/10/chartex" xmlns:cx5="http://schemas.microsoft.com/office/drawing/2016/5/11/chartex" xmlns:cx6="http://schemas.microsoft.com/office/drawing/2016/5/12/chartex" xmlns:cx7="http://schemas.microsoft.com/office/drawing/2016/5/13/chartex" xmlns:cx8="http://schemas.microsoft.com/office/drawing/2016/5/14/chartex" xmlns:mc="http://schemas.openxmlformats.org/markup-compatibility/2006" xmlns:aink="http://schemas.microsoft.com/office/drawing/2016/ink" xmlns:am3d="http://schemas.microsoft.com/office/drawing/2017/model3d" xmlns:o="urn:schemas-microsoft-com:office:office" xmlns:oel="http://schemas.microsoft.com/office/2019/extlst" xmlns:r="http://schemas.openxmlformats.org/officeDocument/2006/relationships" xmlns:m="http://schemas.openxmlformats.org/officeDocument/2006/math" xmlns:v="urn:schemas-microsoft-com:vml" xmlns:wp14="http://schemas.microsoft.com/office/word/2010/wordprocessingDrawing" xmlns:wp="http://schemas.openxmlformats.org/drawingml/2006/wordprocessingDrawing" xmlns:w10="urn:schemas-microsoft-com:office:word" xmlns:w="http://schemas.openxmlformats.org/wordprocessingml/2006/main" xmlns:w14="http://schemas.microsoft.com/office/word/2010/wordml" xmlns:w15="http://schemas.microsoft.com/office/word/2012/wordml" xmlns:w16cex="http://schemas.microsoft.com/office/word/2018/wordml/cex" xmlns:w16cid="http://schemas.microsoft.com/office/word/2016/wordml/cid" xmlns:w16="http://schemas.microsoft.com/office/word/2018/wordml" xmlns:w16du="http://schemas.microsoft.com/office/word/2023/wordml/word16du" xmlns:w16sdtdh="http://schemas.microsoft.com/office/word/2020/wordml/sdtdatahash" xmlns:w16sdtfl="http://schemas.microsoft.com/office/word/2024/wordml/sdtformatlock" xmlns:w16se="http://schemas.microsoft.com/office/word/2015/wordml/symex" xmlns:wpg="http://schemas.microsoft.com/office/word/2010/wordprocessingGroup" xmlns:wpi="http://schemas.microsoft.com/office/word/2010/wordprocessingInk" xmlns:wne="http://schemas.microsoft.com/office/word/2006/wordml" xmlns:wps="http://schemas.microsoft.com/office/word/2010/wordprocessingShape" mc:Ignorable="w14 w15 w16se w16cid w16 w16cex w16sdtdh w16sdtfl w16du wp14">
+<w:numbering xmlns:wpc="http://schemas.microsoft.com/office/word/2010/wordprocessingCanvas" xmlns:cx="http://schemas.microsoft.com/office/drawing/2014/chartex" xmlns:cx1="http://schemas.microsoft.com/office/drawing/2015/9/8/chartex" xmlns:cx2="http://schemas.microsoft.com/office/drawing/2015/10/21/chartex" xmlns:cx3="http://schemas.microsoft.com/office/drawing/2016/5/9/chartex" xmlns:cx4="http://schemas.microsoft.com/office/drawing/2016/5/10/chartex" xmlns:cx5="http://schemas.microsoft.com/office/drawing/2016/5/11/chartex" xmlns:cx6="http://schemas.microsoft.com/office/drawing/2016/5/12/chartex" xmlns:cx7="http://schemas.microsoft.com/office/drawing/2016/5/13/chartex" xmlns:cx8="http://schemas.microsoft.com/office/drawing/2016/5/14/chartex" xmlns:mc="http://schemas.openxmlformats.org/markup-compatibility/2006" xmlns:aink="http://schemas.microsoft.com/office/drawing/2016/ink" xmlns:am3d="http://schemas.microsoft.com/office/drawing/2017/model3d" xmlns:o="urn:schemas-microsoft-com:office:office" xmlns:oel="http://schemas.microsoft.com/office/2019/extlst" xmlns:r="http://schemas.openxmlformats.org/officeDocument/2006/relationships" xmlns:m="http://schemas.openxmlformats.org/officeDocument/2006/math" xmlns:v="urn:schemas-microsoft-com:vml" xmlns:wp14="http://schemas.microsoft.com/office/word/2010/wordprocessingDrawing" xmlns:wp="http://schemas.openxmlformats.org/drawingml/2006/wordprocessingDrawing" xmlns:w10="urn:schemas-microsoft-com:office:word" xmlns:w="http://schemas.openxmlformats.org/wordprocessingml/2006/main" xmlns:w14="http://schemas.microsoft.com/office/word/2010/wordml" xmlns:w15="http://schemas.microsoft.com/office/word/2012/wordml" xmlns:w16cei="http://schemas.microsoft.com/office/word/2026/wordml/cei" xmlns:w16cex="http://schemas.microsoft.com/office/word/2018/wordml/cex" xmlns:w16cid="http://schemas.microsoft.com/office/word/2016/wordml/cid" xmlns:w16="http://schemas.microsoft.com/office/word/2018/wordml" xmlns:w16du="http://schemas.microsoft.com/office/word/2023/wordml/word16du" xmlns:w16sdtdh="http://schemas.microsoft.com/office/word/2020/wordml/sdtdatahash" xmlns:w16sdtfl="http://schemas.microsoft.com/office/word/2024/wordml/sdtformatlock" xmlns:w16se="http://schemas.microsoft.com/office/word/2015/wordml/symex" xmlns:wpg="http://schemas.microsoft.com/office/word/2010/wordprocessingGroup" xmlns:wpi="http://schemas.microsoft.com/office/word/2010/wordprocessingInk" xmlns:wne="http://schemas.microsoft.com/office/word/2006/wordml" xmlns:wps="http://schemas.microsoft.com/office/word/2010/wordprocessingShape" mc:Ignorable="w14 w15 w16se w16cid w16 w16cex w16sdtdh w16sdtfl w16du wp14">
   <w:abstractNum w:abstractNumId="0" w15:restartNumberingAfterBreak="0">
     <w:nsid w:val="15CF4DAE"/>
     <w:multiLevelType w:val="multilevel"/>
@@ -3036,6 +3652,119 @@
     </w:lvl>
   </w:abstractNum>
   <w:abstractNum w:abstractNumId="2" w15:restartNumberingAfterBreak="0">
+    <w:nsid w:val="369D75AC"/>
+    <w:multiLevelType w:val="multilevel"/>
+    <w:tmpl w:val="21D0A75E"/>
+    <w:lvl w:ilvl="0">
+      <w:start w:val="1"/>
+      <w:numFmt w:val="decimal"/>
+      <w:lvlText w:val="%1."/>
+      <w:lvlJc w:val="left"/>
+      <w:pPr>
+        <w:tabs>
+          <w:tab w:val="num" w:pos="720"/>
+        </w:tabs>
+        <w:ind w:left="720" w:hanging="360"/>
+      </w:pPr>
+    </w:lvl>
+    <w:lvl w:ilvl="1" w:tentative="1">
+      <w:start w:val="1"/>
+      <w:numFmt w:val="decimal"/>
+      <w:lvlText w:val="%2."/>
+      <w:lvlJc w:val="left"/>
+      <w:pPr>
+        <w:tabs>
+          <w:tab w:val="num" w:pos="1440"/>
+        </w:tabs>
+        <w:ind w:left="1440" w:hanging="360"/>
+      </w:pPr>
+    </w:lvl>
+    <w:lvl w:ilvl="2" w:tentative="1">
+      <w:start w:val="1"/>
+      <w:numFmt w:val="decimal"/>
+      <w:lvlText w:val="%3."/>
+      <w:lvlJc w:val="left"/>
+      <w:pPr>
+        <w:tabs>
+          <w:tab w:val="num" w:pos="2160"/>
+        </w:tabs>
+        <w:ind w:left="2160" w:hanging="360"/>
+      </w:pPr>
+    </w:lvl>
+    <w:lvl w:ilvl="3" w:tentative="1">
+      <w:start w:val="1"/>
+      <w:numFmt w:val="decimal"/>
+      <w:lvlText w:val="%4."/>
+      <w:lvlJc w:val="left"/>
+      <w:pPr>
+        <w:tabs>
+          <w:tab w:val="num" w:pos="2880"/>
+        </w:tabs>
+        <w:ind w:left="2880" w:hanging="360"/>
+      </w:pPr>
+    </w:lvl>
+    <w:lvl w:ilvl="4" w:tentative="1">
+      <w:start w:val="1"/>
+      <w:numFmt w:val="decimal"/>
+      <w:lvlText w:val="%5."/>
+      <w:lvlJc w:val="left"/>
+      <w:pPr>
+        <w:tabs>
+          <w:tab w:val="num" w:pos="3600"/>
+        </w:tabs>
+        <w:ind w:left="3600" w:hanging="360"/>
+      </w:pPr>
+    </w:lvl>
+    <w:lvl w:ilvl="5" w:tentative="1">
+      <w:start w:val="1"/>
+      <w:numFmt w:val="decimal"/>
+      <w:lvlText w:val="%6."/>
+      <w:lvlJc w:val="left"/>
+      <w:pPr>
+        <w:tabs>
+          <w:tab w:val="num" w:pos="4320"/>
+        </w:tabs>
+        <w:ind w:left="4320" w:hanging="360"/>
+      </w:pPr>
+    </w:lvl>
+    <w:lvl w:ilvl="6" w:tentative="1">
+      <w:start w:val="1"/>
+      <w:numFmt w:val="decimal"/>
+      <w:lvlText w:val="%7."/>
+      <w:lvlJc w:val="left"/>
+      <w:pPr>
+        <w:tabs>
+          <w:tab w:val="num" w:pos="5040"/>
+        </w:tabs>
+        <w:ind w:left="5040" w:hanging="360"/>
+      </w:pPr>
+    </w:lvl>
+    <w:lvl w:ilvl="7" w:tentative="1">
+      <w:start w:val="1"/>
+      <w:numFmt w:val="decimal"/>
+      <w:lvlText w:val="%8."/>
+      <w:lvlJc w:val="left"/>
+      <w:pPr>
+        <w:tabs>
+          <w:tab w:val="num" w:pos="5760"/>
+        </w:tabs>
+        <w:ind w:left="5760" w:hanging="360"/>
+      </w:pPr>
+    </w:lvl>
+    <w:lvl w:ilvl="8" w:tentative="1">
+      <w:start w:val="1"/>
+      <w:numFmt w:val="decimal"/>
+      <w:lvlText w:val="%9."/>
+      <w:lvlJc w:val="left"/>
+      <w:pPr>
+        <w:tabs>
+          <w:tab w:val="num" w:pos="6480"/>
+        </w:tabs>
+        <w:ind w:left="6480" w:hanging="360"/>
+      </w:pPr>
+    </w:lvl>
+  </w:abstractNum>
+  <w:abstractNum w:abstractNumId="3" w15:restartNumberingAfterBreak="0">
     <w:nsid w:val="3916339B"/>
     <w:multiLevelType w:val="multilevel"/>
     <w:tmpl w:val="05A4A862"/>
@@ -3148,7 +3877,7 @@
       </w:pPr>
     </w:lvl>
   </w:abstractNum>
-  <w:abstractNum w:abstractNumId="3" w15:restartNumberingAfterBreak="0">
+  <w:abstractNum w:abstractNumId="4" w15:restartNumberingAfterBreak="0">
     <w:nsid w:val="408E4D5B"/>
     <w:multiLevelType w:val="multilevel"/>
     <w:tmpl w:val="DDA0CF4A"/>
@@ -3261,7 +3990,7 @@
       </w:pPr>
     </w:lvl>
   </w:abstractNum>
-  <w:abstractNum w:abstractNumId="4" w15:restartNumberingAfterBreak="0">
+  <w:abstractNum w:abstractNumId="5" w15:restartNumberingAfterBreak="0">
     <w:nsid w:val="70BB186F"/>
     <w:multiLevelType w:val="multilevel"/>
     <w:tmpl w:val="39225390"/>
@@ -3374,7 +4103,7 @@
       </w:pPr>
     </w:lvl>
   </w:abstractNum>
-  <w:abstractNum w:abstractNumId="5" w15:restartNumberingAfterBreak="0">
+  <w:abstractNum w:abstractNumId="6" w15:restartNumberingAfterBreak="0">
     <w:nsid w:val="71DB38F1"/>
     <w:multiLevelType w:val="multilevel"/>
     <w:tmpl w:val="7D86EB56"/>
@@ -3487,7 +4216,7 @@
       </w:pPr>
     </w:lvl>
   </w:abstractNum>
-  <w:abstractNum w:abstractNumId="6" w15:restartNumberingAfterBreak="0">
+  <w:abstractNum w:abstractNumId="7" w15:restartNumberingAfterBreak="0">
     <w:nsid w:val="75DC39E6"/>
     <w:multiLevelType w:val="multilevel"/>
     <w:tmpl w:val="EC32B9C4"/>
@@ -3604,22 +4333,25 @@
     <w:abstractNumId w:val="1"/>
   </w:num>
   <w:num w:numId="2" w16cid:durableId="134880570">
-    <w:abstractNumId w:val="4"/>
+    <w:abstractNumId w:val="5"/>
   </w:num>
   <w:num w:numId="3" w16cid:durableId="298078257">
-    <w:abstractNumId w:val="6"/>
+    <w:abstractNumId w:val="7"/>
   </w:num>
   <w:num w:numId="4" w16cid:durableId="669992744">
-    <w:abstractNumId w:val="2"/>
+    <w:abstractNumId w:val="3"/>
   </w:num>
   <w:num w:numId="5" w16cid:durableId="1786999754">
-    <w:abstractNumId w:val="3"/>
+    <w:abstractNumId w:val="4"/>
   </w:num>
   <w:num w:numId="6" w16cid:durableId="286855976">
     <w:abstractNumId w:val="0"/>
   </w:num>
   <w:num w:numId="7" w16cid:durableId="1991785932">
-    <w:abstractNumId w:val="5"/>
+    <w:abstractNumId w:val="6"/>
+  </w:num>
+  <w:num w:numId="8" w16cid:durableId="851458950">
+    <w:abstractNumId w:val="2"/>
   </w:num>
 </w:numbering>
 </file>

--- a/atlas/Registries/Pattern-Registry.docx
+++ b/atlas/Registries/Pattern-Registry.docx
@@ -2,51 +2,6 @@
 <file path=word/document.xml><?xml version="1.0" encoding="utf-8"?>
 <w:document xmlns:wpc="http://schemas.microsoft.com/office/word/2010/wordprocessingCanvas" xmlns:cx="http://schemas.microsoft.com/office/drawing/2014/chartex" xmlns:cx1="http://schemas.microsoft.com/office/drawing/2015/9/8/chartex" xmlns:cx2="http://schemas.microsoft.com/office/drawing/2015/10/21/chartex" xmlns:cx3="http://schemas.microsoft.com/office/drawing/2016/5/9/chartex" xmlns:cx4="http://schemas.microsoft.com/office/drawing/2016/5/10/chartex" xmlns:cx5="http://schemas.microsoft.com/office/drawing/2016/5/11/chartex" xmlns:cx6="http://schemas.microsoft.com/office/drawing/2016/5/12/chartex" xmlns:cx7="http://schemas.microsoft.com/office/drawing/2016/5/13/chartex" xmlns:cx8="http://schemas.microsoft.com/office/drawing/2016/5/14/chartex" xmlns:mc="http://schemas.openxmlformats.org/markup-compatibility/2006" xmlns:aink="http://schemas.microsoft.com/office/drawing/2016/ink" xmlns:am3d="http://schemas.microsoft.com/office/drawing/2017/model3d" xmlns:o="urn:schemas-microsoft-com:office:office" xmlns:oel="http://schemas.microsoft.com/office/2019/extlst" xmlns:r="http://schemas.openxmlformats.org/officeDocument/2006/relationships" xmlns:m="http://schemas.openxmlformats.org/officeDocument/2006/math" xmlns:v="urn:schemas-microsoft-com:vml" xmlns:wp14="http://schemas.microsoft.com/office/word/2010/wordprocessingDrawing" xmlns:wp="http://schemas.openxmlformats.org/drawingml/2006/wordprocessingDrawing" xmlns:w10="urn:schemas-microsoft-com:office:word" xmlns:w="http://schemas.openxmlformats.org/wordprocessingml/2006/main" xmlns:w14="http://schemas.microsoft.com/office/word/2010/wordml" xmlns:w15="http://schemas.microsoft.com/office/word/2012/wordml" xmlns:w16cei="http://schemas.microsoft.com/office/word/2026/wordml/cei" xmlns:w16cex="http://schemas.microsoft.com/office/word/2018/wordml/cex" xmlns:w16cid="http://schemas.microsoft.com/office/word/2016/wordml/cid" xmlns:w16="http://schemas.microsoft.com/office/word/2018/wordml" xmlns:w16du="http://schemas.microsoft.com/office/word/2023/wordml/word16du" xmlns:w16sdtdh="http://schemas.microsoft.com/office/word/2020/wordml/sdtdatahash" xmlns:w16sdtfl="http://schemas.microsoft.com/office/word/2024/wordml/sdtformatlock" xmlns:w16se="http://schemas.microsoft.com/office/word/2015/wordml/symex" xmlns:wpg="http://schemas.microsoft.com/office/word/2010/wordprocessingGroup" xmlns:wpi="http://schemas.microsoft.com/office/word/2010/wordprocessingInk" xmlns:wne="http://schemas.microsoft.com/office/word/2006/wordml" xmlns:wps="http://schemas.microsoft.com/office/word/2010/wordprocessingShape" mc:Ignorable="w14 w15 w16se w16cid w16 w16cex w16sdtdh w16sdtfl w16du wp14">
   <w:body>
-    <w:p>
-      <w:r>
-        <w:t xml:space="preserve">Here is the complete, updated </w:t>
-      </w:r>
-      <w:r>
-        <w:rPr>
-          <w:b/>
-          <w:bCs/>
-        </w:rPr>
-        <w:t>Pattern Registry</w:t>
-      </w:r>
-      <w:r>
-        <w:t xml:space="preserve"> incorporating the 6 new patterns (</w:t>
-      </w:r>
-      <w:r>
-        <w:rPr>
-          <w:b/>
-          <w:bCs/>
-        </w:rPr>
-        <w:t>PAT-021</w:t>
-      </w:r>
-      <w:r>
-        <w:t xml:space="preserve"> through </w:t>
-      </w:r>
-      <w:r>
-        <w:rPr>
-          <w:b/>
-          <w:bCs/>
-        </w:rPr>
-        <w:t>PAT-026</w:t>
-      </w:r>
-      <w:r>
-        <w:t xml:space="preserve">), bringing the total pattern count to </w:t>
-      </w:r>
-      <w:r>
-        <w:rPr>
-          <w:b/>
-          <w:bCs/>
-        </w:rPr>
-        <w:t>26</w:t>
-      </w:r>
-      <w:r>
-        <w:t>.</w:t>
-      </w:r>
-    </w:p>
     <w:p>
       <w:pPr>
         <w:rPr>
@@ -907,7 +862,6 @@
                 <w:b/>
                 <w:bCs/>
               </w:rPr>
-              <w:lastRenderedPageBreak/>
               <w:t>PAT-006</w:t>
             </w:r>
           </w:p>
@@ -989,6 +943,7 @@
                 <w:b/>
                 <w:bCs/>
               </w:rPr>
+              <w:lastRenderedPageBreak/>
               <w:t>PAT-007</w:t>
             </w:r>
           </w:p>
@@ -2204,7 +2159,6 @@
                 <w:b/>
                 <w:bCs/>
               </w:rPr>
-              <w:lastRenderedPageBreak/>
               <w:t>PAT-022</w:t>
             </w:r>
           </w:p>
@@ -2286,6 +2240,7 @@
                 <w:b/>
                 <w:bCs/>
               </w:rPr>
+              <w:lastRenderedPageBreak/>
               <w:t>PAT-023</w:t>
             </w:r>
           </w:p>
@@ -2996,7 +2951,6 @@
         </w:numPr>
       </w:pPr>
       <w:r>
-        <w:lastRenderedPageBreak/>
         <w:t>The Pattern Registry serves solely as the authoritative index for identifying and locating Patterns.</w:t>
       </w:r>
     </w:p>
@@ -3008,6 +2962,7 @@
         </w:numPr>
       </w:pPr>
       <w:r>
+        <w:lastRenderedPageBreak/>
         <w:t>Patterns shall be listed in ascending PTID order.</w:t>
       </w:r>
     </w:p>
@@ -3412,6 +3367,8 @@
         </w:tc>
       </w:tr>
     </w:tbl>
+    <w:p/>
+    <w:p/>
     <w:p/>
     <w:sectPr>
       <w:pgSz w:w="11906" w:h="16838"/>
@@ -4756,7 +4713,7 @@
   <w:style w:type="paragraph" w:default="1" w:styleId="Normal">
     <w:name w:val="Normal"/>
     <w:qFormat/>
-    <w:rsid w:val="00B3574E"/>
+    <w:rsid w:val="00E14DC2"/>
   </w:style>
   <w:style w:type="paragraph" w:styleId="Heading1">
     <w:name w:val="heading 1"/>
@@ -4960,6 +4917,7 @@
   <w:style w:type="character" w:default="1" w:styleId="DefaultParagraphFont">
     <w:name w:val="Default Paragraph Font"/>
     <w:uiPriority w:val="1"/>
+    <w:semiHidden/>
     <w:unhideWhenUsed/>
   </w:style>
   <w:style w:type="table" w:default="1" w:styleId="TableNormal">

--- a/atlas/Registries/Pattern-Registry.docx
+++ b/atlas/Registries/Pattern-Registry.docx
@@ -39,7 +39,7 @@
     </w:p>
     <w:p>
       <w:r>
-        <w:t>The Registry functions as the single source of truth for Pattern identification. Detailed information—including supporting APIDs, evidence, research notes, validation confidence, revision history, and document metadata—is maintained within the corresponding Pattern document.</w:t>
+        <w:t xml:space="preserve">The Registry functions as the single source of truth for Pattern identification. Detailed information—including supporting APIDs, evidence, research notes, validation confidence, revision history, and document metadata—is maintained within the corresponding Pattern document. </w:t>
       </w:r>
     </w:p>
     <w:p>
@@ -336,7 +336,7 @@
       </w:tblPr>
       <w:tblGrid>
         <w:gridCol w:w="1283"/>
-        <w:gridCol w:w="4138"/>
+        <w:gridCol w:w="4458"/>
         <w:gridCol w:w="1516"/>
       </w:tblGrid>
       <w:tr>
@@ -2546,6 +2546,1384 @@
           <w:p>
             <w:r>
               <w:t>Candidate</w:t>
+            </w:r>
+          </w:p>
+        </w:tc>
+      </w:tr>
+      <w:tr>
+        <w:trPr>
+          <w:tblCellSpacing w:w="15" w:type="dxa"/>
+        </w:trPr>
+        <w:tc>
+          <w:tcPr>
+            <w:tcW w:w="0" w:type="auto"/>
+            <w:tcBorders>
+              <w:top w:val="single" w:sz="6" w:space="0" w:color="C4C7C5"/>
+              <w:left w:val="single" w:sz="6" w:space="0" w:color="C4C7C5"/>
+              <w:bottom w:val="single" w:sz="6" w:space="0" w:color="C4C7C5"/>
+              <w:right w:val="single" w:sz="6" w:space="0" w:color="C4C7C5"/>
+            </w:tcBorders>
+            <w:tcMar>
+              <w:top w:w="120" w:type="dxa"/>
+              <w:left w:w="180" w:type="dxa"/>
+              <w:bottom w:w="120" w:type="dxa"/>
+              <w:right w:w="180" w:type="dxa"/>
+            </w:tcMar>
+            <w:vAlign w:val="center"/>
+            <w:hideMark/>
+          </w:tcPr>
+          <w:p>
+            <w:r>
+              <w:rPr>
+                <w:b/>
+                <w:bCs/>
+              </w:rPr>
+              <w:t>PAT-027</w:t>
+            </w:r>
+          </w:p>
+        </w:tc>
+        <w:tc>
+          <w:tcPr>
+            <w:tcW w:w="0" w:type="auto"/>
+            <w:tcBorders>
+              <w:top w:val="single" w:sz="6" w:space="0" w:color="C4C7C5"/>
+              <w:left w:val="single" w:sz="6" w:space="0" w:color="C4C7C5"/>
+              <w:bottom w:val="single" w:sz="6" w:space="0" w:color="C4C7C5"/>
+              <w:right w:val="single" w:sz="6" w:space="0" w:color="C4C7C5"/>
+            </w:tcBorders>
+            <w:tcMar>
+              <w:top w:w="120" w:type="dxa"/>
+              <w:left w:w="180" w:type="dxa"/>
+              <w:bottom w:w="120" w:type="dxa"/>
+              <w:right w:w="180" w:type="dxa"/>
+            </w:tcMar>
+            <w:vAlign w:val="center"/>
+            <w:hideMark/>
+          </w:tcPr>
+          <w:p>
+            <w:r>
+              <w:t>Information Source Selection</w:t>
+            </w:r>
+          </w:p>
+        </w:tc>
+        <w:tc>
+          <w:tcPr>
+            <w:tcW w:w="0" w:type="auto"/>
+            <w:tcBorders>
+              <w:top w:val="single" w:sz="6" w:space="0" w:color="C4C7C5"/>
+              <w:left w:val="single" w:sz="6" w:space="0" w:color="C4C7C5"/>
+              <w:bottom w:val="single" w:sz="6" w:space="0" w:color="C4C7C5"/>
+              <w:right w:val="single" w:sz="6" w:space="0" w:color="C4C7C5"/>
+            </w:tcBorders>
+            <w:tcMar>
+              <w:top w:w="120" w:type="dxa"/>
+              <w:left w:w="180" w:type="dxa"/>
+              <w:bottom w:w="120" w:type="dxa"/>
+              <w:right w:w="180" w:type="dxa"/>
+            </w:tcMar>
+            <w:vAlign w:val="center"/>
+            <w:hideMark/>
+          </w:tcPr>
+          <w:p>
+            <w:r>
+              <w:t>Accepted</w:t>
+            </w:r>
+          </w:p>
+        </w:tc>
+      </w:tr>
+      <w:tr>
+        <w:trPr>
+          <w:tblCellSpacing w:w="15" w:type="dxa"/>
+        </w:trPr>
+        <w:tc>
+          <w:tcPr>
+            <w:tcW w:w="0" w:type="auto"/>
+            <w:tcBorders>
+              <w:top w:val="single" w:sz="6" w:space="0" w:color="C4C7C5"/>
+              <w:left w:val="single" w:sz="6" w:space="0" w:color="C4C7C5"/>
+              <w:bottom w:val="single" w:sz="6" w:space="0" w:color="C4C7C5"/>
+              <w:right w:val="single" w:sz="6" w:space="0" w:color="C4C7C5"/>
+            </w:tcBorders>
+            <w:tcMar>
+              <w:top w:w="120" w:type="dxa"/>
+              <w:left w:w="180" w:type="dxa"/>
+              <w:bottom w:w="120" w:type="dxa"/>
+              <w:right w:w="180" w:type="dxa"/>
+            </w:tcMar>
+            <w:vAlign w:val="center"/>
+            <w:hideMark/>
+          </w:tcPr>
+          <w:p>
+            <w:r>
+              <w:rPr>
+                <w:b/>
+                <w:bCs/>
+              </w:rPr>
+              <w:t>PAT-028</w:t>
+            </w:r>
+          </w:p>
+        </w:tc>
+        <w:tc>
+          <w:tcPr>
+            <w:tcW w:w="0" w:type="auto"/>
+            <w:tcBorders>
+              <w:top w:val="single" w:sz="6" w:space="0" w:color="C4C7C5"/>
+              <w:left w:val="single" w:sz="6" w:space="0" w:color="C4C7C5"/>
+              <w:bottom w:val="single" w:sz="6" w:space="0" w:color="C4C7C5"/>
+              <w:right w:val="single" w:sz="6" w:space="0" w:color="C4C7C5"/>
+            </w:tcBorders>
+            <w:tcMar>
+              <w:top w:w="120" w:type="dxa"/>
+              <w:left w:w="180" w:type="dxa"/>
+              <w:bottom w:w="120" w:type="dxa"/>
+              <w:right w:w="180" w:type="dxa"/>
+            </w:tcMar>
+            <w:vAlign w:val="center"/>
+            <w:hideMark/>
+          </w:tcPr>
+          <w:p>
+            <w:r>
+              <w:t>Interface Inconsistency</w:t>
+            </w:r>
+          </w:p>
+        </w:tc>
+        <w:tc>
+          <w:tcPr>
+            <w:tcW w:w="0" w:type="auto"/>
+            <w:tcBorders>
+              <w:top w:val="single" w:sz="6" w:space="0" w:color="C4C7C5"/>
+              <w:left w:val="single" w:sz="6" w:space="0" w:color="C4C7C5"/>
+              <w:bottom w:val="single" w:sz="6" w:space="0" w:color="C4C7C5"/>
+              <w:right w:val="single" w:sz="6" w:space="0" w:color="C4C7C5"/>
+            </w:tcBorders>
+            <w:tcMar>
+              <w:top w:w="120" w:type="dxa"/>
+              <w:left w:w="180" w:type="dxa"/>
+              <w:bottom w:w="120" w:type="dxa"/>
+              <w:right w:w="180" w:type="dxa"/>
+            </w:tcMar>
+            <w:vAlign w:val="center"/>
+            <w:hideMark/>
+          </w:tcPr>
+          <w:p>
+            <w:r>
+              <w:t>Accepted</w:t>
+            </w:r>
+          </w:p>
+        </w:tc>
+      </w:tr>
+      <w:tr>
+        <w:trPr>
+          <w:tblCellSpacing w:w="15" w:type="dxa"/>
+        </w:trPr>
+        <w:tc>
+          <w:tcPr>
+            <w:tcW w:w="0" w:type="auto"/>
+            <w:tcBorders>
+              <w:top w:val="single" w:sz="6" w:space="0" w:color="C4C7C5"/>
+              <w:left w:val="single" w:sz="6" w:space="0" w:color="C4C7C5"/>
+              <w:bottom w:val="single" w:sz="6" w:space="0" w:color="C4C7C5"/>
+              <w:right w:val="single" w:sz="6" w:space="0" w:color="C4C7C5"/>
+            </w:tcBorders>
+            <w:tcMar>
+              <w:top w:w="120" w:type="dxa"/>
+              <w:left w:w="180" w:type="dxa"/>
+              <w:bottom w:w="120" w:type="dxa"/>
+              <w:right w:w="180" w:type="dxa"/>
+            </w:tcMar>
+            <w:vAlign w:val="center"/>
+            <w:hideMark/>
+          </w:tcPr>
+          <w:p>
+            <w:r>
+              <w:rPr>
+                <w:b/>
+                <w:bCs/>
+              </w:rPr>
+              <w:t>PAT-029</w:t>
+            </w:r>
+          </w:p>
+        </w:tc>
+        <w:tc>
+          <w:tcPr>
+            <w:tcW w:w="0" w:type="auto"/>
+            <w:tcBorders>
+              <w:top w:val="single" w:sz="6" w:space="0" w:color="C4C7C5"/>
+              <w:left w:val="single" w:sz="6" w:space="0" w:color="C4C7C5"/>
+              <w:bottom w:val="single" w:sz="6" w:space="0" w:color="C4C7C5"/>
+              <w:right w:val="single" w:sz="6" w:space="0" w:color="C4C7C5"/>
+            </w:tcBorders>
+            <w:tcMar>
+              <w:top w:w="120" w:type="dxa"/>
+              <w:left w:w="180" w:type="dxa"/>
+              <w:bottom w:w="120" w:type="dxa"/>
+              <w:right w:w="180" w:type="dxa"/>
+            </w:tcMar>
+            <w:vAlign w:val="center"/>
+            <w:hideMark/>
+          </w:tcPr>
+          <w:p>
+            <w:r>
+              <w:t>Information Discovery</w:t>
+            </w:r>
+          </w:p>
+        </w:tc>
+        <w:tc>
+          <w:tcPr>
+            <w:tcW w:w="0" w:type="auto"/>
+            <w:tcBorders>
+              <w:top w:val="single" w:sz="6" w:space="0" w:color="C4C7C5"/>
+              <w:left w:val="single" w:sz="6" w:space="0" w:color="C4C7C5"/>
+              <w:bottom w:val="single" w:sz="6" w:space="0" w:color="C4C7C5"/>
+              <w:right w:val="single" w:sz="6" w:space="0" w:color="C4C7C5"/>
+            </w:tcBorders>
+            <w:tcMar>
+              <w:top w:w="120" w:type="dxa"/>
+              <w:left w:w="180" w:type="dxa"/>
+              <w:bottom w:w="120" w:type="dxa"/>
+              <w:right w:w="180" w:type="dxa"/>
+            </w:tcMar>
+            <w:vAlign w:val="center"/>
+            <w:hideMark/>
+          </w:tcPr>
+          <w:p>
+            <w:r>
+              <w:t>Accepted</w:t>
+            </w:r>
+          </w:p>
+        </w:tc>
+      </w:tr>
+      <w:tr>
+        <w:trPr>
+          <w:tblCellSpacing w:w="15" w:type="dxa"/>
+        </w:trPr>
+        <w:tc>
+          <w:tcPr>
+            <w:tcW w:w="0" w:type="auto"/>
+            <w:tcBorders>
+              <w:top w:val="single" w:sz="6" w:space="0" w:color="C4C7C5"/>
+              <w:left w:val="single" w:sz="6" w:space="0" w:color="C4C7C5"/>
+              <w:bottom w:val="single" w:sz="6" w:space="0" w:color="C4C7C5"/>
+              <w:right w:val="single" w:sz="6" w:space="0" w:color="C4C7C5"/>
+            </w:tcBorders>
+            <w:tcMar>
+              <w:top w:w="120" w:type="dxa"/>
+              <w:left w:w="180" w:type="dxa"/>
+              <w:bottom w:w="120" w:type="dxa"/>
+              <w:right w:w="180" w:type="dxa"/>
+            </w:tcMar>
+            <w:vAlign w:val="center"/>
+            <w:hideMark/>
+          </w:tcPr>
+          <w:p>
+            <w:r>
+              <w:rPr>
+                <w:b/>
+                <w:bCs/>
+              </w:rPr>
+              <w:t>PAT-030</w:t>
+            </w:r>
+          </w:p>
+        </w:tc>
+        <w:tc>
+          <w:tcPr>
+            <w:tcW w:w="0" w:type="auto"/>
+            <w:tcBorders>
+              <w:top w:val="single" w:sz="6" w:space="0" w:color="C4C7C5"/>
+              <w:left w:val="single" w:sz="6" w:space="0" w:color="C4C7C5"/>
+              <w:bottom w:val="single" w:sz="6" w:space="0" w:color="C4C7C5"/>
+              <w:right w:val="single" w:sz="6" w:space="0" w:color="C4C7C5"/>
+            </w:tcBorders>
+            <w:tcMar>
+              <w:top w:w="120" w:type="dxa"/>
+              <w:left w:w="180" w:type="dxa"/>
+              <w:bottom w:w="120" w:type="dxa"/>
+              <w:right w:w="180" w:type="dxa"/>
+            </w:tcMar>
+            <w:vAlign w:val="center"/>
+            <w:hideMark/>
+          </w:tcPr>
+          <w:p>
+            <w:r>
+              <w:t>Digital Trust Formation</w:t>
+            </w:r>
+          </w:p>
+        </w:tc>
+        <w:tc>
+          <w:tcPr>
+            <w:tcW w:w="0" w:type="auto"/>
+            <w:tcBorders>
+              <w:top w:val="single" w:sz="6" w:space="0" w:color="C4C7C5"/>
+              <w:left w:val="single" w:sz="6" w:space="0" w:color="C4C7C5"/>
+              <w:bottom w:val="single" w:sz="6" w:space="0" w:color="C4C7C5"/>
+              <w:right w:val="single" w:sz="6" w:space="0" w:color="C4C7C5"/>
+            </w:tcBorders>
+            <w:tcMar>
+              <w:top w:w="120" w:type="dxa"/>
+              <w:left w:w="180" w:type="dxa"/>
+              <w:bottom w:w="120" w:type="dxa"/>
+              <w:right w:w="180" w:type="dxa"/>
+            </w:tcMar>
+            <w:vAlign w:val="center"/>
+            <w:hideMark/>
+          </w:tcPr>
+          <w:p>
+            <w:r>
+              <w:t>Accepted</w:t>
+            </w:r>
+          </w:p>
+        </w:tc>
+      </w:tr>
+      <w:tr>
+        <w:trPr>
+          <w:tblCellSpacing w:w="15" w:type="dxa"/>
+        </w:trPr>
+        <w:tc>
+          <w:tcPr>
+            <w:tcW w:w="0" w:type="auto"/>
+            <w:tcBorders>
+              <w:top w:val="single" w:sz="6" w:space="0" w:color="C4C7C5"/>
+              <w:left w:val="single" w:sz="6" w:space="0" w:color="C4C7C5"/>
+              <w:bottom w:val="single" w:sz="6" w:space="0" w:color="C4C7C5"/>
+              <w:right w:val="single" w:sz="6" w:space="0" w:color="C4C7C5"/>
+            </w:tcBorders>
+            <w:tcMar>
+              <w:top w:w="120" w:type="dxa"/>
+              <w:left w:w="180" w:type="dxa"/>
+              <w:bottom w:w="120" w:type="dxa"/>
+              <w:right w:w="180" w:type="dxa"/>
+            </w:tcMar>
+            <w:vAlign w:val="center"/>
+            <w:hideMark/>
+          </w:tcPr>
+          <w:p>
+            <w:r>
+              <w:rPr>
+                <w:b/>
+                <w:bCs/>
+              </w:rPr>
+              <w:t>PAT-031</w:t>
+            </w:r>
+          </w:p>
+        </w:tc>
+        <w:tc>
+          <w:tcPr>
+            <w:tcW w:w="0" w:type="auto"/>
+            <w:tcBorders>
+              <w:top w:val="single" w:sz="6" w:space="0" w:color="C4C7C5"/>
+              <w:left w:val="single" w:sz="6" w:space="0" w:color="C4C7C5"/>
+              <w:bottom w:val="single" w:sz="6" w:space="0" w:color="C4C7C5"/>
+              <w:right w:val="single" w:sz="6" w:space="0" w:color="C4C7C5"/>
+            </w:tcBorders>
+            <w:tcMar>
+              <w:top w:w="120" w:type="dxa"/>
+              <w:left w:w="180" w:type="dxa"/>
+              <w:bottom w:w="120" w:type="dxa"/>
+              <w:right w:w="180" w:type="dxa"/>
+            </w:tcMar>
+            <w:vAlign w:val="center"/>
+            <w:hideMark/>
+          </w:tcPr>
+          <w:p>
+            <w:r>
+              <w:t>Context Switching</w:t>
+            </w:r>
+          </w:p>
+        </w:tc>
+        <w:tc>
+          <w:tcPr>
+            <w:tcW w:w="0" w:type="auto"/>
+            <w:tcBorders>
+              <w:top w:val="single" w:sz="6" w:space="0" w:color="C4C7C5"/>
+              <w:left w:val="single" w:sz="6" w:space="0" w:color="C4C7C5"/>
+              <w:bottom w:val="single" w:sz="6" w:space="0" w:color="C4C7C5"/>
+              <w:right w:val="single" w:sz="6" w:space="0" w:color="C4C7C5"/>
+            </w:tcBorders>
+            <w:tcMar>
+              <w:top w:w="120" w:type="dxa"/>
+              <w:left w:w="180" w:type="dxa"/>
+              <w:bottom w:w="120" w:type="dxa"/>
+              <w:right w:w="180" w:type="dxa"/>
+            </w:tcMar>
+            <w:vAlign w:val="center"/>
+            <w:hideMark/>
+          </w:tcPr>
+          <w:p>
+            <w:r>
+              <w:t>Accepted</w:t>
+            </w:r>
+          </w:p>
+        </w:tc>
+      </w:tr>
+      <w:tr>
+        <w:trPr>
+          <w:tblCellSpacing w:w="15" w:type="dxa"/>
+        </w:trPr>
+        <w:tc>
+          <w:tcPr>
+            <w:tcW w:w="0" w:type="auto"/>
+            <w:tcBorders>
+              <w:top w:val="single" w:sz="6" w:space="0" w:color="C4C7C5"/>
+              <w:left w:val="single" w:sz="6" w:space="0" w:color="C4C7C5"/>
+              <w:bottom w:val="single" w:sz="6" w:space="0" w:color="C4C7C5"/>
+              <w:right w:val="single" w:sz="6" w:space="0" w:color="C4C7C5"/>
+            </w:tcBorders>
+            <w:tcMar>
+              <w:top w:w="120" w:type="dxa"/>
+              <w:left w:w="180" w:type="dxa"/>
+              <w:bottom w:w="120" w:type="dxa"/>
+              <w:right w:w="180" w:type="dxa"/>
+            </w:tcMar>
+            <w:vAlign w:val="center"/>
+            <w:hideMark/>
+          </w:tcPr>
+          <w:p>
+            <w:r>
+              <w:rPr>
+                <w:b/>
+                <w:bCs/>
+              </w:rPr>
+              <w:t>PAT-032</w:t>
+            </w:r>
+          </w:p>
+        </w:tc>
+        <w:tc>
+          <w:tcPr>
+            <w:tcW w:w="0" w:type="auto"/>
+            <w:tcBorders>
+              <w:top w:val="single" w:sz="6" w:space="0" w:color="C4C7C5"/>
+              <w:left w:val="single" w:sz="6" w:space="0" w:color="C4C7C5"/>
+              <w:bottom w:val="single" w:sz="6" w:space="0" w:color="C4C7C5"/>
+              <w:right w:val="single" w:sz="6" w:space="0" w:color="C4C7C5"/>
+            </w:tcBorders>
+            <w:tcMar>
+              <w:top w:w="120" w:type="dxa"/>
+              <w:left w:w="180" w:type="dxa"/>
+              <w:bottom w:w="120" w:type="dxa"/>
+              <w:right w:w="180" w:type="dxa"/>
+            </w:tcMar>
+            <w:vAlign w:val="center"/>
+            <w:hideMark/>
+          </w:tcPr>
+          <w:p>
+            <w:r>
+              <w:t>Cross-System Fragmentation</w:t>
+            </w:r>
+          </w:p>
+        </w:tc>
+        <w:tc>
+          <w:tcPr>
+            <w:tcW w:w="0" w:type="auto"/>
+            <w:tcBorders>
+              <w:top w:val="single" w:sz="6" w:space="0" w:color="C4C7C5"/>
+              <w:left w:val="single" w:sz="6" w:space="0" w:color="C4C7C5"/>
+              <w:bottom w:val="single" w:sz="6" w:space="0" w:color="C4C7C5"/>
+              <w:right w:val="single" w:sz="6" w:space="0" w:color="C4C7C5"/>
+            </w:tcBorders>
+            <w:tcMar>
+              <w:top w:w="120" w:type="dxa"/>
+              <w:left w:w="180" w:type="dxa"/>
+              <w:bottom w:w="120" w:type="dxa"/>
+              <w:right w:w="180" w:type="dxa"/>
+            </w:tcMar>
+            <w:vAlign w:val="center"/>
+            <w:hideMark/>
+          </w:tcPr>
+          <w:p>
+            <w:r>
+              <w:t>Accepted</w:t>
+            </w:r>
+          </w:p>
+        </w:tc>
+      </w:tr>
+      <w:tr>
+        <w:trPr>
+          <w:tblCellSpacing w:w="15" w:type="dxa"/>
+        </w:trPr>
+        <w:tc>
+          <w:tcPr>
+            <w:tcW w:w="0" w:type="auto"/>
+            <w:tcBorders>
+              <w:top w:val="single" w:sz="6" w:space="0" w:color="C4C7C5"/>
+              <w:left w:val="single" w:sz="6" w:space="0" w:color="C4C7C5"/>
+              <w:bottom w:val="single" w:sz="6" w:space="0" w:color="C4C7C5"/>
+              <w:right w:val="single" w:sz="6" w:space="0" w:color="C4C7C5"/>
+            </w:tcBorders>
+            <w:tcMar>
+              <w:top w:w="120" w:type="dxa"/>
+              <w:left w:w="180" w:type="dxa"/>
+              <w:bottom w:w="120" w:type="dxa"/>
+              <w:right w:w="180" w:type="dxa"/>
+            </w:tcMar>
+            <w:vAlign w:val="center"/>
+            <w:hideMark/>
+          </w:tcPr>
+          <w:p>
+            <w:r>
+              <w:rPr>
+                <w:b/>
+                <w:bCs/>
+              </w:rPr>
+              <w:t>PAT-033</w:t>
+            </w:r>
+          </w:p>
+        </w:tc>
+        <w:tc>
+          <w:tcPr>
+            <w:tcW w:w="0" w:type="auto"/>
+            <w:tcBorders>
+              <w:top w:val="single" w:sz="6" w:space="0" w:color="C4C7C5"/>
+              <w:left w:val="single" w:sz="6" w:space="0" w:color="C4C7C5"/>
+              <w:bottom w:val="single" w:sz="6" w:space="0" w:color="C4C7C5"/>
+              <w:right w:val="single" w:sz="6" w:space="0" w:color="C4C7C5"/>
+            </w:tcBorders>
+            <w:tcMar>
+              <w:top w:w="120" w:type="dxa"/>
+              <w:left w:w="180" w:type="dxa"/>
+              <w:bottom w:w="120" w:type="dxa"/>
+              <w:right w:w="180" w:type="dxa"/>
+            </w:tcMar>
+            <w:vAlign w:val="center"/>
+            <w:hideMark/>
+          </w:tcPr>
+          <w:p>
+            <w:r>
+              <w:t>Complexity Growth in Web Ecosystems</w:t>
+            </w:r>
+          </w:p>
+        </w:tc>
+        <w:tc>
+          <w:tcPr>
+            <w:tcW w:w="0" w:type="auto"/>
+            <w:tcBorders>
+              <w:top w:val="single" w:sz="6" w:space="0" w:color="C4C7C5"/>
+              <w:left w:val="single" w:sz="6" w:space="0" w:color="C4C7C5"/>
+              <w:bottom w:val="single" w:sz="6" w:space="0" w:color="C4C7C5"/>
+              <w:right w:val="single" w:sz="6" w:space="0" w:color="C4C7C5"/>
+            </w:tcBorders>
+            <w:tcMar>
+              <w:top w:w="120" w:type="dxa"/>
+              <w:left w:w="180" w:type="dxa"/>
+              <w:bottom w:w="120" w:type="dxa"/>
+              <w:right w:w="180" w:type="dxa"/>
+            </w:tcMar>
+            <w:vAlign w:val="center"/>
+            <w:hideMark/>
+          </w:tcPr>
+          <w:p>
+            <w:r>
+              <w:t xml:space="preserve">Accepted </w:t>
+            </w:r>
+          </w:p>
+        </w:tc>
+      </w:tr>
+      <w:tr>
+        <w:trPr>
+          <w:tblCellSpacing w:w="15" w:type="dxa"/>
+        </w:trPr>
+        <w:tc>
+          <w:tcPr>
+            <w:tcW w:w="0" w:type="auto"/>
+            <w:tcBorders>
+              <w:top w:val="single" w:sz="6" w:space="0" w:color="C4C7C5"/>
+              <w:left w:val="single" w:sz="6" w:space="0" w:color="C4C7C5"/>
+              <w:bottom w:val="single" w:sz="6" w:space="0" w:color="C4C7C5"/>
+              <w:right w:val="single" w:sz="6" w:space="0" w:color="C4C7C5"/>
+            </w:tcBorders>
+            <w:tcMar>
+              <w:top w:w="120" w:type="dxa"/>
+              <w:left w:w="180" w:type="dxa"/>
+              <w:bottom w:w="120" w:type="dxa"/>
+              <w:right w:w="180" w:type="dxa"/>
+            </w:tcMar>
+            <w:vAlign w:val="center"/>
+            <w:hideMark/>
+          </w:tcPr>
+          <w:p>
+            <w:r>
+              <w:rPr>
+                <w:b/>
+                <w:bCs/>
+              </w:rPr>
+              <w:t>PAT-034</w:t>
+            </w:r>
+          </w:p>
+        </w:tc>
+        <w:tc>
+          <w:tcPr>
+            <w:tcW w:w="0" w:type="auto"/>
+            <w:tcBorders>
+              <w:top w:val="single" w:sz="6" w:space="0" w:color="C4C7C5"/>
+              <w:left w:val="single" w:sz="6" w:space="0" w:color="C4C7C5"/>
+              <w:bottom w:val="single" w:sz="6" w:space="0" w:color="C4C7C5"/>
+              <w:right w:val="single" w:sz="6" w:space="0" w:color="C4C7C5"/>
+            </w:tcBorders>
+            <w:tcMar>
+              <w:top w:w="120" w:type="dxa"/>
+              <w:left w:w="180" w:type="dxa"/>
+              <w:bottom w:w="120" w:type="dxa"/>
+              <w:right w:w="180" w:type="dxa"/>
+            </w:tcMar>
+            <w:vAlign w:val="center"/>
+            <w:hideMark/>
+          </w:tcPr>
+          <w:p>
+            <w:r>
+              <w:t>Digital Trust Formation</w:t>
+            </w:r>
+          </w:p>
+        </w:tc>
+        <w:tc>
+          <w:tcPr>
+            <w:tcW w:w="0" w:type="auto"/>
+            <w:tcBorders>
+              <w:top w:val="single" w:sz="6" w:space="0" w:color="C4C7C5"/>
+              <w:left w:val="single" w:sz="6" w:space="0" w:color="C4C7C5"/>
+              <w:bottom w:val="single" w:sz="6" w:space="0" w:color="C4C7C5"/>
+              <w:right w:val="single" w:sz="6" w:space="0" w:color="C4C7C5"/>
+            </w:tcBorders>
+            <w:tcMar>
+              <w:top w:w="120" w:type="dxa"/>
+              <w:left w:w="180" w:type="dxa"/>
+              <w:bottom w:w="120" w:type="dxa"/>
+              <w:right w:w="180" w:type="dxa"/>
+            </w:tcMar>
+            <w:vAlign w:val="center"/>
+            <w:hideMark/>
+          </w:tcPr>
+          <w:p>
+            <w:r>
+              <w:t>Accepted</w:t>
+            </w:r>
+          </w:p>
+        </w:tc>
+      </w:tr>
+      <w:tr>
+        <w:trPr>
+          <w:tblCellSpacing w:w="15" w:type="dxa"/>
+        </w:trPr>
+        <w:tc>
+          <w:tcPr>
+            <w:tcW w:w="0" w:type="auto"/>
+            <w:tcBorders>
+              <w:top w:val="single" w:sz="6" w:space="0" w:color="C4C7C5"/>
+              <w:left w:val="single" w:sz="6" w:space="0" w:color="C4C7C5"/>
+              <w:bottom w:val="single" w:sz="6" w:space="0" w:color="C4C7C5"/>
+              <w:right w:val="single" w:sz="6" w:space="0" w:color="C4C7C5"/>
+            </w:tcBorders>
+            <w:tcMar>
+              <w:top w:w="120" w:type="dxa"/>
+              <w:left w:w="180" w:type="dxa"/>
+              <w:bottom w:w="120" w:type="dxa"/>
+              <w:right w:w="180" w:type="dxa"/>
+            </w:tcMar>
+            <w:vAlign w:val="center"/>
+            <w:hideMark/>
+          </w:tcPr>
+          <w:p>
+            <w:r>
+              <w:rPr>
+                <w:b/>
+                <w:bCs/>
+              </w:rPr>
+              <w:t>PAT-035</w:t>
+            </w:r>
+          </w:p>
+        </w:tc>
+        <w:tc>
+          <w:tcPr>
+            <w:tcW w:w="0" w:type="auto"/>
+            <w:tcBorders>
+              <w:top w:val="single" w:sz="6" w:space="0" w:color="C4C7C5"/>
+              <w:left w:val="single" w:sz="6" w:space="0" w:color="C4C7C5"/>
+              <w:bottom w:val="single" w:sz="6" w:space="0" w:color="C4C7C5"/>
+              <w:right w:val="single" w:sz="6" w:space="0" w:color="C4C7C5"/>
+            </w:tcBorders>
+            <w:tcMar>
+              <w:top w:w="120" w:type="dxa"/>
+              <w:left w:w="180" w:type="dxa"/>
+              <w:bottom w:w="120" w:type="dxa"/>
+              <w:right w:w="180" w:type="dxa"/>
+            </w:tcMar>
+            <w:vAlign w:val="center"/>
+            <w:hideMark/>
+          </w:tcPr>
+          <w:p>
+            <w:r>
+              <w:t>Information Discovery</w:t>
+            </w:r>
+          </w:p>
+        </w:tc>
+        <w:tc>
+          <w:tcPr>
+            <w:tcW w:w="0" w:type="auto"/>
+            <w:tcBorders>
+              <w:top w:val="single" w:sz="6" w:space="0" w:color="C4C7C5"/>
+              <w:left w:val="single" w:sz="6" w:space="0" w:color="C4C7C5"/>
+              <w:bottom w:val="single" w:sz="6" w:space="0" w:color="C4C7C5"/>
+              <w:right w:val="single" w:sz="6" w:space="0" w:color="C4C7C5"/>
+            </w:tcBorders>
+            <w:tcMar>
+              <w:top w:w="120" w:type="dxa"/>
+              <w:left w:w="180" w:type="dxa"/>
+              <w:bottom w:w="120" w:type="dxa"/>
+              <w:right w:w="180" w:type="dxa"/>
+            </w:tcMar>
+            <w:vAlign w:val="center"/>
+            <w:hideMark/>
+          </w:tcPr>
+          <w:p>
+            <w:r>
+              <w:t>Accepted</w:t>
+            </w:r>
+          </w:p>
+        </w:tc>
+      </w:tr>
+      <w:tr>
+        <w:trPr>
+          <w:tblCellSpacing w:w="15" w:type="dxa"/>
+        </w:trPr>
+        <w:tc>
+          <w:tcPr>
+            <w:tcW w:w="0" w:type="auto"/>
+            <w:tcBorders>
+              <w:top w:val="single" w:sz="6" w:space="0" w:color="C4C7C5"/>
+              <w:left w:val="single" w:sz="6" w:space="0" w:color="C4C7C5"/>
+              <w:bottom w:val="single" w:sz="6" w:space="0" w:color="C4C7C5"/>
+              <w:right w:val="single" w:sz="6" w:space="0" w:color="C4C7C5"/>
+            </w:tcBorders>
+            <w:tcMar>
+              <w:top w:w="120" w:type="dxa"/>
+              <w:left w:w="180" w:type="dxa"/>
+              <w:bottom w:w="120" w:type="dxa"/>
+              <w:right w:w="180" w:type="dxa"/>
+            </w:tcMar>
+            <w:vAlign w:val="center"/>
+            <w:hideMark/>
+          </w:tcPr>
+          <w:p>
+            <w:r>
+              <w:rPr>
+                <w:b/>
+                <w:bCs/>
+              </w:rPr>
+              <w:t>PAT-036</w:t>
+            </w:r>
+          </w:p>
+        </w:tc>
+        <w:tc>
+          <w:tcPr>
+            <w:tcW w:w="0" w:type="auto"/>
+            <w:tcBorders>
+              <w:top w:val="single" w:sz="6" w:space="0" w:color="C4C7C5"/>
+              <w:left w:val="single" w:sz="6" w:space="0" w:color="C4C7C5"/>
+              <w:bottom w:val="single" w:sz="6" w:space="0" w:color="C4C7C5"/>
+              <w:right w:val="single" w:sz="6" w:space="0" w:color="C4C7C5"/>
+            </w:tcBorders>
+            <w:tcMar>
+              <w:top w:w="120" w:type="dxa"/>
+              <w:left w:w="180" w:type="dxa"/>
+              <w:bottom w:w="120" w:type="dxa"/>
+              <w:right w:w="180" w:type="dxa"/>
+            </w:tcMar>
+            <w:vAlign w:val="center"/>
+            <w:hideMark/>
+          </w:tcPr>
+          <w:p>
+            <w:r>
+              <w:t>Interface Inconsistency</w:t>
+            </w:r>
+          </w:p>
+        </w:tc>
+        <w:tc>
+          <w:tcPr>
+            <w:tcW w:w="0" w:type="auto"/>
+            <w:tcBorders>
+              <w:top w:val="single" w:sz="6" w:space="0" w:color="C4C7C5"/>
+              <w:left w:val="single" w:sz="6" w:space="0" w:color="C4C7C5"/>
+              <w:bottom w:val="single" w:sz="6" w:space="0" w:color="C4C7C5"/>
+              <w:right w:val="single" w:sz="6" w:space="0" w:color="C4C7C5"/>
+            </w:tcBorders>
+            <w:tcMar>
+              <w:top w:w="120" w:type="dxa"/>
+              <w:left w:w="180" w:type="dxa"/>
+              <w:bottom w:w="120" w:type="dxa"/>
+              <w:right w:w="180" w:type="dxa"/>
+            </w:tcMar>
+            <w:vAlign w:val="center"/>
+            <w:hideMark/>
+          </w:tcPr>
+          <w:p>
+            <w:r>
+              <w:t>Accepted</w:t>
+            </w:r>
+          </w:p>
+        </w:tc>
+      </w:tr>
+      <w:tr>
+        <w:trPr>
+          <w:tblCellSpacing w:w="15" w:type="dxa"/>
+        </w:trPr>
+        <w:tc>
+          <w:tcPr>
+            <w:tcW w:w="0" w:type="auto"/>
+            <w:tcBorders>
+              <w:top w:val="single" w:sz="6" w:space="0" w:color="C4C7C5"/>
+              <w:left w:val="single" w:sz="6" w:space="0" w:color="C4C7C5"/>
+              <w:bottom w:val="single" w:sz="6" w:space="0" w:color="C4C7C5"/>
+              <w:right w:val="single" w:sz="6" w:space="0" w:color="C4C7C5"/>
+            </w:tcBorders>
+            <w:tcMar>
+              <w:top w:w="120" w:type="dxa"/>
+              <w:left w:w="180" w:type="dxa"/>
+              <w:bottom w:w="120" w:type="dxa"/>
+              <w:right w:w="180" w:type="dxa"/>
+            </w:tcMar>
+            <w:vAlign w:val="center"/>
+            <w:hideMark/>
+          </w:tcPr>
+          <w:p>
+            <w:r>
+              <w:rPr>
+                <w:b/>
+                <w:bCs/>
+              </w:rPr>
+              <w:t>PAT-037</w:t>
+            </w:r>
+          </w:p>
+        </w:tc>
+        <w:tc>
+          <w:tcPr>
+            <w:tcW w:w="0" w:type="auto"/>
+            <w:tcBorders>
+              <w:top w:val="single" w:sz="6" w:space="0" w:color="C4C7C5"/>
+              <w:left w:val="single" w:sz="6" w:space="0" w:color="C4C7C5"/>
+              <w:bottom w:val="single" w:sz="6" w:space="0" w:color="C4C7C5"/>
+              <w:right w:val="single" w:sz="6" w:space="0" w:color="C4C7C5"/>
+            </w:tcBorders>
+            <w:tcMar>
+              <w:top w:w="120" w:type="dxa"/>
+              <w:left w:w="180" w:type="dxa"/>
+              <w:bottom w:w="120" w:type="dxa"/>
+              <w:right w:w="180" w:type="dxa"/>
+            </w:tcMar>
+            <w:vAlign w:val="center"/>
+            <w:hideMark/>
+          </w:tcPr>
+          <w:p>
+            <w:r>
+              <w:t>Digital Identity Fragmentation</w:t>
+            </w:r>
+          </w:p>
+        </w:tc>
+        <w:tc>
+          <w:tcPr>
+            <w:tcW w:w="0" w:type="auto"/>
+            <w:tcBorders>
+              <w:top w:val="single" w:sz="6" w:space="0" w:color="C4C7C5"/>
+              <w:left w:val="single" w:sz="6" w:space="0" w:color="C4C7C5"/>
+              <w:bottom w:val="single" w:sz="6" w:space="0" w:color="C4C7C5"/>
+              <w:right w:val="single" w:sz="6" w:space="0" w:color="C4C7C5"/>
+            </w:tcBorders>
+            <w:tcMar>
+              <w:top w:w="120" w:type="dxa"/>
+              <w:left w:w="180" w:type="dxa"/>
+              <w:bottom w:w="120" w:type="dxa"/>
+              <w:right w:w="180" w:type="dxa"/>
+            </w:tcMar>
+            <w:vAlign w:val="center"/>
+            <w:hideMark/>
+          </w:tcPr>
+          <w:p>
+            <w:r>
+              <w:t>Accepted</w:t>
+            </w:r>
+          </w:p>
+        </w:tc>
+      </w:tr>
+      <w:tr>
+        <w:trPr>
+          <w:tblCellSpacing w:w="15" w:type="dxa"/>
+        </w:trPr>
+        <w:tc>
+          <w:tcPr>
+            <w:tcW w:w="0" w:type="auto"/>
+            <w:tcBorders>
+              <w:top w:val="single" w:sz="6" w:space="0" w:color="C4C7C5"/>
+              <w:left w:val="single" w:sz="6" w:space="0" w:color="C4C7C5"/>
+              <w:bottom w:val="single" w:sz="6" w:space="0" w:color="C4C7C5"/>
+              <w:right w:val="single" w:sz="6" w:space="0" w:color="C4C7C5"/>
+            </w:tcBorders>
+            <w:tcMar>
+              <w:top w:w="120" w:type="dxa"/>
+              <w:left w:w="180" w:type="dxa"/>
+              <w:bottom w:w="120" w:type="dxa"/>
+              <w:right w:w="180" w:type="dxa"/>
+            </w:tcMar>
+            <w:vAlign w:val="center"/>
+            <w:hideMark/>
+          </w:tcPr>
+          <w:p>
+            <w:r>
+              <w:rPr>
+                <w:b/>
+                <w:bCs/>
+              </w:rPr>
+              <w:t>PAT-038</w:t>
+            </w:r>
+          </w:p>
+        </w:tc>
+        <w:tc>
+          <w:tcPr>
+            <w:tcW w:w="0" w:type="auto"/>
+            <w:tcBorders>
+              <w:top w:val="single" w:sz="6" w:space="0" w:color="C4C7C5"/>
+              <w:left w:val="single" w:sz="6" w:space="0" w:color="C4C7C5"/>
+              <w:bottom w:val="single" w:sz="6" w:space="0" w:color="C4C7C5"/>
+              <w:right w:val="single" w:sz="6" w:space="0" w:color="C4C7C5"/>
+            </w:tcBorders>
+            <w:tcMar>
+              <w:top w:w="120" w:type="dxa"/>
+              <w:left w:w="180" w:type="dxa"/>
+              <w:bottom w:w="120" w:type="dxa"/>
+              <w:right w:w="180" w:type="dxa"/>
+            </w:tcMar>
+            <w:vAlign w:val="center"/>
+            <w:hideMark/>
+          </w:tcPr>
+          <w:p>
+            <w:r>
+              <w:t>Context Switching</w:t>
+            </w:r>
+          </w:p>
+        </w:tc>
+        <w:tc>
+          <w:tcPr>
+            <w:tcW w:w="0" w:type="auto"/>
+            <w:tcBorders>
+              <w:top w:val="single" w:sz="6" w:space="0" w:color="C4C7C5"/>
+              <w:left w:val="single" w:sz="6" w:space="0" w:color="C4C7C5"/>
+              <w:bottom w:val="single" w:sz="6" w:space="0" w:color="C4C7C5"/>
+              <w:right w:val="single" w:sz="6" w:space="0" w:color="C4C7C5"/>
+            </w:tcBorders>
+            <w:tcMar>
+              <w:top w:w="120" w:type="dxa"/>
+              <w:left w:w="180" w:type="dxa"/>
+              <w:bottom w:w="120" w:type="dxa"/>
+              <w:right w:w="180" w:type="dxa"/>
+            </w:tcMar>
+            <w:vAlign w:val="center"/>
+            <w:hideMark/>
+          </w:tcPr>
+          <w:p>
+            <w:r>
+              <w:t>Accepted</w:t>
+            </w:r>
+          </w:p>
+        </w:tc>
+      </w:tr>
+      <w:tr>
+        <w:trPr>
+          <w:tblCellSpacing w:w="15" w:type="dxa"/>
+        </w:trPr>
+        <w:tc>
+          <w:tcPr>
+            <w:tcW w:w="0" w:type="auto"/>
+            <w:tcBorders>
+              <w:top w:val="single" w:sz="6" w:space="0" w:color="C4C7C5"/>
+              <w:left w:val="single" w:sz="6" w:space="0" w:color="C4C7C5"/>
+              <w:bottom w:val="single" w:sz="6" w:space="0" w:color="C4C7C5"/>
+              <w:right w:val="single" w:sz="6" w:space="0" w:color="C4C7C5"/>
+            </w:tcBorders>
+            <w:tcMar>
+              <w:top w:w="120" w:type="dxa"/>
+              <w:left w:w="180" w:type="dxa"/>
+              <w:bottom w:w="120" w:type="dxa"/>
+              <w:right w:w="180" w:type="dxa"/>
+            </w:tcMar>
+            <w:vAlign w:val="center"/>
+            <w:hideMark/>
+          </w:tcPr>
+          <w:p>
+            <w:r>
+              <w:rPr>
+                <w:b/>
+                <w:bCs/>
+              </w:rPr>
+              <w:lastRenderedPageBreak/>
+              <w:t>PAT-039</w:t>
+            </w:r>
+          </w:p>
+        </w:tc>
+        <w:tc>
+          <w:tcPr>
+            <w:tcW w:w="0" w:type="auto"/>
+            <w:tcBorders>
+              <w:top w:val="single" w:sz="6" w:space="0" w:color="C4C7C5"/>
+              <w:left w:val="single" w:sz="6" w:space="0" w:color="C4C7C5"/>
+              <w:bottom w:val="single" w:sz="6" w:space="0" w:color="C4C7C5"/>
+              <w:right w:val="single" w:sz="6" w:space="0" w:color="C4C7C5"/>
+            </w:tcBorders>
+            <w:tcMar>
+              <w:top w:w="120" w:type="dxa"/>
+              <w:left w:w="180" w:type="dxa"/>
+              <w:bottom w:w="120" w:type="dxa"/>
+              <w:right w:w="180" w:type="dxa"/>
+            </w:tcMar>
+            <w:vAlign w:val="center"/>
+            <w:hideMark/>
+          </w:tcPr>
+          <w:p>
+            <w:r>
+              <w:t>Digital Memory Dependency</w:t>
+            </w:r>
+          </w:p>
+        </w:tc>
+        <w:tc>
+          <w:tcPr>
+            <w:tcW w:w="0" w:type="auto"/>
+            <w:tcBorders>
+              <w:top w:val="single" w:sz="6" w:space="0" w:color="C4C7C5"/>
+              <w:left w:val="single" w:sz="6" w:space="0" w:color="C4C7C5"/>
+              <w:bottom w:val="single" w:sz="6" w:space="0" w:color="C4C7C5"/>
+              <w:right w:val="single" w:sz="6" w:space="0" w:color="C4C7C5"/>
+            </w:tcBorders>
+            <w:tcMar>
+              <w:top w:w="120" w:type="dxa"/>
+              <w:left w:w="180" w:type="dxa"/>
+              <w:bottom w:w="120" w:type="dxa"/>
+              <w:right w:w="180" w:type="dxa"/>
+            </w:tcMar>
+            <w:vAlign w:val="center"/>
+            <w:hideMark/>
+          </w:tcPr>
+          <w:p>
+            <w:r>
+              <w:t>Accepted</w:t>
+            </w:r>
+          </w:p>
+        </w:tc>
+      </w:tr>
+      <w:tr>
+        <w:trPr>
+          <w:tblCellSpacing w:w="15" w:type="dxa"/>
+        </w:trPr>
+        <w:tc>
+          <w:tcPr>
+            <w:tcW w:w="0" w:type="auto"/>
+            <w:tcBorders>
+              <w:top w:val="single" w:sz="6" w:space="0" w:color="C4C7C5"/>
+              <w:left w:val="single" w:sz="6" w:space="0" w:color="C4C7C5"/>
+              <w:bottom w:val="single" w:sz="6" w:space="0" w:color="C4C7C5"/>
+              <w:right w:val="single" w:sz="6" w:space="0" w:color="C4C7C5"/>
+            </w:tcBorders>
+            <w:tcMar>
+              <w:top w:w="120" w:type="dxa"/>
+              <w:left w:w="180" w:type="dxa"/>
+              <w:bottom w:w="120" w:type="dxa"/>
+              <w:right w:w="180" w:type="dxa"/>
+            </w:tcMar>
+            <w:vAlign w:val="center"/>
+            <w:hideMark/>
+          </w:tcPr>
+          <w:p>
+            <w:r>
+              <w:rPr>
+                <w:b/>
+                <w:bCs/>
+              </w:rPr>
+              <w:t>PAT-040</w:t>
+            </w:r>
+          </w:p>
+        </w:tc>
+        <w:tc>
+          <w:tcPr>
+            <w:tcW w:w="0" w:type="auto"/>
+            <w:tcBorders>
+              <w:top w:val="single" w:sz="6" w:space="0" w:color="C4C7C5"/>
+              <w:left w:val="single" w:sz="6" w:space="0" w:color="C4C7C5"/>
+              <w:bottom w:val="single" w:sz="6" w:space="0" w:color="C4C7C5"/>
+              <w:right w:val="single" w:sz="6" w:space="0" w:color="C4C7C5"/>
+            </w:tcBorders>
+            <w:tcMar>
+              <w:top w:w="120" w:type="dxa"/>
+              <w:left w:w="180" w:type="dxa"/>
+              <w:bottom w:w="120" w:type="dxa"/>
+              <w:right w:w="180" w:type="dxa"/>
+            </w:tcMar>
+            <w:vAlign w:val="center"/>
+            <w:hideMark/>
+          </w:tcPr>
+          <w:p>
+            <w:r>
+              <w:t>Session Continuity</w:t>
+            </w:r>
+          </w:p>
+        </w:tc>
+        <w:tc>
+          <w:tcPr>
+            <w:tcW w:w="0" w:type="auto"/>
+            <w:tcBorders>
+              <w:top w:val="single" w:sz="6" w:space="0" w:color="C4C7C5"/>
+              <w:left w:val="single" w:sz="6" w:space="0" w:color="C4C7C5"/>
+              <w:bottom w:val="single" w:sz="6" w:space="0" w:color="C4C7C5"/>
+              <w:right w:val="single" w:sz="6" w:space="0" w:color="C4C7C5"/>
+            </w:tcBorders>
+            <w:tcMar>
+              <w:top w:w="120" w:type="dxa"/>
+              <w:left w:w="180" w:type="dxa"/>
+              <w:bottom w:w="120" w:type="dxa"/>
+              <w:right w:w="180" w:type="dxa"/>
+            </w:tcMar>
+            <w:vAlign w:val="center"/>
+            <w:hideMark/>
+          </w:tcPr>
+          <w:p>
+            <w:r>
+              <w:t>Accepted</w:t>
+            </w:r>
+          </w:p>
+        </w:tc>
+      </w:tr>
+      <w:tr>
+        <w:trPr>
+          <w:tblCellSpacing w:w="15" w:type="dxa"/>
+        </w:trPr>
+        <w:tc>
+          <w:tcPr>
+            <w:tcW w:w="0" w:type="auto"/>
+            <w:tcBorders>
+              <w:top w:val="single" w:sz="6" w:space="0" w:color="C4C7C5"/>
+              <w:left w:val="single" w:sz="6" w:space="0" w:color="C4C7C5"/>
+              <w:bottom w:val="single" w:sz="6" w:space="0" w:color="C4C7C5"/>
+              <w:right w:val="single" w:sz="6" w:space="0" w:color="C4C7C5"/>
+            </w:tcBorders>
+            <w:tcMar>
+              <w:top w:w="120" w:type="dxa"/>
+              <w:left w:w="180" w:type="dxa"/>
+              <w:bottom w:w="120" w:type="dxa"/>
+              <w:right w:w="180" w:type="dxa"/>
+            </w:tcMar>
+            <w:vAlign w:val="center"/>
+            <w:hideMark/>
+          </w:tcPr>
+          <w:p>
+            <w:r>
+              <w:rPr>
+                <w:b/>
+                <w:bCs/>
+              </w:rPr>
+              <w:t>PAT-041</w:t>
+            </w:r>
+          </w:p>
+        </w:tc>
+        <w:tc>
+          <w:tcPr>
+            <w:tcW w:w="0" w:type="auto"/>
+            <w:tcBorders>
+              <w:top w:val="single" w:sz="6" w:space="0" w:color="C4C7C5"/>
+              <w:left w:val="single" w:sz="6" w:space="0" w:color="C4C7C5"/>
+              <w:bottom w:val="single" w:sz="6" w:space="0" w:color="C4C7C5"/>
+              <w:right w:val="single" w:sz="6" w:space="0" w:color="C4C7C5"/>
+            </w:tcBorders>
+            <w:tcMar>
+              <w:top w:w="120" w:type="dxa"/>
+              <w:left w:w="180" w:type="dxa"/>
+              <w:bottom w:w="120" w:type="dxa"/>
+              <w:right w:w="180" w:type="dxa"/>
+            </w:tcMar>
+            <w:vAlign w:val="center"/>
+            <w:hideMark/>
+          </w:tcPr>
+          <w:p>
+            <w:r>
+              <w:t>Cross-System Dependency</w:t>
+            </w:r>
+          </w:p>
+        </w:tc>
+        <w:tc>
+          <w:tcPr>
+            <w:tcW w:w="0" w:type="auto"/>
+            <w:tcBorders>
+              <w:top w:val="single" w:sz="6" w:space="0" w:color="C4C7C5"/>
+              <w:left w:val="single" w:sz="6" w:space="0" w:color="C4C7C5"/>
+              <w:bottom w:val="single" w:sz="6" w:space="0" w:color="C4C7C5"/>
+              <w:right w:val="single" w:sz="6" w:space="0" w:color="C4C7C5"/>
+            </w:tcBorders>
+            <w:tcMar>
+              <w:top w:w="120" w:type="dxa"/>
+              <w:left w:w="180" w:type="dxa"/>
+              <w:bottom w:w="120" w:type="dxa"/>
+              <w:right w:w="180" w:type="dxa"/>
+            </w:tcMar>
+            <w:vAlign w:val="center"/>
+            <w:hideMark/>
+          </w:tcPr>
+          <w:p>
+            <w:r>
+              <w:t>Accepted</w:t>
+            </w:r>
+          </w:p>
+        </w:tc>
+      </w:tr>
+      <w:tr>
+        <w:trPr>
+          <w:tblCellSpacing w:w="15" w:type="dxa"/>
+        </w:trPr>
+        <w:tc>
+          <w:tcPr>
+            <w:tcW w:w="0" w:type="auto"/>
+            <w:tcBorders>
+              <w:top w:val="single" w:sz="6" w:space="0" w:color="C4C7C5"/>
+              <w:left w:val="single" w:sz="6" w:space="0" w:color="C4C7C5"/>
+              <w:bottom w:val="single" w:sz="6" w:space="0" w:color="C4C7C5"/>
+              <w:right w:val="single" w:sz="6" w:space="0" w:color="C4C7C5"/>
+            </w:tcBorders>
+            <w:tcMar>
+              <w:top w:w="120" w:type="dxa"/>
+              <w:left w:w="180" w:type="dxa"/>
+              <w:bottom w:w="120" w:type="dxa"/>
+              <w:right w:w="180" w:type="dxa"/>
+            </w:tcMar>
+            <w:vAlign w:val="center"/>
+            <w:hideMark/>
+          </w:tcPr>
+          <w:p>
+            <w:r>
+              <w:rPr>
+                <w:b/>
+                <w:bCs/>
+              </w:rPr>
+              <w:t>PAT-042</w:t>
+            </w:r>
+          </w:p>
+        </w:tc>
+        <w:tc>
+          <w:tcPr>
+            <w:tcW w:w="0" w:type="auto"/>
+            <w:tcBorders>
+              <w:top w:val="single" w:sz="6" w:space="0" w:color="C4C7C5"/>
+              <w:left w:val="single" w:sz="6" w:space="0" w:color="C4C7C5"/>
+              <w:bottom w:val="single" w:sz="6" w:space="0" w:color="C4C7C5"/>
+              <w:right w:val="single" w:sz="6" w:space="0" w:color="C4C7C5"/>
+            </w:tcBorders>
+            <w:tcMar>
+              <w:top w:w="120" w:type="dxa"/>
+              <w:left w:w="180" w:type="dxa"/>
+              <w:bottom w:w="120" w:type="dxa"/>
+              <w:right w:w="180" w:type="dxa"/>
+            </w:tcMar>
+            <w:vAlign w:val="center"/>
+            <w:hideMark/>
+          </w:tcPr>
+          <w:p>
+            <w:r>
+              <w:t>Digital Privacy Awareness</w:t>
+            </w:r>
+          </w:p>
+        </w:tc>
+        <w:tc>
+          <w:tcPr>
+            <w:tcW w:w="0" w:type="auto"/>
+            <w:tcBorders>
+              <w:top w:val="single" w:sz="6" w:space="0" w:color="C4C7C5"/>
+              <w:left w:val="single" w:sz="6" w:space="0" w:color="C4C7C5"/>
+              <w:bottom w:val="single" w:sz="6" w:space="0" w:color="C4C7C5"/>
+              <w:right w:val="single" w:sz="6" w:space="0" w:color="C4C7C5"/>
+            </w:tcBorders>
+            <w:tcMar>
+              <w:top w:w="120" w:type="dxa"/>
+              <w:left w:w="180" w:type="dxa"/>
+              <w:bottom w:w="120" w:type="dxa"/>
+              <w:right w:w="180" w:type="dxa"/>
+            </w:tcMar>
+            <w:vAlign w:val="center"/>
+            <w:hideMark/>
+          </w:tcPr>
+          <w:p>
+            <w:r>
+              <w:t>Accepted</w:t>
+            </w:r>
+          </w:p>
+        </w:tc>
+      </w:tr>
+      <w:tr>
+        <w:trPr>
+          <w:tblCellSpacing w:w="15" w:type="dxa"/>
+        </w:trPr>
+        <w:tc>
+          <w:tcPr>
+            <w:tcW w:w="0" w:type="auto"/>
+            <w:tcBorders>
+              <w:top w:val="single" w:sz="6" w:space="0" w:color="C4C7C5"/>
+              <w:left w:val="single" w:sz="6" w:space="0" w:color="C4C7C5"/>
+              <w:bottom w:val="single" w:sz="6" w:space="0" w:color="C4C7C5"/>
+              <w:right w:val="single" w:sz="6" w:space="0" w:color="C4C7C5"/>
+            </w:tcBorders>
+            <w:tcMar>
+              <w:top w:w="120" w:type="dxa"/>
+              <w:left w:w="180" w:type="dxa"/>
+              <w:bottom w:w="120" w:type="dxa"/>
+              <w:right w:w="180" w:type="dxa"/>
+            </w:tcMar>
+            <w:vAlign w:val="center"/>
+            <w:hideMark/>
+          </w:tcPr>
+          <w:p>
+            <w:r>
+              <w:rPr>
+                <w:b/>
+                <w:bCs/>
+              </w:rPr>
+              <w:t>PAT-043</w:t>
+            </w:r>
+          </w:p>
+        </w:tc>
+        <w:tc>
+          <w:tcPr>
+            <w:tcW w:w="0" w:type="auto"/>
+            <w:tcBorders>
+              <w:top w:val="single" w:sz="6" w:space="0" w:color="C4C7C5"/>
+              <w:left w:val="single" w:sz="6" w:space="0" w:color="C4C7C5"/>
+              <w:bottom w:val="single" w:sz="6" w:space="0" w:color="C4C7C5"/>
+              <w:right w:val="single" w:sz="6" w:space="0" w:color="C4C7C5"/>
+            </w:tcBorders>
+            <w:tcMar>
+              <w:top w:w="120" w:type="dxa"/>
+              <w:left w:w="180" w:type="dxa"/>
+              <w:bottom w:w="120" w:type="dxa"/>
+              <w:right w:w="180" w:type="dxa"/>
+            </w:tcMar>
+            <w:vAlign w:val="center"/>
+            <w:hideMark/>
+          </w:tcPr>
+          <w:p>
+            <w:r>
+              <w:t>Web Ecosystem Complexity</w:t>
+            </w:r>
+          </w:p>
+        </w:tc>
+        <w:tc>
+          <w:tcPr>
+            <w:tcW w:w="0" w:type="auto"/>
+            <w:tcBorders>
+              <w:top w:val="single" w:sz="6" w:space="0" w:color="C4C7C5"/>
+              <w:left w:val="single" w:sz="6" w:space="0" w:color="C4C7C5"/>
+              <w:bottom w:val="single" w:sz="6" w:space="0" w:color="C4C7C5"/>
+              <w:right w:val="single" w:sz="6" w:space="0" w:color="C4C7C5"/>
+            </w:tcBorders>
+            <w:tcMar>
+              <w:top w:w="120" w:type="dxa"/>
+              <w:left w:w="180" w:type="dxa"/>
+              <w:bottom w:w="120" w:type="dxa"/>
+              <w:right w:w="180" w:type="dxa"/>
+            </w:tcMar>
+            <w:vAlign w:val="center"/>
+            <w:hideMark/>
+          </w:tcPr>
+          <w:p>
+            <w:r>
+              <w:t>Accepted</w:t>
             </w:r>
           </w:p>
         </w:tc>
@@ -2696,7 +4074,11 @@
           </w:tcPr>
           <w:p>
             <w:r>
-              <w:t>26</w:t>
+              <w:rPr>
+                <w:b/>
+                <w:bCs/>
+              </w:rPr>
+              <w:t>43</w:t>
             </w:r>
           </w:p>
         </w:tc>
@@ -2753,7 +4135,11 @@
           </w:tcPr>
           <w:p>
             <w:r>
-              <w:t>0</w:t>
+              <w:rPr>
+                <w:b/>
+                <w:bCs/>
+              </w:rPr>
+              <w:t>17</w:t>
             </w:r>
           </w:p>
         </w:tc>
@@ -2810,6 +4196,10 @@
           </w:tcPr>
           <w:p>
             <w:r>
+              <w:rPr>
+                <w:b/>
+                <w:bCs/>
+              </w:rPr>
               <w:t>26</w:t>
             </w:r>
           </w:p>
@@ -2867,6 +4257,10 @@
           </w:tcPr>
           <w:p>
             <w:r>
+              <w:rPr>
+                <w:b/>
+                <w:bCs/>
+              </w:rPr>
               <w:t>0</w:t>
             </w:r>
           </w:p>
@@ -2892,7 +4286,7 @@
       <w:pPr>
         <w:numPr>
           <w:ilvl w:val="0"/>
-          <w:numId w:val="8"/>
+          <w:numId w:val="9"/>
         </w:numPr>
       </w:pPr>
       <w:r>
@@ -2903,7 +4297,7 @@
       <w:pPr>
         <w:numPr>
           <w:ilvl w:val="0"/>
-          <w:numId w:val="8"/>
+          <w:numId w:val="9"/>
         </w:numPr>
       </w:pPr>
       <w:r>
@@ -2914,7 +4308,7 @@
       <w:pPr>
         <w:numPr>
           <w:ilvl w:val="0"/>
-          <w:numId w:val="8"/>
+          <w:numId w:val="9"/>
         </w:numPr>
       </w:pPr>
       <w:r>
@@ -2925,7 +4319,7 @@
       <w:pPr>
         <w:numPr>
           <w:ilvl w:val="0"/>
-          <w:numId w:val="8"/>
+          <w:numId w:val="9"/>
         </w:numPr>
       </w:pPr>
       <w:r>
@@ -2936,21 +4330,22 @@
       <w:pPr>
         <w:numPr>
           <w:ilvl w:val="0"/>
-          <w:numId w:val="8"/>
+          <w:numId w:val="9"/>
         </w:numPr>
       </w:pPr>
       <w:r>
-        <w:t>Detailed information—including supporting APIDs, evidence, research notes, validation confidence, and revision history—shall be maintained within the corresponding Pattern document.</w:t>
+        <w:t xml:space="preserve">Detailed information—including supporting APIDs, evidence, research notes, validation confidence, and revision history—shall be maintained within the corresponding Pattern document. </w:t>
       </w:r>
     </w:p>
     <w:p>
       <w:pPr>
         <w:numPr>
           <w:ilvl w:val="0"/>
-          <w:numId w:val="8"/>
+          <w:numId w:val="9"/>
         </w:numPr>
       </w:pPr>
       <w:r>
+        <w:lastRenderedPageBreak/>
         <w:t>The Pattern Registry serves solely as the authoritative index for identifying and locating Patterns.</w:t>
       </w:r>
     </w:p>
@@ -2958,11 +4353,10 @@
       <w:pPr>
         <w:numPr>
           <w:ilvl w:val="0"/>
-          <w:numId w:val="8"/>
+          <w:numId w:val="9"/>
         </w:numPr>
       </w:pPr>
       <w:r>
-        <w:lastRenderedPageBreak/>
         <w:t>Patterns shall be listed in ascending PTID order.</w:t>
       </w:r>
     </w:p>
@@ -2970,18 +4364,18 @@
       <w:pPr>
         <w:numPr>
           <w:ilvl w:val="0"/>
-          <w:numId w:val="8"/>
+          <w:numId w:val="9"/>
         </w:numPr>
       </w:pPr>
       <w:r>
-        <w:t>Every Pattern shall reference one or more supporting Human Frictions (APIDs) within its corresponding Pattern document.</w:t>
+        <w:t xml:space="preserve">Every Pattern shall reference one or more supporting Human Frictions (APIDs) within its corresponding Pattern document. </w:t>
       </w:r>
     </w:p>
     <w:p>
       <w:pPr>
         <w:numPr>
           <w:ilvl w:val="0"/>
-          <w:numId w:val="8"/>
+          <w:numId w:val="9"/>
         </w:numPr>
       </w:pPr>
       <w:r>
@@ -3247,7 +4641,11 @@
           </w:tcPr>
           <w:p>
             <w:r>
-              <w:t>1.3</w:t>
+              <w:rPr>
+                <w:b/>
+                <w:bCs/>
+              </w:rPr>
+              <w:t>1.4</w:t>
             </w:r>
           </w:p>
         </w:tc>
@@ -3361,14 +4759,16 @@
           </w:tcPr>
           <w:p>
             <w:r>
-              <w:t>2026-07-31</w:t>
+              <w:rPr>
+                <w:b/>
+                <w:bCs/>
+              </w:rPr>
+              <w:t>2026-08-02</w:t>
             </w:r>
           </w:p>
         </w:tc>
       </w:tr>
     </w:tbl>
-    <w:p/>
-    <w:p/>
     <w:p/>
     <w:sectPr>
       <w:pgSz w:w="11906" w:h="16838"/>
@@ -4177,6 +5577,119 @@
     <w:nsid w:val="75DC39E6"/>
     <w:multiLevelType w:val="multilevel"/>
     <w:tmpl w:val="EC32B9C4"/>
+    <w:lvl w:ilvl="0">
+      <w:start w:val="1"/>
+      <w:numFmt w:val="decimal"/>
+      <w:lvlText w:val="%1."/>
+      <w:lvlJc w:val="left"/>
+      <w:pPr>
+        <w:tabs>
+          <w:tab w:val="num" w:pos="720"/>
+        </w:tabs>
+        <w:ind w:left="720" w:hanging="360"/>
+      </w:pPr>
+    </w:lvl>
+    <w:lvl w:ilvl="1" w:tentative="1">
+      <w:start w:val="1"/>
+      <w:numFmt w:val="decimal"/>
+      <w:lvlText w:val="%2."/>
+      <w:lvlJc w:val="left"/>
+      <w:pPr>
+        <w:tabs>
+          <w:tab w:val="num" w:pos="1440"/>
+        </w:tabs>
+        <w:ind w:left="1440" w:hanging="360"/>
+      </w:pPr>
+    </w:lvl>
+    <w:lvl w:ilvl="2" w:tentative="1">
+      <w:start w:val="1"/>
+      <w:numFmt w:val="decimal"/>
+      <w:lvlText w:val="%3."/>
+      <w:lvlJc w:val="left"/>
+      <w:pPr>
+        <w:tabs>
+          <w:tab w:val="num" w:pos="2160"/>
+        </w:tabs>
+        <w:ind w:left="2160" w:hanging="360"/>
+      </w:pPr>
+    </w:lvl>
+    <w:lvl w:ilvl="3" w:tentative="1">
+      <w:start w:val="1"/>
+      <w:numFmt w:val="decimal"/>
+      <w:lvlText w:val="%4."/>
+      <w:lvlJc w:val="left"/>
+      <w:pPr>
+        <w:tabs>
+          <w:tab w:val="num" w:pos="2880"/>
+        </w:tabs>
+        <w:ind w:left="2880" w:hanging="360"/>
+      </w:pPr>
+    </w:lvl>
+    <w:lvl w:ilvl="4" w:tentative="1">
+      <w:start w:val="1"/>
+      <w:numFmt w:val="decimal"/>
+      <w:lvlText w:val="%5."/>
+      <w:lvlJc w:val="left"/>
+      <w:pPr>
+        <w:tabs>
+          <w:tab w:val="num" w:pos="3600"/>
+        </w:tabs>
+        <w:ind w:left="3600" w:hanging="360"/>
+      </w:pPr>
+    </w:lvl>
+    <w:lvl w:ilvl="5" w:tentative="1">
+      <w:start w:val="1"/>
+      <w:numFmt w:val="decimal"/>
+      <w:lvlText w:val="%6."/>
+      <w:lvlJc w:val="left"/>
+      <w:pPr>
+        <w:tabs>
+          <w:tab w:val="num" w:pos="4320"/>
+        </w:tabs>
+        <w:ind w:left="4320" w:hanging="360"/>
+      </w:pPr>
+    </w:lvl>
+    <w:lvl w:ilvl="6" w:tentative="1">
+      <w:start w:val="1"/>
+      <w:numFmt w:val="decimal"/>
+      <w:lvlText w:val="%7."/>
+      <w:lvlJc w:val="left"/>
+      <w:pPr>
+        <w:tabs>
+          <w:tab w:val="num" w:pos="5040"/>
+        </w:tabs>
+        <w:ind w:left="5040" w:hanging="360"/>
+      </w:pPr>
+    </w:lvl>
+    <w:lvl w:ilvl="7" w:tentative="1">
+      <w:start w:val="1"/>
+      <w:numFmt w:val="decimal"/>
+      <w:lvlText w:val="%8."/>
+      <w:lvlJc w:val="left"/>
+      <w:pPr>
+        <w:tabs>
+          <w:tab w:val="num" w:pos="5760"/>
+        </w:tabs>
+        <w:ind w:left="5760" w:hanging="360"/>
+      </w:pPr>
+    </w:lvl>
+    <w:lvl w:ilvl="8" w:tentative="1">
+      <w:start w:val="1"/>
+      <w:numFmt w:val="decimal"/>
+      <w:lvlText w:val="%9."/>
+      <w:lvlJc w:val="left"/>
+      <w:pPr>
+        <w:tabs>
+          <w:tab w:val="num" w:pos="6480"/>
+        </w:tabs>
+        <w:ind w:left="6480" w:hanging="360"/>
+      </w:pPr>
+    </w:lvl>
+  </w:abstractNum>
+  <w:abstractNum w:abstractNumId="8" w15:restartNumberingAfterBreak="0">
+    <w:nsid w:val="7CB56ECB"/>
+    <w:multiLevelType w:val="multilevel"/>
+    <w:tmpl w:val="636CB9CC"/>
     <w:lvl w:ilvl="0">
       <w:start w:val="1"/>
       <w:numFmt w:val="decimal"/>
@@ -4309,6 +5822,9 @@
   </w:num>
   <w:num w:numId="8" w16cid:durableId="851458950">
     <w:abstractNumId w:val="2"/>
+  </w:num>
+  <w:num w:numId="9" w16cid:durableId="1056508381">
+    <w:abstractNumId w:val="8"/>
   </w:num>
 </w:numbering>
 </file>
@@ -4917,7 +6433,6 @@
   <w:style w:type="character" w:default="1" w:styleId="DefaultParagraphFont">
     <w:name w:val="Default Paragraph Font"/>
     <w:uiPriority w:val="1"/>
-    <w:semiHidden/>
     <w:unhideWhenUsed/>
   </w:style>
   <w:style w:type="table" w:default="1" w:styleId="TableNormal">

--- a/atlas/Registries/Pattern-Registry.docx
+++ b/atlas/Registries/Pattern-Registry.docx
@@ -3928,6 +3928,258 @@
           </w:p>
         </w:tc>
       </w:tr>
+      <w:tr>
+        <w:trPr>
+          <w:tblCellSpacing w:w="15" w:type="dxa"/>
+        </w:trPr>
+        <w:tc>
+          <w:tcPr>
+            <w:tcW w:w="0" w:type="auto"/>
+            <w:tcBorders>
+              <w:top w:val="single" w:sz="6" w:space="0" w:color="C4C7C5"/>
+              <w:left w:val="single" w:sz="6" w:space="0" w:color="C4C7C5"/>
+              <w:bottom w:val="single" w:sz="6" w:space="0" w:color="C4C7C5"/>
+              <w:right w:val="single" w:sz="6" w:space="0" w:color="C4C7C5"/>
+            </w:tcBorders>
+            <w:tcMar>
+              <w:top w:w="120" w:type="dxa"/>
+              <w:left w:w="180" w:type="dxa"/>
+              <w:bottom w:w="120" w:type="dxa"/>
+              <w:right w:w="180" w:type="dxa"/>
+            </w:tcMar>
+            <w:vAlign w:val="center"/>
+          </w:tcPr>
+          <w:p>
+            <w:pPr>
+              <w:rPr>
+                <w:b/>
+                <w:bCs/>
+              </w:rPr>
+            </w:pPr>
+            <w:r>
+              <w:rPr>
+                <w:b/>
+                <w:bCs/>
+              </w:rPr>
+              <w:t>PAT-044</w:t>
+            </w:r>
+          </w:p>
+        </w:tc>
+        <w:tc>
+          <w:tcPr>
+            <w:tcW w:w="0" w:type="auto"/>
+            <w:tcBorders>
+              <w:top w:val="single" w:sz="6" w:space="0" w:color="C4C7C5"/>
+              <w:left w:val="single" w:sz="6" w:space="0" w:color="C4C7C5"/>
+              <w:bottom w:val="single" w:sz="6" w:space="0" w:color="C4C7C5"/>
+              <w:right w:val="single" w:sz="6" w:space="0" w:color="C4C7C5"/>
+            </w:tcBorders>
+            <w:tcMar>
+              <w:top w:w="120" w:type="dxa"/>
+              <w:left w:w="180" w:type="dxa"/>
+              <w:bottom w:w="120" w:type="dxa"/>
+              <w:right w:w="180" w:type="dxa"/>
+            </w:tcMar>
+            <w:vAlign w:val="center"/>
+          </w:tcPr>
+          <w:p>
+            <w:r>
+              <w:t>Workspace Adaptation</w:t>
+            </w:r>
+          </w:p>
+        </w:tc>
+        <w:tc>
+          <w:tcPr>
+            <w:tcW w:w="0" w:type="auto"/>
+            <w:tcBorders>
+              <w:top w:val="single" w:sz="6" w:space="0" w:color="C4C7C5"/>
+              <w:left w:val="single" w:sz="6" w:space="0" w:color="C4C7C5"/>
+              <w:bottom w:val="single" w:sz="6" w:space="0" w:color="C4C7C5"/>
+              <w:right w:val="single" w:sz="6" w:space="0" w:color="C4C7C5"/>
+            </w:tcBorders>
+            <w:tcMar>
+              <w:top w:w="120" w:type="dxa"/>
+              <w:left w:w="180" w:type="dxa"/>
+              <w:bottom w:w="120" w:type="dxa"/>
+              <w:right w:w="180" w:type="dxa"/>
+            </w:tcMar>
+            <w:vAlign w:val="center"/>
+          </w:tcPr>
+          <w:p>
+            <w:r>
+              <w:t>Accepted</w:t>
+            </w:r>
+          </w:p>
+        </w:tc>
+      </w:tr>
+      <w:tr>
+        <w:trPr>
+          <w:tblCellSpacing w:w="15" w:type="dxa"/>
+        </w:trPr>
+        <w:tc>
+          <w:tcPr>
+            <w:tcW w:w="0" w:type="auto"/>
+            <w:tcBorders>
+              <w:top w:val="single" w:sz="6" w:space="0" w:color="C4C7C5"/>
+              <w:left w:val="single" w:sz="6" w:space="0" w:color="C4C7C5"/>
+              <w:bottom w:val="single" w:sz="6" w:space="0" w:color="C4C7C5"/>
+              <w:right w:val="single" w:sz="6" w:space="0" w:color="C4C7C5"/>
+            </w:tcBorders>
+            <w:tcMar>
+              <w:top w:w="120" w:type="dxa"/>
+              <w:left w:w="180" w:type="dxa"/>
+              <w:bottom w:w="120" w:type="dxa"/>
+              <w:right w:w="180" w:type="dxa"/>
+            </w:tcMar>
+            <w:vAlign w:val="center"/>
+          </w:tcPr>
+          <w:p>
+            <w:pPr>
+              <w:rPr>
+                <w:b/>
+                <w:bCs/>
+              </w:rPr>
+            </w:pPr>
+            <w:r>
+              <w:rPr>
+                <w:b/>
+                <w:bCs/>
+              </w:rPr>
+              <w:t>PAT-045</w:t>
+            </w:r>
+          </w:p>
+        </w:tc>
+        <w:tc>
+          <w:tcPr>
+            <w:tcW w:w="0" w:type="auto"/>
+            <w:tcBorders>
+              <w:top w:val="single" w:sz="6" w:space="0" w:color="C4C7C5"/>
+              <w:left w:val="single" w:sz="6" w:space="0" w:color="C4C7C5"/>
+              <w:bottom w:val="single" w:sz="6" w:space="0" w:color="C4C7C5"/>
+              <w:right w:val="single" w:sz="6" w:space="0" w:color="C4C7C5"/>
+            </w:tcBorders>
+            <w:tcMar>
+              <w:top w:w="120" w:type="dxa"/>
+              <w:left w:w="180" w:type="dxa"/>
+              <w:bottom w:w="120" w:type="dxa"/>
+              <w:right w:w="180" w:type="dxa"/>
+            </w:tcMar>
+            <w:vAlign w:val="center"/>
+          </w:tcPr>
+          <w:p>
+            <w:r>
+              <w:t>Information Co-Visualization</w:t>
+            </w:r>
+          </w:p>
+        </w:tc>
+        <w:tc>
+          <w:tcPr>
+            <w:tcW w:w="0" w:type="auto"/>
+            <w:tcBorders>
+              <w:top w:val="single" w:sz="6" w:space="0" w:color="C4C7C5"/>
+              <w:left w:val="single" w:sz="6" w:space="0" w:color="C4C7C5"/>
+              <w:bottom w:val="single" w:sz="6" w:space="0" w:color="C4C7C5"/>
+              <w:right w:val="single" w:sz="6" w:space="0" w:color="C4C7C5"/>
+            </w:tcBorders>
+            <w:tcMar>
+              <w:top w:w="120" w:type="dxa"/>
+              <w:left w:w="180" w:type="dxa"/>
+              <w:bottom w:w="120" w:type="dxa"/>
+              <w:right w:w="180" w:type="dxa"/>
+            </w:tcMar>
+            <w:vAlign w:val="center"/>
+          </w:tcPr>
+          <w:p>
+            <w:r>
+              <w:t>Accepted</w:t>
+            </w:r>
+          </w:p>
+        </w:tc>
+      </w:tr>
+      <w:tr>
+        <w:trPr>
+          <w:tblCellSpacing w:w="15" w:type="dxa"/>
+        </w:trPr>
+        <w:tc>
+          <w:tcPr>
+            <w:tcW w:w="0" w:type="auto"/>
+            <w:tcBorders>
+              <w:top w:val="single" w:sz="6" w:space="0" w:color="C4C7C5"/>
+              <w:left w:val="single" w:sz="6" w:space="0" w:color="C4C7C5"/>
+              <w:bottom w:val="single" w:sz="6" w:space="0" w:color="C4C7C5"/>
+              <w:right w:val="single" w:sz="6" w:space="0" w:color="C4C7C5"/>
+            </w:tcBorders>
+            <w:tcMar>
+              <w:top w:w="120" w:type="dxa"/>
+              <w:left w:w="180" w:type="dxa"/>
+              <w:bottom w:w="120" w:type="dxa"/>
+              <w:right w:w="180" w:type="dxa"/>
+            </w:tcMar>
+            <w:vAlign w:val="center"/>
+          </w:tcPr>
+          <w:p>
+            <w:pPr>
+              <w:rPr>
+                <w:b/>
+                <w:bCs/>
+              </w:rPr>
+            </w:pPr>
+            <w:r>
+              <w:rPr>
+                <w:b/>
+                <w:bCs/>
+              </w:rPr>
+              <w:t>PAT-046</w:t>
+            </w:r>
+          </w:p>
+        </w:tc>
+        <w:tc>
+          <w:tcPr>
+            <w:tcW w:w="0" w:type="auto"/>
+            <w:tcBorders>
+              <w:top w:val="single" w:sz="6" w:space="0" w:color="C4C7C5"/>
+              <w:left w:val="single" w:sz="6" w:space="0" w:color="C4C7C5"/>
+              <w:bottom w:val="single" w:sz="6" w:space="0" w:color="C4C7C5"/>
+              <w:right w:val="single" w:sz="6" w:space="0" w:color="C4C7C5"/>
+            </w:tcBorders>
+            <w:tcMar>
+              <w:top w:w="120" w:type="dxa"/>
+              <w:left w:w="180" w:type="dxa"/>
+              <w:bottom w:w="120" w:type="dxa"/>
+              <w:right w:w="180" w:type="dxa"/>
+            </w:tcMar>
+            <w:vAlign w:val="center"/>
+          </w:tcPr>
+          <w:p>
+            <w:r>
+              <w:t>Workspace Scalability</w:t>
+            </w:r>
+          </w:p>
+        </w:tc>
+        <w:tc>
+          <w:tcPr>
+            <w:tcW w:w="0" w:type="auto"/>
+            <w:tcBorders>
+              <w:top w:val="single" w:sz="6" w:space="0" w:color="C4C7C5"/>
+              <w:left w:val="single" w:sz="6" w:space="0" w:color="C4C7C5"/>
+              <w:bottom w:val="single" w:sz="6" w:space="0" w:color="C4C7C5"/>
+              <w:right w:val="single" w:sz="6" w:space="0" w:color="C4C7C5"/>
+            </w:tcBorders>
+            <w:tcMar>
+              <w:top w:w="120" w:type="dxa"/>
+              <w:left w:w="180" w:type="dxa"/>
+              <w:bottom w:w="120" w:type="dxa"/>
+              <w:right w:w="180" w:type="dxa"/>
+            </w:tcMar>
+            <w:vAlign w:val="center"/>
+          </w:tcPr>
+          <w:p>
+            <w:r>
+              <w:t>Accepted</w:t>
+            </w:r>
+          </w:p>
+        </w:tc>
+      </w:tr>
     </w:tbl>
     <w:p>
       <w:pPr>
@@ -4078,7 +4330,14 @@
                 <w:b/>
                 <w:bCs/>
               </w:rPr>
-              <w:t>43</w:t>
+              <w:t>4</w:t>
+            </w:r>
+            <w:r>
+              <w:rPr>
+                <w:b/>
+                <w:bCs/>
+              </w:rPr>
+              <w:t>6</w:t>
             </w:r>
           </w:p>
         </w:tc>
@@ -4135,11 +4394,7 @@
           </w:tcPr>
           <w:p>
             <w:r>
-              <w:rPr>
-                <w:b/>
-                <w:bCs/>
-              </w:rPr>
-              <w:t>17</w:t>
+              <w:t>20</w:t>
             </w:r>
           </w:p>
         </w:tc>
@@ -4312,6 +4567,7 @@
         </w:numPr>
       </w:pPr>
       <w:r>
+        <w:lastRenderedPageBreak/>
         <w:t>The Registry shall be updated whenever a Pattern is created, accepted, revised, or deprecated.</w:t>
       </w:r>
     </w:p>
@@ -4345,7 +4601,6 @@
         </w:numPr>
       </w:pPr>
       <w:r>
-        <w:lastRenderedPageBreak/>
         <w:t>The Pattern Registry serves solely as the authoritative index for identifying and locating Patterns.</w:t>
       </w:r>
     </w:p>
@@ -7062,4 +7317,16 @@
     </a:ext>
   </a:extLst>
 </a:theme>
+</file>
+
+<file path=customXml/item1.xml><?xml version="1.0" encoding="utf-8"?>
+<b:Sources xmlns:b="http://schemas.openxmlformats.org/officeDocument/2006/bibliography" xmlns="http://schemas.openxmlformats.org/officeDocument/2006/bibliography" SelectedStyle="\APASixthEditionOfficeOnline.xsl" StyleName="APA" Version="6"/>
+</file>
+
+<file path=customXml/itemProps1.xml><?xml version="1.0" encoding="utf-8"?>
+<ds:datastoreItem xmlns:ds="http://schemas.openxmlformats.org/officeDocument/2006/customXml" ds:itemID="{E4A02C1F-8AE8-4625-90B8-95C5DD65E82E}">
+  <ds:schemaRefs>
+    <ds:schemaRef ds:uri="http://schemas.openxmlformats.org/officeDocument/2006/bibliography"/>
+  </ds:schemaRefs>
+</ds:datastoreItem>
 </file>
--- a/atlas/Registries/Pattern-Registry.docx
+++ b/atlas/Registries/Pattern-Registry.docx
@@ -4180,7 +4180,543 @@
           </w:p>
         </w:tc>
       </w:tr>
+      <w:tr>
+        <w:trPr>
+          <w:tblCellSpacing w:w="15" w:type="dxa"/>
+        </w:trPr>
+        <w:tc>
+          <w:tcPr>
+            <w:tcW w:w="0" w:type="auto"/>
+            <w:tcBorders>
+              <w:top w:val="single" w:sz="6" w:space="0" w:color="C4C7C5"/>
+              <w:left w:val="single" w:sz="6" w:space="0" w:color="C4C7C5"/>
+              <w:bottom w:val="single" w:sz="6" w:space="0" w:color="C4C7C5"/>
+              <w:right w:val="single" w:sz="6" w:space="0" w:color="C4C7C5"/>
+            </w:tcBorders>
+            <w:tcMar>
+              <w:top w:w="120" w:type="dxa"/>
+              <w:left w:w="180" w:type="dxa"/>
+              <w:bottom w:w="120" w:type="dxa"/>
+              <w:right w:w="180" w:type="dxa"/>
+            </w:tcMar>
+            <w:vAlign w:val="center"/>
+          </w:tcPr>
+          <w:p>
+            <w:pPr>
+              <w:rPr>
+                <w:b/>
+                <w:bCs/>
+              </w:rPr>
+            </w:pPr>
+            <w:r>
+              <w:rPr>
+                <w:b/>
+                <w:bCs/>
+              </w:rPr>
+              <w:t xml:space="preserve">PAT-047 </w:t>
+            </w:r>
+          </w:p>
+        </w:tc>
+        <w:tc>
+          <w:tcPr>
+            <w:tcW w:w="0" w:type="auto"/>
+            <w:tcBorders>
+              <w:top w:val="single" w:sz="6" w:space="0" w:color="C4C7C5"/>
+              <w:left w:val="single" w:sz="6" w:space="0" w:color="C4C7C5"/>
+              <w:bottom w:val="single" w:sz="6" w:space="0" w:color="C4C7C5"/>
+              <w:right w:val="single" w:sz="6" w:space="0" w:color="C4C7C5"/>
+            </w:tcBorders>
+            <w:tcMar>
+              <w:top w:w="120" w:type="dxa"/>
+              <w:left w:w="180" w:type="dxa"/>
+              <w:bottom w:w="120" w:type="dxa"/>
+              <w:right w:w="180" w:type="dxa"/>
+            </w:tcMar>
+            <w:vAlign w:val="center"/>
+          </w:tcPr>
+          <w:p>
+            <w:r>
+              <w:t>Keyboard Knowledge Acquisition</w:t>
+            </w:r>
+          </w:p>
+        </w:tc>
+        <w:tc>
+          <w:tcPr>
+            <w:tcW w:w="0" w:type="auto"/>
+            <w:tcBorders>
+              <w:top w:val="single" w:sz="6" w:space="0" w:color="C4C7C5"/>
+              <w:left w:val="single" w:sz="6" w:space="0" w:color="C4C7C5"/>
+              <w:bottom w:val="single" w:sz="6" w:space="0" w:color="C4C7C5"/>
+              <w:right w:val="single" w:sz="6" w:space="0" w:color="C4C7C5"/>
+            </w:tcBorders>
+            <w:tcMar>
+              <w:top w:w="120" w:type="dxa"/>
+              <w:left w:w="180" w:type="dxa"/>
+              <w:bottom w:w="120" w:type="dxa"/>
+              <w:right w:w="180" w:type="dxa"/>
+            </w:tcMar>
+            <w:vAlign w:val="center"/>
+          </w:tcPr>
+          <w:p>
+            <w:r>
+              <w:t>Accepted</w:t>
+            </w:r>
+          </w:p>
+        </w:tc>
+      </w:tr>
+      <w:tr>
+        <w:trPr>
+          <w:tblCellSpacing w:w="15" w:type="dxa"/>
+        </w:trPr>
+        <w:tc>
+          <w:tcPr>
+            <w:tcW w:w="0" w:type="auto"/>
+            <w:tcBorders>
+              <w:top w:val="single" w:sz="6" w:space="0" w:color="C4C7C5"/>
+              <w:left w:val="single" w:sz="6" w:space="0" w:color="C4C7C5"/>
+              <w:bottom w:val="single" w:sz="6" w:space="0" w:color="C4C7C5"/>
+              <w:right w:val="single" w:sz="6" w:space="0" w:color="C4C7C5"/>
+            </w:tcBorders>
+            <w:tcMar>
+              <w:top w:w="120" w:type="dxa"/>
+              <w:left w:w="180" w:type="dxa"/>
+              <w:bottom w:w="120" w:type="dxa"/>
+              <w:right w:w="180" w:type="dxa"/>
+            </w:tcMar>
+            <w:vAlign w:val="center"/>
+          </w:tcPr>
+          <w:p>
+            <w:pPr>
+              <w:rPr>
+                <w:b/>
+                <w:bCs/>
+              </w:rPr>
+            </w:pPr>
+            <w:r>
+              <w:rPr>
+                <w:b/>
+                <w:bCs/>
+              </w:rPr>
+              <w:t xml:space="preserve">PAT-048  </w:t>
+            </w:r>
+          </w:p>
+        </w:tc>
+        <w:tc>
+          <w:tcPr>
+            <w:tcW w:w="0" w:type="auto"/>
+            <w:tcBorders>
+              <w:top w:val="single" w:sz="6" w:space="0" w:color="C4C7C5"/>
+              <w:left w:val="single" w:sz="6" w:space="0" w:color="C4C7C5"/>
+              <w:bottom w:val="single" w:sz="6" w:space="0" w:color="C4C7C5"/>
+              <w:right w:val="single" w:sz="6" w:space="0" w:color="C4C7C5"/>
+            </w:tcBorders>
+            <w:tcMar>
+              <w:top w:w="120" w:type="dxa"/>
+              <w:left w:w="180" w:type="dxa"/>
+              <w:bottom w:w="120" w:type="dxa"/>
+              <w:right w:w="180" w:type="dxa"/>
+            </w:tcMar>
+            <w:vAlign w:val="center"/>
+          </w:tcPr>
+          <w:p>
+            <w:r>
+              <w:t>Shortcut Acquisition &amp; Retention</w:t>
+            </w:r>
+          </w:p>
+        </w:tc>
+        <w:tc>
+          <w:tcPr>
+            <w:tcW w:w="0" w:type="auto"/>
+            <w:tcBorders>
+              <w:top w:val="single" w:sz="6" w:space="0" w:color="C4C7C5"/>
+              <w:left w:val="single" w:sz="6" w:space="0" w:color="C4C7C5"/>
+              <w:bottom w:val="single" w:sz="6" w:space="0" w:color="C4C7C5"/>
+              <w:right w:val="single" w:sz="6" w:space="0" w:color="C4C7C5"/>
+            </w:tcBorders>
+            <w:tcMar>
+              <w:top w:w="120" w:type="dxa"/>
+              <w:left w:w="180" w:type="dxa"/>
+              <w:bottom w:w="120" w:type="dxa"/>
+              <w:right w:w="180" w:type="dxa"/>
+            </w:tcMar>
+            <w:vAlign w:val="center"/>
+          </w:tcPr>
+          <w:p>
+            <w:r>
+              <w:t>Accepted</w:t>
+            </w:r>
+          </w:p>
+        </w:tc>
+      </w:tr>
+      <w:tr>
+        <w:trPr>
+          <w:tblCellSpacing w:w="15" w:type="dxa"/>
+        </w:trPr>
+        <w:tc>
+          <w:tcPr>
+            <w:tcW w:w="0" w:type="auto"/>
+            <w:tcBorders>
+              <w:top w:val="single" w:sz="6" w:space="0" w:color="C4C7C5"/>
+              <w:left w:val="single" w:sz="6" w:space="0" w:color="C4C7C5"/>
+              <w:bottom w:val="single" w:sz="6" w:space="0" w:color="C4C7C5"/>
+              <w:right w:val="single" w:sz="6" w:space="0" w:color="C4C7C5"/>
+            </w:tcBorders>
+            <w:tcMar>
+              <w:top w:w="120" w:type="dxa"/>
+              <w:left w:w="180" w:type="dxa"/>
+              <w:bottom w:w="120" w:type="dxa"/>
+              <w:right w:w="180" w:type="dxa"/>
+            </w:tcMar>
+            <w:vAlign w:val="center"/>
+          </w:tcPr>
+          <w:p>
+            <w:pPr>
+              <w:rPr>
+                <w:b/>
+                <w:bCs/>
+              </w:rPr>
+            </w:pPr>
+            <w:r>
+              <w:rPr>
+                <w:b/>
+                <w:bCs/>
+              </w:rPr>
+              <w:t>PAT-049</w:t>
+            </w:r>
+          </w:p>
+        </w:tc>
+        <w:tc>
+          <w:tcPr>
+            <w:tcW w:w="0" w:type="auto"/>
+            <w:tcBorders>
+              <w:top w:val="single" w:sz="6" w:space="0" w:color="C4C7C5"/>
+              <w:left w:val="single" w:sz="6" w:space="0" w:color="C4C7C5"/>
+              <w:bottom w:val="single" w:sz="6" w:space="0" w:color="C4C7C5"/>
+              <w:right w:val="single" w:sz="6" w:space="0" w:color="C4C7C5"/>
+            </w:tcBorders>
+            <w:tcMar>
+              <w:top w:w="120" w:type="dxa"/>
+              <w:left w:w="180" w:type="dxa"/>
+              <w:bottom w:w="120" w:type="dxa"/>
+              <w:right w:w="180" w:type="dxa"/>
+            </w:tcMar>
+            <w:vAlign w:val="center"/>
+          </w:tcPr>
+          <w:p>
+            <w:r>
+              <w:t>Motor Input Adaptation</w:t>
+            </w:r>
+          </w:p>
+        </w:tc>
+        <w:tc>
+          <w:tcPr>
+            <w:tcW w:w="0" w:type="auto"/>
+            <w:tcBorders>
+              <w:top w:val="single" w:sz="6" w:space="0" w:color="C4C7C5"/>
+              <w:left w:val="single" w:sz="6" w:space="0" w:color="C4C7C5"/>
+              <w:bottom w:val="single" w:sz="6" w:space="0" w:color="C4C7C5"/>
+              <w:right w:val="single" w:sz="6" w:space="0" w:color="C4C7C5"/>
+            </w:tcBorders>
+            <w:tcMar>
+              <w:top w:w="120" w:type="dxa"/>
+              <w:left w:w="180" w:type="dxa"/>
+              <w:bottom w:w="120" w:type="dxa"/>
+              <w:right w:w="180" w:type="dxa"/>
+            </w:tcMar>
+            <w:vAlign w:val="center"/>
+          </w:tcPr>
+          <w:p>
+            <w:r>
+              <w:t>Accepted</w:t>
+            </w:r>
+          </w:p>
+        </w:tc>
+      </w:tr>
+      <w:tr>
+        <w:trPr>
+          <w:tblCellSpacing w:w="15" w:type="dxa"/>
+        </w:trPr>
+        <w:tc>
+          <w:tcPr>
+            <w:tcW w:w="0" w:type="auto"/>
+            <w:tcBorders>
+              <w:top w:val="single" w:sz="6" w:space="0" w:color="C4C7C5"/>
+              <w:left w:val="single" w:sz="6" w:space="0" w:color="C4C7C5"/>
+              <w:bottom w:val="single" w:sz="6" w:space="0" w:color="C4C7C5"/>
+              <w:right w:val="single" w:sz="6" w:space="0" w:color="C4C7C5"/>
+            </w:tcBorders>
+            <w:tcMar>
+              <w:top w:w="120" w:type="dxa"/>
+              <w:left w:w="180" w:type="dxa"/>
+              <w:bottom w:w="120" w:type="dxa"/>
+              <w:right w:w="180" w:type="dxa"/>
+            </w:tcMar>
+            <w:vAlign w:val="center"/>
+          </w:tcPr>
+          <w:p>
+            <w:pPr>
+              <w:rPr>
+                <w:b/>
+                <w:bCs/>
+              </w:rPr>
+            </w:pPr>
+            <w:r>
+              <w:rPr>
+                <w:b/>
+                <w:bCs/>
+              </w:rPr>
+              <w:t>PAT-050</w:t>
+            </w:r>
+          </w:p>
+        </w:tc>
+        <w:tc>
+          <w:tcPr>
+            <w:tcW w:w="0" w:type="auto"/>
+            <w:tcBorders>
+              <w:top w:val="single" w:sz="6" w:space="0" w:color="C4C7C5"/>
+              <w:left w:val="single" w:sz="6" w:space="0" w:color="C4C7C5"/>
+              <w:bottom w:val="single" w:sz="6" w:space="0" w:color="C4C7C5"/>
+              <w:right w:val="single" w:sz="6" w:space="0" w:color="C4C7C5"/>
+            </w:tcBorders>
+            <w:tcMar>
+              <w:top w:w="120" w:type="dxa"/>
+              <w:left w:w="180" w:type="dxa"/>
+              <w:bottom w:w="120" w:type="dxa"/>
+              <w:right w:w="180" w:type="dxa"/>
+            </w:tcMar>
+            <w:vAlign w:val="center"/>
+          </w:tcPr>
+          <w:p>
+            <w:r>
+              <w:t>Input Error Recovery</w:t>
+            </w:r>
+          </w:p>
+        </w:tc>
+        <w:tc>
+          <w:tcPr>
+            <w:tcW w:w="0" w:type="auto"/>
+            <w:tcBorders>
+              <w:top w:val="single" w:sz="6" w:space="0" w:color="C4C7C5"/>
+              <w:left w:val="single" w:sz="6" w:space="0" w:color="C4C7C5"/>
+              <w:bottom w:val="single" w:sz="6" w:space="0" w:color="C4C7C5"/>
+              <w:right w:val="single" w:sz="6" w:space="0" w:color="C4C7C5"/>
+            </w:tcBorders>
+            <w:tcMar>
+              <w:top w:w="120" w:type="dxa"/>
+              <w:left w:w="180" w:type="dxa"/>
+              <w:bottom w:w="120" w:type="dxa"/>
+              <w:right w:w="180" w:type="dxa"/>
+            </w:tcMar>
+            <w:vAlign w:val="center"/>
+          </w:tcPr>
+          <w:p>
+            <w:r>
+              <w:t>Accepted</w:t>
+            </w:r>
+          </w:p>
+        </w:tc>
+      </w:tr>
+      <w:tr>
+        <w:trPr>
+          <w:tblCellSpacing w:w="15" w:type="dxa"/>
+        </w:trPr>
+        <w:tc>
+          <w:tcPr>
+            <w:tcW w:w="0" w:type="auto"/>
+            <w:tcBorders>
+              <w:top w:val="single" w:sz="6" w:space="0" w:color="C4C7C5"/>
+              <w:left w:val="single" w:sz="6" w:space="0" w:color="C4C7C5"/>
+              <w:bottom w:val="single" w:sz="6" w:space="0" w:color="C4C7C5"/>
+              <w:right w:val="single" w:sz="6" w:space="0" w:color="C4C7C5"/>
+            </w:tcBorders>
+            <w:tcMar>
+              <w:top w:w="120" w:type="dxa"/>
+              <w:left w:w="180" w:type="dxa"/>
+              <w:bottom w:w="120" w:type="dxa"/>
+              <w:right w:w="180" w:type="dxa"/>
+            </w:tcMar>
+            <w:vAlign w:val="center"/>
+          </w:tcPr>
+          <w:p>
+            <w:pPr>
+              <w:rPr>
+                <w:b/>
+                <w:bCs/>
+              </w:rPr>
+            </w:pPr>
+            <w:r>
+              <w:rPr>
+                <w:b/>
+                <w:bCs/>
+              </w:rPr>
+              <w:t>PAT-051</w:t>
+            </w:r>
+          </w:p>
+        </w:tc>
+        <w:tc>
+          <w:tcPr>
+            <w:tcW w:w="0" w:type="auto"/>
+            <w:tcBorders>
+              <w:top w:val="single" w:sz="6" w:space="0" w:color="C4C7C5"/>
+              <w:left w:val="single" w:sz="6" w:space="0" w:color="C4C7C5"/>
+              <w:bottom w:val="single" w:sz="6" w:space="0" w:color="C4C7C5"/>
+              <w:right w:val="single" w:sz="6" w:space="0" w:color="C4C7C5"/>
+            </w:tcBorders>
+            <w:tcMar>
+              <w:top w:w="120" w:type="dxa"/>
+              <w:left w:w="180" w:type="dxa"/>
+              <w:bottom w:w="120" w:type="dxa"/>
+              <w:right w:w="180" w:type="dxa"/>
+            </w:tcMar>
+            <w:vAlign w:val="center"/>
+          </w:tcPr>
+          <w:p>
+            <w:r>
+              <w:t>Keyboard Workflow Optimization</w:t>
+            </w:r>
+          </w:p>
+        </w:tc>
+        <w:tc>
+          <w:tcPr>
+            <w:tcW w:w="0" w:type="auto"/>
+            <w:tcBorders>
+              <w:top w:val="single" w:sz="6" w:space="0" w:color="C4C7C5"/>
+              <w:left w:val="single" w:sz="6" w:space="0" w:color="C4C7C5"/>
+              <w:bottom w:val="single" w:sz="6" w:space="0" w:color="C4C7C5"/>
+              <w:right w:val="single" w:sz="6" w:space="0" w:color="C4C7C5"/>
+            </w:tcBorders>
+            <w:tcMar>
+              <w:top w:w="120" w:type="dxa"/>
+              <w:left w:w="180" w:type="dxa"/>
+              <w:bottom w:w="120" w:type="dxa"/>
+              <w:right w:w="180" w:type="dxa"/>
+            </w:tcMar>
+            <w:vAlign w:val="center"/>
+          </w:tcPr>
+          <w:p>
+            <w:r>
+              <w:t>Accepted</w:t>
+            </w:r>
+          </w:p>
+        </w:tc>
+      </w:tr>
+      <w:tr>
+        <w:trPr>
+          <w:tblCellSpacing w:w="15" w:type="dxa"/>
+        </w:trPr>
+        <w:tc>
+          <w:tcPr>
+            <w:tcW w:w="0" w:type="auto"/>
+            <w:tcBorders>
+              <w:top w:val="single" w:sz="6" w:space="0" w:color="C4C7C5"/>
+              <w:left w:val="single" w:sz="6" w:space="0" w:color="C4C7C5"/>
+              <w:bottom w:val="single" w:sz="6" w:space="0" w:color="C4C7C5"/>
+              <w:right w:val="single" w:sz="6" w:space="0" w:color="C4C7C5"/>
+            </w:tcBorders>
+            <w:tcMar>
+              <w:top w:w="120" w:type="dxa"/>
+              <w:left w:w="180" w:type="dxa"/>
+              <w:bottom w:w="120" w:type="dxa"/>
+              <w:right w:w="180" w:type="dxa"/>
+            </w:tcMar>
+            <w:vAlign w:val="center"/>
+          </w:tcPr>
+          <w:p>
+            <w:pPr>
+              <w:rPr>
+                <w:b/>
+                <w:bCs/>
+              </w:rPr>
+            </w:pPr>
+            <w:r>
+              <w:rPr>
+                <w:b/>
+                <w:bCs/>
+              </w:rPr>
+              <w:t xml:space="preserve">PAT-052  </w:t>
+            </w:r>
+          </w:p>
+        </w:tc>
+        <w:tc>
+          <w:tcPr>
+            <w:tcW w:w="0" w:type="auto"/>
+            <w:tcBorders>
+              <w:top w:val="single" w:sz="6" w:space="0" w:color="C4C7C5"/>
+              <w:left w:val="single" w:sz="6" w:space="0" w:color="C4C7C5"/>
+              <w:bottom w:val="single" w:sz="6" w:space="0" w:color="C4C7C5"/>
+              <w:right w:val="single" w:sz="6" w:space="0" w:color="C4C7C5"/>
+            </w:tcBorders>
+            <w:tcMar>
+              <w:top w:w="120" w:type="dxa"/>
+              <w:left w:w="180" w:type="dxa"/>
+              <w:bottom w:w="120" w:type="dxa"/>
+              <w:right w:w="180" w:type="dxa"/>
+            </w:tcMar>
+            <w:vAlign w:val="center"/>
+          </w:tcPr>
+          <w:p>
+            <w:r>
+              <w:t>Input Behaviour Evolution</w:t>
+            </w:r>
+          </w:p>
+        </w:tc>
+        <w:tc>
+          <w:tcPr>
+            <w:tcW w:w="0" w:type="auto"/>
+            <w:tcBorders>
+              <w:top w:val="single" w:sz="6" w:space="0" w:color="C4C7C5"/>
+              <w:left w:val="single" w:sz="6" w:space="0" w:color="C4C7C5"/>
+              <w:bottom w:val="single" w:sz="6" w:space="0" w:color="C4C7C5"/>
+              <w:right w:val="single" w:sz="6" w:space="0" w:color="C4C7C5"/>
+            </w:tcBorders>
+            <w:tcMar>
+              <w:top w:w="120" w:type="dxa"/>
+              <w:left w:w="180" w:type="dxa"/>
+              <w:bottom w:w="120" w:type="dxa"/>
+              <w:right w:w="180" w:type="dxa"/>
+            </w:tcMar>
+            <w:vAlign w:val="center"/>
+          </w:tcPr>
+          <w:p>
+            <w:r>
+              <w:t>Accepted</w:t>
+            </w:r>
+          </w:p>
+        </w:tc>
+      </w:tr>
     </w:tbl>
+    <w:p>
+      <w:pPr>
+        <w:rPr>
+          <w:b/>
+          <w:bCs/>
+        </w:rPr>
+      </w:pPr>
+    </w:p>
+    <w:p>
+      <w:pPr>
+        <w:rPr>
+          <w:b/>
+          <w:bCs/>
+        </w:rPr>
+      </w:pPr>
+    </w:p>
+    <w:p>
+      <w:pPr>
+        <w:rPr>
+          <w:b/>
+          <w:bCs/>
+        </w:rPr>
+      </w:pPr>
+    </w:p>
+    <w:p>
+      <w:pPr>
+        <w:rPr>
+          <w:b/>
+          <w:bCs/>
+        </w:rPr>
+      </w:pPr>
+    </w:p>
     <w:p>
       <w:pPr>
         <w:rPr>
@@ -4193,6 +4729,7 @@
           <w:b/>
           <w:bCs/>
         </w:rPr>
+        <w:lastRenderedPageBreak/>
         <w:t>Registry Statistics</w:t>
       </w:r>
     </w:p>
@@ -4326,18 +4863,7 @@
           </w:tcPr>
           <w:p>
             <w:r>
-              <w:rPr>
-                <w:b/>
-                <w:bCs/>
-              </w:rPr>
-              <w:t>4</w:t>
-            </w:r>
-            <w:r>
-              <w:rPr>
-                <w:b/>
-                <w:bCs/>
-              </w:rPr>
-              <w:t>6</w:t>
+              <w:t>52</w:t>
             </w:r>
           </w:p>
         </w:tc>
@@ -4394,7 +4920,10 @@
           </w:tcPr>
           <w:p>
             <w:r>
-              <w:t>20</w:t>
+              <w:t>2</w:t>
+            </w:r>
+            <w:r>
+              <w:t>6</w:t>
             </w:r>
           </w:p>
         </w:tc>
@@ -4567,7 +5096,6 @@
         </w:numPr>
       </w:pPr>
       <w:r>
-        <w:lastRenderedPageBreak/>
         <w:t>The Registry shall be updated whenever a Pattern is created, accepted, revised, or deprecated.</w:t>
       </w:r>
     </w:p>
@@ -4644,11 +5172,52 @@
           <w:bCs/>
         </w:rPr>
       </w:pPr>
+    </w:p>
+    <w:p>
+      <w:pPr>
+        <w:rPr>
+          <w:b/>
+          <w:bCs/>
+        </w:rPr>
+      </w:pPr>
+    </w:p>
+    <w:p>
+      <w:pPr>
+        <w:rPr>
+          <w:b/>
+          <w:bCs/>
+        </w:rPr>
+      </w:pPr>
+    </w:p>
+    <w:p>
+      <w:pPr>
+        <w:rPr>
+          <w:b/>
+          <w:bCs/>
+        </w:rPr>
+      </w:pPr>
+    </w:p>
+    <w:p>
+      <w:pPr>
+        <w:rPr>
+          <w:b/>
+          <w:bCs/>
+        </w:rPr>
+      </w:pPr>
+    </w:p>
+    <w:p>
+      <w:pPr>
+        <w:rPr>
+          <w:b/>
+          <w:bCs/>
+        </w:rPr>
+      </w:pPr>
       <w:r>
         <w:rPr>
           <w:b/>
           <w:bCs/>
         </w:rPr>
+        <w:lastRenderedPageBreak/>
         <w:t>Document Information</w:t>
       </w:r>
     </w:p>

--- a/atlas/Registries/Pattern-Registry.docx
+++ b/atlas/Registries/Pattern-Registry.docx
@@ -2,6 +2,41 @@
 <file path=word/document.xml><?xml version="1.0" encoding="utf-8"?>
 <w:document xmlns:wpc="http://schemas.microsoft.com/office/word/2010/wordprocessingCanvas" xmlns:cx="http://schemas.microsoft.com/office/drawing/2014/chartex" xmlns:cx1="http://schemas.microsoft.com/office/drawing/2015/9/8/chartex" xmlns:cx2="http://schemas.microsoft.com/office/drawing/2015/10/21/chartex" xmlns:cx3="http://schemas.microsoft.com/office/drawing/2016/5/9/chartex" xmlns:cx4="http://schemas.microsoft.com/office/drawing/2016/5/10/chartex" xmlns:cx5="http://schemas.microsoft.com/office/drawing/2016/5/11/chartex" xmlns:cx6="http://schemas.microsoft.com/office/drawing/2016/5/12/chartex" xmlns:cx7="http://schemas.microsoft.com/office/drawing/2016/5/13/chartex" xmlns:cx8="http://schemas.microsoft.com/office/drawing/2016/5/14/chartex" xmlns:mc="http://schemas.openxmlformats.org/markup-compatibility/2006" xmlns:aink="http://schemas.microsoft.com/office/drawing/2016/ink" xmlns:am3d="http://schemas.microsoft.com/office/drawing/2017/model3d" xmlns:o="urn:schemas-microsoft-com:office:office" xmlns:oel="http://schemas.microsoft.com/office/2019/extlst" xmlns:r="http://schemas.openxmlformats.org/officeDocument/2006/relationships" xmlns:m="http://schemas.openxmlformats.org/officeDocument/2006/math" xmlns:v="urn:schemas-microsoft-com:vml" xmlns:wp14="http://schemas.microsoft.com/office/word/2010/wordprocessingDrawing" xmlns:wp="http://schemas.openxmlformats.org/drawingml/2006/wordprocessingDrawing" xmlns:w10="urn:schemas-microsoft-com:office:word" xmlns:w="http://schemas.openxmlformats.org/wordprocessingml/2006/main" xmlns:w14="http://schemas.microsoft.com/office/word/2010/wordml" xmlns:w15="http://schemas.microsoft.com/office/word/2012/wordml" xmlns:w16cei="http://schemas.microsoft.com/office/word/2026/wordml/cei" xmlns:w16cex="http://schemas.microsoft.com/office/word/2018/wordml/cex" xmlns:w16cid="http://schemas.microsoft.com/office/word/2016/wordml/cid" xmlns:w16="http://schemas.microsoft.com/office/word/2018/wordml" xmlns:w16du="http://schemas.microsoft.com/office/word/2023/wordml/word16du" xmlns:w16sdtdh="http://schemas.microsoft.com/office/word/2020/wordml/sdtdatahash" xmlns:w16sdtfl="http://schemas.microsoft.com/office/word/2024/wordml/sdtformatlock" xmlns:w16se="http://schemas.microsoft.com/office/word/2015/wordml/symex" xmlns:wpg="http://schemas.microsoft.com/office/word/2010/wordprocessingGroup" xmlns:wpi="http://schemas.microsoft.com/office/word/2010/wordprocessingInk" xmlns:wne="http://schemas.microsoft.com/office/word/2006/wordml" xmlns:wps="http://schemas.microsoft.com/office/word/2010/wordprocessingShape" mc:Ignorable="w14 w15 w16se w16cid w16 w16cex w16sdtdh w16sdtfl w16du wp14">
   <w:body>
+    <w:p>
+      <w:r>
+        <w:t xml:space="preserve">Here is the fully updated </w:t>
+      </w:r>
+      <w:r>
+        <w:rPr>
+          <w:b/>
+          <w:bCs/>
+        </w:rPr>
+        <w:t>Pattern Registry</w:t>
+      </w:r>
+      <w:r>
+        <w:t xml:space="preserve"> document, updated to include the newly added patterns (</w:t>
+      </w:r>
+      <w:r>
+        <w:rPr>
+          <w:b/>
+          <w:bCs/>
+        </w:rPr>
+        <w:t>PAT-053</w:t>
+      </w:r>
+      <w:r>
+        <w:t xml:space="preserve"> through </w:t>
+      </w:r>
+      <w:r>
+        <w:rPr>
+          <w:b/>
+          <w:bCs/>
+        </w:rPr>
+        <w:t>PAT-058</w:t>
+      </w:r>
+      <w:r>
+        <w:t>) from the Authentication &amp; Forms (AU) category, with all registry statistics, document metadata, and versioning synchronized.</w:t>
+      </w:r>
+    </w:p>
     <w:p>
       <w:pPr>
         <w:rPr>
@@ -39,7 +74,7 @@
     </w:p>
     <w:p>
       <w:r>
-        <w:t xml:space="preserve">The Registry functions as the single source of truth for Pattern identification. Detailed information—including supporting APIDs, evidence, research notes, validation confidence, revision history, and document metadata—is maintained within the corresponding Pattern document. </w:t>
+        <w:t>The Registry functions as the single source of truth for Pattern identification. Detailed information—including supporting APIDs, evidence, research notes, validation confidence, revision history, and document metadata—is maintained within the corresponding Pattern document.</w:t>
       </w:r>
     </w:p>
     <w:p>
@@ -781,6 +816,7 @@
                 <w:b/>
                 <w:bCs/>
               </w:rPr>
+              <w:lastRenderedPageBreak/>
               <w:t>PAT-005</w:t>
             </w:r>
           </w:p>
@@ -943,7 +979,6 @@
                 <w:b/>
                 <w:bCs/>
               </w:rPr>
-              <w:lastRenderedPageBreak/>
               <w:t>PAT-007</w:t>
             </w:r>
           </w:p>
@@ -2078,6 +2113,7 @@
                 <w:b/>
                 <w:bCs/>
               </w:rPr>
+              <w:lastRenderedPageBreak/>
               <w:t>PAT-021</w:t>
             </w:r>
           </w:p>
@@ -2240,7 +2276,6 @@
                 <w:b/>
                 <w:bCs/>
               </w:rPr>
-              <w:lastRenderedPageBreak/>
               <w:t>PAT-023</w:t>
             </w:r>
           </w:p>
@@ -2265,13 +2300,8 @@
           </w:tcPr>
           <w:p>
             <w:r>
-              <w:t xml:space="preserve">Adaptive System </w:t>
-            </w:r>
-            <w:proofErr w:type="spellStart"/>
-            <w:r>
-              <w:t>Behavior</w:t>
-            </w:r>
-            <w:proofErr w:type="spellEnd"/>
+              <w:t>Adaptive System Behavior</w:t>
+            </w:r>
           </w:p>
         </w:tc>
         <w:tc>
@@ -2351,15 +2381,7 @@
           </w:tcPr>
           <w:p>
             <w:r>
-              <w:t>Human-</w:t>
-            </w:r>
-            <w:proofErr w:type="spellStart"/>
-            <w:r>
-              <w:t>Centered</w:t>
-            </w:r>
-            <w:proofErr w:type="spellEnd"/>
-            <w:r>
-              <w:t xml:space="preserve"> Computing</w:t>
+              <w:t>Human-Centered Computing</w:t>
             </w:r>
           </w:p>
         </w:tc>
@@ -3112,7 +3134,7 @@
           </w:tcPr>
           <w:p>
             <w:r>
-              <w:t xml:space="preserve">Accepted </w:t>
+              <w:t>Accepted</w:t>
             </w:r>
           </w:p>
         </w:tc>
@@ -3388,6 +3410,7 @@
                 <w:b/>
                 <w:bCs/>
               </w:rPr>
+              <w:lastRenderedPageBreak/>
               <w:t>PAT-037</w:t>
             </w:r>
           </w:p>
@@ -3550,7 +3573,6 @@
                 <w:b/>
                 <w:bCs/>
               </w:rPr>
-              <w:lastRenderedPageBreak/>
               <w:t>PAT-039</w:t>
             </w:r>
           </w:p>
@@ -3948,14 +3970,9 @@
               <w:right w:w="180" w:type="dxa"/>
             </w:tcMar>
             <w:vAlign w:val="center"/>
-          </w:tcPr>
-          <w:p>
-            <w:pPr>
-              <w:rPr>
-                <w:b/>
-                <w:bCs/>
-              </w:rPr>
-            </w:pPr>
+            <w:hideMark/>
+          </w:tcPr>
+          <w:p>
             <w:r>
               <w:rPr>
                 <w:b/>
@@ -3981,6 +3998,7 @@
               <w:right w:w="180" w:type="dxa"/>
             </w:tcMar>
             <w:vAlign w:val="center"/>
+            <w:hideMark/>
           </w:tcPr>
           <w:p>
             <w:r>
@@ -4004,6 +4022,7 @@
               <w:right w:w="180" w:type="dxa"/>
             </w:tcMar>
             <w:vAlign w:val="center"/>
+            <w:hideMark/>
           </w:tcPr>
           <w:p>
             <w:r>
@@ -4032,14 +4051,9 @@
               <w:right w:w="180" w:type="dxa"/>
             </w:tcMar>
             <w:vAlign w:val="center"/>
-          </w:tcPr>
-          <w:p>
-            <w:pPr>
-              <w:rPr>
-                <w:b/>
-                <w:bCs/>
-              </w:rPr>
-            </w:pPr>
+            <w:hideMark/>
+          </w:tcPr>
+          <w:p>
             <w:r>
               <w:rPr>
                 <w:b/>
@@ -4065,6 +4079,7 @@
               <w:right w:w="180" w:type="dxa"/>
             </w:tcMar>
             <w:vAlign w:val="center"/>
+            <w:hideMark/>
           </w:tcPr>
           <w:p>
             <w:r>
@@ -4088,6 +4103,7 @@
               <w:right w:w="180" w:type="dxa"/>
             </w:tcMar>
             <w:vAlign w:val="center"/>
+            <w:hideMark/>
           </w:tcPr>
           <w:p>
             <w:r>
@@ -4116,14 +4132,9 @@
               <w:right w:w="180" w:type="dxa"/>
             </w:tcMar>
             <w:vAlign w:val="center"/>
-          </w:tcPr>
-          <w:p>
-            <w:pPr>
-              <w:rPr>
-                <w:b/>
-                <w:bCs/>
-              </w:rPr>
-            </w:pPr>
+            <w:hideMark/>
+          </w:tcPr>
+          <w:p>
             <w:r>
               <w:rPr>
                 <w:b/>
@@ -4149,6 +4160,7 @@
               <w:right w:w="180" w:type="dxa"/>
             </w:tcMar>
             <w:vAlign w:val="center"/>
+            <w:hideMark/>
           </w:tcPr>
           <w:p>
             <w:r>
@@ -4172,6 +4184,7 @@
               <w:right w:w="180" w:type="dxa"/>
             </w:tcMar>
             <w:vAlign w:val="center"/>
+            <w:hideMark/>
           </w:tcPr>
           <w:p>
             <w:r>
@@ -4200,39 +4213,35 @@
               <w:right w:w="180" w:type="dxa"/>
             </w:tcMar>
             <w:vAlign w:val="center"/>
-          </w:tcPr>
-          <w:p>
-            <w:pPr>
+            <w:hideMark/>
+          </w:tcPr>
+          <w:p>
+            <w:r>
               <w:rPr>
                 <w:b/>
                 <w:bCs/>
               </w:rPr>
-            </w:pPr>
-            <w:r>
-              <w:rPr>
-                <w:b/>
-                <w:bCs/>
-              </w:rPr>
-              <w:t xml:space="preserve">PAT-047 </w:t>
-            </w:r>
-          </w:p>
-        </w:tc>
-        <w:tc>
-          <w:tcPr>
-            <w:tcW w:w="0" w:type="auto"/>
-            <w:tcBorders>
-              <w:top w:val="single" w:sz="6" w:space="0" w:color="C4C7C5"/>
-              <w:left w:val="single" w:sz="6" w:space="0" w:color="C4C7C5"/>
-              <w:bottom w:val="single" w:sz="6" w:space="0" w:color="C4C7C5"/>
-              <w:right w:val="single" w:sz="6" w:space="0" w:color="C4C7C5"/>
-            </w:tcBorders>
-            <w:tcMar>
-              <w:top w:w="120" w:type="dxa"/>
-              <w:left w:w="180" w:type="dxa"/>
-              <w:bottom w:w="120" w:type="dxa"/>
-              <w:right w:w="180" w:type="dxa"/>
-            </w:tcMar>
-            <w:vAlign w:val="center"/>
+              <w:t>PAT-047</w:t>
+            </w:r>
+          </w:p>
+        </w:tc>
+        <w:tc>
+          <w:tcPr>
+            <w:tcW w:w="0" w:type="auto"/>
+            <w:tcBorders>
+              <w:top w:val="single" w:sz="6" w:space="0" w:color="C4C7C5"/>
+              <w:left w:val="single" w:sz="6" w:space="0" w:color="C4C7C5"/>
+              <w:bottom w:val="single" w:sz="6" w:space="0" w:color="C4C7C5"/>
+              <w:right w:val="single" w:sz="6" w:space="0" w:color="C4C7C5"/>
+            </w:tcBorders>
+            <w:tcMar>
+              <w:top w:w="120" w:type="dxa"/>
+              <w:left w:w="180" w:type="dxa"/>
+              <w:bottom w:w="120" w:type="dxa"/>
+              <w:right w:w="180" w:type="dxa"/>
+            </w:tcMar>
+            <w:vAlign w:val="center"/>
+            <w:hideMark/>
           </w:tcPr>
           <w:p>
             <w:r>
@@ -4256,6 +4265,7 @@
               <w:right w:w="180" w:type="dxa"/>
             </w:tcMar>
             <w:vAlign w:val="center"/>
+            <w:hideMark/>
           </w:tcPr>
           <w:p>
             <w:r>
@@ -4284,39 +4294,35 @@
               <w:right w:w="180" w:type="dxa"/>
             </w:tcMar>
             <w:vAlign w:val="center"/>
-          </w:tcPr>
-          <w:p>
-            <w:pPr>
+            <w:hideMark/>
+          </w:tcPr>
+          <w:p>
+            <w:r>
               <w:rPr>
                 <w:b/>
                 <w:bCs/>
               </w:rPr>
-            </w:pPr>
-            <w:r>
-              <w:rPr>
-                <w:b/>
-                <w:bCs/>
-              </w:rPr>
-              <w:t xml:space="preserve">PAT-048  </w:t>
-            </w:r>
-          </w:p>
-        </w:tc>
-        <w:tc>
-          <w:tcPr>
-            <w:tcW w:w="0" w:type="auto"/>
-            <w:tcBorders>
-              <w:top w:val="single" w:sz="6" w:space="0" w:color="C4C7C5"/>
-              <w:left w:val="single" w:sz="6" w:space="0" w:color="C4C7C5"/>
-              <w:bottom w:val="single" w:sz="6" w:space="0" w:color="C4C7C5"/>
-              <w:right w:val="single" w:sz="6" w:space="0" w:color="C4C7C5"/>
-            </w:tcBorders>
-            <w:tcMar>
-              <w:top w:w="120" w:type="dxa"/>
-              <w:left w:w="180" w:type="dxa"/>
-              <w:bottom w:w="120" w:type="dxa"/>
-              <w:right w:w="180" w:type="dxa"/>
-            </w:tcMar>
-            <w:vAlign w:val="center"/>
+              <w:t>PAT-048</w:t>
+            </w:r>
+          </w:p>
+        </w:tc>
+        <w:tc>
+          <w:tcPr>
+            <w:tcW w:w="0" w:type="auto"/>
+            <w:tcBorders>
+              <w:top w:val="single" w:sz="6" w:space="0" w:color="C4C7C5"/>
+              <w:left w:val="single" w:sz="6" w:space="0" w:color="C4C7C5"/>
+              <w:bottom w:val="single" w:sz="6" w:space="0" w:color="C4C7C5"/>
+              <w:right w:val="single" w:sz="6" w:space="0" w:color="C4C7C5"/>
+            </w:tcBorders>
+            <w:tcMar>
+              <w:top w:w="120" w:type="dxa"/>
+              <w:left w:w="180" w:type="dxa"/>
+              <w:bottom w:w="120" w:type="dxa"/>
+              <w:right w:w="180" w:type="dxa"/>
+            </w:tcMar>
+            <w:vAlign w:val="center"/>
+            <w:hideMark/>
           </w:tcPr>
           <w:p>
             <w:r>
@@ -4340,6 +4346,7 @@
               <w:right w:w="180" w:type="dxa"/>
             </w:tcMar>
             <w:vAlign w:val="center"/>
+            <w:hideMark/>
           </w:tcPr>
           <w:p>
             <w:r>
@@ -4368,14 +4375,9 @@
               <w:right w:w="180" w:type="dxa"/>
             </w:tcMar>
             <w:vAlign w:val="center"/>
-          </w:tcPr>
-          <w:p>
-            <w:pPr>
-              <w:rPr>
-                <w:b/>
-                <w:bCs/>
-              </w:rPr>
-            </w:pPr>
+            <w:hideMark/>
+          </w:tcPr>
+          <w:p>
             <w:r>
               <w:rPr>
                 <w:b/>
@@ -4401,6 +4403,7 @@
               <w:right w:w="180" w:type="dxa"/>
             </w:tcMar>
             <w:vAlign w:val="center"/>
+            <w:hideMark/>
           </w:tcPr>
           <w:p>
             <w:r>
@@ -4424,6 +4427,7 @@
               <w:right w:w="180" w:type="dxa"/>
             </w:tcMar>
             <w:vAlign w:val="center"/>
+            <w:hideMark/>
           </w:tcPr>
           <w:p>
             <w:r>
@@ -4452,14 +4456,9 @@
               <w:right w:w="180" w:type="dxa"/>
             </w:tcMar>
             <w:vAlign w:val="center"/>
-          </w:tcPr>
-          <w:p>
-            <w:pPr>
-              <w:rPr>
-                <w:b/>
-                <w:bCs/>
-              </w:rPr>
-            </w:pPr>
+            <w:hideMark/>
+          </w:tcPr>
+          <w:p>
             <w:r>
               <w:rPr>
                 <w:b/>
@@ -4485,6 +4484,7 @@
               <w:right w:w="180" w:type="dxa"/>
             </w:tcMar>
             <w:vAlign w:val="center"/>
+            <w:hideMark/>
           </w:tcPr>
           <w:p>
             <w:r>
@@ -4508,6 +4508,7 @@
               <w:right w:w="180" w:type="dxa"/>
             </w:tcMar>
             <w:vAlign w:val="center"/>
+            <w:hideMark/>
           </w:tcPr>
           <w:p>
             <w:r>
@@ -4536,14 +4537,9 @@
               <w:right w:w="180" w:type="dxa"/>
             </w:tcMar>
             <w:vAlign w:val="center"/>
-          </w:tcPr>
-          <w:p>
-            <w:pPr>
-              <w:rPr>
-                <w:b/>
-                <w:bCs/>
-              </w:rPr>
-            </w:pPr>
+            <w:hideMark/>
+          </w:tcPr>
+          <w:p>
             <w:r>
               <w:rPr>
                 <w:b/>
@@ -4569,6 +4565,7 @@
               <w:right w:w="180" w:type="dxa"/>
             </w:tcMar>
             <w:vAlign w:val="center"/>
+            <w:hideMark/>
           </w:tcPr>
           <w:p>
             <w:r>
@@ -4592,6 +4589,7 @@
               <w:right w:w="180" w:type="dxa"/>
             </w:tcMar>
             <w:vAlign w:val="center"/>
+            <w:hideMark/>
           </w:tcPr>
           <w:p>
             <w:r>
@@ -4620,103 +4618,555 @@
               <w:right w:w="180" w:type="dxa"/>
             </w:tcMar>
             <w:vAlign w:val="center"/>
-          </w:tcPr>
-          <w:p>
-            <w:pPr>
+            <w:hideMark/>
+          </w:tcPr>
+          <w:p>
+            <w:r>
               <w:rPr>
                 <w:b/>
                 <w:bCs/>
               </w:rPr>
-            </w:pPr>
+              <w:t>PAT-052</w:t>
+            </w:r>
+          </w:p>
+        </w:tc>
+        <w:tc>
+          <w:tcPr>
+            <w:tcW w:w="0" w:type="auto"/>
+            <w:tcBorders>
+              <w:top w:val="single" w:sz="6" w:space="0" w:color="C4C7C5"/>
+              <w:left w:val="single" w:sz="6" w:space="0" w:color="C4C7C5"/>
+              <w:bottom w:val="single" w:sz="6" w:space="0" w:color="C4C7C5"/>
+              <w:right w:val="single" w:sz="6" w:space="0" w:color="C4C7C5"/>
+            </w:tcBorders>
+            <w:tcMar>
+              <w:top w:w="120" w:type="dxa"/>
+              <w:left w:w="180" w:type="dxa"/>
+              <w:bottom w:w="120" w:type="dxa"/>
+              <w:right w:w="180" w:type="dxa"/>
+            </w:tcMar>
+            <w:vAlign w:val="center"/>
+            <w:hideMark/>
+          </w:tcPr>
+          <w:p>
+            <w:r>
+              <w:t>Input Behaviour Evolution</w:t>
+            </w:r>
+          </w:p>
+        </w:tc>
+        <w:tc>
+          <w:tcPr>
+            <w:tcW w:w="0" w:type="auto"/>
+            <w:tcBorders>
+              <w:top w:val="single" w:sz="6" w:space="0" w:color="C4C7C5"/>
+              <w:left w:val="single" w:sz="6" w:space="0" w:color="C4C7C5"/>
+              <w:bottom w:val="single" w:sz="6" w:space="0" w:color="C4C7C5"/>
+              <w:right w:val="single" w:sz="6" w:space="0" w:color="C4C7C5"/>
+            </w:tcBorders>
+            <w:tcMar>
+              <w:top w:w="120" w:type="dxa"/>
+              <w:left w:w="180" w:type="dxa"/>
+              <w:bottom w:w="120" w:type="dxa"/>
+              <w:right w:w="180" w:type="dxa"/>
+            </w:tcMar>
+            <w:vAlign w:val="center"/>
+            <w:hideMark/>
+          </w:tcPr>
+          <w:p>
+            <w:r>
+              <w:t>Accepted</w:t>
+            </w:r>
+          </w:p>
+        </w:tc>
+      </w:tr>
+      <w:tr>
+        <w:trPr>
+          <w:tblCellSpacing w:w="15" w:type="dxa"/>
+        </w:trPr>
+        <w:tc>
+          <w:tcPr>
+            <w:tcW w:w="0" w:type="auto"/>
+            <w:tcBorders>
+              <w:top w:val="single" w:sz="6" w:space="0" w:color="C4C7C5"/>
+              <w:left w:val="single" w:sz="6" w:space="0" w:color="C4C7C5"/>
+              <w:bottom w:val="single" w:sz="6" w:space="0" w:color="C4C7C5"/>
+              <w:right w:val="single" w:sz="6" w:space="0" w:color="C4C7C5"/>
+            </w:tcBorders>
+            <w:tcMar>
+              <w:top w:w="120" w:type="dxa"/>
+              <w:left w:w="180" w:type="dxa"/>
+              <w:bottom w:w="120" w:type="dxa"/>
+              <w:right w:w="180" w:type="dxa"/>
+            </w:tcMar>
+            <w:vAlign w:val="center"/>
+            <w:hideMark/>
+          </w:tcPr>
+          <w:p>
             <w:r>
               <w:rPr>
                 <w:b/>
                 <w:bCs/>
               </w:rPr>
-              <w:t xml:space="preserve">PAT-052  </w:t>
-            </w:r>
-          </w:p>
-        </w:tc>
-        <w:tc>
-          <w:tcPr>
-            <w:tcW w:w="0" w:type="auto"/>
-            <w:tcBorders>
-              <w:top w:val="single" w:sz="6" w:space="0" w:color="C4C7C5"/>
-              <w:left w:val="single" w:sz="6" w:space="0" w:color="C4C7C5"/>
-              <w:bottom w:val="single" w:sz="6" w:space="0" w:color="C4C7C5"/>
-              <w:right w:val="single" w:sz="6" w:space="0" w:color="C4C7C5"/>
-            </w:tcBorders>
-            <w:tcMar>
-              <w:top w:w="120" w:type="dxa"/>
-              <w:left w:w="180" w:type="dxa"/>
-              <w:bottom w:w="120" w:type="dxa"/>
-              <w:right w:w="180" w:type="dxa"/>
-            </w:tcMar>
-            <w:vAlign w:val="center"/>
-          </w:tcPr>
-          <w:p>
-            <w:r>
-              <w:t>Input Behaviour Evolution</w:t>
-            </w:r>
-          </w:p>
-        </w:tc>
-        <w:tc>
-          <w:tcPr>
-            <w:tcW w:w="0" w:type="auto"/>
-            <w:tcBorders>
-              <w:top w:val="single" w:sz="6" w:space="0" w:color="C4C7C5"/>
-              <w:left w:val="single" w:sz="6" w:space="0" w:color="C4C7C5"/>
-              <w:bottom w:val="single" w:sz="6" w:space="0" w:color="C4C7C5"/>
-              <w:right w:val="single" w:sz="6" w:space="0" w:color="C4C7C5"/>
-            </w:tcBorders>
-            <w:tcMar>
-              <w:top w:w="120" w:type="dxa"/>
-              <w:left w:w="180" w:type="dxa"/>
-              <w:bottom w:w="120" w:type="dxa"/>
-              <w:right w:w="180" w:type="dxa"/>
-            </w:tcMar>
-            <w:vAlign w:val="center"/>
-          </w:tcPr>
-          <w:p>
-            <w:r>
-              <w:t>Accepted</w:t>
+              <w:lastRenderedPageBreak/>
+              <w:t>PAT-053</w:t>
+            </w:r>
+          </w:p>
+        </w:tc>
+        <w:tc>
+          <w:tcPr>
+            <w:tcW w:w="0" w:type="auto"/>
+            <w:tcBorders>
+              <w:top w:val="single" w:sz="6" w:space="0" w:color="C4C7C5"/>
+              <w:left w:val="single" w:sz="6" w:space="0" w:color="C4C7C5"/>
+              <w:bottom w:val="single" w:sz="6" w:space="0" w:color="C4C7C5"/>
+              <w:right w:val="single" w:sz="6" w:space="0" w:color="C4C7C5"/>
+            </w:tcBorders>
+            <w:tcMar>
+              <w:top w:w="120" w:type="dxa"/>
+              <w:left w:w="180" w:type="dxa"/>
+              <w:bottom w:w="120" w:type="dxa"/>
+              <w:right w:w="180" w:type="dxa"/>
+            </w:tcMar>
+            <w:vAlign w:val="center"/>
+            <w:hideMark/>
+          </w:tcPr>
+          <w:p>
+            <w:r>
+              <w:t>Authentication Burden</w:t>
+            </w:r>
+          </w:p>
+        </w:tc>
+        <w:tc>
+          <w:tcPr>
+            <w:tcW w:w="0" w:type="auto"/>
+            <w:tcBorders>
+              <w:top w:val="single" w:sz="6" w:space="0" w:color="C4C7C5"/>
+              <w:left w:val="single" w:sz="6" w:space="0" w:color="C4C7C5"/>
+              <w:bottom w:val="single" w:sz="6" w:space="0" w:color="C4C7C5"/>
+              <w:right w:val="single" w:sz="6" w:space="0" w:color="C4C7C5"/>
+            </w:tcBorders>
+            <w:tcMar>
+              <w:top w:w="120" w:type="dxa"/>
+              <w:left w:w="180" w:type="dxa"/>
+              <w:bottom w:w="120" w:type="dxa"/>
+              <w:right w:w="180" w:type="dxa"/>
+            </w:tcMar>
+            <w:vAlign w:val="center"/>
+            <w:hideMark/>
+          </w:tcPr>
+          <w:p>
+            <w:r>
+              <w:t>Candidate</w:t>
+            </w:r>
+          </w:p>
+        </w:tc>
+      </w:tr>
+      <w:tr>
+        <w:trPr>
+          <w:tblCellSpacing w:w="15" w:type="dxa"/>
+        </w:trPr>
+        <w:tc>
+          <w:tcPr>
+            <w:tcW w:w="0" w:type="auto"/>
+            <w:tcBorders>
+              <w:top w:val="single" w:sz="6" w:space="0" w:color="C4C7C5"/>
+              <w:left w:val="single" w:sz="6" w:space="0" w:color="C4C7C5"/>
+              <w:bottom w:val="single" w:sz="6" w:space="0" w:color="C4C7C5"/>
+              <w:right w:val="single" w:sz="6" w:space="0" w:color="C4C7C5"/>
+            </w:tcBorders>
+            <w:tcMar>
+              <w:top w:w="120" w:type="dxa"/>
+              <w:left w:w="180" w:type="dxa"/>
+              <w:bottom w:w="120" w:type="dxa"/>
+              <w:right w:w="180" w:type="dxa"/>
+            </w:tcMar>
+            <w:vAlign w:val="center"/>
+            <w:hideMark/>
+          </w:tcPr>
+          <w:p>
+            <w:r>
+              <w:rPr>
+                <w:b/>
+                <w:bCs/>
+              </w:rPr>
+              <w:t>PAT-054</w:t>
+            </w:r>
+          </w:p>
+        </w:tc>
+        <w:tc>
+          <w:tcPr>
+            <w:tcW w:w="0" w:type="auto"/>
+            <w:tcBorders>
+              <w:top w:val="single" w:sz="6" w:space="0" w:color="C4C7C5"/>
+              <w:left w:val="single" w:sz="6" w:space="0" w:color="C4C7C5"/>
+              <w:bottom w:val="single" w:sz="6" w:space="0" w:color="C4C7C5"/>
+              <w:right w:val="single" w:sz="6" w:space="0" w:color="C4C7C5"/>
+            </w:tcBorders>
+            <w:tcMar>
+              <w:top w:w="120" w:type="dxa"/>
+              <w:left w:w="180" w:type="dxa"/>
+              <w:bottom w:w="120" w:type="dxa"/>
+              <w:right w:w="180" w:type="dxa"/>
+            </w:tcMar>
+            <w:vAlign w:val="center"/>
+            <w:hideMark/>
+          </w:tcPr>
+          <w:p>
+            <w:r>
+              <w:t>Credential Lifecycle Management</w:t>
+            </w:r>
+          </w:p>
+        </w:tc>
+        <w:tc>
+          <w:tcPr>
+            <w:tcW w:w="0" w:type="auto"/>
+            <w:tcBorders>
+              <w:top w:val="single" w:sz="6" w:space="0" w:color="C4C7C5"/>
+              <w:left w:val="single" w:sz="6" w:space="0" w:color="C4C7C5"/>
+              <w:bottom w:val="single" w:sz="6" w:space="0" w:color="C4C7C5"/>
+              <w:right w:val="single" w:sz="6" w:space="0" w:color="C4C7C5"/>
+            </w:tcBorders>
+            <w:tcMar>
+              <w:top w:w="120" w:type="dxa"/>
+              <w:left w:w="180" w:type="dxa"/>
+              <w:bottom w:w="120" w:type="dxa"/>
+              <w:right w:w="180" w:type="dxa"/>
+            </w:tcMar>
+            <w:vAlign w:val="center"/>
+            <w:hideMark/>
+          </w:tcPr>
+          <w:p>
+            <w:r>
+              <w:t>Candidate</w:t>
+            </w:r>
+          </w:p>
+        </w:tc>
+      </w:tr>
+      <w:tr>
+        <w:trPr>
+          <w:tblCellSpacing w:w="15" w:type="dxa"/>
+        </w:trPr>
+        <w:tc>
+          <w:tcPr>
+            <w:tcW w:w="0" w:type="auto"/>
+            <w:tcBorders>
+              <w:top w:val="single" w:sz="6" w:space="0" w:color="C4C7C5"/>
+              <w:left w:val="single" w:sz="6" w:space="0" w:color="C4C7C5"/>
+              <w:bottom w:val="single" w:sz="6" w:space="0" w:color="C4C7C5"/>
+              <w:right w:val="single" w:sz="6" w:space="0" w:color="C4C7C5"/>
+            </w:tcBorders>
+            <w:tcMar>
+              <w:top w:w="120" w:type="dxa"/>
+              <w:left w:w="180" w:type="dxa"/>
+              <w:bottom w:w="120" w:type="dxa"/>
+              <w:right w:w="180" w:type="dxa"/>
+            </w:tcMar>
+            <w:vAlign w:val="center"/>
+            <w:hideMark/>
+          </w:tcPr>
+          <w:p>
+            <w:r>
+              <w:rPr>
+                <w:b/>
+                <w:bCs/>
+              </w:rPr>
+              <w:t>PAT-055</w:t>
+            </w:r>
+          </w:p>
+        </w:tc>
+        <w:tc>
+          <w:tcPr>
+            <w:tcW w:w="0" w:type="auto"/>
+            <w:tcBorders>
+              <w:top w:val="single" w:sz="6" w:space="0" w:color="C4C7C5"/>
+              <w:left w:val="single" w:sz="6" w:space="0" w:color="C4C7C5"/>
+              <w:bottom w:val="single" w:sz="6" w:space="0" w:color="C4C7C5"/>
+              <w:right w:val="single" w:sz="6" w:space="0" w:color="C4C7C5"/>
+            </w:tcBorders>
+            <w:tcMar>
+              <w:top w:w="120" w:type="dxa"/>
+              <w:left w:w="180" w:type="dxa"/>
+              <w:bottom w:w="120" w:type="dxa"/>
+              <w:right w:w="180" w:type="dxa"/>
+            </w:tcMar>
+            <w:vAlign w:val="center"/>
+            <w:hideMark/>
+          </w:tcPr>
+          <w:p>
+            <w:r>
+              <w:t>Identity Verification Behaviour</w:t>
+            </w:r>
+          </w:p>
+        </w:tc>
+        <w:tc>
+          <w:tcPr>
+            <w:tcW w:w="0" w:type="auto"/>
+            <w:tcBorders>
+              <w:top w:val="single" w:sz="6" w:space="0" w:color="C4C7C5"/>
+              <w:left w:val="single" w:sz="6" w:space="0" w:color="C4C7C5"/>
+              <w:bottom w:val="single" w:sz="6" w:space="0" w:color="C4C7C5"/>
+              <w:right w:val="single" w:sz="6" w:space="0" w:color="C4C7C5"/>
+            </w:tcBorders>
+            <w:tcMar>
+              <w:top w:w="120" w:type="dxa"/>
+              <w:left w:w="180" w:type="dxa"/>
+              <w:bottom w:w="120" w:type="dxa"/>
+              <w:right w:w="180" w:type="dxa"/>
+            </w:tcMar>
+            <w:vAlign w:val="center"/>
+            <w:hideMark/>
+          </w:tcPr>
+          <w:p>
+            <w:r>
+              <w:t>Candidate</w:t>
+            </w:r>
+          </w:p>
+        </w:tc>
+      </w:tr>
+      <w:tr>
+        <w:trPr>
+          <w:tblCellSpacing w:w="15" w:type="dxa"/>
+        </w:trPr>
+        <w:tc>
+          <w:tcPr>
+            <w:tcW w:w="0" w:type="auto"/>
+            <w:tcBorders>
+              <w:top w:val="single" w:sz="6" w:space="0" w:color="C4C7C5"/>
+              <w:left w:val="single" w:sz="6" w:space="0" w:color="C4C7C5"/>
+              <w:bottom w:val="single" w:sz="6" w:space="0" w:color="C4C7C5"/>
+              <w:right w:val="single" w:sz="6" w:space="0" w:color="C4C7C5"/>
+            </w:tcBorders>
+            <w:tcMar>
+              <w:top w:w="120" w:type="dxa"/>
+              <w:left w:w="180" w:type="dxa"/>
+              <w:bottom w:w="120" w:type="dxa"/>
+              <w:right w:w="180" w:type="dxa"/>
+            </w:tcMar>
+            <w:vAlign w:val="center"/>
+            <w:hideMark/>
+          </w:tcPr>
+          <w:p>
+            <w:r>
+              <w:rPr>
+                <w:b/>
+                <w:bCs/>
+              </w:rPr>
+              <w:t>PAT-056</w:t>
+            </w:r>
+          </w:p>
+        </w:tc>
+        <w:tc>
+          <w:tcPr>
+            <w:tcW w:w="0" w:type="auto"/>
+            <w:tcBorders>
+              <w:top w:val="single" w:sz="6" w:space="0" w:color="C4C7C5"/>
+              <w:left w:val="single" w:sz="6" w:space="0" w:color="C4C7C5"/>
+              <w:bottom w:val="single" w:sz="6" w:space="0" w:color="C4C7C5"/>
+              <w:right w:val="single" w:sz="6" w:space="0" w:color="C4C7C5"/>
+            </w:tcBorders>
+            <w:tcMar>
+              <w:top w:w="120" w:type="dxa"/>
+              <w:left w:w="180" w:type="dxa"/>
+              <w:bottom w:w="120" w:type="dxa"/>
+              <w:right w:w="180" w:type="dxa"/>
+            </w:tcMar>
+            <w:vAlign w:val="center"/>
+            <w:hideMark/>
+          </w:tcPr>
+          <w:p>
+            <w:r>
+              <w:t>Form Interaction Behaviour</w:t>
+            </w:r>
+          </w:p>
+        </w:tc>
+        <w:tc>
+          <w:tcPr>
+            <w:tcW w:w="0" w:type="auto"/>
+            <w:tcBorders>
+              <w:top w:val="single" w:sz="6" w:space="0" w:color="C4C7C5"/>
+              <w:left w:val="single" w:sz="6" w:space="0" w:color="C4C7C5"/>
+              <w:bottom w:val="single" w:sz="6" w:space="0" w:color="C4C7C5"/>
+              <w:right w:val="single" w:sz="6" w:space="0" w:color="C4C7C5"/>
+            </w:tcBorders>
+            <w:tcMar>
+              <w:top w:w="120" w:type="dxa"/>
+              <w:left w:w="180" w:type="dxa"/>
+              <w:bottom w:w="120" w:type="dxa"/>
+              <w:right w:w="180" w:type="dxa"/>
+            </w:tcMar>
+            <w:vAlign w:val="center"/>
+            <w:hideMark/>
+          </w:tcPr>
+          <w:p>
+            <w:r>
+              <w:t>Candidate</w:t>
+            </w:r>
+          </w:p>
+        </w:tc>
+      </w:tr>
+      <w:tr>
+        <w:trPr>
+          <w:tblCellSpacing w:w="15" w:type="dxa"/>
+        </w:trPr>
+        <w:tc>
+          <w:tcPr>
+            <w:tcW w:w="0" w:type="auto"/>
+            <w:tcBorders>
+              <w:top w:val="single" w:sz="6" w:space="0" w:color="C4C7C5"/>
+              <w:left w:val="single" w:sz="6" w:space="0" w:color="C4C7C5"/>
+              <w:bottom w:val="single" w:sz="6" w:space="0" w:color="C4C7C5"/>
+              <w:right w:val="single" w:sz="6" w:space="0" w:color="C4C7C5"/>
+            </w:tcBorders>
+            <w:tcMar>
+              <w:top w:w="120" w:type="dxa"/>
+              <w:left w:w="180" w:type="dxa"/>
+              <w:bottom w:w="120" w:type="dxa"/>
+              <w:right w:w="180" w:type="dxa"/>
+            </w:tcMar>
+            <w:vAlign w:val="center"/>
+            <w:hideMark/>
+          </w:tcPr>
+          <w:p>
+            <w:r>
+              <w:rPr>
+                <w:b/>
+                <w:bCs/>
+              </w:rPr>
+              <w:t>PAT-057</w:t>
+            </w:r>
+          </w:p>
+        </w:tc>
+        <w:tc>
+          <w:tcPr>
+            <w:tcW w:w="0" w:type="auto"/>
+            <w:tcBorders>
+              <w:top w:val="single" w:sz="6" w:space="0" w:color="C4C7C5"/>
+              <w:left w:val="single" w:sz="6" w:space="0" w:color="C4C7C5"/>
+              <w:bottom w:val="single" w:sz="6" w:space="0" w:color="C4C7C5"/>
+              <w:right w:val="single" w:sz="6" w:space="0" w:color="C4C7C5"/>
+            </w:tcBorders>
+            <w:tcMar>
+              <w:top w:w="120" w:type="dxa"/>
+              <w:left w:w="180" w:type="dxa"/>
+              <w:bottom w:w="120" w:type="dxa"/>
+              <w:right w:w="180" w:type="dxa"/>
+            </w:tcMar>
+            <w:vAlign w:val="center"/>
+            <w:hideMark/>
+          </w:tcPr>
+          <w:p>
+            <w:r>
+              <w:t>Identity Consistency</w:t>
+            </w:r>
+          </w:p>
+        </w:tc>
+        <w:tc>
+          <w:tcPr>
+            <w:tcW w:w="0" w:type="auto"/>
+            <w:tcBorders>
+              <w:top w:val="single" w:sz="6" w:space="0" w:color="C4C7C5"/>
+              <w:left w:val="single" w:sz="6" w:space="0" w:color="C4C7C5"/>
+              <w:bottom w:val="single" w:sz="6" w:space="0" w:color="C4C7C5"/>
+              <w:right w:val="single" w:sz="6" w:space="0" w:color="C4C7C5"/>
+            </w:tcBorders>
+            <w:tcMar>
+              <w:top w:w="120" w:type="dxa"/>
+              <w:left w:w="180" w:type="dxa"/>
+              <w:bottom w:w="120" w:type="dxa"/>
+              <w:right w:w="180" w:type="dxa"/>
+            </w:tcMar>
+            <w:vAlign w:val="center"/>
+            <w:hideMark/>
+          </w:tcPr>
+          <w:p>
+            <w:r>
+              <w:t>Candidate</w:t>
+            </w:r>
+          </w:p>
+        </w:tc>
+      </w:tr>
+      <w:tr>
+        <w:trPr>
+          <w:tblCellSpacing w:w="15" w:type="dxa"/>
+        </w:trPr>
+        <w:tc>
+          <w:tcPr>
+            <w:tcW w:w="0" w:type="auto"/>
+            <w:tcBorders>
+              <w:top w:val="single" w:sz="6" w:space="0" w:color="C4C7C5"/>
+              <w:left w:val="single" w:sz="6" w:space="0" w:color="C4C7C5"/>
+              <w:bottom w:val="single" w:sz="6" w:space="0" w:color="C4C7C5"/>
+              <w:right w:val="single" w:sz="6" w:space="0" w:color="C4C7C5"/>
+            </w:tcBorders>
+            <w:tcMar>
+              <w:top w:w="120" w:type="dxa"/>
+              <w:left w:w="180" w:type="dxa"/>
+              <w:bottom w:w="120" w:type="dxa"/>
+              <w:right w:w="180" w:type="dxa"/>
+            </w:tcMar>
+            <w:vAlign w:val="center"/>
+            <w:hideMark/>
+          </w:tcPr>
+          <w:p>
+            <w:r>
+              <w:rPr>
+                <w:b/>
+                <w:bCs/>
+              </w:rPr>
+              <w:t>PAT-058</w:t>
+            </w:r>
+          </w:p>
+        </w:tc>
+        <w:tc>
+          <w:tcPr>
+            <w:tcW w:w="0" w:type="auto"/>
+            <w:tcBorders>
+              <w:top w:val="single" w:sz="6" w:space="0" w:color="C4C7C5"/>
+              <w:left w:val="single" w:sz="6" w:space="0" w:color="C4C7C5"/>
+              <w:bottom w:val="single" w:sz="6" w:space="0" w:color="C4C7C5"/>
+              <w:right w:val="single" w:sz="6" w:space="0" w:color="C4C7C5"/>
+            </w:tcBorders>
+            <w:tcMar>
+              <w:top w:w="120" w:type="dxa"/>
+              <w:left w:w="180" w:type="dxa"/>
+              <w:bottom w:w="120" w:type="dxa"/>
+              <w:right w:w="180" w:type="dxa"/>
+            </w:tcMar>
+            <w:vAlign w:val="center"/>
+            <w:hideMark/>
+          </w:tcPr>
+          <w:p>
+            <w:r>
+              <w:t>Authentication Decision Behaviour</w:t>
+            </w:r>
+          </w:p>
+        </w:tc>
+        <w:tc>
+          <w:tcPr>
+            <w:tcW w:w="0" w:type="auto"/>
+            <w:tcBorders>
+              <w:top w:val="single" w:sz="6" w:space="0" w:color="C4C7C5"/>
+              <w:left w:val="single" w:sz="6" w:space="0" w:color="C4C7C5"/>
+              <w:bottom w:val="single" w:sz="6" w:space="0" w:color="C4C7C5"/>
+              <w:right w:val="single" w:sz="6" w:space="0" w:color="C4C7C5"/>
+            </w:tcBorders>
+            <w:tcMar>
+              <w:top w:w="120" w:type="dxa"/>
+              <w:left w:w="180" w:type="dxa"/>
+              <w:bottom w:w="120" w:type="dxa"/>
+              <w:right w:w="180" w:type="dxa"/>
+            </w:tcMar>
+            <w:vAlign w:val="center"/>
+            <w:hideMark/>
+          </w:tcPr>
+          <w:p>
+            <w:r>
+              <w:t>Candidate</w:t>
             </w:r>
           </w:p>
         </w:tc>
       </w:tr>
     </w:tbl>
-    <w:p>
-      <w:pPr>
-        <w:rPr>
-          <w:b/>
-          <w:bCs/>
-        </w:rPr>
-      </w:pPr>
-    </w:p>
-    <w:p>
-      <w:pPr>
-        <w:rPr>
-          <w:b/>
-          <w:bCs/>
-        </w:rPr>
-      </w:pPr>
-    </w:p>
-    <w:p>
-      <w:pPr>
-        <w:rPr>
-          <w:b/>
-          <w:bCs/>
-        </w:rPr>
-      </w:pPr>
-    </w:p>
-    <w:p>
-      <w:pPr>
-        <w:rPr>
-          <w:b/>
-          <w:bCs/>
-        </w:rPr>
-      </w:pPr>
-    </w:p>
     <w:p>
       <w:pPr>
         <w:rPr>
@@ -4729,7 +5179,6 @@
           <w:b/>
           <w:bCs/>
         </w:rPr>
-        <w:lastRenderedPageBreak/>
         <w:t>Registry Statistics</w:t>
       </w:r>
     </w:p>
@@ -4863,7 +5312,7 @@
           </w:tcPr>
           <w:p>
             <w:r>
-              <w:t>52</w:t>
+              <w:t>58</w:t>
             </w:r>
           </w:p>
         </w:tc>
@@ -4920,10 +5369,7 @@
           </w:tcPr>
           <w:p>
             <w:r>
-              <w:t>2</w:t>
-            </w:r>
-            <w:r>
-              <w:t>6</w:t>
+              <w:t>20</w:t>
             </w:r>
           </w:p>
         </w:tc>
@@ -4980,11 +5426,7 @@
           </w:tcPr>
           <w:p>
             <w:r>
-              <w:rPr>
-                <w:b/>
-                <w:bCs/>
-              </w:rPr>
-              <w:t>26</w:t>
+              <w:t>38</w:t>
             </w:r>
           </w:p>
         </w:tc>
@@ -5041,10 +5483,6 @@
           </w:tcPr>
           <w:p>
             <w:r>
-              <w:rPr>
-                <w:b/>
-                <w:bCs/>
-              </w:rPr>
               <w:t>0</w:t>
             </w:r>
           </w:p>
@@ -5070,7 +5508,7 @@
       <w:pPr>
         <w:numPr>
           <w:ilvl w:val="0"/>
-          <w:numId w:val="9"/>
+          <w:numId w:val="10"/>
         </w:numPr>
       </w:pPr>
       <w:r>
@@ -5081,7 +5519,7 @@
       <w:pPr>
         <w:numPr>
           <w:ilvl w:val="0"/>
-          <w:numId w:val="9"/>
+          <w:numId w:val="10"/>
         </w:numPr>
       </w:pPr>
       <w:r>
@@ -5092,7 +5530,7 @@
       <w:pPr>
         <w:numPr>
           <w:ilvl w:val="0"/>
-          <w:numId w:val="9"/>
+          <w:numId w:val="10"/>
         </w:numPr>
       </w:pPr>
       <w:r>
@@ -5103,7 +5541,7 @@
       <w:pPr>
         <w:numPr>
           <w:ilvl w:val="0"/>
-          <w:numId w:val="9"/>
+          <w:numId w:val="10"/>
         </w:numPr>
       </w:pPr>
       <w:r>
@@ -5114,18 +5552,19 @@
       <w:pPr>
         <w:numPr>
           <w:ilvl w:val="0"/>
-          <w:numId w:val="9"/>
+          <w:numId w:val="10"/>
         </w:numPr>
       </w:pPr>
       <w:r>
-        <w:t xml:space="preserve">Detailed information—including supporting APIDs, evidence, research notes, validation confidence, and revision history—shall be maintained within the corresponding Pattern document. </w:t>
+        <w:lastRenderedPageBreak/>
+        <w:t>Detailed information—including supporting APIDs, evidence, research notes, validation confidence, and revision history—shall be maintained within the corresponding Pattern document.</w:t>
       </w:r>
     </w:p>
     <w:p>
       <w:pPr>
         <w:numPr>
           <w:ilvl w:val="0"/>
-          <w:numId w:val="9"/>
+          <w:numId w:val="10"/>
         </w:numPr>
       </w:pPr>
       <w:r>
@@ -5136,7 +5575,7 @@
       <w:pPr>
         <w:numPr>
           <w:ilvl w:val="0"/>
-          <w:numId w:val="9"/>
+          <w:numId w:val="10"/>
         </w:numPr>
       </w:pPr>
       <w:r>
@@ -5147,18 +5586,18 @@
       <w:pPr>
         <w:numPr>
           <w:ilvl w:val="0"/>
-          <w:numId w:val="9"/>
+          <w:numId w:val="10"/>
         </w:numPr>
       </w:pPr>
       <w:r>
-        <w:t xml:space="preserve">Every Pattern shall reference one or more supporting Human Frictions (APIDs) within its corresponding Pattern document. </w:t>
+        <w:t>Every Pattern shall reference one or more supporting Human Frictions (APIDs) within its corresponding Pattern document.</w:t>
       </w:r>
     </w:p>
     <w:p>
       <w:pPr>
         <w:numPr>
           <w:ilvl w:val="0"/>
-          <w:numId w:val="9"/>
+          <w:numId w:val="10"/>
         </w:numPr>
       </w:pPr>
       <w:r>
@@ -5172,52 +5611,11 @@
           <w:bCs/>
         </w:rPr>
       </w:pPr>
-    </w:p>
-    <w:p>
-      <w:pPr>
-        <w:rPr>
-          <w:b/>
-          <w:bCs/>
-        </w:rPr>
-      </w:pPr>
-    </w:p>
-    <w:p>
-      <w:pPr>
-        <w:rPr>
-          <w:b/>
-          <w:bCs/>
-        </w:rPr>
-      </w:pPr>
-    </w:p>
-    <w:p>
-      <w:pPr>
-        <w:rPr>
-          <w:b/>
-          <w:bCs/>
-        </w:rPr>
-      </w:pPr>
-    </w:p>
-    <w:p>
-      <w:pPr>
-        <w:rPr>
-          <w:b/>
-          <w:bCs/>
-        </w:rPr>
-      </w:pPr>
-    </w:p>
-    <w:p>
-      <w:pPr>
-        <w:rPr>
-          <w:b/>
-          <w:bCs/>
-        </w:rPr>
-      </w:pPr>
       <w:r>
         <w:rPr>
           <w:b/>
           <w:bCs/>
         </w:rPr>
-        <w:lastRenderedPageBreak/>
         <w:t>Document Information</w:t>
       </w:r>
     </w:p>
@@ -5465,11 +5863,7 @@
           </w:tcPr>
           <w:p>
             <w:r>
-              <w:rPr>
-                <w:b/>
-                <w:bCs/>
-              </w:rPr>
-              <w:t>1.4</w:t>
+              <w:t>1.5</w:t>
             </w:r>
           </w:p>
         </w:tc>
@@ -5583,11 +5977,7 @@
           </w:tcPr>
           <w:p>
             <w:r>
-              <w:rPr>
-                <w:b/>
-                <w:bCs/>
-              </w:rPr>
-              <w:t>2026-08-02</w:t>
+              <w:t>2026-08-07</w:t>
             </w:r>
           </w:p>
         </w:tc>
@@ -6172,6 +6562,119 @@
     </w:lvl>
   </w:abstractNum>
   <w:abstractNum w:abstractNumId="5" w15:restartNumberingAfterBreak="0">
+    <w:nsid w:val="4941135B"/>
+    <w:multiLevelType w:val="multilevel"/>
+    <w:tmpl w:val="989AFBEA"/>
+    <w:lvl w:ilvl="0">
+      <w:start w:val="1"/>
+      <w:numFmt w:val="decimal"/>
+      <w:lvlText w:val="%1."/>
+      <w:lvlJc w:val="left"/>
+      <w:pPr>
+        <w:tabs>
+          <w:tab w:val="num" w:pos="720"/>
+        </w:tabs>
+        <w:ind w:left="720" w:hanging="360"/>
+      </w:pPr>
+    </w:lvl>
+    <w:lvl w:ilvl="1" w:tentative="1">
+      <w:start w:val="1"/>
+      <w:numFmt w:val="decimal"/>
+      <w:lvlText w:val="%2."/>
+      <w:lvlJc w:val="left"/>
+      <w:pPr>
+        <w:tabs>
+          <w:tab w:val="num" w:pos="1440"/>
+        </w:tabs>
+        <w:ind w:left="1440" w:hanging="360"/>
+      </w:pPr>
+    </w:lvl>
+    <w:lvl w:ilvl="2" w:tentative="1">
+      <w:start w:val="1"/>
+      <w:numFmt w:val="decimal"/>
+      <w:lvlText w:val="%3."/>
+      <w:lvlJc w:val="left"/>
+      <w:pPr>
+        <w:tabs>
+          <w:tab w:val="num" w:pos="2160"/>
+        </w:tabs>
+        <w:ind w:left="2160" w:hanging="360"/>
+      </w:pPr>
+    </w:lvl>
+    <w:lvl w:ilvl="3" w:tentative="1">
+      <w:start w:val="1"/>
+      <w:numFmt w:val="decimal"/>
+      <w:lvlText w:val="%4."/>
+      <w:lvlJc w:val="left"/>
+      <w:pPr>
+        <w:tabs>
+          <w:tab w:val="num" w:pos="2880"/>
+        </w:tabs>
+        <w:ind w:left="2880" w:hanging="360"/>
+      </w:pPr>
+    </w:lvl>
+    <w:lvl w:ilvl="4" w:tentative="1">
+      <w:start w:val="1"/>
+      <w:numFmt w:val="decimal"/>
+      <w:lvlText w:val="%5."/>
+      <w:lvlJc w:val="left"/>
+      <w:pPr>
+        <w:tabs>
+          <w:tab w:val="num" w:pos="3600"/>
+        </w:tabs>
+        <w:ind w:left="3600" w:hanging="360"/>
+      </w:pPr>
+    </w:lvl>
+    <w:lvl w:ilvl="5" w:tentative="1">
+      <w:start w:val="1"/>
+      <w:numFmt w:val="decimal"/>
+      <w:lvlText w:val="%6."/>
+      <w:lvlJc w:val="left"/>
+      <w:pPr>
+        <w:tabs>
+          <w:tab w:val="num" w:pos="4320"/>
+        </w:tabs>
+        <w:ind w:left="4320" w:hanging="360"/>
+      </w:pPr>
+    </w:lvl>
+    <w:lvl w:ilvl="6" w:tentative="1">
+      <w:start w:val="1"/>
+      <w:numFmt w:val="decimal"/>
+      <w:lvlText w:val="%7."/>
+      <w:lvlJc w:val="left"/>
+      <w:pPr>
+        <w:tabs>
+          <w:tab w:val="num" w:pos="5040"/>
+        </w:tabs>
+        <w:ind w:left="5040" w:hanging="360"/>
+      </w:pPr>
+    </w:lvl>
+    <w:lvl w:ilvl="7" w:tentative="1">
+      <w:start w:val="1"/>
+      <w:numFmt w:val="decimal"/>
+      <w:lvlText w:val="%8."/>
+      <w:lvlJc w:val="left"/>
+      <w:pPr>
+        <w:tabs>
+          <w:tab w:val="num" w:pos="5760"/>
+        </w:tabs>
+        <w:ind w:left="5760" w:hanging="360"/>
+      </w:pPr>
+    </w:lvl>
+    <w:lvl w:ilvl="8" w:tentative="1">
+      <w:start w:val="1"/>
+      <w:numFmt w:val="decimal"/>
+      <w:lvlText w:val="%9."/>
+      <w:lvlJc w:val="left"/>
+      <w:pPr>
+        <w:tabs>
+          <w:tab w:val="num" w:pos="6480"/>
+        </w:tabs>
+        <w:ind w:left="6480" w:hanging="360"/>
+      </w:pPr>
+    </w:lvl>
+  </w:abstractNum>
+  <w:abstractNum w:abstractNumId="6" w15:restartNumberingAfterBreak="0">
     <w:nsid w:val="70BB186F"/>
     <w:multiLevelType w:val="multilevel"/>
     <w:tmpl w:val="39225390"/>
@@ -6284,7 +6787,7 @@
       </w:pPr>
     </w:lvl>
   </w:abstractNum>
-  <w:abstractNum w:abstractNumId="6" w15:restartNumberingAfterBreak="0">
+  <w:abstractNum w:abstractNumId="7" w15:restartNumberingAfterBreak="0">
     <w:nsid w:val="71DB38F1"/>
     <w:multiLevelType w:val="multilevel"/>
     <w:tmpl w:val="7D86EB56"/>
@@ -6397,7 +6900,7 @@
       </w:pPr>
     </w:lvl>
   </w:abstractNum>
-  <w:abstractNum w:abstractNumId="7" w15:restartNumberingAfterBreak="0">
+  <w:abstractNum w:abstractNumId="8" w15:restartNumberingAfterBreak="0">
     <w:nsid w:val="75DC39E6"/>
     <w:multiLevelType w:val="multilevel"/>
     <w:tmpl w:val="EC32B9C4"/>
@@ -6510,7 +7013,7 @@
       </w:pPr>
     </w:lvl>
   </w:abstractNum>
-  <w:abstractNum w:abstractNumId="8" w15:restartNumberingAfterBreak="0">
+  <w:abstractNum w:abstractNumId="9" w15:restartNumberingAfterBreak="0">
     <w:nsid w:val="7CB56ECB"/>
     <w:multiLevelType w:val="multilevel"/>
     <w:tmpl w:val="636CB9CC"/>
@@ -6627,10 +7130,10 @@
     <w:abstractNumId w:val="1"/>
   </w:num>
   <w:num w:numId="2" w16cid:durableId="134880570">
-    <w:abstractNumId w:val="5"/>
+    <w:abstractNumId w:val="6"/>
   </w:num>
   <w:num w:numId="3" w16cid:durableId="298078257">
-    <w:abstractNumId w:val="7"/>
+    <w:abstractNumId w:val="8"/>
   </w:num>
   <w:num w:numId="4" w16cid:durableId="669992744">
     <w:abstractNumId w:val="3"/>
@@ -6642,13 +7145,16 @@
     <w:abstractNumId w:val="0"/>
   </w:num>
   <w:num w:numId="7" w16cid:durableId="1991785932">
-    <w:abstractNumId w:val="6"/>
+    <w:abstractNumId w:val="7"/>
   </w:num>
   <w:num w:numId="8" w16cid:durableId="851458950">
     <w:abstractNumId w:val="2"/>
   </w:num>
   <w:num w:numId="9" w16cid:durableId="1056508381">
-    <w:abstractNumId w:val="8"/>
+    <w:abstractNumId w:val="9"/>
+  </w:num>
+  <w:num w:numId="10" w16cid:durableId="104882781">
+    <w:abstractNumId w:val="5"/>
   </w:num>
 </w:numbering>
 </file>
@@ -7053,7 +7559,7 @@
   <w:style w:type="paragraph" w:default="1" w:styleId="Normal">
     <w:name w:val="Normal"/>
     <w:qFormat/>
-    <w:rsid w:val="00E14DC2"/>
+    <w:rsid w:val="00054A19"/>
   </w:style>
   <w:style w:type="paragraph" w:styleId="Heading1">
     <w:name w:val="heading 1"/>

--- a/atlas/Registries/Pattern-Registry.docx
+++ b/atlas/Registries/Pattern-Registry.docx
@@ -2,41 +2,6 @@
 <file path=word/document.xml><?xml version="1.0" encoding="utf-8"?>
 <w:document xmlns:wpc="http://schemas.microsoft.com/office/word/2010/wordprocessingCanvas" xmlns:cx="http://schemas.microsoft.com/office/drawing/2014/chartex" xmlns:cx1="http://schemas.microsoft.com/office/drawing/2015/9/8/chartex" xmlns:cx2="http://schemas.microsoft.com/office/drawing/2015/10/21/chartex" xmlns:cx3="http://schemas.microsoft.com/office/drawing/2016/5/9/chartex" xmlns:cx4="http://schemas.microsoft.com/office/drawing/2016/5/10/chartex" xmlns:cx5="http://schemas.microsoft.com/office/drawing/2016/5/11/chartex" xmlns:cx6="http://schemas.microsoft.com/office/drawing/2016/5/12/chartex" xmlns:cx7="http://schemas.microsoft.com/office/drawing/2016/5/13/chartex" xmlns:cx8="http://schemas.microsoft.com/office/drawing/2016/5/14/chartex" xmlns:mc="http://schemas.openxmlformats.org/markup-compatibility/2006" xmlns:aink="http://schemas.microsoft.com/office/drawing/2016/ink" xmlns:am3d="http://schemas.microsoft.com/office/drawing/2017/model3d" xmlns:o="urn:schemas-microsoft-com:office:office" xmlns:oel="http://schemas.microsoft.com/office/2019/extlst" xmlns:r="http://schemas.openxmlformats.org/officeDocument/2006/relationships" xmlns:m="http://schemas.openxmlformats.org/officeDocument/2006/math" xmlns:v="urn:schemas-microsoft-com:vml" xmlns:wp14="http://schemas.microsoft.com/office/word/2010/wordprocessingDrawing" xmlns:wp="http://schemas.openxmlformats.org/drawingml/2006/wordprocessingDrawing" xmlns:w10="urn:schemas-microsoft-com:office:word" xmlns:w="http://schemas.openxmlformats.org/wordprocessingml/2006/main" xmlns:w14="http://schemas.microsoft.com/office/word/2010/wordml" xmlns:w15="http://schemas.microsoft.com/office/word/2012/wordml" xmlns:w16cei="http://schemas.microsoft.com/office/word/2026/wordml/cei" xmlns:w16cex="http://schemas.microsoft.com/office/word/2018/wordml/cex" xmlns:w16cid="http://schemas.microsoft.com/office/word/2016/wordml/cid" xmlns:w16="http://schemas.microsoft.com/office/word/2018/wordml" xmlns:w16du="http://schemas.microsoft.com/office/word/2023/wordml/word16du" xmlns:w16sdtdh="http://schemas.microsoft.com/office/word/2020/wordml/sdtdatahash" xmlns:w16sdtfl="http://schemas.microsoft.com/office/word/2024/wordml/sdtformatlock" xmlns:w16se="http://schemas.microsoft.com/office/word/2015/wordml/symex" xmlns:wpg="http://schemas.microsoft.com/office/word/2010/wordprocessingGroup" xmlns:wpi="http://schemas.microsoft.com/office/word/2010/wordprocessingInk" xmlns:wne="http://schemas.microsoft.com/office/word/2006/wordml" xmlns:wps="http://schemas.microsoft.com/office/word/2010/wordprocessingShape" mc:Ignorable="w14 w15 w16se w16cid w16 w16cex w16sdtdh w16sdtfl w16du wp14">
   <w:body>
-    <w:p>
-      <w:r>
-        <w:t xml:space="preserve">Here is the fully updated </w:t>
-      </w:r>
-      <w:r>
-        <w:rPr>
-          <w:b/>
-          <w:bCs/>
-        </w:rPr>
-        <w:t>Pattern Registry</w:t>
-      </w:r>
-      <w:r>
-        <w:t xml:space="preserve"> document, updated to include the newly added patterns (</w:t>
-      </w:r>
-      <w:r>
-        <w:rPr>
-          <w:b/>
-          <w:bCs/>
-        </w:rPr>
-        <w:t>PAT-053</w:t>
-      </w:r>
-      <w:r>
-        <w:t xml:space="preserve"> through </w:t>
-      </w:r>
-      <w:r>
-        <w:rPr>
-          <w:b/>
-          <w:bCs/>
-        </w:rPr>
-        <w:t>PAT-058</w:t>
-      </w:r>
-      <w:r>
-        <w:t>) from the Authentication &amp; Forms (AU) category, with all registry statistics, document metadata, and versioning synchronized.</w:t>
-      </w:r>
-    </w:p>
     <w:p>
       <w:pPr>
         <w:rPr>
@@ -488,10 +453,6 @@
           </w:tcPr>
           <w:p>
             <w:r>
-              <w:rPr>
-                <w:b/>
-                <w:bCs/>
-              </w:rPr>
               <w:t>PAT-001</w:t>
             </w:r>
           </w:p>
@@ -569,10 +530,6 @@
           </w:tcPr>
           <w:p>
             <w:r>
-              <w:rPr>
-                <w:b/>
-                <w:bCs/>
-              </w:rPr>
               <w:t>PAT-002</w:t>
             </w:r>
           </w:p>
@@ -650,10 +607,6 @@
           </w:tcPr>
           <w:p>
             <w:r>
-              <w:rPr>
-                <w:b/>
-                <w:bCs/>
-              </w:rPr>
               <w:t>PAT-003</w:t>
             </w:r>
           </w:p>
@@ -731,10 +684,6 @@
           </w:tcPr>
           <w:p>
             <w:r>
-              <w:rPr>
-                <w:b/>
-                <w:bCs/>
-              </w:rPr>
               <w:t>PAT-004</w:t>
             </w:r>
           </w:p>
@@ -812,11 +761,6 @@
           </w:tcPr>
           <w:p>
             <w:r>
-              <w:rPr>
-                <w:b/>
-                <w:bCs/>
-              </w:rPr>
-              <w:lastRenderedPageBreak/>
               <w:t>PAT-005</w:t>
             </w:r>
           </w:p>
@@ -894,10 +838,6 @@
           </w:tcPr>
           <w:p>
             <w:r>
-              <w:rPr>
-                <w:b/>
-                <w:bCs/>
-              </w:rPr>
               <w:t>PAT-006</w:t>
             </w:r>
           </w:p>
@@ -975,10 +915,7 @@
           </w:tcPr>
           <w:p>
             <w:r>
-              <w:rPr>
-                <w:b/>
-                <w:bCs/>
-              </w:rPr>
+              <w:lastRenderedPageBreak/>
               <w:t>PAT-007</w:t>
             </w:r>
           </w:p>
@@ -1056,10 +993,6 @@
           </w:tcPr>
           <w:p>
             <w:r>
-              <w:rPr>
-                <w:b/>
-                <w:bCs/>
-              </w:rPr>
               <w:t>PAT-008</w:t>
             </w:r>
           </w:p>
@@ -1137,10 +1070,6 @@
           </w:tcPr>
           <w:p>
             <w:r>
-              <w:rPr>
-                <w:b/>
-                <w:bCs/>
-              </w:rPr>
               <w:t>PAT-009</w:t>
             </w:r>
           </w:p>
@@ -1218,10 +1147,6 @@
           </w:tcPr>
           <w:p>
             <w:r>
-              <w:rPr>
-                <w:b/>
-                <w:bCs/>
-              </w:rPr>
               <w:t>PAT-010</w:t>
             </w:r>
           </w:p>
@@ -1299,10 +1224,6 @@
           </w:tcPr>
           <w:p>
             <w:r>
-              <w:rPr>
-                <w:b/>
-                <w:bCs/>
-              </w:rPr>
               <w:t>PAT-011</w:t>
             </w:r>
           </w:p>
@@ -1380,10 +1301,6 @@
           </w:tcPr>
           <w:p>
             <w:r>
-              <w:rPr>
-                <w:b/>
-                <w:bCs/>
-              </w:rPr>
               <w:t>PAT-012</w:t>
             </w:r>
           </w:p>
@@ -1461,10 +1378,6 @@
           </w:tcPr>
           <w:p>
             <w:r>
-              <w:rPr>
-                <w:b/>
-                <w:bCs/>
-              </w:rPr>
               <w:t>PAT-013</w:t>
             </w:r>
           </w:p>
@@ -1542,10 +1455,6 @@
           </w:tcPr>
           <w:p>
             <w:r>
-              <w:rPr>
-                <w:b/>
-                <w:bCs/>
-              </w:rPr>
               <w:t>PAT-014</w:t>
             </w:r>
           </w:p>
@@ -1623,10 +1532,6 @@
           </w:tcPr>
           <w:p>
             <w:r>
-              <w:rPr>
-                <w:b/>
-                <w:bCs/>
-              </w:rPr>
               <w:t>PAT-015</w:t>
             </w:r>
           </w:p>
@@ -1704,10 +1609,6 @@
           </w:tcPr>
           <w:p>
             <w:r>
-              <w:rPr>
-                <w:b/>
-                <w:bCs/>
-              </w:rPr>
               <w:t>PAT-016</w:t>
             </w:r>
           </w:p>
@@ -1785,10 +1686,6 @@
           </w:tcPr>
           <w:p>
             <w:r>
-              <w:rPr>
-                <w:b/>
-                <w:bCs/>
-              </w:rPr>
               <w:t>PAT-017</w:t>
             </w:r>
           </w:p>
@@ -1866,10 +1763,6 @@
           </w:tcPr>
           <w:p>
             <w:r>
-              <w:rPr>
-                <w:b/>
-                <w:bCs/>
-              </w:rPr>
               <w:t>PAT-018</w:t>
             </w:r>
           </w:p>
@@ -1947,10 +1840,6 @@
           </w:tcPr>
           <w:p>
             <w:r>
-              <w:rPr>
-                <w:b/>
-                <w:bCs/>
-              </w:rPr>
               <w:t>PAT-019</w:t>
             </w:r>
           </w:p>
@@ -2028,10 +1917,6 @@
           </w:tcPr>
           <w:p>
             <w:r>
-              <w:rPr>
-                <w:b/>
-                <w:bCs/>
-              </w:rPr>
               <w:t>PAT-020</w:t>
             </w:r>
           </w:p>
@@ -2109,11 +1994,6 @@
           </w:tcPr>
           <w:p>
             <w:r>
-              <w:rPr>
-                <w:b/>
-                <w:bCs/>
-              </w:rPr>
-              <w:lastRenderedPageBreak/>
               <w:t>PAT-021</w:t>
             </w:r>
           </w:p>
@@ -2191,10 +2071,6 @@
           </w:tcPr>
           <w:p>
             <w:r>
-              <w:rPr>
-                <w:b/>
-                <w:bCs/>
-              </w:rPr>
               <w:t>PAT-022</w:t>
             </w:r>
           </w:p>
@@ -2272,10 +2148,7 @@
           </w:tcPr>
           <w:p>
             <w:r>
-              <w:rPr>
-                <w:b/>
-                <w:bCs/>
-              </w:rPr>
+              <w:lastRenderedPageBreak/>
               <w:t>PAT-023</w:t>
             </w:r>
           </w:p>
@@ -2300,8 +2173,13 @@
           </w:tcPr>
           <w:p>
             <w:r>
-              <w:t>Adaptive System Behavior</w:t>
-            </w:r>
+              <w:t xml:space="preserve">Adaptive System </w:t>
+            </w:r>
+            <w:proofErr w:type="spellStart"/>
+            <w:r>
+              <w:t>Behavior</w:t>
+            </w:r>
+            <w:proofErr w:type="spellEnd"/>
           </w:p>
         </w:tc>
         <w:tc>
@@ -2353,10 +2231,6 @@
           </w:tcPr>
           <w:p>
             <w:r>
-              <w:rPr>
-                <w:b/>
-                <w:bCs/>
-              </w:rPr>
               <w:t>PAT-024</w:t>
             </w:r>
           </w:p>
@@ -2381,7 +2255,15 @@
           </w:tcPr>
           <w:p>
             <w:r>
-              <w:t>Human-Centered Computing</w:t>
+              <w:t>Human-</w:t>
+            </w:r>
+            <w:proofErr w:type="spellStart"/>
+            <w:r>
+              <w:t>Centered</w:t>
+            </w:r>
+            <w:proofErr w:type="spellEnd"/>
+            <w:r>
+              <w:t xml:space="preserve"> Computing</w:t>
             </w:r>
           </w:p>
         </w:tc>
@@ -2434,10 +2316,6 @@
           </w:tcPr>
           <w:p>
             <w:r>
-              <w:rPr>
-                <w:b/>
-                <w:bCs/>
-              </w:rPr>
               <w:t>PAT-025</w:t>
             </w:r>
           </w:p>
@@ -2515,10 +2393,6 @@
           </w:tcPr>
           <w:p>
             <w:r>
-              <w:rPr>
-                <w:b/>
-                <w:bCs/>
-              </w:rPr>
               <w:t>PAT-026</w:t>
             </w:r>
           </w:p>
@@ -2596,10 +2470,6 @@
           </w:tcPr>
           <w:p>
             <w:r>
-              <w:rPr>
-                <w:b/>
-                <w:bCs/>
-              </w:rPr>
               <w:t>PAT-027</w:t>
             </w:r>
           </w:p>
@@ -2677,10 +2547,6 @@
           </w:tcPr>
           <w:p>
             <w:r>
-              <w:rPr>
-                <w:b/>
-                <w:bCs/>
-              </w:rPr>
               <w:t>PAT-028</w:t>
             </w:r>
           </w:p>
@@ -2758,10 +2624,6 @@
           </w:tcPr>
           <w:p>
             <w:r>
-              <w:rPr>
-                <w:b/>
-                <w:bCs/>
-              </w:rPr>
               <w:t>PAT-029</w:t>
             </w:r>
           </w:p>
@@ -2839,10 +2701,6 @@
           </w:tcPr>
           <w:p>
             <w:r>
-              <w:rPr>
-                <w:b/>
-                <w:bCs/>
-              </w:rPr>
               <w:t>PAT-030</w:t>
             </w:r>
           </w:p>
@@ -2920,10 +2778,6 @@
           </w:tcPr>
           <w:p>
             <w:r>
-              <w:rPr>
-                <w:b/>
-                <w:bCs/>
-              </w:rPr>
               <w:t>PAT-031</w:t>
             </w:r>
           </w:p>
@@ -3001,10 +2855,6 @@
           </w:tcPr>
           <w:p>
             <w:r>
-              <w:rPr>
-                <w:b/>
-                <w:bCs/>
-              </w:rPr>
               <w:t>PAT-032</w:t>
             </w:r>
           </w:p>
@@ -3082,10 +2932,6 @@
           </w:tcPr>
           <w:p>
             <w:r>
-              <w:rPr>
-                <w:b/>
-                <w:bCs/>
-              </w:rPr>
               <w:t>PAT-033</w:t>
             </w:r>
           </w:p>
@@ -3163,10 +3009,6 @@
           </w:tcPr>
           <w:p>
             <w:r>
-              <w:rPr>
-                <w:b/>
-                <w:bCs/>
-              </w:rPr>
               <w:t>PAT-034</w:t>
             </w:r>
           </w:p>
@@ -3244,10 +3086,6 @@
           </w:tcPr>
           <w:p>
             <w:r>
-              <w:rPr>
-                <w:b/>
-                <w:bCs/>
-              </w:rPr>
               <w:t>PAT-035</w:t>
             </w:r>
           </w:p>
@@ -3325,10 +3163,6 @@
           </w:tcPr>
           <w:p>
             <w:r>
-              <w:rPr>
-                <w:b/>
-                <w:bCs/>
-              </w:rPr>
               <w:t>PAT-036</w:t>
             </w:r>
           </w:p>
@@ -3406,11 +3240,6 @@
           </w:tcPr>
           <w:p>
             <w:r>
-              <w:rPr>
-                <w:b/>
-                <w:bCs/>
-              </w:rPr>
-              <w:lastRenderedPageBreak/>
               <w:t>PAT-037</w:t>
             </w:r>
           </w:p>
@@ -3488,10 +3317,6 @@
           </w:tcPr>
           <w:p>
             <w:r>
-              <w:rPr>
-                <w:b/>
-                <w:bCs/>
-              </w:rPr>
               <w:t>PAT-038</w:t>
             </w:r>
           </w:p>
@@ -3569,10 +3394,7 @@
           </w:tcPr>
           <w:p>
             <w:r>
-              <w:rPr>
-                <w:b/>
-                <w:bCs/>
-              </w:rPr>
+              <w:lastRenderedPageBreak/>
               <w:t>PAT-039</w:t>
             </w:r>
           </w:p>
@@ -3650,10 +3472,6 @@
           </w:tcPr>
           <w:p>
             <w:r>
-              <w:rPr>
-                <w:b/>
-                <w:bCs/>
-              </w:rPr>
               <w:t>PAT-040</w:t>
             </w:r>
           </w:p>
@@ -3731,10 +3549,6 @@
           </w:tcPr>
           <w:p>
             <w:r>
-              <w:rPr>
-                <w:b/>
-                <w:bCs/>
-              </w:rPr>
               <w:t>PAT-041</w:t>
             </w:r>
           </w:p>
@@ -3812,10 +3626,6 @@
           </w:tcPr>
           <w:p>
             <w:r>
-              <w:rPr>
-                <w:b/>
-                <w:bCs/>
-              </w:rPr>
               <w:t>PAT-042</w:t>
             </w:r>
           </w:p>
@@ -3893,10 +3703,6 @@
           </w:tcPr>
           <w:p>
             <w:r>
-              <w:rPr>
-                <w:b/>
-                <w:bCs/>
-              </w:rPr>
               <w:t>PAT-043</w:t>
             </w:r>
           </w:p>
@@ -3974,10 +3780,6 @@
           </w:tcPr>
           <w:p>
             <w:r>
-              <w:rPr>
-                <w:b/>
-                <w:bCs/>
-              </w:rPr>
               <w:t>PAT-044</w:t>
             </w:r>
           </w:p>
@@ -4055,10 +3857,6 @@
           </w:tcPr>
           <w:p>
             <w:r>
-              <w:rPr>
-                <w:b/>
-                <w:bCs/>
-              </w:rPr>
               <w:t>PAT-045</w:t>
             </w:r>
           </w:p>
@@ -4136,10 +3934,6 @@
           </w:tcPr>
           <w:p>
             <w:r>
-              <w:rPr>
-                <w:b/>
-                <w:bCs/>
-              </w:rPr>
               <w:t>PAT-046</w:t>
             </w:r>
           </w:p>
@@ -4217,10 +4011,6 @@
           </w:tcPr>
           <w:p>
             <w:r>
-              <w:rPr>
-                <w:b/>
-                <w:bCs/>
-              </w:rPr>
               <w:t>PAT-047</w:t>
             </w:r>
           </w:p>
@@ -4298,10 +4088,6 @@
           </w:tcPr>
           <w:p>
             <w:r>
-              <w:rPr>
-                <w:b/>
-                <w:bCs/>
-              </w:rPr>
               <w:t>PAT-048</w:t>
             </w:r>
           </w:p>
@@ -4379,10 +4165,6 @@
           </w:tcPr>
           <w:p>
             <w:r>
-              <w:rPr>
-                <w:b/>
-                <w:bCs/>
-              </w:rPr>
               <w:t>PAT-049</w:t>
             </w:r>
           </w:p>
@@ -4460,10 +4242,6 @@
           </w:tcPr>
           <w:p>
             <w:r>
-              <w:rPr>
-                <w:b/>
-                <w:bCs/>
-              </w:rPr>
               <w:t>PAT-050</w:t>
             </w:r>
           </w:p>
@@ -4541,10 +4319,6 @@
           </w:tcPr>
           <w:p>
             <w:r>
-              <w:rPr>
-                <w:b/>
-                <w:bCs/>
-              </w:rPr>
               <w:t>PAT-051</w:t>
             </w:r>
           </w:p>
@@ -4622,10 +4396,6 @@
           </w:tcPr>
           <w:p>
             <w:r>
-              <w:rPr>
-                <w:b/>
-                <w:bCs/>
-              </w:rPr>
               <w:t>PAT-052</w:t>
             </w:r>
           </w:p>
@@ -4703,11 +4473,6 @@
           </w:tcPr>
           <w:p>
             <w:r>
-              <w:rPr>
-                <w:b/>
-                <w:bCs/>
-              </w:rPr>
-              <w:lastRenderedPageBreak/>
               <w:t>PAT-053</w:t>
             </w:r>
           </w:p>
@@ -4785,10 +4550,6 @@
           </w:tcPr>
           <w:p>
             <w:r>
-              <w:rPr>
-                <w:b/>
-                <w:bCs/>
-              </w:rPr>
               <w:t>PAT-054</w:t>
             </w:r>
           </w:p>
@@ -4866,10 +4627,7 @@
           </w:tcPr>
           <w:p>
             <w:r>
-              <w:rPr>
-                <w:b/>
-                <w:bCs/>
-              </w:rPr>
+              <w:lastRenderedPageBreak/>
               <w:t>PAT-055</w:t>
             </w:r>
           </w:p>
@@ -4947,10 +4705,6 @@
           </w:tcPr>
           <w:p>
             <w:r>
-              <w:rPr>
-                <w:b/>
-                <w:bCs/>
-              </w:rPr>
               <w:t>PAT-056</w:t>
             </w:r>
           </w:p>
@@ -5028,10 +4782,6 @@
           </w:tcPr>
           <w:p>
             <w:r>
-              <w:rPr>
-                <w:b/>
-                <w:bCs/>
-              </w:rPr>
               <w:t>PAT-057</w:t>
             </w:r>
           </w:p>
@@ -5109,35 +4859,517 @@
           </w:tcPr>
           <w:p>
             <w:r>
+              <w:t>PAT-058</w:t>
+            </w:r>
+          </w:p>
+        </w:tc>
+        <w:tc>
+          <w:tcPr>
+            <w:tcW w:w="0" w:type="auto"/>
+            <w:tcBorders>
+              <w:top w:val="single" w:sz="6" w:space="0" w:color="C4C7C5"/>
+              <w:left w:val="single" w:sz="6" w:space="0" w:color="C4C7C5"/>
+              <w:bottom w:val="single" w:sz="6" w:space="0" w:color="C4C7C5"/>
+              <w:right w:val="single" w:sz="6" w:space="0" w:color="C4C7C5"/>
+            </w:tcBorders>
+            <w:tcMar>
+              <w:top w:w="120" w:type="dxa"/>
+              <w:left w:w="180" w:type="dxa"/>
+              <w:bottom w:w="120" w:type="dxa"/>
+              <w:right w:w="180" w:type="dxa"/>
+            </w:tcMar>
+            <w:vAlign w:val="center"/>
+            <w:hideMark/>
+          </w:tcPr>
+          <w:p>
+            <w:r>
+              <w:t>Authentication Decision Behaviour</w:t>
+            </w:r>
+          </w:p>
+        </w:tc>
+        <w:tc>
+          <w:tcPr>
+            <w:tcW w:w="0" w:type="auto"/>
+            <w:tcBorders>
+              <w:top w:val="single" w:sz="6" w:space="0" w:color="C4C7C5"/>
+              <w:left w:val="single" w:sz="6" w:space="0" w:color="C4C7C5"/>
+              <w:bottom w:val="single" w:sz="6" w:space="0" w:color="C4C7C5"/>
+              <w:right w:val="single" w:sz="6" w:space="0" w:color="C4C7C5"/>
+            </w:tcBorders>
+            <w:tcMar>
+              <w:top w:w="120" w:type="dxa"/>
+              <w:left w:w="180" w:type="dxa"/>
+              <w:bottom w:w="120" w:type="dxa"/>
+              <w:right w:w="180" w:type="dxa"/>
+            </w:tcMar>
+            <w:vAlign w:val="center"/>
+            <w:hideMark/>
+          </w:tcPr>
+          <w:p>
+            <w:r>
+              <w:t>Candidate</w:t>
+            </w:r>
+          </w:p>
+        </w:tc>
+      </w:tr>
+      <w:tr>
+        <w:trPr>
+          <w:tblCellSpacing w:w="15" w:type="dxa"/>
+        </w:trPr>
+        <w:tc>
+          <w:tcPr>
+            <w:tcW w:w="0" w:type="auto"/>
+            <w:tcBorders>
+              <w:top w:val="single" w:sz="6" w:space="0" w:color="C4C7C5"/>
+              <w:left w:val="single" w:sz="6" w:space="0" w:color="C4C7C5"/>
+              <w:bottom w:val="single" w:sz="6" w:space="0" w:color="C4C7C5"/>
+              <w:right w:val="single" w:sz="6" w:space="0" w:color="C4C7C5"/>
+            </w:tcBorders>
+            <w:tcMar>
+              <w:top w:w="120" w:type="dxa"/>
+              <w:left w:w="180" w:type="dxa"/>
+              <w:bottom w:w="120" w:type="dxa"/>
+              <w:right w:w="180" w:type="dxa"/>
+            </w:tcMar>
+            <w:vAlign w:val="center"/>
+            <w:hideMark/>
+          </w:tcPr>
+          <w:p>
+            <w:r>
               <w:rPr>
                 <w:b/>
                 <w:bCs/>
               </w:rPr>
-              <w:t>PAT-058</w:t>
-            </w:r>
-          </w:p>
-        </w:tc>
-        <w:tc>
-          <w:tcPr>
-            <w:tcW w:w="0" w:type="auto"/>
-            <w:tcBorders>
-              <w:top w:val="single" w:sz="6" w:space="0" w:color="C4C7C5"/>
-              <w:left w:val="single" w:sz="6" w:space="0" w:color="C4C7C5"/>
-              <w:bottom w:val="single" w:sz="6" w:space="0" w:color="C4C7C5"/>
-              <w:right w:val="single" w:sz="6" w:space="0" w:color="C4C7C5"/>
-            </w:tcBorders>
-            <w:tcMar>
-              <w:top w:w="120" w:type="dxa"/>
-              <w:left w:w="180" w:type="dxa"/>
-              <w:bottom w:w="120" w:type="dxa"/>
-              <w:right w:w="180" w:type="dxa"/>
-            </w:tcMar>
-            <w:vAlign w:val="center"/>
-            <w:hideMark/>
-          </w:tcPr>
-          <w:p>
-            <w:r>
-              <w:t>Authentication Decision Behaviour</w:t>
+              <w:t>PAT-059</w:t>
+            </w:r>
+          </w:p>
+        </w:tc>
+        <w:tc>
+          <w:tcPr>
+            <w:tcW w:w="0" w:type="auto"/>
+            <w:tcBorders>
+              <w:top w:val="single" w:sz="6" w:space="0" w:color="C4C7C5"/>
+              <w:left w:val="single" w:sz="6" w:space="0" w:color="C4C7C5"/>
+              <w:bottom w:val="single" w:sz="6" w:space="0" w:color="C4C7C5"/>
+              <w:right w:val="single" w:sz="6" w:space="0" w:color="C4C7C5"/>
+            </w:tcBorders>
+            <w:tcMar>
+              <w:top w:w="120" w:type="dxa"/>
+              <w:left w:w="180" w:type="dxa"/>
+              <w:bottom w:w="120" w:type="dxa"/>
+              <w:right w:w="180" w:type="dxa"/>
+            </w:tcMar>
+            <w:vAlign w:val="center"/>
+            <w:hideMark/>
+          </w:tcPr>
+          <w:p>
+            <w:r>
+              <w:t>Prerequisite Dependency</w:t>
+            </w:r>
+          </w:p>
+        </w:tc>
+        <w:tc>
+          <w:tcPr>
+            <w:tcW w:w="0" w:type="auto"/>
+            <w:tcBorders>
+              <w:top w:val="single" w:sz="6" w:space="0" w:color="C4C7C5"/>
+              <w:left w:val="single" w:sz="6" w:space="0" w:color="C4C7C5"/>
+              <w:bottom w:val="single" w:sz="6" w:space="0" w:color="C4C7C5"/>
+              <w:right w:val="single" w:sz="6" w:space="0" w:color="C4C7C5"/>
+            </w:tcBorders>
+            <w:tcMar>
+              <w:top w:w="120" w:type="dxa"/>
+              <w:left w:w="180" w:type="dxa"/>
+              <w:bottom w:w="120" w:type="dxa"/>
+              <w:right w:w="180" w:type="dxa"/>
+            </w:tcMar>
+            <w:vAlign w:val="center"/>
+            <w:hideMark/>
+          </w:tcPr>
+          <w:p>
+            <w:r>
+              <w:t>Candidate</w:t>
+            </w:r>
+          </w:p>
+        </w:tc>
+      </w:tr>
+      <w:tr>
+        <w:trPr>
+          <w:tblCellSpacing w:w="15" w:type="dxa"/>
+        </w:trPr>
+        <w:tc>
+          <w:tcPr>
+            <w:tcW w:w="0" w:type="auto"/>
+            <w:tcBorders>
+              <w:top w:val="single" w:sz="6" w:space="0" w:color="C4C7C5"/>
+              <w:left w:val="single" w:sz="6" w:space="0" w:color="C4C7C5"/>
+              <w:bottom w:val="single" w:sz="6" w:space="0" w:color="C4C7C5"/>
+              <w:right w:val="single" w:sz="6" w:space="0" w:color="C4C7C5"/>
+            </w:tcBorders>
+            <w:tcMar>
+              <w:top w:w="120" w:type="dxa"/>
+              <w:left w:w="180" w:type="dxa"/>
+              <w:bottom w:w="120" w:type="dxa"/>
+              <w:right w:w="180" w:type="dxa"/>
+            </w:tcMar>
+            <w:vAlign w:val="center"/>
+            <w:hideMark/>
+          </w:tcPr>
+          <w:p>
+            <w:r>
+              <w:rPr>
+                <w:b/>
+                <w:bCs/>
+              </w:rPr>
+              <w:t>PAT-060</w:t>
+            </w:r>
+          </w:p>
+        </w:tc>
+        <w:tc>
+          <w:tcPr>
+            <w:tcW w:w="0" w:type="auto"/>
+            <w:tcBorders>
+              <w:top w:val="single" w:sz="6" w:space="0" w:color="C4C7C5"/>
+              <w:left w:val="single" w:sz="6" w:space="0" w:color="C4C7C5"/>
+              <w:bottom w:val="single" w:sz="6" w:space="0" w:color="C4C7C5"/>
+              <w:right w:val="single" w:sz="6" w:space="0" w:color="C4C7C5"/>
+            </w:tcBorders>
+            <w:tcMar>
+              <w:top w:w="120" w:type="dxa"/>
+              <w:left w:w="180" w:type="dxa"/>
+              <w:bottom w:w="120" w:type="dxa"/>
+              <w:right w:w="180" w:type="dxa"/>
+            </w:tcMar>
+            <w:vAlign w:val="center"/>
+            <w:hideMark/>
+          </w:tcPr>
+          <w:p>
+            <w:r>
+              <w:t>Learning Path Navigation</w:t>
+            </w:r>
+          </w:p>
+        </w:tc>
+        <w:tc>
+          <w:tcPr>
+            <w:tcW w:w="0" w:type="auto"/>
+            <w:tcBorders>
+              <w:top w:val="single" w:sz="6" w:space="0" w:color="C4C7C5"/>
+              <w:left w:val="single" w:sz="6" w:space="0" w:color="C4C7C5"/>
+              <w:bottom w:val="single" w:sz="6" w:space="0" w:color="C4C7C5"/>
+              <w:right w:val="single" w:sz="6" w:space="0" w:color="C4C7C5"/>
+            </w:tcBorders>
+            <w:tcMar>
+              <w:top w:w="120" w:type="dxa"/>
+              <w:left w:w="180" w:type="dxa"/>
+              <w:bottom w:w="120" w:type="dxa"/>
+              <w:right w:w="180" w:type="dxa"/>
+            </w:tcMar>
+            <w:vAlign w:val="center"/>
+            <w:hideMark/>
+          </w:tcPr>
+          <w:p>
+            <w:r>
+              <w:t>Candidate</w:t>
+            </w:r>
+          </w:p>
+        </w:tc>
+      </w:tr>
+      <w:tr>
+        <w:trPr>
+          <w:tblCellSpacing w:w="15" w:type="dxa"/>
+        </w:trPr>
+        <w:tc>
+          <w:tcPr>
+            <w:tcW w:w="0" w:type="auto"/>
+            <w:tcBorders>
+              <w:top w:val="single" w:sz="6" w:space="0" w:color="C4C7C5"/>
+              <w:left w:val="single" w:sz="6" w:space="0" w:color="C4C7C5"/>
+              <w:bottom w:val="single" w:sz="6" w:space="0" w:color="C4C7C5"/>
+              <w:right w:val="single" w:sz="6" w:space="0" w:color="C4C7C5"/>
+            </w:tcBorders>
+            <w:tcMar>
+              <w:top w:w="120" w:type="dxa"/>
+              <w:left w:w="180" w:type="dxa"/>
+              <w:bottom w:w="120" w:type="dxa"/>
+              <w:right w:w="180" w:type="dxa"/>
+            </w:tcMar>
+            <w:vAlign w:val="center"/>
+            <w:hideMark/>
+          </w:tcPr>
+          <w:p>
+            <w:r>
+              <w:rPr>
+                <w:b/>
+                <w:bCs/>
+              </w:rPr>
+              <w:t>PAT-061</w:t>
+            </w:r>
+          </w:p>
+        </w:tc>
+        <w:tc>
+          <w:tcPr>
+            <w:tcW w:w="0" w:type="auto"/>
+            <w:tcBorders>
+              <w:top w:val="single" w:sz="6" w:space="0" w:color="C4C7C5"/>
+              <w:left w:val="single" w:sz="6" w:space="0" w:color="C4C7C5"/>
+              <w:bottom w:val="single" w:sz="6" w:space="0" w:color="C4C7C5"/>
+              <w:right w:val="single" w:sz="6" w:space="0" w:color="C4C7C5"/>
+            </w:tcBorders>
+            <w:tcMar>
+              <w:top w:w="120" w:type="dxa"/>
+              <w:left w:w="180" w:type="dxa"/>
+              <w:bottom w:w="120" w:type="dxa"/>
+              <w:right w:w="180" w:type="dxa"/>
+            </w:tcMar>
+            <w:vAlign w:val="center"/>
+            <w:hideMark/>
+          </w:tcPr>
+          <w:p>
+            <w:r>
+              <w:t>Knowledge Transfer</w:t>
+            </w:r>
+          </w:p>
+        </w:tc>
+        <w:tc>
+          <w:tcPr>
+            <w:tcW w:w="0" w:type="auto"/>
+            <w:tcBorders>
+              <w:top w:val="single" w:sz="6" w:space="0" w:color="C4C7C5"/>
+              <w:left w:val="single" w:sz="6" w:space="0" w:color="C4C7C5"/>
+              <w:bottom w:val="single" w:sz="6" w:space="0" w:color="C4C7C5"/>
+              <w:right w:val="single" w:sz="6" w:space="0" w:color="C4C7C5"/>
+            </w:tcBorders>
+            <w:tcMar>
+              <w:top w:w="120" w:type="dxa"/>
+              <w:left w:w="180" w:type="dxa"/>
+              <w:bottom w:w="120" w:type="dxa"/>
+              <w:right w:w="180" w:type="dxa"/>
+            </w:tcMar>
+            <w:vAlign w:val="center"/>
+            <w:hideMark/>
+          </w:tcPr>
+          <w:p>
+            <w:r>
+              <w:t>Candidate</w:t>
+            </w:r>
+          </w:p>
+        </w:tc>
+      </w:tr>
+      <w:tr>
+        <w:trPr>
+          <w:tblCellSpacing w:w="15" w:type="dxa"/>
+        </w:trPr>
+        <w:tc>
+          <w:tcPr>
+            <w:tcW w:w="0" w:type="auto"/>
+            <w:tcBorders>
+              <w:top w:val="single" w:sz="6" w:space="0" w:color="C4C7C5"/>
+              <w:left w:val="single" w:sz="6" w:space="0" w:color="C4C7C5"/>
+              <w:bottom w:val="single" w:sz="6" w:space="0" w:color="C4C7C5"/>
+              <w:right w:val="single" w:sz="6" w:space="0" w:color="C4C7C5"/>
+            </w:tcBorders>
+            <w:tcMar>
+              <w:top w:w="120" w:type="dxa"/>
+              <w:left w:w="180" w:type="dxa"/>
+              <w:bottom w:w="120" w:type="dxa"/>
+              <w:right w:w="180" w:type="dxa"/>
+            </w:tcMar>
+            <w:vAlign w:val="center"/>
+            <w:hideMark/>
+          </w:tcPr>
+          <w:p>
+            <w:r>
+              <w:rPr>
+                <w:b/>
+                <w:bCs/>
+              </w:rPr>
+              <w:t>PAT-062</w:t>
+            </w:r>
+          </w:p>
+        </w:tc>
+        <w:tc>
+          <w:tcPr>
+            <w:tcW w:w="0" w:type="auto"/>
+            <w:tcBorders>
+              <w:top w:val="single" w:sz="6" w:space="0" w:color="C4C7C5"/>
+              <w:left w:val="single" w:sz="6" w:space="0" w:color="C4C7C5"/>
+              <w:bottom w:val="single" w:sz="6" w:space="0" w:color="C4C7C5"/>
+              <w:right w:val="single" w:sz="6" w:space="0" w:color="C4C7C5"/>
+            </w:tcBorders>
+            <w:tcMar>
+              <w:top w:w="120" w:type="dxa"/>
+              <w:left w:w="180" w:type="dxa"/>
+              <w:bottom w:w="120" w:type="dxa"/>
+              <w:right w:w="180" w:type="dxa"/>
+            </w:tcMar>
+            <w:vAlign w:val="center"/>
+            <w:hideMark/>
+          </w:tcPr>
+          <w:p>
+            <w:r>
+              <w:t>Learning Progress Awareness</w:t>
+            </w:r>
+          </w:p>
+        </w:tc>
+        <w:tc>
+          <w:tcPr>
+            <w:tcW w:w="0" w:type="auto"/>
+            <w:tcBorders>
+              <w:top w:val="single" w:sz="6" w:space="0" w:color="C4C7C5"/>
+              <w:left w:val="single" w:sz="6" w:space="0" w:color="C4C7C5"/>
+              <w:bottom w:val="single" w:sz="6" w:space="0" w:color="C4C7C5"/>
+              <w:right w:val="single" w:sz="6" w:space="0" w:color="C4C7C5"/>
+            </w:tcBorders>
+            <w:tcMar>
+              <w:top w:w="120" w:type="dxa"/>
+              <w:left w:w="180" w:type="dxa"/>
+              <w:bottom w:w="120" w:type="dxa"/>
+              <w:right w:w="180" w:type="dxa"/>
+            </w:tcMar>
+            <w:vAlign w:val="center"/>
+            <w:hideMark/>
+          </w:tcPr>
+          <w:p>
+            <w:r>
+              <w:t>Candidate</w:t>
+            </w:r>
+          </w:p>
+        </w:tc>
+      </w:tr>
+      <w:tr>
+        <w:trPr>
+          <w:tblCellSpacing w:w="15" w:type="dxa"/>
+        </w:trPr>
+        <w:tc>
+          <w:tcPr>
+            <w:tcW w:w="0" w:type="auto"/>
+            <w:tcBorders>
+              <w:top w:val="single" w:sz="6" w:space="0" w:color="C4C7C5"/>
+              <w:left w:val="single" w:sz="6" w:space="0" w:color="C4C7C5"/>
+              <w:bottom w:val="single" w:sz="6" w:space="0" w:color="C4C7C5"/>
+              <w:right w:val="single" w:sz="6" w:space="0" w:color="C4C7C5"/>
+            </w:tcBorders>
+            <w:tcMar>
+              <w:top w:w="120" w:type="dxa"/>
+              <w:left w:w="180" w:type="dxa"/>
+              <w:bottom w:w="120" w:type="dxa"/>
+              <w:right w:w="180" w:type="dxa"/>
+            </w:tcMar>
+            <w:vAlign w:val="center"/>
+            <w:hideMark/>
+          </w:tcPr>
+          <w:p>
+            <w:r>
+              <w:rPr>
+                <w:b/>
+                <w:bCs/>
+              </w:rPr>
+              <w:t>PAT-063</w:t>
+            </w:r>
+          </w:p>
+        </w:tc>
+        <w:tc>
+          <w:tcPr>
+            <w:tcW w:w="0" w:type="auto"/>
+            <w:tcBorders>
+              <w:top w:val="single" w:sz="6" w:space="0" w:color="C4C7C5"/>
+              <w:left w:val="single" w:sz="6" w:space="0" w:color="C4C7C5"/>
+              <w:bottom w:val="single" w:sz="6" w:space="0" w:color="C4C7C5"/>
+              <w:right w:val="single" w:sz="6" w:space="0" w:color="C4C7C5"/>
+            </w:tcBorders>
+            <w:tcMar>
+              <w:top w:w="120" w:type="dxa"/>
+              <w:left w:w="180" w:type="dxa"/>
+              <w:bottom w:w="120" w:type="dxa"/>
+              <w:right w:w="180" w:type="dxa"/>
+            </w:tcMar>
+            <w:vAlign w:val="center"/>
+            <w:hideMark/>
+          </w:tcPr>
+          <w:p>
+            <w:r>
+              <w:t>Learning Strategy Evolution</w:t>
+            </w:r>
+          </w:p>
+        </w:tc>
+        <w:tc>
+          <w:tcPr>
+            <w:tcW w:w="0" w:type="auto"/>
+            <w:tcBorders>
+              <w:top w:val="single" w:sz="6" w:space="0" w:color="C4C7C5"/>
+              <w:left w:val="single" w:sz="6" w:space="0" w:color="C4C7C5"/>
+              <w:bottom w:val="single" w:sz="6" w:space="0" w:color="C4C7C5"/>
+              <w:right w:val="single" w:sz="6" w:space="0" w:color="C4C7C5"/>
+            </w:tcBorders>
+            <w:tcMar>
+              <w:top w:w="120" w:type="dxa"/>
+              <w:left w:w="180" w:type="dxa"/>
+              <w:bottom w:w="120" w:type="dxa"/>
+              <w:right w:w="180" w:type="dxa"/>
+            </w:tcMar>
+            <w:vAlign w:val="center"/>
+            <w:hideMark/>
+          </w:tcPr>
+          <w:p>
+            <w:r>
+              <w:t>Candidate</w:t>
+            </w:r>
+          </w:p>
+        </w:tc>
+      </w:tr>
+      <w:tr>
+        <w:trPr>
+          <w:tblCellSpacing w:w="15" w:type="dxa"/>
+        </w:trPr>
+        <w:tc>
+          <w:tcPr>
+            <w:tcW w:w="0" w:type="auto"/>
+            <w:tcBorders>
+              <w:top w:val="single" w:sz="6" w:space="0" w:color="C4C7C5"/>
+              <w:left w:val="single" w:sz="6" w:space="0" w:color="C4C7C5"/>
+              <w:bottom w:val="single" w:sz="6" w:space="0" w:color="C4C7C5"/>
+              <w:right w:val="single" w:sz="6" w:space="0" w:color="C4C7C5"/>
+            </w:tcBorders>
+            <w:tcMar>
+              <w:top w:w="120" w:type="dxa"/>
+              <w:left w:w="180" w:type="dxa"/>
+              <w:bottom w:w="120" w:type="dxa"/>
+              <w:right w:w="180" w:type="dxa"/>
+            </w:tcMar>
+            <w:vAlign w:val="center"/>
+            <w:hideMark/>
+          </w:tcPr>
+          <w:p>
+            <w:r>
+              <w:rPr>
+                <w:b/>
+                <w:bCs/>
+              </w:rPr>
+              <w:t>PAT-064</w:t>
+            </w:r>
+          </w:p>
+        </w:tc>
+        <w:tc>
+          <w:tcPr>
+            <w:tcW w:w="0" w:type="auto"/>
+            <w:tcBorders>
+              <w:top w:val="single" w:sz="6" w:space="0" w:color="C4C7C5"/>
+              <w:left w:val="single" w:sz="6" w:space="0" w:color="C4C7C5"/>
+              <w:bottom w:val="single" w:sz="6" w:space="0" w:color="C4C7C5"/>
+              <w:right w:val="single" w:sz="6" w:space="0" w:color="C4C7C5"/>
+            </w:tcBorders>
+            <w:tcMar>
+              <w:top w:w="120" w:type="dxa"/>
+              <w:left w:w="180" w:type="dxa"/>
+              <w:bottom w:w="120" w:type="dxa"/>
+              <w:right w:w="180" w:type="dxa"/>
+            </w:tcMar>
+            <w:vAlign w:val="center"/>
+            <w:hideMark/>
+          </w:tcPr>
+          <w:p>
+            <w:r>
+              <w:t>Knowledge Integration</w:t>
             </w:r>
           </w:p>
         </w:tc>
@@ -5312,7 +5544,11 @@
           </w:tcPr>
           <w:p>
             <w:r>
-              <w:t>58</w:t>
+              <w:rPr>
+                <w:b/>
+                <w:bCs/>
+              </w:rPr>
+              <w:t>64</w:t>
             </w:r>
           </w:p>
         </w:tc>
@@ -5369,6 +5605,10 @@
           </w:tcPr>
           <w:p>
             <w:r>
+              <w:rPr>
+                <w:b/>
+                <w:bCs/>
+              </w:rPr>
               <w:t>20</w:t>
             </w:r>
           </w:p>
@@ -5426,7 +5666,11 @@
           </w:tcPr>
           <w:p>
             <w:r>
-              <w:t>38</w:t>
+              <w:rPr>
+                <w:b/>
+                <w:bCs/>
+              </w:rPr>
+              <w:t>44</w:t>
             </w:r>
           </w:p>
         </w:tc>
@@ -5483,6 +5727,10 @@
           </w:tcPr>
           <w:p>
             <w:r>
+              <w:rPr>
+                <w:b/>
+                <w:bCs/>
+              </w:rPr>
               <w:t>0</w:t>
             </w:r>
           </w:p>
@@ -5508,10 +5756,11 @@
       <w:pPr>
         <w:numPr>
           <w:ilvl w:val="0"/>
-          <w:numId w:val="10"/>
+          <w:numId w:val="11"/>
         </w:numPr>
       </w:pPr>
       <w:r>
+        <w:lastRenderedPageBreak/>
         <w:t>Every Pattern shall receive a unique PTID before being added to the ATLAS repository.</w:t>
       </w:r>
     </w:p>
@@ -5519,7 +5768,7 @@
       <w:pPr>
         <w:numPr>
           <w:ilvl w:val="0"/>
-          <w:numId w:val="10"/>
+          <w:numId w:val="11"/>
         </w:numPr>
       </w:pPr>
       <w:r>
@@ -5530,7 +5779,7 @@
       <w:pPr>
         <w:numPr>
           <w:ilvl w:val="0"/>
-          <w:numId w:val="10"/>
+          <w:numId w:val="11"/>
         </w:numPr>
       </w:pPr>
       <w:r>
@@ -5541,7 +5790,7 @@
       <w:pPr>
         <w:numPr>
           <w:ilvl w:val="0"/>
-          <w:numId w:val="10"/>
+          <w:numId w:val="11"/>
         </w:numPr>
       </w:pPr>
       <w:r>
@@ -5552,11 +5801,10 @@
       <w:pPr>
         <w:numPr>
           <w:ilvl w:val="0"/>
-          <w:numId w:val="10"/>
+          <w:numId w:val="11"/>
         </w:numPr>
       </w:pPr>
       <w:r>
-        <w:lastRenderedPageBreak/>
         <w:t>Detailed information—including supporting APIDs, evidence, research notes, validation confidence, and revision history—shall be maintained within the corresponding Pattern document.</w:t>
       </w:r>
     </w:p>
@@ -5564,7 +5812,7 @@
       <w:pPr>
         <w:numPr>
           <w:ilvl w:val="0"/>
-          <w:numId w:val="10"/>
+          <w:numId w:val="11"/>
         </w:numPr>
       </w:pPr>
       <w:r>
@@ -5575,7 +5823,7 @@
       <w:pPr>
         <w:numPr>
           <w:ilvl w:val="0"/>
-          <w:numId w:val="10"/>
+          <w:numId w:val="11"/>
         </w:numPr>
       </w:pPr>
       <w:r>
@@ -5586,7 +5834,7 @@
       <w:pPr>
         <w:numPr>
           <w:ilvl w:val="0"/>
-          <w:numId w:val="10"/>
+          <w:numId w:val="11"/>
         </w:numPr>
       </w:pPr>
       <w:r>
@@ -5597,7 +5845,7 @@
       <w:pPr>
         <w:numPr>
           <w:ilvl w:val="0"/>
-          <w:numId w:val="10"/>
+          <w:numId w:val="11"/>
         </w:numPr>
       </w:pPr>
       <w:r>
@@ -5863,7 +6111,7 @@
           </w:tcPr>
           <w:p>
             <w:r>
-              <w:t>1.5</w:t>
+              <w:t>1.6</w:t>
             </w:r>
           </w:p>
         </w:tc>
@@ -5977,7 +6225,7 @@
           </w:tcPr>
           <w:p>
             <w:r>
-              <w:t>2026-08-07</w:t>
+              <w:t>2026-08-13</w:t>
             </w:r>
           </w:p>
         </w:tc>
@@ -6110,6 +6358,119 @@
     </w:lvl>
   </w:abstractNum>
   <w:abstractNum w:abstractNumId="1" w15:restartNumberingAfterBreak="0">
+    <w:nsid w:val="1B9D0247"/>
+    <w:multiLevelType w:val="multilevel"/>
+    <w:tmpl w:val="03402382"/>
+    <w:lvl w:ilvl="0">
+      <w:start w:val="1"/>
+      <w:numFmt w:val="decimal"/>
+      <w:lvlText w:val="%1."/>
+      <w:lvlJc w:val="left"/>
+      <w:pPr>
+        <w:tabs>
+          <w:tab w:val="num" w:pos="720"/>
+        </w:tabs>
+        <w:ind w:left="720" w:hanging="360"/>
+      </w:pPr>
+    </w:lvl>
+    <w:lvl w:ilvl="1" w:tentative="1">
+      <w:start w:val="1"/>
+      <w:numFmt w:val="decimal"/>
+      <w:lvlText w:val="%2."/>
+      <w:lvlJc w:val="left"/>
+      <w:pPr>
+        <w:tabs>
+          <w:tab w:val="num" w:pos="1440"/>
+        </w:tabs>
+        <w:ind w:left="1440" w:hanging="360"/>
+      </w:pPr>
+    </w:lvl>
+    <w:lvl w:ilvl="2" w:tentative="1">
+      <w:start w:val="1"/>
+      <w:numFmt w:val="decimal"/>
+      <w:lvlText w:val="%3."/>
+      <w:lvlJc w:val="left"/>
+      <w:pPr>
+        <w:tabs>
+          <w:tab w:val="num" w:pos="2160"/>
+        </w:tabs>
+        <w:ind w:left="2160" w:hanging="360"/>
+      </w:pPr>
+    </w:lvl>
+    <w:lvl w:ilvl="3" w:tentative="1">
+      <w:start w:val="1"/>
+      <w:numFmt w:val="decimal"/>
+      <w:lvlText w:val="%4."/>
+      <w:lvlJc w:val="left"/>
+      <w:pPr>
+        <w:tabs>
+          <w:tab w:val="num" w:pos="2880"/>
+        </w:tabs>
+        <w:ind w:left="2880" w:hanging="360"/>
+      </w:pPr>
+    </w:lvl>
+    <w:lvl w:ilvl="4" w:tentative="1">
+      <w:start w:val="1"/>
+      <w:numFmt w:val="decimal"/>
+      <w:lvlText w:val="%5."/>
+      <w:lvlJc w:val="left"/>
+      <w:pPr>
+        <w:tabs>
+          <w:tab w:val="num" w:pos="3600"/>
+        </w:tabs>
+        <w:ind w:left="3600" w:hanging="360"/>
+      </w:pPr>
+    </w:lvl>
+    <w:lvl w:ilvl="5" w:tentative="1">
+      <w:start w:val="1"/>
+      <w:numFmt w:val="decimal"/>
+      <w:lvlText w:val="%6."/>
+      <w:lvlJc w:val="left"/>
+      <w:pPr>
+        <w:tabs>
+          <w:tab w:val="num" w:pos="4320"/>
+        </w:tabs>
+        <w:ind w:left="4320" w:hanging="360"/>
+      </w:pPr>
+    </w:lvl>
+    <w:lvl w:ilvl="6" w:tentative="1">
+      <w:start w:val="1"/>
+      <w:numFmt w:val="decimal"/>
+      <w:lvlText w:val="%7."/>
+      <w:lvlJc w:val="left"/>
+      <w:pPr>
+        <w:tabs>
+          <w:tab w:val="num" w:pos="5040"/>
+        </w:tabs>
+        <w:ind w:left="5040" w:hanging="360"/>
+      </w:pPr>
+    </w:lvl>
+    <w:lvl w:ilvl="7" w:tentative="1">
+      <w:start w:val="1"/>
+      <w:numFmt w:val="decimal"/>
+      <w:lvlText w:val="%8."/>
+      <w:lvlJc w:val="left"/>
+      <w:pPr>
+        <w:tabs>
+          <w:tab w:val="num" w:pos="5760"/>
+        </w:tabs>
+        <w:ind w:left="5760" w:hanging="360"/>
+      </w:pPr>
+    </w:lvl>
+    <w:lvl w:ilvl="8" w:tentative="1">
+      <w:start w:val="1"/>
+      <w:numFmt w:val="decimal"/>
+      <w:lvlText w:val="%9."/>
+      <w:lvlJc w:val="left"/>
+      <w:pPr>
+        <w:tabs>
+          <w:tab w:val="num" w:pos="6480"/>
+        </w:tabs>
+        <w:ind w:left="6480" w:hanging="360"/>
+      </w:pPr>
+    </w:lvl>
+  </w:abstractNum>
+  <w:abstractNum w:abstractNumId="2" w15:restartNumberingAfterBreak="0">
     <w:nsid w:val="27662B50"/>
     <w:multiLevelType w:val="multilevel"/>
     <w:tmpl w:val="AB3E18B0"/>
@@ -6222,7 +6583,7 @@
       </w:pPr>
     </w:lvl>
   </w:abstractNum>
-  <w:abstractNum w:abstractNumId="2" w15:restartNumberingAfterBreak="0">
+  <w:abstractNum w:abstractNumId="3" w15:restartNumberingAfterBreak="0">
     <w:nsid w:val="369D75AC"/>
     <w:multiLevelType w:val="multilevel"/>
     <w:tmpl w:val="21D0A75E"/>
@@ -6335,7 +6696,7 @@
       </w:pPr>
     </w:lvl>
   </w:abstractNum>
-  <w:abstractNum w:abstractNumId="3" w15:restartNumberingAfterBreak="0">
+  <w:abstractNum w:abstractNumId="4" w15:restartNumberingAfterBreak="0">
     <w:nsid w:val="3916339B"/>
     <w:multiLevelType w:val="multilevel"/>
     <w:tmpl w:val="05A4A862"/>
@@ -6448,7 +6809,7 @@
       </w:pPr>
     </w:lvl>
   </w:abstractNum>
-  <w:abstractNum w:abstractNumId="4" w15:restartNumberingAfterBreak="0">
+  <w:abstractNum w:abstractNumId="5" w15:restartNumberingAfterBreak="0">
     <w:nsid w:val="408E4D5B"/>
     <w:multiLevelType w:val="multilevel"/>
     <w:tmpl w:val="DDA0CF4A"/>
@@ -6561,7 +6922,7 @@
       </w:pPr>
     </w:lvl>
   </w:abstractNum>
-  <w:abstractNum w:abstractNumId="5" w15:restartNumberingAfterBreak="0">
+  <w:abstractNum w:abstractNumId="6" w15:restartNumberingAfterBreak="0">
     <w:nsid w:val="4941135B"/>
     <w:multiLevelType w:val="multilevel"/>
     <w:tmpl w:val="989AFBEA"/>
@@ -6674,7 +7035,7 @@
       </w:pPr>
     </w:lvl>
   </w:abstractNum>
-  <w:abstractNum w:abstractNumId="6" w15:restartNumberingAfterBreak="0">
+  <w:abstractNum w:abstractNumId="7" w15:restartNumberingAfterBreak="0">
     <w:nsid w:val="70BB186F"/>
     <w:multiLevelType w:val="multilevel"/>
     <w:tmpl w:val="39225390"/>
@@ -6787,7 +7148,7 @@
       </w:pPr>
     </w:lvl>
   </w:abstractNum>
-  <w:abstractNum w:abstractNumId="7" w15:restartNumberingAfterBreak="0">
+  <w:abstractNum w:abstractNumId="8" w15:restartNumberingAfterBreak="0">
     <w:nsid w:val="71DB38F1"/>
     <w:multiLevelType w:val="multilevel"/>
     <w:tmpl w:val="7D86EB56"/>
@@ -6900,7 +7261,7 @@
       </w:pPr>
     </w:lvl>
   </w:abstractNum>
-  <w:abstractNum w:abstractNumId="8" w15:restartNumberingAfterBreak="0">
+  <w:abstractNum w:abstractNumId="9" w15:restartNumberingAfterBreak="0">
     <w:nsid w:val="75DC39E6"/>
     <w:multiLevelType w:val="multilevel"/>
     <w:tmpl w:val="EC32B9C4"/>
@@ -7013,7 +7374,7 @@
       </w:pPr>
     </w:lvl>
   </w:abstractNum>
-  <w:abstractNum w:abstractNumId="9" w15:restartNumberingAfterBreak="0">
+  <w:abstractNum w:abstractNumId="10" w15:restartNumberingAfterBreak="0">
     <w:nsid w:val="7CB56ECB"/>
     <w:multiLevelType w:val="multilevel"/>
     <w:tmpl w:val="636CB9CC"/>
@@ -7127,34 +7488,37 @@
     </w:lvl>
   </w:abstractNum>
   <w:num w:numId="1" w16cid:durableId="809784725">
-    <w:abstractNumId w:val="1"/>
+    <w:abstractNumId w:val="2"/>
   </w:num>
   <w:num w:numId="2" w16cid:durableId="134880570">
-    <w:abstractNumId w:val="6"/>
+    <w:abstractNumId w:val="7"/>
   </w:num>
   <w:num w:numId="3" w16cid:durableId="298078257">
-    <w:abstractNumId w:val="8"/>
+    <w:abstractNumId w:val="9"/>
   </w:num>
   <w:num w:numId="4" w16cid:durableId="669992744">
-    <w:abstractNumId w:val="3"/>
+    <w:abstractNumId w:val="4"/>
   </w:num>
   <w:num w:numId="5" w16cid:durableId="1786999754">
-    <w:abstractNumId w:val="4"/>
+    <w:abstractNumId w:val="5"/>
   </w:num>
   <w:num w:numId="6" w16cid:durableId="286855976">
     <w:abstractNumId w:val="0"/>
   </w:num>
   <w:num w:numId="7" w16cid:durableId="1991785932">
-    <w:abstractNumId w:val="7"/>
+    <w:abstractNumId w:val="8"/>
   </w:num>
   <w:num w:numId="8" w16cid:durableId="851458950">
-    <w:abstractNumId w:val="2"/>
+    <w:abstractNumId w:val="3"/>
   </w:num>
   <w:num w:numId="9" w16cid:durableId="1056508381">
-    <w:abstractNumId w:val="9"/>
+    <w:abstractNumId w:val="10"/>
   </w:num>
   <w:num w:numId="10" w16cid:durableId="104882781">
-    <w:abstractNumId w:val="5"/>
+    <w:abstractNumId w:val="6"/>
+  </w:num>
+  <w:num w:numId="11" w16cid:durableId="1336616459">
+    <w:abstractNumId w:val="1"/>
   </w:num>
 </w:numbering>
 </file>
